--- a/docs/docx/admin-guide.docx
+++ b/docs/docx/admin-guide.docx
@@ -23,7 +23,7 @@
       </w:pPr>
       <w:r>
         <w:rPr/>
-        <w:t>Планировщик отпусков 0.3.0 · Сотрудники, справочники, настройки и аудит</w:t>
+        <w:t>Планировщик отпусков 0.4.0 · Сотрудники, справочники, настройки и аудит</w:t>
       </w:r>
     </w:p>
     <w:p>
@@ -93,7 +93,7 @@
             </w:rPr>
             <w:fldChar w:fldCharType="separate"/>
           </w:r>
-          <w:hyperlink w:anchor="__RefHeading___Toc18666_1756087021">
+          <w:hyperlink w:anchor="__RefHeading___Toc20798_1562542824">
             <w:r>
               <w:rPr>
                 <w:webHidden/>
@@ -114,7 +114,7 @@
             </w:tabs>
             <w:rPr/>
           </w:pPr>
-          <w:hyperlink w:anchor="__RefHeading___Toc18668_1756087021">
+          <w:hyperlink w:anchor="__RefHeading___Toc20800_1562542824">
             <w:r>
               <w:rPr>
                 <w:webHidden/>
@@ -135,7 +135,7 @@
             </w:tabs>
             <w:rPr/>
           </w:pPr>
-          <w:hyperlink w:anchor="__RefHeading___Toc18670_1756087021">
+          <w:hyperlink w:anchor="__RefHeading___Toc20802_1562542824">
             <w:r>
               <w:rPr>
                 <w:webHidden/>
@@ -156,7 +156,7 @@
             </w:tabs>
             <w:rPr/>
           </w:pPr>
-          <w:hyperlink w:anchor="__RefHeading___Toc18672_1756087021">
+          <w:hyperlink w:anchor="__RefHeading___Toc20804_1562542824">
             <w:r>
               <w:rPr>
                 <w:webHidden/>
@@ -177,13 +177,34 @@
             </w:tabs>
             <w:rPr/>
           </w:pPr>
-          <w:hyperlink w:anchor="__RefHeading___Toc18674_1756087021">
+          <w:hyperlink w:anchor="__RefHeading___Toc20806_1562542824">
             <w:r>
               <w:rPr>
                 <w:webHidden/>
                 <w:rStyle w:val="IndexLink"/>
               </w:rPr>
               <w:t>3.2 Действия в строке сотрудника</w:t>
+              <w:tab/>
+              <w:t>6</w:t>
+            </w:r>
+          </w:hyperlink>
+        </w:p>
+        <w:p>
+          <w:pPr>
+            <w:pStyle w:val="TOC2"/>
+            <w:tabs>
+              <w:tab w:val="clear" w:pos="9077"/>
+              <w:tab w:val="right" w:pos="9359" w:leader="dot"/>
+            </w:tabs>
+            <w:rPr/>
+          </w:pPr>
+          <w:hyperlink w:anchor="__RefHeading___Toc20808_1562542824">
+            <w:r>
+              <w:rPr>
+                <w:webHidden/>
+                <w:rStyle w:val="IndexLink"/>
+              </w:rPr>
+              <w:t>3.3 Импорт из файла</w:t>
               <w:tab/>
               <w:t>6</w:t>
             </w:r>
@@ -198,7 +219,7 @@
             </w:tabs>
             <w:rPr/>
           </w:pPr>
-          <w:hyperlink w:anchor="__RefHeading___Toc18676_1756087021">
+          <w:hyperlink w:anchor="__RefHeading___Toc20810_1562542824">
             <w:r>
               <w:rPr>
                 <w:webHidden/>
@@ -206,7 +227,7 @@
               </w:rPr>
               <w:t>4 Справочники</w:t>
               <w:tab/>
-              <w:t>7</w:t>
+              <w:t>8</w:t>
             </w:r>
           </w:hyperlink>
         </w:p>
@@ -219,7 +240,7 @@
             </w:tabs>
             <w:rPr/>
           </w:pPr>
-          <w:hyperlink w:anchor="__RefHeading___Toc18678_1756087021">
+          <w:hyperlink w:anchor="__RefHeading___Toc20812_1562542824">
             <w:r>
               <w:rPr>
                 <w:webHidden/>
@@ -227,7 +248,7 @@
               </w:rPr>
               <w:t>4.1 Отделы и проекты</w:t>
               <w:tab/>
-              <w:t>7</w:t>
+              <w:t>8</w:t>
             </w:r>
           </w:hyperlink>
         </w:p>
@@ -240,7 +261,7 @@
             </w:tabs>
             <w:rPr/>
           </w:pPr>
-          <w:hyperlink w:anchor="__RefHeading___Toc18680_1756087021">
+          <w:hyperlink w:anchor="__RefHeading___Toc20814_1562542824">
             <w:r>
               <w:rPr>
                 <w:webHidden/>
@@ -248,7 +269,7 @@
               </w:rPr>
               <w:t>4.2 Производственный календарь</w:t>
               <w:tab/>
-              <w:t>7</w:t>
+              <w:t>8</w:t>
             </w:r>
           </w:hyperlink>
         </w:p>
@@ -261,7 +282,7 @@
             </w:tabs>
             <w:rPr/>
           </w:pPr>
-          <w:hyperlink w:anchor="__RefHeading___Toc18682_1756087021">
+          <w:hyperlink w:anchor="__RefHeading___Toc20816_1562542824">
             <w:r>
               <w:rPr>
                 <w:webHidden/>
@@ -269,7 +290,7 @@
               </w:rPr>
               <w:t>5 Правила организации</w:t>
               <w:tab/>
-              <w:t>8</w:t>
+              <w:t>10</w:t>
             </w:r>
           </w:hyperlink>
         </w:p>
@@ -282,7 +303,7 @@
             </w:tabs>
             <w:rPr/>
           </w:pPr>
-          <w:hyperlink w:anchor="__RefHeading___Toc18684_1756087021">
+          <w:hyperlink w:anchor="__RefHeading___Toc20818_1562542824">
             <w:r>
               <w:rPr>
                 <w:webHidden/>
@@ -290,7 +311,7 @@
               </w:rPr>
               <w:t>6 Выгрузки</w:t>
               <w:tab/>
-              <w:t>9</w:t>
+              <w:t>11</w:t>
             </w:r>
           </w:hyperlink>
         </w:p>
@@ -303,7 +324,7 @@
             </w:tabs>
             <w:rPr/>
           </w:pPr>
-          <w:hyperlink w:anchor="__RefHeading___Toc18686_1756087021">
+          <w:hyperlink w:anchor="__RefHeading___Toc20820_1562542824">
             <w:r>
               <w:rPr>
                 <w:webHidden/>
@@ -311,7 +332,7 @@
               </w:rPr>
               <w:t>7 Журнал аудита</w:t>
               <w:tab/>
-              <w:t>10</w:t>
+              <w:t>12</w:t>
             </w:r>
           </w:hyperlink>
         </w:p>
@@ -324,7 +345,7 @@
             </w:tabs>
             <w:rPr/>
           </w:pPr>
-          <w:hyperlink w:anchor="__RefHeading___Toc18688_1756087021">
+          <w:hyperlink w:anchor="__RefHeading___Toc20822_1562542824">
             <w:r>
               <w:rPr>
                 <w:webHidden/>
@@ -332,7 +353,7 @@
               </w:rPr>
               <w:t>8 Типовые операции</w:t>
               <w:tab/>
-              <w:t>11</w:t>
+              <w:t>13</w:t>
             </w:r>
           </w:hyperlink>
           <w:r>
@@ -349,7 +370,7 @@
         <w:pStyle w:val="Heading1"/>
         <w:rPr/>
       </w:pPr>
-      <w:bookmarkStart w:id="0" w:name="__RefHeading___Toc18666_1756087021"/>
+      <w:bookmarkStart w:id="0" w:name="__RefHeading___Toc20798_1562542824"/>
       <w:bookmarkStart w:id="1" w:name="о-руководстве"/>
       <w:bookmarkEnd w:id="0"/>
       <w:r>
@@ -379,10 +400,20 @@
         <w:pStyle w:val="BodyText"/>
         <w:rPr/>
       </w:pPr>
+      <w:r>
+        <w:rPr/>
+        <w:t>Администратор — учётная запись с признаком «Администратор системы». Ему доступны все возможности руководителя для всей организации и разделы «Сотрудники», «Справочники», «Журнал аудита», а также правила организации в «Профиле и настройках».</w:t>
+      </w:r>
+    </w:p>
+    <w:p>
+      <w:pPr>
+        <w:pStyle w:val="BodyText"/>
+        <w:rPr/>
+      </w:pPr>
       <w:bookmarkStart w:id="2" w:name="о-руководстве"/>
       <w:r>
         <w:rPr/>
-        <w:t>Администратор — учётная запись с признаком «Администратор системы». Ему доступны все возможности руководителя для всей организации и разделы «Сотрудники», «Справочники», «Журнал аудита», а также правила организации в «Профиле и настройках».</w:t>
+        <w:t>Кадровая служба — учётная запись с признаком «Кадровая служба». Она ведёт сотрудников, импорт, оргструктуру и производственный календарь, видит выгрузки, аналитику и журнал аудита всей организации, но не меняет правила организации и не согласует чужие заявки. Раздел меню называется «Кадровая служба».</w:t>
       </w:r>
       <w:bookmarkEnd w:id="2"/>
     </w:p>
@@ -391,7 +422,7 @@
         <w:pStyle w:val="Heading1"/>
         <w:rPr/>
       </w:pPr>
-      <w:bookmarkStart w:id="3" w:name="__RefHeading___Toc18668_1756087021"/>
+      <w:bookmarkStart w:id="3" w:name="__RefHeading___Toc20800_1562542824"/>
       <w:bookmarkStart w:id="4" w:name="первый-запуск"/>
       <w:bookmarkEnd w:id="3"/>
       <w:r>
@@ -411,7 +442,7 @@
         <w:pStyle w:val="Compact"/>
         <w:numPr>
           <w:ilvl w:val="0"/>
-          <w:numId w:val="3"/>
+          <w:numId w:val="5"/>
         </w:numPr>
         <w:rPr/>
       </w:pPr>
@@ -431,7 +462,7 @@
       </w:pPr>
       <w:r>
         <w:rPr/>
-        <w:t>«Справочники → Производственный календарь»: убедитесь, что календарь текущего и следующего года загружен.</w:t>
+        <w:t>«Сотрудники → Импорт»: загрузите сотрудников из кадровой системы файлом XLSX или CSV — отделы и руководители создадутся вместе с ними. Небольшую организацию можно завести вручную кнопкой «Добавить».</w:t>
       </w:r>
     </w:p>
     <w:p>
@@ -445,7 +476,7 @@
       </w:pPr>
       <w:r>
         <w:rPr/>
-        <w:t>«Справочники → Отделы»: создайте отделы и назначьте руководителей.</w:t>
+        <w:t>Назначьте кадровую службу: в карточках её сотрудников отметьте «Кадровая служба».</w:t>
       </w:r>
     </w:p>
     <w:p>
@@ -459,7 +490,7 @@
       </w:pPr>
       <w:r>
         <w:rPr/>
-        <w:t>«Сотрудники»: заведите сотрудников, укажите отдел, руководителя, норму дней и перенос остатка.</w:t>
+        <w:t>«Справочники → Производственный календарь»: проверьте календарь текущего и следующего года, при необходимости загрузите файл.</w:t>
       </w:r>
     </w:p>
     <w:p>
@@ -473,7 +504,7 @@
       </w:pPr>
       <w:r>
         <w:rPr/>
-        <w:t>«Профиль и настройки → Правила организации»: задайте порог конфликта и политику лимита.</w:t>
+        <w:t>«Профиль и настройки → Правила организации»: задайте порог конфликта и политику лимита. Если почта настроена, отправьте себе проверочное письмо.</w:t>
       </w:r>
     </w:p>
     <w:p>
@@ -488,7 +519,7 @@
       <w:bookmarkStart w:id="5" w:name="первый-запуск"/>
       <w:r>
         <w:rPr/>
-        <w:t>Раздайте сотрудникам логины и одноразовые пароли.</w:t>
+        <w:t>Раздайте сотрудникам логины и одноразовые пароли. При едином входе пароли не нужны — сотрудники входят корпоративной учётной записью.</w:t>
       </w:r>
       <w:bookmarkEnd w:id="5"/>
     </w:p>
@@ -497,7 +528,7 @@
         <w:pStyle w:val="Heading1"/>
         <w:rPr/>
       </w:pPr>
-      <w:bookmarkStart w:id="6" w:name="__RefHeading___Toc18670_1756087021"/>
+      <w:bookmarkStart w:id="6" w:name="__RefHeading___Toc20802_1562542824"/>
       <w:bookmarkStart w:id="7" w:name="сотрудники"/>
       <w:bookmarkEnd w:id="6"/>
       <w:r>
@@ -583,7 +614,7 @@
         <w:pStyle w:val="Heading2"/>
         <w:rPr/>
       </w:pPr>
-      <w:bookmarkStart w:id="8" w:name="__RefHeading___Toc18672_1756087021"/>
+      <w:bookmarkStart w:id="8" w:name="__RefHeading___Toc20804_1562542824"/>
       <w:bookmarkStart w:id="9" w:name="новый-сотрудник"/>
       <w:bookmarkEnd w:id="8"/>
       <w:r>
@@ -804,7 +835,7 @@
                 <w:szCs w:val="24"/>
                 <w:lang w:val="en-US" w:eastAsia="en-US" w:bidi="ar-SA"/>
               </w:rPr>
-              <w:t>Должность, отдел</w:t>
+              <w:t>Email</w:t>
             </w:r>
           </w:p>
         </w:tc>
@@ -837,7 +868,7 @@
                 <w:szCs w:val="24"/>
                 <w:lang w:val="en-US" w:eastAsia="en-US" w:bidi="ar-SA"/>
               </w:rPr>
-              <w:t>Отображаются в графике и аналитике</w:t>
+              <w:t>Адрес для писем о заявках; уникален</w:t>
             </w:r>
           </w:p>
         </w:tc>
@@ -873,7 +904,7 @@
                 <w:szCs w:val="24"/>
                 <w:lang w:val="en-US" w:eastAsia="en-US" w:bidi="ar-SA"/>
               </w:rPr>
-              <w:t>Руководитель</w:t>
+              <w:t>Должность, отдел</w:t>
             </w:r>
           </w:p>
         </w:tc>
@@ -906,7 +937,7 @@
                 <w:szCs w:val="24"/>
                 <w:lang w:val="en-US" w:eastAsia="en-US" w:bidi="ar-SA"/>
               </w:rPr>
-              <w:t>Согласует заявки сотрудника и ведёт его график работы; выбирается из сотрудников отдела</w:t>
+              <w:t>Отображаются в графике и аналитике</w:t>
             </w:r>
           </w:p>
         </w:tc>
@@ -942,7 +973,7 @@
                 <w:szCs w:val="24"/>
                 <w:lang w:val="en-US" w:eastAsia="en-US" w:bidi="ar-SA"/>
               </w:rPr>
-              <w:t>Тип занятости</w:t>
+              <w:t>Руководитель</w:t>
             </w:r>
           </w:p>
         </w:tc>
@@ -975,7 +1006,7 @@
                 <w:szCs w:val="24"/>
                 <w:lang w:val="en-US" w:eastAsia="en-US" w:bidi="ar-SA"/>
               </w:rPr>
-              <w:t>Штатный сотрудник или ИП/самозанятый (без отпуска: заявки для них не оформляются)</w:t>
+              <w:t>Согласует заявки сотрудника и ведёт его график работы; выбирается из сотрудников отдела</w:t>
             </w:r>
           </w:p>
         </w:tc>
@@ -1011,7 +1042,7 @@
                 <w:szCs w:val="24"/>
                 <w:lang w:val="en-US" w:eastAsia="en-US" w:bidi="ar-SA"/>
               </w:rPr>
-              <w:t>Норма дней в год</w:t>
+              <w:t>Тип занятости</w:t>
             </w:r>
           </w:p>
         </w:tc>
@@ -1044,7 +1075,7 @@
                 <w:szCs w:val="24"/>
                 <w:lang w:val="en-US" w:eastAsia="en-US" w:bidi="ar-SA"/>
               </w:rPr>
-              <w:t>Обычно 28; больше — для дополнительных отпусков</w:t>
+              <w:t>Штатный сотрудник или ИП/самозанятый (без отпуска: заявки для них не оформляются)</w:t>
             </w:r>
           </w:p>
         </w:tc>
@@ -1080,7 +1111,7 @@
                 <w:szCs w:val="24"/>
                 <w:lang w:val="en-US" w:eastAsia="en-US" w:bidi="ar-SA"/>
               </w:rPr>
-              <w:t>Перенос с прошлых лет</w:t>
+              <w:t>Норма дней в год</w:t>
             </w:r>
           </w:p>
         </w:tc>
@@ -1113,7 +1144,7 @@
                 <w:szCs w:val="24"/>
                 <w:lang w:val="en-US" w:eastAsia="en-US" w:bidi="ar-SA"/>
               </w:rPr>
-              <w:t>Неиспользованный остаток, который переходит в текущий год</w:t>
+              <w:t>Обычно 28; больше — для дополнительных отпусков</w:t>
             </w:r>
           </w:p>
         </w:tc>
@@ -1149,7 +1180,7 @@
                 <w:szCs w:val="24"/>
                 <w:lang w:val="en-US" w:eastAsia="en-US" w:bidi="ar-SA"/>
               </w:rPr>
-              <w:t>Руководитель (флажок)</w:t>
+              <w:t>Перенос с прошлых лет</w:t>
             </w:r>
           </w:p>
         </w:tc>
@@ -1182,7 +1213,7 @@
                 <w:szCs w:val="24"/>
                 <w:lang w:val="en-US" w:eastAsia="en-US" w:bidi="ar-SA"/>
               </w:rPr>
-              <w:t>Признак руководителя для отчётов и интерфейса</w:t>
+              <w:t>Неиспользованный остаток, который переходит в текущий год</w:t>
             </w:r>
           </w:p>
         </w:tc>
@@ -1218,7 +1249,7 @@
                 <w:szCs w:val="24"/>
                 <w:lang w:val="en-US" w:eastAsia="en-US" w:bidi="ar-SA"/>
               </w:rPr>
-              <w:t>Администратор системы</w:t>
+              <w:t>Руководитель (флажок)</w:t>
             </w:r>
           </w:p>
         </w:tc>
@@ -1251,7 +1282,7 @@
                 <w:szCs w:val="24"/>
                 <w:lang w:val="en-US" w:eastAsia="en-US" w:bidi="ar-SA"/>
               </w:rPr>
-              <w:t>Полный доступ — выдавайте ограниченному кругу</w:t>
+              <w:t>Признак руководителя для отчётов и интерфейса</w:t>
             </w:r>
           </w:p>
         </w:tc>
@@ -1287,6 +1318,144 @@
                 <w:szCs w:val="24"/>
                 <w:lang w:val="en-US" w:eastAsia="en-US" w:bidi="ar-SA"/>
               </w:rPr>
+              <w:t>Кадровая служба</w:t>
+            </w:r>
+          </w:p>
+        </w:tc>
+        <w:tc>
+          <w:tcPr>
+            <w:tcW w:w="4680" w:type="dxa"/>
+            <w:tcBorders>
+              <w:top w:val="single" w:sz="4" w:space="0" w:color="D6DCEA"/>
+              <w:left w:val="single" w:sz="4" w:space="0" w:color="D6DCEA"/>
+              <w:bottom w:val="single" w:sz="4" w:space="0" w:color="D6DCEA"/>
+              <w:right w:val="single" w:sz="4" w:space="0" w:color="D6DCEA"/>
+            </w:tcBorders>
+          </w:tcPr>
+          <w:p>
+            <w:pPr>
+              <w:pStyle w:val="Compact"/>
+              <w:widowControl/>
+              <w:spacing w:before="36" w:after="40"/>
+              <w:jc w:val="left"/>
+              <w:rPr>
+                <w:kern w:val="0"/>
+                <w:szCs w:val="24"/>
+                <w:lang w:val="en-US" w:eastAsia="en-US" w:bidi="ar-SA"/>
+              </w:rPr>
+            </w:pPr>
+            <w:r>
+              <w:rPr>
+                <w:kern w:val="0"/>
+                <w:sz w:val="18"/>
+                <w:szCs w:val="24"/>
+                <w:lang w:val="en-US" w:eastAsia="en-US" w:bidi="ar-SA"/>
+              </w:rPr>
+              <w:t>Права кадровой службы; отмечает только администратор</w:t>
+            </w:r>
+          </w:p>
+        </w:tc>
+      </w:tr>
+      <w:tr>
+        <w:trPr/>
+        <w:tc>
+          <w:tcPr>
+            <w:tcW w:w="4679" w:type="dxa"/>
+            <w:tcBorders>
+              <w:top w:val="single" w:sz="4" w:space="0" w:color="D6DCEA"/>
+              <w:left w:val="single" w:sz="4" w:space="0" w:color="D6DCEA"/>
+              <w:bottom w:val="single" w:sz="4" w:space="0" w:color="D6DCEA"/>
+              <w:right w:val="single" w:sz="4" w:space="0" w:color="D6DCEA"/>
+            </w:tcBorders>
+          </w:tcPr>
+          <w:p>
+            <w:pPr>
+              <w:pStyle w:val="Compact"/>
+              <w:widowControl/>
+              <w:spacing w:before="36" w:after="40"/>
+              <w:jc w:val="left"/>
+              <w:rPr>
+                <w:kern w:val="0"/>
+                <w:szCs w:val="24"/>
+                <w:lang w:val="en-US" w:eastAsia="en-US" w:bidi="ar-SA"/>
+              </w:rPr>
+            </w:pPr>
+            <w:r>
+              <w:rPr>
+                <w:kern w:val="0"/>
+                <w:sz w:val="18"/>
+                <w:szCs w:val="24"/>
+                <w:lang w:val="en-US" w:eastAsia="en-US" w:bidi="ar-SA"/>
+              </w:rPr>
+              <w:t>Администратор системы</w:t>
+            </w:r>
+          </w:p>
+        </w:tc>
+        <w:tc>
+          <w:tcPr>
+            <w:tcW w:w="4680" w:type="dxa"/>
+            <w:tcBorders>
+              <w:top w:val="single" w:sz="4" w:space="0" w:color="D6DCEA"/>
+              <w:left w:val="single" w:sz="4" w:space="0" w:color="D6DCEA"/>
+              <w:bottom w:val="single" w:sz="4" w:space="0" w:color="D6DCEA"/>
+              <w:right w:val="single" w:sz="4" w:space="0" w:color="D6DCEA"/>
+            </w:tcBorders>
+          </w:tcPr>
+          <w:p>
+            <w:pPr>
+              <w:pStyle w:val="Compact"/>
+              <w:widowControl/>
+              <w:spacing w:before="36" w:after="40"/>
+              <w:jc w:val="left"/>
+              <w:rPr>
+                <w:kern w:val="0"/>
+                <w:szCs w:val="24"/>
+                <w:lang w:val="en-US" w:eastAsia="en-US" w:bidi="ar-SA"/>
+              </w:rPr>
+            </w:pPr>
+            <w:r>
+              <w:rPr>
+                <w:kern w:val="0"/>
+                <w:sz w:val="18"/>
+                <w:szCs w:val="24"/>
+                <w:lang w:val="en-US" w:eastAsia="en-US" w:bidi="ar-SA"/>
+              </w:rPr>
+              <w:t>Полный доступ — выдавайте ограниченному кругу; отмечает только администратор</w:t>
+            </w:r>
+          </w:p>
+        </w:tc>
+      </w:tr>
+      <w:tr>
+        <w:trPr/>
+        <w:tc>
+          <w:tcPr>
+            <w:tcW w:w="4679" w:type="dxa"/>
+            <w:tcBorders>
+              <w:top w:val="single" w:sz="4" w:space="0" w:color="D6DCEA"/>
+              <w:left w:val="single" w:sz="4" w:space="0" w:color="D6DCEA"/>
+              <w:bottom w:val="single" w:sz="4" w:space="0" w:color="D6DCEA"/>
+              <w:right w:val="single" w:sz="4" w:space="0" w:color="D6DCEA"/>
+            </w:tcBorders>
+          </w:tcPr>
+          <w:p>
+            <w:pPr>
+              <w:pStyle w:val="Compact"/>
+              <w:widowControl/>
+              <w:spacing w:before="36" w:after="40"/>
+              <w:jc w:val="left"/>
+              <w:rPr>
+                <w:kern w:val="0"/>
+                <w:szCs w:val="24"/>
+                <w:lang w:val="en-US" w:eastAsia="en-US" w:bidi="ar-SA"/>
+              </w:rPr>
+            </w:pPr>
+            <w:r>
+              <w:rPr>
+                <w:kern w:val="0"/>
+                <w:sz w:val="18"/>
+                <w:szCs w:val="24"/>
+                <w:lang w:val="en-US" w:eastAsia="en-US" w:bidi="ar-SA"/>
+              </w:rPr>
               <w:t>Логин, пароль</w:t>
             </w:r>
           </w:p>
@@ -1343,7 +1512,7 @@
         <w:pStyle w:val="Heading2"/>
         <w:rPr/>
       </w:pPr>
-      <w:bookmarkStart w:id="11" w:name="__RefHeading___Toc18674_1756087021"/>
+      <w:bookmarkStart w:id="11" w:name="__RefHeading___Toc20806_1562542824"/>
       <w:bookmarkStart w:id="12" w:name="действия-в-строке-сотрудника"/>
       <w:bookmarkEnd w:id="11"/>
       <w:r>
@@ -1736,95 +1905,31 @@
         <w:pStyle w:val="BodyText"/>
         <w:rPr/>
       </w:pPr>
-      <w:bookmarkStart w:id="13" w:name="сотрудники"/>
-      <w:bookmarkStart w:id="14" w:name="действия-в-строке-сотрудника"/>
-      <w:r>
-        <w:rPr/>
-        <w:t>Последнего администратора нельзя уволить или лишить прав — планировщик откажет.</w:t>
+      <w:bookmarkStart w:id="13" w:name="действия-в-строке-сотрудника"/>
+      <w:r>
+        <w:rPr/>
+        <w:t>Последнего администратора нельзя уволить или лишить прав — планировщик откажет. Кадровая служба не меняет учётные записи администраторов и коллег по службе: в их строке вместо действий — значок щита.</w:t>
       </w:r>
       <w:bookmarkEnd w:id="13"/>
+    </w:p>
+    <w:p>
+      <w:pPr>
+        <w:pStyle w:val="Heading2"/>
+        <w:rPr/>
+      </w:pPr>
+      <w:bookmarkStart w:id="14" w:name="__RefHeading___Toc20808_1562542824"/>
+      <w:bookmarkStart w:id="15" w:name="импорт-из-файла"/>
       <w:bookmarkEnd w:id="14"/>
-    </w:p>
-    <w:p>
-      <w:pPr>
-        <w:pStyle w:val="Heading1"/>
-        <w:rPr/>
-      </w:pPr>
-      <w:bookmarkStart w:id="15" w:name="__RefHeading___Toc18676_1756087021"/>
-      <w:bookmarkStart w:id="16" w:name="справочники"/>
-      <w:bookmarkEnd w:id="15"/>
       <w:r>
         <w:rPr>
           <w:rStyle w:val="SectionNumber"/>
         </w:rPr>
-        <w:t>4</w:t>
+        <w:t>3.3</w:t>
       </w:r>
       <w:r>
         <w:rPr/>
         <w:tab/>
-        <w:t>Справочники</w:t>
-      </w:r>
-    </w:p>
-    <w:p>
-      <w:pPr>
-        <w:pStyle w:val="Heading2"/>
-        <w:rPr/>
-      </w:pPr>
-      <w:bookmarkStart w:id="17" w:name="__RefHeading___Toc18678_1756087021"/>
-      <w:bookmarkStart w:id="18" w:name="отделы-и-проекты"/>
-      <w:bookmarkEnd w:id="17"/>
-      <w:r>
-        <w:rPr>
-          <w:rStyle w:val="SectionNumber"/>
-        </w:rPr>
-        <w:t>4.1</w:t>
-      </w:r>
-      <w:r>
-        <w:rPr/>
-        <w:tab/>
-        <w:t>Отделы и проекты</w:t>
-      </w:r>
-    </w:p>
-    <w:p>
-      <w:pPr>
-        <w:pStyle w:val="FirstParagraph"/>
-        <w:rPr/>
-      </w:pPr>
-      <w:r>
-        <w:rPr/>
-        <w:t>Вкладки «Отделы» и «Проекты» показывают название, руководителя и численность. Отдел без руководителя отмечен «не назначен». Удалить можно только пустой отдел или проект: сначала переведите сотрудников.</w:t>
-      </w:r>
-    </w:p>
-    <w:p>
-      <w:pPr>
-        <w:pStyle w:val="BodyText"/>
-        <w:rPr/>
-      </w:pPr>
-      <w:bookmarkStart w:id="19" w:name="отделы-и-проекты"/>
-      <w:r>
-        <w:rPr/>
-        <w:t>Руководитель отдела выгружает отпуска своего отдела и видит его аналитику.</w:t>
-      </w:r>
-      <w:bookmarkEnd w:id="19"/>
-    </w:p>
-    <w:p>
-      <w:pPr>
-        <w:pStyle w:val="Heading2"/>
-        <w:rPr/>
-      </w:pPr>
-      <w:bookmarkStart w:id="20" w:name="__RefHeading___Toc18680_1756087021"/>
-      <w:bookmarkStart w:id="21" w:name="производственный-календарь"/>
-      <w:bookmarkEnd w:id="20"/>
-      <w:r>
-        <w:rPr>
-          <w:rStyle w:val="SectionNumber"/>
-        </w:rPr>
-        <w:t>4.2</w:t>
-      </w:r>
-      <w:r>
-        <w:rPr/>
-        <w:tab/>
-        <w:t>Производственный календарь</w:t>
+        <w:t>Импорт из файла</w:t>
       </w:r>
     </w:p>
     <w:p>
@@ -1838,7 +1943,7 @@
           <wp:inline distT="0" distB="0" distL="0" distR="0">
             <wp:extent cx="5334000" cy="3333750"/>
             <wp:effectExtent l="0" t="0" r="0" b="0"/>
-            <wp:docPr id="2" name="Image2" descr="Производственный календарь"/>
+            <wp:docPr id="2" name="Image2" descr="Импорт сотрудников: предпросмотр"/>
             <wp:cNvGraphicFramePr>
               <a:graphicFrameLocks xmlns:a="http://schemas.openxmlformats.org/drawingml/2006/main" noChangeAspect="1"/>
             </wp:cNvGraphicFramePr>
@@ -1846,7 +1951,7 @@
               <a:graphicData uri="http://schemas.openxmlformats.org/drawingml/2006/picture">
                 <pic:pic xmlns:pic="http://schemas.openxmlformats.org/drawingml/2006/picture">
                   <pic:nvPicPr>
-                    <pic:cNvPr id="2" name="Image2" descr="Производственный календарь"/>
+                    <pic:cNvPr id="2" name="Image2" descr="Импорт сотрудников: предпросмотр"/>
                     <pic:cNvPicPr>
                       <a:picLocks noChangeAspect="1" noChangeArrowheads="1"/>
                     </pic:cNvPicPr>
@@ -1880,7 +1985,7 @@
       </w:pPr>
       <w:r>
         <w:rPr/>
-        <w:t>Производственный календарь</w:t>
+        <w:t>Импорт сотрудников: предпросмотр</w:t>
       </w:r>
     </w:p>
     <w:p>
@@ -1890,49 +1995,63 @@
       </w:pPr>
       <w:r>
         <w:rPr/>
-        <w:t>Календарь задаёт нерабочие праздничные дни года. Он влияет на расчёт дней отпуска (праздники в отпуск не входят), на аналитику (доля отдела считается по рабочим дням) и на подсветку в интерфейсе. Если календарь года не загружен, дни отпуска считаются календарными — раздел покажет предупреждение.</w:t>
-      </w:r>
-    </w:p>
-    <w:p>
-      <w:pPr>
-        <w:pStyle w:val="BodyText"/>
-        <w:rPr/>
-      </w:pPr>
-      <w:r>
-        <w:rPr/>
-        <w:t xml:space="preserve">Календарь на новый год добавляется данными — строкой таблицы </w:t>
-      </w:r>
-      <w:r>
-        <w:rPr>
-          <w:rStyle w:val="VerbatimChar"/>
-        </w:rPr>
-        <w:t>calendars</w:t>
-      </w:r>
-      <w:r>
-        <w:rPr/>
-        <w:t xml:space="preserve"> (руководство по развёртыванию, раздел «Обслуживание»), без изменения программы.</w:t>
-      </w:r>
-      <w:bookmarkEnd w:id="16"/>
-      <w:bookmarkEnd w:id="21"/>
-    </w:p>
-    <w:p>
-      <w:pPr>
-        <w:pStyle w:val="Heading1"/>
-        <w:rPr/>
-      </w:pPr>
-      <w:bookmarkStart w:id="22" w:name="__RefHeading___Toc18682_1756087021"/>
-      <w:bookmarkStart w:id="23" w:name="правила-организации"/>
-      <w:bookmarkEnd w:id="22"/>
-      <w:r>
-        <w:rPr>
-          <w:rStyle w:val="SectionNumber"/>
-        </w:rPr>
-        <w:t>5</w:t>
-      </w:r>
-      <w:r>
-        <w:rPr/>
-        <w:tab/>
-        <w:t>Правила организации</w:t>
+        <w:t>Кнопка «Импорт» загружает сотрудников и остатки из XLSX или CSV — так переносят данные из 1С:ЗУП или другой кадровой системы.</w:t>
+      </w:r>
+    </w:p>
+    <w:p>
+      <w:pPr>
+        <w:pStyle w:val="Compact"/>
+        <w:numPr>
+          <w:ilvl w:val="0"/>
+          <w:numId w:val="6"/>
+        </w:numPr>
+        <w:rPr/>
+      </w:pPr>
+      <w:r>
+        <w:rPr/>
+        <w:t>«Скачать шаблон» — книга с колонками: ФИО, Логин, Должность, Отдел, Руководитель, Норма дней, Перенос, Тип занятости, Email.</w:t>
+      </w:r>
+    </w:p>
+    <w:p>
+      <w:pPr>
+        <w:pStyle w:val="Compact"/>
+        <w:numPr>
+          <w:ilvl w:val="0"/>
+          <w:numId w:val="7"/>
+        </w:numPr>
+        <w:rPr/>
+      </w:pPr>
+      <w:r>
+        <w:rPr/>
+        <w:t>Выберите или перетащите файл. Планировщик ничего не меняет, а показывает план: новые сотрудники, изменения «было → станет», строки без изменений и ошибки с номером строки и причиной.</w:t>
+      </w:r>
+    </w:p>
+    <w:p>
+      <w:pPr>
+        <w:pStyle w:val="Compact"/>
+        <w:numPr>
+          <w:ilvl w:val="0"/>
+          <w:numId w:val="8"/>
+        </w:numPr>
+        <w:rPr/>
+      </w:pPr>
+      <w:r>
+        <w:rPr/>
+        <w:t>Исправьте ошибки в файле и загрузите снова. «Применить» доступно, только когда ошибок нет.</w:t>
+      </w:r>
+    </w:p>
+    <w:p>
+      <w:pPr>
+        <w:pStyle w:val="Compact"/>
+        <w:numPr>
+          <w:ilvl w:val="0"/>
+          <w:numId w:val="9"/>
+        </w:numPr>
+        <w:rPr/>
+      </w:pPr>
+      <w:r>
+        <w:rPr/>
+        <w:t>После применения появятся одноразовые пароли новых сотрудников — скопируйте их, они показываются один раз.</w:t>
       </w:r>
     </w:p>
     <w:p>
@@ -1942,7 +2061,7 @@
       </w:pPr>
       <w:r>
         <w:rPr/>
-        <w:t>«Профиль и настройки → Правила организации»:</w:t>
+        <w:t>Правила сопоставления:</w:t>
       </w:r>
     </w:p>
     <w:tbl>
@@ -2000,7 +2119,7 @@
                 <w:szCs w:val="24"/>
                 <w:lang w:val="en-US" w:eastAsia="en-US" w:bidi="ar-SA"/>
               </w:rPr>
-              <w:t>Правило</w:t>
+              <w:t>Ситуация</w:t>
             </w:r>
           </w:p>
         </w:tc>
@@ -2036,7 +2155,7 @@
                 <w:szCs w:val="24"/>
                 <w:lang w:val="en-US" w:eastAsia="en-US" w:bidi="ar-SA"/>
               </w:rPr>
-              <w:t>Значение</w:t>
+              <w:t>Что делает импорт</w:t>
             </w:r>
           </w:p>
         </w:tc>
@@ -2072,7 +2191,7 @@
                 <w:szCs w:val="24"/>
                 <w:lang w:val="en-US" w:eastAsia="en-US" w:bidi="ar-SA"/>
               </w:rPr>
-              <w:t>Порог конфликта отдела</w:t>
+              <w:t>Указан логин</w:t>
             </w:r>
           </w:p>
         </w:tc>
@@ -2105,7 +2224,7 @@
                 <w:szCs w:val="24"/>
                 <w:lang w:val="en-US" w:eastAsia="en-US" w:bidi="ar-SA"/>
               </w:rPr>
-              <w:t>Доля отдела в отпуске (20–80 %), начиная с которой день считается конфликтным: штриховка на графике, предупреждения в аналитике, исключение вариантов в подборе дат</w:t>
+              <w:t>Ищет сотрудника по логину; не найден — создаёт с этим логином</w:t>
             </w:r>
           </w:p>
         </w:tc>
@@ -2141,7 +2260,7 @@
                 <w:szCs w:val="24"/>
                 <w:lang w:val="en-US" w:eastAsia="en-US" w:bidi="ar-SA"/>
               </w:rPr>
-              <w:t>Превышение остатка дней</w:t>
+              <w:t>Логина нет</w:t>
             </w:r>
           </w:p>
         </w:tc>
@@ -2174,7 +2293,7 @@
                 <w:szCs w:val="24"/>
                 <w:lang w:val="en-US" w:eastAsia="en-US" w:bidi="ar-SA"/>
               </w:rPr>
-              <w:t>«Запрещено» — заявку сверх доступного отправить нельзя; «Предупреждение» — сотрудник видит предупреждение, решает руководитель</w:t>
+              <w:t>Ищет по ФИО; несколько совпадений — ошибка строки, укажите логин</w:t>
             </w:r>
           </w:p>
         </w:tc>
@@ -2210,7 +2329,7 @@
                 <w:szCs w:val="24"/>
                 <w:lang w:val="en-US" w:eastAsia="en-US" w:bidi="ar-SA"/>
               </w:rPr>
-              <w:t>Норма дней для новых сотрудников</w:t>
+              <w:t>Новый сотрудник без логина</w:t>
             </w:r>
           </w:p>
         </w:tc>
@@ -2243,7 +2362,252 @@
                 <w:szCs w:val="24"/>
                 <w:lang w:val="en-US" w:eastAsia="en-US" w:bidi="ar-SA"/>
               </w:rPr>
-              <w:t>Подставляется в карточку нового сотрудника</w:t>
+              <w:t>Логин по ФИО транслитом (</w:t>
+            </w:r>
+            <w:r>
+              <w:rPr>
+                <w:rStyle w:val="VerbatimChar"/>
+                <w:kern w:val="0"/>
+                <w:sz w:val="18"/>
+                <w:szCs w:val="24"/>
+                <w:lang w:val="en-US" w:eastAsia="en-US" w:bidi="ar-SA"/>
+              </w:rPr>
+              <w:t>ivanov.ii</w:t>
+            </w:r>
+            <w:r>
+              <w:rPr>
+                <w:kern w:val="0"/>
+                <w:sz w:val="18"/>
+                <w:szCs w:val="24"/>
+                <w:lang w:val="en-US" w:eastAsia="en-US" w:bidi="ar-SA"/>
+              </w:rPr>
+              <w:t xml:space="preserve">, при совпадении — </w:t>
+            </w:r>
+            <w:r>
+              <w:rPr>
+                <w:rStyle w:val="VerbatimChar"/>
+                <w:kern w:val="0"/>
+                <w:sz w:val="18"/>
+                <w:szCs w:val="24"/>
+                <w:lang w:val="en-US" w:eastAsia="en-US" w:bidi="ar-SA"/>
+              </w:rPr>
+              <w:t>ivanov.ii2</w:t>
+            </w:r>
+            <w:r>
+              <w:rPr>
+                <w:kern w:val="0"/>
+                <w:sz w:val="18"/>
+                <w:szCs w:val="24"/>
+                <w:lang w:val="en-US" w:eastAsia="en-US" w:bidi="ar-SA"/>
+              </w:rPr>
+              <w:t>)</w:t>
+            </w:r>
+          </w:p>
+        </w:tc>
+      </w:tr>
+      <w:tr>
+        <w:trPr/>
+        <w:tc>
+          <w:tcPr>
+            <w:tcW w:w="4679" w:type="dxa"/>
+            <w:tcBorders>
+              <w:top w:val="single" w:sz="4" w:space="0" w:color="D6DCEA"/>
+              <w:left w:val="single" w:sz="4" w:space="0" w:color="D6DCEA"/>
+              <w:bottom w:val="single" w:sz="4" w:space="0" w:color="D6DCEA"/>
+              <w:right w:val="single" w:sz="4" w:space="0" w:color="D6DCEA"/>
+            </w:tcBorders>
+          </w:tcPr>
+          <w:p>
+            <w:pPr>
+              <w:pStyle w:val="Compact"/>
+              <w:widowControl/>
+              <w:spacing w:before="36" w:after="40"/>
+              <w:jc w:val="left"/>
+              <w:rPr>
+                <w:kern w:val="0"/>
+                <w:szCs w:val="24"/>
+                <w:lang w:val="en-US" w:eastAsia="en-US" w:bidi="ar-SA"/>
+              </w:rPr>
+            </w:pPr>
+            <w:r>
+              <w:rPr>
+                <w:kern w:val="0"/>
+                <w:sz w:val="18"/>
+                <w:szCs w:val="24"/>
+                <w:lang w:val="en-US" w:eastAsia="en-US" w:bidi="ar-SA"/>
+              </w:rPr>
+              <w:t>Пустая ячейка</w:t>
+            </w:r>
+          </w:p>
+        </w:tc>
+        <w:tc>
+          <w:tcPr>
+            <w:tcW w:w="4680" w:type="dxa"/>
+            <w:tcBorders>
+              <w:top w:val="single" w:sz="4" w:space="0" w:color="D6DCEA"/>
+              <w:left w:val="single" w:sz="4" w:space="0" w:color="D6DCEA"/>
+              <w:bottom w:val="single" w:sz="4" w:space="0" w:color="D6DCEA"/>
+              <w:right w:val="single" w:sz="4" w:space="0" w:color="D6DCEA"/>
+            </w:tcBorders>
+          </w:tcPr>
+          <w:p>
+            <w:pPr>
+              <w:pStyle w:val="Compact"/>
+              <w:widowControl/>
+              <w:spacing w:before="36" w:after="40"/>
+              <w:jc w:val="left"/>
+              <w:rPr>
+                <w:kern w:val="0"/>
+                <w:szCs w:val="24"/>
+                <w:lang w:val="en-US" w:eastAsia="en-US" w:bidi="ar-SA"/>
+              </w:rPr>
+            </w:pPr>
+            <w:r>
+              <w:rPr>
+                <w:kern w:val="0"/>
+                <w:sz w:val="18"/>
+                <w:szCs w:val="24"/>
+                <w:lang w:val="en-US" w:eastAsia="en-US" w:bidi="ar-SA"/>
+              </w:rPr>
+              <w:t>Значение не меняется</w:t>
+            </w:r>
+          </w:p>
+        </w:tc>
+      </w:tr>
+      <w:tr>
+        <w:trPr/>
+        <w:tc>
+          <w:tcPr>
+            <w:tcW w:w="4679" w:type="dxa"/>
+            <w:tcBorders>
+              <w:top w:val="single" w:sz="4" w:space="0" w:color="D6DCEA"/>
+              <w:left w:val="single" w:sz="4" w:space="0" w:color="D6DCEA"/>
+              <w:bottom w:val="single" w:sz="4" w:space="0" w:color="D6DCEA"/>
+              <w:right w:val="single" w:sz="4" w:space="0" w:color="D6DCEA"/>
+            </w:tcBorders>
+          </w:tcPr>
+          <w:p>
+            <w:pPr>
+              <w:pStyle w:val="Compact"/>
+              <w:widowControl/>
+              <w:spacing w:before="36" w:after="40"/>
+              <w:jc w:val="left"/>
+              <w:rPr>
+                <w:kern w:val="0"/>
+                <w:szCs w:val="24"/>
+                <w:lang w:val="en-US" w:eastAsia="en-US" w:bidi="ar-SA"/>
+              </w:rPr>
+            </w:pPr>
+            <w:r>
+              <w:rPr>
+                <w:kern w:val="0"/>
+                <w:sz w:val="18"/>
+                <w:szCs w:val="24"/>
+                <w:lang w:val="en-US" w:eastAsia="en-US" w:bidi="ar-SA"/>
+              </w:rPr>
+              <w:t>Новый отдел</w:t>
+            </w:r>
+          </w:p>
+        </w:tc>
+        <w:tc>
+          <w:tcPr>
+            <w:tcW w:w="4680" w:type="dxa"/>
+            <w:tcBorders>
+              <w:top w:val="single" w:sz="4" w:space="0" w:color="D6DCEA"/>
+              <w:left w:val="single" w:sz="4" w:space="0" w:color="D6DCEA"/>
+              <w:bottom w:val="single" w:sz="4" w:space="0" w:color="D6DCEA"/>
+              <w:right w:val="single" w:sz="4" w:space="0" w:color="D6DCEA"/>
+            </w:tcBorders>
+          </w:tcPr>
+          <w:p>
+            <w:pPr>
+              <w:pStyle w:val="Compact"/>
+              <w:widowControl/>
+              <w:spacing w:before="36" w:after="40"/>
+              <w:jc w:val="left"/>
+              <w:rPr>
+                <w:kern w:val="0"/>
+                <w:szCs w:val="24"/>
+                <w:lang w:val="en-US" w:eastAsia="en-US" w:bidi="ar-SA"/>
+              </w:rPr>
+            </w:pPr>
+            <w:r>
+              <w:rPr>
+                <w:kern w:val="0"/>
+                <w:sz w:val="18"/>
+                <w:szCs w:val="24"/>
+                <w:lang w:val="en-US" w:eastAsia="en-US" w:bidi="ar-SA"/>
+              </w:rPr>
+              <w:t>Создаётся</w:t>
+            </w:r>
+          </w:p>
+        </w:tc>
+      </w:tr>
+      <w:tr>
+        <w:trPr/>
+        <w:tc>
+          <w:tcPr>
+            <w:tcW w:w="4679" w:type="dxa"/>
+            <w:tcBorders>
+              <w:top w:val="single" w:sz="4" w:space="0" w:color="D6DCEA"/>
+              <w:left w:val="single" w:sz="4" w:space="0" w:color="D6DCEA"/>
+              <w:bottom w:val="single" w:sz="4" w:space="0" w:color="D6DCEA"/>
+              <w:right w:val="single" w:sz="4" w:space="0" w:color="D6DCEA"/>
+            </w:tcBorders>
+          </w:tcPr>
+          <w:p>
+            <w:pPr>
+              <w:pStyle w:val="Compact"/>
+              <w:widowControl/>
+              <w:spacing w:before="36" w:after="40"/>
+              <w:jc w:val="left"/>
+              <w:rPr>
+                <w:kern w:val="0"/>
+                <w:szCs w:val="24"/>
+                <w:lang w:val="en-US" w:eastAsia="en-US" w:bidi="ar-SA"/>
+              </w:rPr>
+            </w:pPr>
+            <w:r>
+              <w:rPr>
+                <w:kern w:val="0"/>
+                <w:sz w:val="18"/>
+                <w:szCs w:val="24"/>
+                <w:lang w:val="en-US" w:eastAsia="en-US" w:bidi="ar-SA"/>
+              </w:rPr>
+              <w:t>Руководитель</w:t>
+            </w:r>
+          </w:p>
+        </w:tc>
+        <w:tc>
+          <w:tcPr>
+            <w:tcW w:w="4680" w:type="dxa"/>
+            <w:tcBorders>
+              <w:top w:val="single" w:sz="4" w:space="0" w:color="D6DCEA"/>
+              <w:left w:val="single" w:sz="4" w:space="0" w:color="D6DCEA"/>
+              <w:bottom w:val="single" w:sz="4" w:space="0" w:color="D6DCEA"/>
+              <w:right w:val="single" w:sz="4" w:space="0" w:color="D6DCEA"/>
+            </w:tcBorders>
+          </w:tcPr>
+          <w:p>
+            <w:pPr>
+              <w:pStyle w:val="Compact"/>
+              <w:widowControl/>
+              <w:spacing w:before="36" w:after="40"/>
+              <w:jc w:val="left"/>
+              <w:rPr>
+                <w:kern w:val="0"/>
+                <w:szCs w:val="24"/>
+                <w:lang w:val="en-US" w:eastAsia="en-US" w:bidi="ar-SA"/>
+              </w:rPr>
+            </w:pPr>
+            <w:r>
+              <w:rPr>
+                <w:kern w:val="0"/>
+                <w:sz w:val="18"/>
+                <w:szCs w:val="24"/>
+                <w:lang w:val="en-US" w:eastAsia="en-US" w:bidi="ar-SA"/>
+              </w:rPr>
+              <w:t>Логин или ФИО; может быть новым сотрудником из этого же файла</w:t>
             </w:r>
           </w:p>
         </w:tc>
@@ -2254,376 +2618,95 @@
         <w:pStyle w:val="BodyText"/>
         <w:rPr/>
       </w:pPr>
-      <w:bookmarkStart w:id="24" w:name="правила-организации"/>
-      <w:r>
-        <w:rPr/>
-        <w:t>Изменения правил попадают в журнал аудита.</w:t>
-      </w:r>
-      <w:bookmarkEnd w:id="24"/>
+      <w:bookmarkStart w:id="16" w:name="сотрудники"/>
+      <w:bookmarkStart w:id="17" w:name="импорт-из-файла"/>
+      <w:r>
+        <w:rPr/>
+        <w:t>Повторная загрузка того же файла ничего не меняет, поэтому файл можно загружать регулярно, например в начале года для обновления переноса остатков. Для автоматической синхронизации тот же импорт принимает JSON — руководство по развёртыванию, раздел «Интеграция с кадровой системой».</w:t>
+      </w:r>
+      <w:bookmarkEnd w:id="16"/>
+      <w:bookmarkEnd w:id="17"/>
     </w:p>
     <w:p>
       <w:pPr>
         <w:pStyle w:val="Heading1"/>
         <w:rPr/>
       </w:pPr>
-      <w:bookmarkStart w:id="25" w:name="__RefHeading___Toc18684_1756087021"/>
-      <w:bookmarkStart w:id="26" w:name="выгрузки"/>
-      <w:bookmarkEnd w:id="25"/>
+      <w:bookmarkStart w:id="18" w:name="__RefHeading___Toc20810_1562542824"/>
+      <w:bookmarkStart w:id="19" w:name="справочники"/>
+      <w:bookmarkEnd w:id="18"/>
       <w:r>
         <w:rPr>
           <w:rStyle w:val="SectionNumber"/>
         </w:rPr>
-        <w:t>6</w:t>
+        <w:t>4</w:t>
       </w:r>
       <w:r>
         <w:rPr/>
         <w:tab/>
-        <w:t>Выгрузки</w:t>
-      </w:r>
-    </w:p>
-    <w:p>
-      <w:pPr>
-        <w:pStyle w:val="FirstParagraph"/>
-        <w:rPr/>
-      </w:pPr>
-      <w:r>
-        <w:rPr/>
-        <w:t>Кнопка «Excel» на графике отпусков выгружает согласованные и ожидающие отпуска за год: сотрудник, должность, отдел, даты, календарные дни, дни отпуска без праздников, статус, тип и комментарий. Объём выгрузки зависит от прав:</w:t>
-      </w:r>
-    </w:p>
-    <w:tbl>
-      <w:tblPr>
-        <w:tblStyle w:val="Table"/>
-        <w:tblW w:w="7920" w:type="dxa"/>
-        <w:jc w:val="center"/>
-        <w:tblInd w:w="0" w:type="dxa"/>
-        <w:tblLayout w:type="fixed"/>
-        <w:tblCellMar>
-          <w:top w:w="0" w:type="dxa"/>
-          <w:left w:w="108" w:type="dxa"/>
-          <w:bottom w:w="0" w:type="dxa"/>
-          <w:right w:w="108" w:type="dxa"/>
-        </w:tblCellMar>
-        <w:tblLook w:val="0020" w:noHBand="0" w:noVBand="0" w:firstColumn="0" w:lastRow="0" w:lastColumn="0" w:firstRow="1"/>
-      </w:tblPr>
-      <w:tblGrid>
-        <w:gridCol w:w="3960"/>
-        <w:gridCol w:w="3959"/>
-      </w:tblGrid>
-      <w:tr>
-        <w:trPr>
-          <w:tblHeader w:val="true"/>
-        </w:trPr>
-        <w:tc>
-          <w:tcPr>
-            <w:tcW w:w="3960" w:type="dxa"/>
-            <w:tcBorders>
-              <w:top w:val="single" w:sz="4" w:space="0" w:color="D6DCEA"/>
-              <w:left w:val="single" w:sz="4" w:space="0" w:color="D6DCEA"/>
-              <w:bottom w:val="single" w:sz="6" w:space="0" w:color="000000"/>
-              <w:right w:val="single" w:sz="4" w:space="0" w:color="D6DCEA"/>
-            </w:tcBorders>
-            <w:shd w:color="auto" w:fill="EEF2FB" w:val="clear"/>
-            <w:vAlign w:val="bottom"/>
-          </w:tcPr>
-          <w:p>
-            <w:pPr>
-              <w:pStyle w:val="Compact"/>
-              <w:widowControl/>
-              <w:spacing w:before="36" w:after="40"/>
-              <w:jc w:val="left"/>
-              <w:rPr>
-                <w:kern w:val="0"/>
-                <w:szCs w:val="24"/>
-                <w:lang w:val="en-US" w:eastAsia="en-US" w:bidi="ar-SA"/>
-              </w:rPr>
-            </w:pPr>
-            <w:r>
-              <w:rPr>
-                <w:b/>
-                <w:kern w:val="0"/>
-                <w:sz w:val="18"/>
-                <w:szCs w:val="24"/>
-                <w:lang w:val="en-US" w:eastAsia="en-US" w:bidi="ar-SA"/>
-              </w:rPr>
-              <w:t>Кто</w:t>
-            </w:r>
-          </w:p>
-        </w:tc>
-        <w:tc>
-          <w:tcPr>
-            <w:tcW w:w="3959" w:type="dxa"/>
-            <w:tcBorders>
-              <w:top w:val="single" w:sz="4" w:space="0" w:color="D6DCEA"/>
-              <w:left w:val="single" w:sz="4" w:space="0" w:color="D6DCEA"/>
-              <w:bottom w:val="single" w:sz="6" w:space="0" w:color="000000"/>
-              <w:right w:val="single" w:sz="4" w:space="0" w:color="D6DCEA"/>
-            </w:tcBorders>
-            <w:shd w:color="auto" w:fill="EEF2FB" w:val="clear"/>
-            <w:vAlign w:val="bottom"/>
-          </w:tcPr>
-          <w:p>
-            <w:pPr>
-              <w:pStyle w:val="Compact"/>
-              <w:widowControl/>
-              <w:spacing w:before="36" w:after="40"/>
-              <w:jc w:val="left"/>
-              <w:rPr>
-                <w:kern w:val="0"/>
-                <w:szCs w:val="24"/>
-                <w:lang w:val="en-US" w:eastAsia="en-US" w:bidi="ar-SA"/>
-              </w:rPr>
-            </w:pPr>
-            <w:r>
-              <w:rPr>
-                <w:b/>
-                <w:kern w:val="0"/>
-                <w:sz w:val="18"/>
-                <w:szCs w:val="24"/>
-                <w:lang w:val="en-US" w:eastAsia="en-US" w:bidi="ar-SA"/>
-              </w:rPr>
-              <w:t>Что попадает в выгрузку</w:t>
-            </w:r>
-          </w:p>
-        </w:tc>
-      </w:tr>
-      <w:tr>
-        <w:trPr/>
-        <w:tc>
-          <w:tcPr>
-            <w:tcW w:w="3960" w:type="dxa"/>
-            <w:tcBorders>
-              <w:top w:val="single" w:sz="4" w:space="0" w:color="D6DCEA"/>
-              <w:left w:val="single" w:sz="4" w:space="0" w:color="D6DCEA"/>
-              <w:bottom w:val="single" w:sz="4" w:space="0" w:color="D6DCEA"/>
-              <w:right w:val="single" w:sz="4" w:space="0" w:color="D6DCEA"/>
-            </w:tcBorders>
-          </w:tcPr>
-          <w:p>
-            <w:pPr>
-              <w:pStyle w:val="Compact"/>
-              <w:widowControl/>
-              <w:spacing w:before="36" w:after="40"/>
-              <w:jc w:val="left"/>
-              <w:rPr>
-                <w:kern w:val="0"/>
-                <w:szCs w:val="24"/>
-                <w:lang w:val="en-US" w:eastAsia="en-US" w:bidi="ar-SA"/>
-              </w:rPr>
-            </w:pPr>
-            <w:r>
-              <w:rPr>
-                <w:kern w:val="0"/>
-                <w:sz w:val="18"/>
-                <w:szCs w:val="24"/>
-                <w:lang w:val="en-US" w:eastAsia="en-US" w:bidi="ar-SA"/>
-              </w:rPr>
-              <w:t>Администратор</w:t>
-            </w:r>
-          </w:p>
-        </w:tc>
-        <w:tc>
-          <w:tcPr>
-            <w:tcW w:w="3959" w:type="dxa"/>
-            <w:tcBorders>
-              <w:top w:val="single" w:sz="4" w:space="0" w:color="D6DCEA"/>
-              <w:left w:val="single" w:sz="4" w:space="0" w:color="D6DCEA"/>
-              <w:bottom w:val="single" w:sz="4" w:space="0" w:color="D6DCEA"/>
-              <w:right w:val="single" w:sz="4" w:space="0" w:color="D6DCEA"/>
-            </w:tcBorders>
-          </w:tcPr>
-          <w:p>
-            <w:pPr>
-              <w:pStyle w:val="Compact"/>
-              <w:widowControl/>
-              <w:spacing w:before="36" w:after="40"/>
-              <w:jc w:val="left"/>
-              <w:rPr>
-                <w:kern w:val="0"/>
-                <w:szCs w:val="24"/>
-                <w:lang w:val="en-US" w:eastAsia="en-US" w:bidi="ar-SA"/>
-              </w:rPr>
-            </w:pPr>
-            <w:r>
-              <w:rPr>
-                <w:kern w:val="0"/>
-                <w:sz w:val="18"/>
-                <w:szCs w:val="24"/>
-                <w:lang w:val="en-US" w:eastAsia="en-US" w:bidi="ar-SA"/>
-              </w:rPr>
-              <w:t>Вся организация</w:t>
-            </w:r>
-          </w:p>
-        </w:tc>
-      </w:tr>
-      <w:tr>
-        <w:trPr/>
-        <w:tc>
-          <w:tcPr>
-            <w:tcW w:w="3960" w:type="dxa"/>
-            <w:tcBorders>
-              <w:top w:val="single" w:sz="4" w:space="0" w:color="D6DCEA"/>
-              <w:left w:val="single" w:sz="4" w:space="0" w:color="D6DCEA"/>
-              <w:bottom w:val="single" w:sz="4" w:space="0" w:color="D6DCEA"/>
-              <w:right w:val="single" w:sz="4" w:space="0" w:color="D6DCEA"/>
-            </w:tcBorders>
-          </w:tcPr>
-          <w:p>
-            <w:pPr>
-              <w:pStyle w:val="Compact"/>
-              <w:widowControl/>
-              <w:spacing w:before="36" w:after="40"/>
-              <w:jc w:val="left"/>
-              <w:rPr>
-                <w:kern w:val="0"/>
-                <w:szCs w:val="24"/>
-                <w:lang w:val="en-US" w:eastAsia="en-US" w:bidi="ar-SA"/>
-              </w:rPr>
-            </w:pPr>
-            <w:r>
-              <w:rPr>
-                <w:kern w:val="0"/>
-                <w:sz w:val="18"/>
-                <w:szCs w:val="24"/>
-                <w:lang w:val="en-US" w:eastAsia="en-US" w:bidi="ar-SA"/>
-              </w:rPr>
-              <w:t>Руководитель отдела</w:t>
-            </w:r>
-          </w:p>
-        </w:tc>
-        <w:tc>
-          <w:tcPr>
-            <w:tcW w:w="3959" w:type="dxa"/>
-            <w:tcBorders>
-              <w:top w:val="single" w:sz="4" w:space="0" w:color="D6DCEA"/>
-              <w:left w:val="single" w:sz="4" w:space="0" w:color="D6DCEA"/>
-              <w:bottom w:val="single" w:sz="4" w:space="0" w:color="D6DCEA"/>
-              <w:right w:val="single" w:sz="4" w:space="0" w:color="D6DCEA"/>
-            </w:tcBorders>
-          </w:tcPr>
-          <w:p>
-            <w:pPr>
-              <w:pStyle w:val="Compact"/>
-              <w:widowControl/>
-              <w:spacing w:before="36" w:after="40"/>
-              <w:jc w:val="left"/>
-              <w:rPr>
-                <w:kern w:val="0"/>
-                <w:szCs w:val="24"/>
-                <w:lang w:val="en-US" w:eastAsia="en-US" w:bidi="ar-SA"/>
-              </w:rPr>
-            </w:pPr>
-            <w:r>
-              <w:rPr>
-                <w:kern w:val="0"/>
-                <w:sz w:val="18"/>
-                <w:szCs w:val="24"/>
-                <w:lang w:val="en-US" w:eastAsia="en-US" w:bidi="ar-SA"/>
-              </w:rPr>
-              <w:t>Его отдел</w:t>
-            </w:r>
-          </w:p>
-        </w:tc>
-      </w:tr>
-      <w:tr>
-        <w:trPr/>
-        <w:tc>
-          <w:tcPr>
-            <w:tcW w:w="3960" w:type="dxa"/>
-            <w:tcBorders>
-              <w:top w:val="single" w:sz="4" w:space="0" w:color="D6DCEA"/>
-              <w:left w:val="single" w:sz="4" w:space="0" w:color="D6DCEA"/>
-              <w:bottom w:val="single" w:sz="4" w:space="0" w:color="D6DCEA"/>
-              <w:right w:val="single" w:sz="4" w:space="0" w:color="D6DCEA"/>
-            </w:tcBorders>
-          </w:tcPr>
-          <w:p>
-            <w:pPr>
-              <w:pStyle w:val="Compact"/>
-              <w:widowControl/>
-              <w:spacing w:before="36" w:after="40"/>
-              <w:jc w:val="left"/>
-              <w:rPr>
-                <w:kern w:val="0"/>
-                <w:szCs w:val="24"/>
-                <w:lang w:val="en-US" w:eastAsia="en-US" w:bidi="ar-SA"/>
-              </w:rPr>
-            </w:pPr>
-            <w:r>
-              <w:rPr>
-                <w:kern w:val="0"/>
-                <w:sz w:val="18"/>
-                <w:szCs w:val="24"/>
-                <w:lang w:val="en-US" w:eastAsia="en-US" w:bidi="ar-SA"/>
-              </w:rPr>
-              <w:t>Руководитель без отдела</w:t>
-            </w:r>
-          </w:p>
-        </w:tc>
-        <w:tc>
-          <w:tcPr>
-            <w:tcW w:w="3959" w:type="dxa"/>
-            <w:tcBorders>
-              <w:top w:val="single" w:sz="4" w:space="0" w:color="D6DCEA"/>
-              <w:left w:val="single" w:sz="4" w:space="0" w:color="D6DCEA"/>
-              <w:bottom w:val="single" w:sz="4" w:space="0" w:color="D6DCEA"/>
-              <w:right w:val="single" w:sz="4" w:space="0" w:color="D6DCEA"/>
-            </w:tcBorders>
-          </w:tcPr>
-          <w:p>
-            <w:pPr>
-              <w:pStyle w:val="Compact"/>
-              <w:widowControl/>
-              <w:spacing w:before="36" w:after="40"/>
-              <w:jc w:val="left"/>
-              <w:rPr>
-                <w:kern w:val="0"/>
-                <w:szCs w:val="24"/>
-                <w:lang w:val="en-US" w:eastAsia="en-US" w:bidi="ar-SA"/>
-              </w:rPr>
-            </w:pPr>
-            <w:r>
-              <w:rPr>
-                <w:kern w:val="0"/>
-                <w:sz w:val="18"/>
-                <w:szCs w:val="24"/>
-                <w:lang w:val="en-US" w:eastAsia="en-US" w:bidi="ar-SA"/>
-              </w:rPr>
-              <w:t>Его прямые подчинённые и он сам</w:t>
-            </w:r>
-          </w:p>
-        </w:tc>
-      </w:tr>
-    </w:tbl>
-    <w:p>
-      <w:pPr>
-        <w:pStyle w:val="BodyText"/>
-        <w:rPr/>
-      </w:pPr>
-      <w:bookmarkStart w:id="27" w:name="выгрузки"/>
-      <w:r>
-        <w:rPr/>
-        <w:t>Выгрузка не содержит логинов и паролей; каждая выгрузка фиксируется в журнале аудита.</w:t>
-      </w:r>
-      <w:bookmarkEnd w:id="27"/>
-    </w:p>
-    <w:p>
-      <w:pPr>
-        <w:pStyle w:val="Heading1"/>
-        <w:rPr/>
-      </w:pPr>
-      <w:bookmarkStart w:id="28" w:name="__RefHeading___Toc18686_1756087021"/>
-      <w:bookmarkEnd w:id="28"/>
+        <w:t>Справочники</w:t>
+      </w:r>
+    </w:p>
+    <w:p>
+      <w:pPr>
+        <w:pStyle w:val="Heading2"/>
+        <w:rPr/>
+      </w:pPr>
+      <w:bookmarkStart w:id="20" w:name="__RefHeading___Toc20812_1562542824"/>
+      <w:bookmarkStart w:id="21" w:name="отделы-и-проекты"/>
+      <w:bookmarkEnd w:id="20"/>
       <w:r>
         <w:rPr>
           <w:rStyle w:val="SectionNumber"/>
         </w:rPr>
-        <w:t>7</w:t>
+        <w:t>4.1</w:t>
       </w:r>
       <w:r>
         <w:rPr/>
         <w:tab/>
-        <w:t>Журнал аудита</w:t>
+        <w:t>Отделы и проекты</w:t>
+      </w:r>
+    </w:p>
+    <w:p>
+      <w:pPr>
+        <w:pStyle w:val="FirstParagraph"/>
+        <w:rPr/>
+      </w:pPr>
+      <w:r>
+        <w:rPr/>
+        <w:t>Вкладки «Отделы» и «Проекты» показывают название, руководителя и численность. Отдел без руководителя отмечен «не назначен». Удалить можно только пустой отдел или проект: сначала переведите сотрудников.</w:t>
+      </w:r>
+    </w:p>
+    <w:p>
+      <w:pPr>
+        <w:pStyle w:val="BodyText"/>
+        <w:rPr/>
+      </w:pPr>
+      <w:bookmarkStart w:id="22" w:name="отделы-и-проекты"/>
+      <w:r>
+        <w:rPr/>
+        <w:t>Руководитель отдела выгружает отпуска своего отдела и видит его аналитику.</w:t>
+      </w:r>
+      <w:bookmarkEnd w:id="22"/>
+    </w:p>
+    <w:p>
+      <w:pPr>
+        <w:pStyle w:val="Heading2"/>
+        <w:rPr/>
+      </w:pPr>
+      <w:bookmarkStart w:id="23" w:name="__RefHeading___Toc20814_1562542824"/>
+      <w:bookmarkStart w:id="24" w:name="производственный-календарь"/>
+      <w:bookmarkEnd w:id="23"/>
+      <w:r>
+        <w:rPr>
+          <w:rStyle w:val="SectionNumber"/>
+        </w:rPr>
+        <w:t>4.2</w:t>
+      </w:r>
+      <w:r>
+        <w:rPr/>
+        <w:tab/>
+        <w:t>Производственный календарь</w:t>
       </w:r>
     </w:p>
     <w:p>
@@ -2637,7 +2720,7 @@
           <wp:inline distT="0" distB="0" distL="0" distR="0">
             <wp:extent cx="5334000" cy="3333750"/>
             <wp:effectExtent l="0" t="0" r="0" b="0"/>
-            <wp:docPr id="3" name="Image3" descr="Журнал аудита"/>
+            <wp:docPr id="3" name="Image3" descr="Производственный календарь"/>
             <wp:cNvGraphicFramePr>
               <a:graphicFrameLocks xmlns:a="http://schemas.openxmlformats.org/drawingml/2006/main" noChangeAspect="1"/>
             </wp:cNvGraphicFramePr>
@@ -2645,7 +2728,7 @@
               <a:graphicData uri="http://schemas.openxmlformats.org/drawingml/2006/picture">
                 <pic:pic xmlns:pic="http://schemas.openxmlformats.org/drawingml/2006/picture">
                   <pic:nvPicPr>
-                    <pic:cNvPr id="3" name="Image3" descr="Журнал аудита"/>
+                    <pic:cNvPr id="3" name="Image3" descr="Производственный календарь"/>
                     <pic:cNvPicPr>
                       <a:picLocks noChangeAspect="1" noChangeArrowheads="1"/>
                     </pic:cNvPicPr>
@@ -2679,7 +2762,7 @@
       </w:pPr>
       <w:r>
         <w:rPr/>
-        <w:t>Журнал аудита</w:t>
+        <w:t>Производственный календарь</w:t>
       </w:r>
     </w:p>
     <w:p>
@@ -2689,7 +2772,115 @@
       </w:pPr>
       <w:r>
         <w:rPr/>
-        <w:t>Журнал содержит каждое изменение данных: кто, когда, что сделал и с каким объектом. «Изменения (N)» раскрывает поля, которые поменялись: прежнее значение зачёркнуто, новое выделено. Фильтр вверху оставляет записи одного типа объектов: заявки, сотрудники, отделы, проекты, настройки, выгрузки.</w:t>
+        <w:t>Календарь различает два понятия:</w:t>
+      </w:r>
+    </w:p>
+    <w:p>
+      <w:pPr>
+        <w:pStyle w:val="Compact"/>
+        <w:numPr>
+          <w:ilvl w:val="0"/>
+          <w:numId w:val="3"/>
+        </w:numPr>
+        <w:rPr/>
+      </w:pPr>
+      <w:r>
+        <w:rPr>
+          <w:b/>
+          <w:bCs/>
+        </w:rPr>
+        <w:t>праздники</w:t>
+      </w:r>
+      <w:r>
+        <w:rPr/>
+        <w:t xml:space="preserve"> (ст. 112 ТК РФ) — не входят в дни отпуска (ст. 120) и подсвечиваются на графике;</w:t>
+      </w:r>
+    </w:p>
+    <w:p>
+      <w:pPr>
+        <w:pStyle w:val="Compact"/>
+        <w:numPr>
+          <w:ilvl w:val="0"/>
+          <w:numId w:val="3"/>
+        </w:numPr>
+        <w:rPr/>
+      </w:pPr>
+      <w:r>
+        <w:rPr>
+          <w:b/>
+          <w:bCs/>
+        </w:rPr>
+        <w:t>переносы выходных</w:t>
+      </w:r>
+      <w:r>
+        <w:rPr/>
+        <w:t xml:space="preserve"> — день, на который перенесён выходной, нерабочий, но в отпуск входит; выходной, ставший рабочим (рабочая суббота), считается рабочим днём в аналитике.</w:t>
+      </w:r>
+    </w:p>
+    <w:p>
+      <w:pPr>
+        <w:pStyle w:val="FirstParagraph"/>
+        <w:rPr/>
+      </w:pPr>
+      <w:r>
+        <w:rPr/>
+        <w:t>Праздник, выпавший на выходной, переносится на следующий рабочий день — это перенос, а не праздник. Например, в 2026 году 9 мая (суббота) — праздник, 11 мая — перенесённый выходной.</w:t>
+      </w:r>
+    </w:p>
+    <w:p>
+      <w:pPr>
+        <w:pStyle w:val="CaptionedFigure"/>
+        <w:rPr/>
+      </w:pPr>
+      <w:r>
+        <w:rPr/>
+        <w:drawing>
+          <wp:inline distT="0" distB="0" distL="0" distR="0">
+            <wp:extent cx="5334000" cy="3333750"/>
+            <wp:effectExtent l="0" t="0" r="0" b="0"/>
+            <wp:docPr id="4" name="Image4" descr="Редактор календаря"/>
+            <wp:cNvGraphicFramePr>
+              <a:graphicFrameLocks xmlns:a="http://schemas.openxmlformats.org/drawingml/2006/main" noChangeAspect="1"/>
+            </wp:cNvGraphicFramePr>
+            <a:graphic xmlns:a="http://schemas.openxmlformats.org/drawingml/2006/main">
+              <a:graphicData uri="http://schemas.openxmlformats.org/drawingml/2006/picture">
+                <pic:pic xmlns:pic="http://schemas.openxmlformats.org/drawingml/2006/picture">
+                  <pic:nvPicPr>
+                    <pic:cNvPr id="4" name="Image4" descr="Редактор календаря"/>
+                    <pic:cNvPicPr>
+                      <a:picLocks noChangeAspect="1" noChangeArrowheads="1"/>
+                    </pic:cNvPicPr>
+                  </pic:nvPicPr>
+                  <pic:blipFill>
+                    <a:blip r:embed="rId5"/>
+                    <a:stretch>
+                      <a:fillRect/>
+                    </a:stretch>
+                  </pic:blipFill>
+                  <pic:spPr bwMode="auto">
+                    <a:xfrm>
+                      <a:off x="0" y="0"/>
+                      <a:ext cx="5334000" cy="3333750"/>
+                    </a:xfrm>
+                    <a:prstGeom prst="rect">
+                      <a:avLst/>
+                    </a:prstGeom>
+                  </pic:spPr>
+                </pic:pic>
+              </a:graphicData>
+            </a:graphic>
+          </wp:inline>
+        </w:drawing>
+      </w:r>
+    </w:p>
+    <w:p>
+      <w:pPr>
+        <w:pStyle w:val="ImageCaption"/>
+        <w:rPr/>
+      </w:pPr>
+      <w:r>
+        <w:rPr/>
+        <w:t>Редактор календаря</w:t>
       </w:r>
     </w:p>
     <w:p>
@@ -2699,7 +2890,51 @@
       </w:pPr>
       <w:r>
         <w:rPr/>
-        <w:t>Журнал нельзя изменить или очистить из приложения: записи появляются в той же транзакции, что и изменение, поэтому журнал всегда соответствует данным.</w:t>
+        <w:t>«Изменить» открывает сетку года: щелчок по дню отмечает или снимает праздник, переносы задаются парами дат ниже. «Из файла» загружает календарь открытых данных xmlcalendar.ru (XML) или текст/CSV, где в строке одна дата — праздник, две — перенос. Проверьте результат и нажмите «Сохранить» — изменение попадёт в журнал аудита, график и расчёты сразу пойдут по новому календарю.</w:t>
+      </w:r>
+    </w:p>
+    <w:p>
+      <w:pPr>
+        <w:pStyle w:val="BodyText"/>
+        <w:rPr/>
+      </w:pPr>
+      <w:bookmarkStart w:id="25" w:name="справочники"/>
+      <w:bookmarkStart w:id="26" w:name="производственный-календарь"/>
+      <w:r>
+        <w:rPr/>
+        <w:t>Если календарь года не загружен, дни отпуска считаются календарными — раздел покажет предупреждение. Календарь на следующий год вносите после публикации постановления Правительства о переносе выходных (обычно в сентябре).</w:t>
+      </w:r>
+      <w:bookmarkEnd w:id="25"/>
+      <w:bookmarkEnd w:id="26"/>
+    </w:p>
+    <w:p>
+      <w:pPr>
+        <w:pStyle w:val="Heading1"/>
+        <w:rPr/>
+      </w:pPr>
+      <w:bookmarkStart w:id="27" w:name="__RefHeading___Toc20816_1562542824"/>
+      <w:bookmarkStart w:id="28" w:name="правила-организации"/>
+      <w:bookmarkEnd w:id="27"/>
+      <w:r>
+        <w:rPr>
+          <w:rStyle w:val="SectionNumber"/>
+        </w:rPr>
+        <w:t>5</w:t>
+      </w:r>
+      <w:r>
+        <w:rPr/>
+        <w:tab/>
+        <w:t>Правила организации</w:t>
+      </w:r>
+    </w:p>
+    <w:p>
+      <w:pPr>
+        <w:pStyle w:val="FirstParagraph"/>
+        <w:rPr/>
+      </w:pPr>
+      <w:r>
+        <w:rPr/>
+        <w:t>«Профиль и настройки → Правила организации»:</w:t>
       </w:r>
     </w:p>
     <w:tbl>
@@ -2757,7 +2992,7 @@
                 <w:szCs w:val="24"/>
                 <w:lang w:val="en-US" w:eastAsia="en-US" w:bidi="ar-SA"/>
               </w:rPr>
-              <w:t>Действие</w:t>
+              <w:t>Правило</w:t>
             </w:r>
           </w:p>
         </w:tc>
@@ -2793,7 +3028,7 @@
                 <w:szCs w:val="24"/>
                 <w:lang w:val="en-US" w:eastAsia="en-US" w:bidi="ar-SA"/>
               </w:rPr>
-              <w:t>Запись журнала</w:t>
+              <w:t>Значение</w:t>
             </w:r>
           </w:p>
         </w:tc>
@@ -2829,7 +3064,7 @@
                 <w:szCs w:val="24"/>
                 <w:lang w:val="en-US" w:eastAsia="en-US" w:bidi="ar-SA"/>
               </w:rPr>
-              <w:t>Заявки</w:t>
+              <w:t>Порог конфликта отдела</w:t>
             </w:r>
           </w:p>
         </w:tc>
@@ -2862,7 +3097,7 @@
                 <w:szCs w:val="24"/>
                 <w:lang w:val="en-US" w:eastAsia="en-US" w:bidi="ar-SA"/>
               </w:rPr>
-              <w:t>Создана, изменена или перенесена, согласована, отклонена, отменена, запрошено удаление, удалена</w:t>
+              <w:t>Доля отдела в отпуске (20–80 %), начиная с которой день считается конфликтным: штриховка на графике, предупреждения в аналитике, исключение вариантов в подборе дат</w:t>
             </w:r>
           </w:p>
         </w:tc>
@@ -2898,7 +3133,7 @@
                 <w:szCs w:val="24"/>
                 <w:lang w:val="en-US" w:eastAsia="en-US" w:bidi="ar-SA"/>
               </w:rPr>
-              <w:t>Сотрудники</w:t>
+              <w:t>Превышение остатка дней</w:t>
             </w:r>
           </w:p>
         </w:tc>
@@ -2931,7 +3166,7 @@
                 <w:szCs w:val="24"/>
                 <w:lang w:val="en-US" w:eastAsia="en-US" w:bidi="ar-SA"/>
               </w:rPr>
-              <w:t>Добавлен, изменён, уволен; изменён график работы, поставлено или снято исключение</w:t>
+              <w:t>«Запрещено» — заявку сверх доступного отправить нельзя; «Предупреждение» — сотрудник видит предупреждение, решает руководитель</w:t>
             </w:r>
           </w:p>
         </w:tc>
@@ -2967,7 +3202,7 @@
                 <w:szCs w:val="24"/>
                 <w:lang w:val="en-US" w:eastAsia="en-US" w:bidi="ar-SA"/>
               </w:rPr>
-              <w:t>Справочники</w:t>
+              <w:t>Норма дней для новых сотрудников</w:t>
             </w:r>
           </w:p>
         </w:tc>
@@ -3000,7 +3235,162 @@
                 <w:szCs w:val="24"/>
                 <w:lang w:val="en-US" w:eastAsia="en-US" w:bidi="ar-SA"/>
               </w:rPr>
-              <w:t>Создан, изменён, удалён отдел или проект</w:t>
+              <w:t>Подставляется в карточку нового сотрудника</w:t>
+            </w:r>
+          </w:p>
+        </w:tc>
+      </w:tr>
+    </w:tbl>
+    <w:p>
+      <w:pPr>
+        <w:pStyle w:val="BodyText"/>
+        <w:rPr/>
+      </w:pPr>
+      <w:r>
+        <w:rPr/>
+        <w:t>Изменения правил попадают в журнал аудита.</w:t>
+      </w:r>
+    </w:p>
+    <w:p>
+      <w:pPr>
+        <w:pStyle w:val="BodyText"/>
+        <w:rPr/>
+      </w:pPr>
+      <w:r>
+        <w:rPr>
+          <w:b/>
+          <w:bCs/>
+        </w:rPr>
+        <w:t>Письма.</w:t>
+      </w:r>
+      <w:r>
+        <w:rPr/>
+        <w:t xml:space="preserve"> Если почта на сервере настроена, сотрудники получают письма о заявках и решениях, а руководители — по пятницам сводку об отпусках команды на следующей неделе. Кнопка «Проверочное письмо себе» в «Профиле и настройках» проверяет почту после развёртывания: результат и ответ почтового сервера при ошибке появятся сразу.</w:t>
+      </w:r>
+      <w:bookmarkEnd w:id="28"/>
+    </w:p>
+    <w:p>
+      <w:pPr>
+        <w:pStyle w:val="Heading1"/>
+        <w:rPr/>
+      </w:pPr>
+      <w:bookmarkStart w:id="29" w:name="__RefHeading___Toc20818_1562542824"/>
+      <w:bookmarkStart w:id="30" w:name="выгрузки"/>
+      <w:bookmarkEnd w:id="29"/>
+      <w:r>
+        <w:rPr>
+          <w:rStyle w:val="SectionNumber"/>
+        </w:rPr>
+        <w:t>6</w:t>
+      </w:r>
+      <w:r>
+        <w:rPr/>
+        <w:tab/>
+        <w:t>Выгрузки</w:t>
+      </w:r>
+    </w:p>
+    <w:p>
+      <w:pPr>
+        <w:pStyle w:val="FirstParagraph"/>
+        <w:rPr/>
+      </w:pPr>
+      <w:r>
+        <w:rPr/>
+        <w:t>Кнопка «Excel» на графике отпусков выгружает согласованные и ожидающие отпуска за год: сотрудник, должность, отдел, даты, календарные дни, дни отпуска без праздников, статус, тип и комментарий. Объём выгрузки зависит от прав:</w:t>
+      </w:r>
+    </w:p>
+    <w:tbl>
+      <w:tblPr>
+        <w:tblStyle w:val="Table"/>
+        <w:tblW w:w="7920" w:type="dxa"/>
+        <w:jc w:val="center"/>
+        <w:tblInd w:w="0" w:type="dxa"/>
+        <w:tblLayout w:type="fixed"/>
+        <w:tblCellMar>
+          <w:top w:w="0" w:type="dxa"/>
+          <w:left w:w="108" w:type="dxa"/>
+          <w:bottom w:w="0" w:type="dxa"/>
+          <w:right w:w="108" w:type="dxa"/>
+        </w:tblCellMar>
+        <w:tblLook w:val="0020" w:noHBand="0" w:noVBand="0" w:firstColumn="0" w:lastRow="0" w:lastColumn="0" w:firstRow="1"/>
+      </w:tblPr>
+      <w:tblGrid>
+        <w:gridCol w:w="3960"/>
+        <w:gridCol w:w="3959"/>
+      </w:tblGrid>
+      <w:tr>
+        <w:trPr>
+          <w:tblHeader w:val="true"/>
+        </w:trPr>
+        <w:tc>
+          <w:tcPr>
+            <w:tcW w:w="3960" w:type="dxa"/>
+            <w:tcBorders>
+              <w:top w:val="single" w:sz="4" w:space="0" w:color="D6DCEA"/>
+              <w:left w:val="single" w:sz="4" w:space="0" w:color="D6DCEA"/>
+              <w:bottom w:val="single" w:sz="6" w:space="0" w:color="000000"/>
+              <w:right w:val="single" w:sz="4" w:space="0" w:color="D6DCEA"/>
+            </w:tcBorders>
+            <w:shd w:color="auto" w:fill="EEF2FB" w:val="clear"/>
+            <w:vAlign w:val="bottom"/>
+          </w:tcPr>
+          <w:p>
+            <w:pPr>
+              <w:pStyle w:val="Compact"/>
+              <w:widowControl/>
+              <w:spacing w:before="36" w:after="40"/>
+              <w:jc w:val="left"/>
+              <w:rPr>
+                <w:kern w:val="0"/>
+                <w:szCs w:val="24"/>
+                <w:lang w:val="en-US" w:eastAsia="en-US" w:bidi="ar-SA"/>
+              </w:rPr>
+            </w:pPr>
+            <w:r>
+              <w:rPr>
+                <w:b/>
+                <w:kern w:val="0"/>
+                <w:sz w:val="18"/>
+                <w:szCs w:val="24"/>
+                <w:lang w:val="en-US" w:eastAsia="en-US" w:bidi="ar-SA"/>
+              </w:rPr>
+              <w:t>Кто</w:t>
+            </w:r>
+          </w:p>
+        </w:tc>
+        <w:tc>
+          <w:tcPr>
+            <w:tcW w:w="3959" w:type="dxa"/>
+            <w:tcBorders>
+              <w:top w:val="single" w:sz="4" w:space="0" w:color="D6DCEA"/>
+              <w:left w:val="single" w:sz="4" w:space="0" w:color="D6DCEA"/>
+              <w:bottom w:val="single" w:sz="6" w:space="0" w:color="000000"/>
+              <w:right w:val="single" w:sz="4" w:space="0" w:color="D6DCEA"/>
+            </w:tcBorders>
+            <w:shd w:color="auto" w:fill="EEF2FB" w:val="clear"/>
+            <w:vAlign w:val="bottom"/>
+          </w:tcPr>
+          <w:p>
+            <w:pPr>
+              <w:pStyle w:val="Compact"/>
+              <w:widowControl/>
+              <w:spacing w:before="36" w:after="40"/>
+              <w:jc w:val="left"/>
+              <w:rPr>
+                <w:kern w:val="0"/>
+                <w:szCs w:val="24"/>
+                <w:lang w:val="en-US" w:eastAsia="en-US" w:bidi="ar-SA"/>
+              </w:rPr>
+            </w:pPr>
+            <w:r>
+              <w:rPr>
+                <w:b/>
+                <w:kern w:val="0"/>
+                <w:sz w:val="18"/>
+                <w:szCs w:val="24"/>
+                <w:lang w:val="en-US" w:eastAsia="en-US" w:bidi="ar-SA"/>
+              </w:rPr>
+              <w:t>Что попадает в выгрузку</w:t>
             </w:r>
           </w:p>
         </w:tc>
@@ -3009,81 +3399,768 @@
         <w:trPr/>
         <w:tc>
           <w:tcPr>
-            <w:tcW w:w="4679" w:type="dxa"/>
-            <w:tcBorders>
-              <w:top w:val="single" w:sz="4" w:space="0" w:color="D6DCEA"/>
-              <w:left w:val="single" w:sz="4" w:space="0" w:color="D6DCEA"/>
-              <w:bottom w:val="single" w:sz="4" w:space="0" w:color="D6DCEA"/>
-              <w:right w:val="single" w:sz="4" w:space="0" w:color="D6DCEA"/>
-            </w:tcBorders>
-          </w:tcPr>
-          <w:p>
-            <w:pPr>
-              <w:pStyle w:val="Compact"/>
-              <w:widowControl/>
-              <w:spacing w:before="36" w:after="40"/>
-              <w:jc w:val="left"/>
-              <w:rPr>
-                <w:kern w:val="0"/>
-                <w:szCs w:val="24"/>
-                <w:lang w:val="en-US" w:eastAsia="en-US" w:bidi="ar-SA"/>
-              </w:rPr>
-            </w:pPr>
-            <w:r>
-              <w:rPr>
-                <w:kern w:val="0"/>
-                <w:sz w:val="18"/>
-                <w:szCs w:val="24"/>
-                <w:lang w:val="en-US" w:eastAsia="en-US" w:bidi="ar-SA"/>
-              </w:rPr>
-              <w:t>Прочее</w:t>
-            </w:r>
-          </w:p>
-        </w:tc>
-        <w:tc>
-          <w:tcPr>
-            <w:tcW w:w="4680" w:type="dxa"/>
-            <w:tcBorders>
-              <w:top w:val="single" w:sz="4" w:space="0" w:color="D6DCEA"/>
-              <w:left w:val="single" w:sz="4" w:space="0" w:color="D6DCEA"/>
-              <w:bottom w:val="single" w:sz="4" w:space="0" w:color="D6DCEA"/>
-              <w:right w:val="single" w:sz="4" w:space="0" w:color="D6DCEA"/>
-            </w:tcBorders>
-          </w:tcPr>
-          <w:p>
-            <w:pPr>
-              <w:pStyle w:val="Compact"/>
-              <w:widowControl/>
-              <w:spacing w:before="36" w:after="40"/>
-              <w:jc w:val="left"/>
-              <w:rPr>
-                <w:kern w:val="0"/>
-                <w:szCs w:val="24"/>
-                <w:lang w:val="en-US" w:eastAsia="en-US" w:bidi="ar-SA"/>
-              </w:rPr>
-            </w:pPr>
-            <w:r>
-              <w:rPr>
-                <w:kern w:val="0"/>
-                <w:sz w:val="18"/>
-                <w:szCs w:val="24"/>
-                <w:lang w:val="en-US" w:eastAsia="en-US" w:bidi="ar-SA"/>
-              </w:rPr>
-              <w:t>Изменены правила организации; выгрузка в Excel</w:t>
-            </w:r>
-            <w:bookmarkStart w:id="29" w:name="журнал-аудита"/>
-            <w:bookmarkEnd w:id="29"/>
+            <w:tcW w:w="3960" w:type="dxa"/>
+            <w:tcBorders>
+              <w:top w:val="single" w:sz="4" w:space="0" w:color="D6DCEA"/>
+              <w:left w:val="single" w:sz="4" w:space="0" w:color="D6DCEA"/>
+              <w:bottom w:val="single" w:sz="4" w:space="0" w:color="D6DCEA"/>
+              <w:right w:val="single" w:sz="4" w:space="0" w:color="D6DCEA"/>
+            </w:tcBorders>
+          </w:tcPr>
+          <w:p>
+            <w:pPr>
+              <w:pStyle w:val="Compact"/>
+              <w:widowControl/>
+              <w:spacing w:before="36" w:after="40"/>
+              <w:jc w:val="left"/>
+              <w:rPr>
+                <w:kern w:val="0"/>
+                <w:szCs w:val="24"/>
+                <w:lang w:val="en-US" w:eastAsia="en-US" w:bidi="ar-SA"/>
+              </w:rPr>
+            </w:pPr>
+            <w:r>
+              <w:rPr>
+                <w:kern w:val="0"/>
+                <w:sz w:val="18"/>
+                <w:szCs w:val="24"/>
+                <w:lang w:val="en-US" w:eastAsia="en-US" w:bidi="ar-SA"/>
+              </w:rPr>
+              <w:t>Администратор</w:t>
+            </w:r>
+          </w:p>
+        </w:tc>
+        <w:tc>
+          <w:tcPr>
+            <w:tcW w:w="3959" w:type="dxa"/>
+            <w:tcBorders>
+              <w:top w:val="single" w:sz="4" w:space="0" w:color="D6DCEA"/>
+              <w:left w:val="single" w:sz="4" w:space="0" w:color="D6DCEA"/>
+              <w:bottom w:val="single" w:sz="4" w:space="0" w:color="D6DCEA"/>
+              <w:right w:val="single" w:sz="4" w:space="0" w:color="D6DCEA"/>
+            </w:tcBorders>
+          </w:tcPr>
+          <w:p>
+            <w:pPr>
+              <w:pStyle w:val="Compact"/>
+              <w:widowControl/>
+              <w:spacing w:before="36" w:after="40"/>
+              <w:jc w:val="left"/>
+              <w:rPr>
+                <w:kern w:val="0"/>
+                <w:szCs w:val="24"/>
+                <w:lang w:val="en-US" w:eastAsia="en-US" w:bidi="ar-SA"/>
+              </w:rPr>
+            </w:pPr>
+            <w:r>
+              <w:rPr>
+                <w:kern w:val="0"/>
+                <w:sz w:val="18"/>
+                <w:szCs w:val="24"/>
+                <w:lang w:val="en-US" w:eastAsia="en-US" w:bidi="ar-SA"/>
+              </w:rPr>
+              <w:t>Вся организация</w:t>
+            </w:r>
+          </w:p>
+        </w:tc>
+      </w:tr>
+      <w:tr>
+        <w:trPr/>
+        <w:tc>
+          <w:tcPr>
+            <w:tcW w:w="3960" w:type="dxa"/>
+            <w:tcBorders>
+              <w:top w:val="single" w:sz="4" w:space="0" w:color="D6DCEA"/>
+              <w:left w:val="single" w:sz="4" w:space="0" w:color="D6DCEA"/>
+              <w:bottom w:val="single" w:sz="4" w:space="0" w:color="D6DCEA"/>
+              <w:right w:val="single" w:sz="4" w:space="0" w:color="D6DCEA"/>
+            </w:tcBorders>
+          </w:tcPr>
+          <w:p>
+            <w:pPr>
+              <w:pStyle w:val="Compact"/>
+              <w:widowControl/>
+              <w:spacing w:before="36" w:after="40"/>
+              <w:jc w:val="left"/>
+              <w:rPr>
+                <w:kern w:val="0"/>
+                <w:szCs w:val="24"/>
+                <w:lang w:val="en-US" w:eastAsia="en-US" w:bidi="ar-SA"/>
+              </w:rPr>
+            </w:pPr>
+            <w:r>
+              <w:rPr>
+                <w:kern w:val="0"/>
+                <w:sz w:val="18"/>
+                <w:szCs w:val="24"/>
+                <w:lang w:val="en-US" w:eastAsia="en-US" w:bidi="ar-SA"/>
+              </w:rPr>
+              <w:t>Руководитель отдела</w:t>
+            </w:r>
+          </w:p>
+        </w:tc>
+        <w:tc>
+          <w:tcPr>
+            <w:tcW w:w="3959" w:type="dxa"/>
+            <w:tcBorders>
+              <w:top w:val="single" w:sz="4" w:space="0" w:color="D6DCEA"/>
+              <w:left w:val="single" w:sz="4" w:space="0" w:color="D6DCEA"/>
+              <w:bottom w:val="single" w:sz="4" w:space="0" w:color="D6DCEA"/>
+              <w:right w:val="single" w:sz="4" w:space="0" w:color="D6DCEA"/>
+            </w:tcBorders>
+          </w:tcPr>
+          <w:p>
+            <w:pPr>
+              <w:pStyle w:val="Compact"/>
+              <w:widowControl/>
+              <w:spacing w:before="36" w:after="40"/>
+              <w:jc w:val="left"/>
+              <w:rPr>
+                <w:kern w:val="0"/>
+                <w:szCs w:val="24"/>
+                <w:lang w:val="en-US" w:eastAsia="en-US" w:bidi="ar-SA"/>
+              </w:rPr>
+            </w:pPr>
+            <w:r>
+              <w:rPr>
+                <w:kern w:val="0"/>
+                <w:sz w:val="18"/>
+                <w:szCs w:val="24"/>
+                <w:lang w:val="en-US" w:eastAsia="en-US" w:bidi="ar-SA"/>
+              </w:rPr>
+              <w:t>Его отдел</w:t>
+            </w:r>
+          </w:p>
+        </w:tc>
+      </w:tr>
+      <w:tr>
+        <w:trPr/>
+        <w:tc>
+          <w:tcPr>
+            <w:tcW w:w="3960" w:type="dxa"/>
+            <w:tcBorders>
+              <w:top w:val="single" w:sz="4" w:space="0" w:color="D6DCEA"/>
+              <w:left w:val="single" w:sz="4" w:space="0" w:color="D6DCEA"/>
+              <w:bottom w:val="single" w:sz="4" w:space="0" w:color="D6DCEA"/>
+              <w:right w:val="single" w:sz="4" w:space="0" w:color="D6DCEA"/>
+            </w:tcBorders>
+          </w:tcPr>
+          <w:p>
+            <w:pPr>
+              <w:pStyle w:val="Compact"/>
+              <w:widowControl/>
+              <w:spacing w:before="36" w:after="40"/>
+              <w:jc w:val="left"/>
+              <w:rPr>
+                <w:kern w:val="0"/>
+                <w:szCs w:val="24"/>
+                <w:lang w:val="en-US" w:eastAsia="en-US" w:bidi="ar-SA"/>
+              </w:rPr>
+            </w:pPr>
+            <w:r>
+              <w:rPr>
+                <w:kern w:val="0"/>
+                <w:sz w:val="18"/>
+                <w:szCs w:val="24"/>
+                <w:lang w:val="en-US" w:eastAsia="en-US" w:bidi="ar-SA"/>
+              </w:rPr>
+              <w:t>Руководитель без отдела</w:t>
+            </w:r>
+          </w:p>
+        </w:tc>
+        <w:tc>
+          <w:tcPr>
+            <w:tcW w:w="3959" w:type="dxa"/>
+            <w:tcBorders>
+              <w:top w:val="single" w:sz="4" w:space="0" w:color="D6DCEA"/>
+              <w:left w:val="single" w:sz="4" w:space="0" w:color="D6DCEA"/>
+              <w:bottom w:val="single" w:sz="4" w:space="0" w:color="D6DCEA"/>
+              <w:right w:val="single" w:sz="4" w:space="0" w:color="D6DCEA"/>
+            </w:tcBorders>
+          </w:tcPr>
+          <w:p>
+            <w:pPr>
+              <w:pStyle w:val="Compact"/>
+              <w:widowControl/>
+              <w:spacing w:before="36" w:after="40"/>
+              <w:jc w:val="left"/>
+              <w:rPr>
+                <w:kern w:val="0"/>
+                <w:szCs w:val="24"/>
+                <w:lang w:val="en-US" w:eastAsia="en-US" w:bidi="ar-SA"/>
+              </w:rPr>
+            </w:pPr>
+            <w:r>
+              <w:rPr>
+                <w:kern w:val="0"/>
+                <w:sz w:val="18"/>
+                <w:szCs w:val="24"/>
+                <w:lang w:val="en-US" w:eastAsia="en-US" w:bidi="ar-SA"/>
+              </w:rPr>
+              <w:t>Его прямые подчинённые и он сам</w:t>
+            </w:r>
           </w:p>
         </w:tc>
       </w:tr>
     </w:tbl>
     <w:p>
       <w:pPr>
+        <w:pStyle w:val="BodyText"/>
+        <w:rPr/>
+      </w:pPr>
+      <w:bookmarkStart w:id="31" w:name="выгрузки"/>
+      <w:r>
+        <w:rPr/>
+        <w:t>Выгрузка не содержит логинов и паролей; каждая выгрузка фиксируется в журнале аудита.</w:t>
+      </w:r>
+      <w:bookmarkEnd w:id="31"/>
+    </w:p>
+    <w:p>
+      <w:pPr>
         <w:pStyle w:val="Heading1"/>
         <w:rPr/>
       </w:pPr>
-      <w:bookmarkStart w:id="30" w:name="__RefHeading___Toc18688_1756087021"/>
-      <w:bookmarkEnd w:id="30"/>
+      <w:bookmarkStart w:id="32" w:name="__RefHeading___Toc20820_1562542824"/>
+      <w:bookmarkEnd w:id="32"/>
+      <w:r>
+        <w:rPr>
+          <w:rStyle w:val="SectionNumber"/>
+        </w:rPr>
+        <w:t>7</w:t>
+      </w:r>
+      <w:r>
+        <w:rPr/>
+        <w:tab/>
+        <w:t>Журнал аудита</w:t>
+      </w:r>
+    </w:p>
+    <w:p>
+      <w:pPr>
+        <w:pStyle w:val="CaptionedFigure"/>
+        <w:rPr/>
+      </w:pPr>
+      <w:r>
+        <w:rPr/>
+        <w:drawing>
+          <wp:inline distT="0" distB="0" distL="0" distR="0">
+            <wp:extent cx="5334000" cy="3333750"/>
+            <wp:effectExtent l="0" t="0" r="0" b="0"/>
+            <wp:docPr id="5" name="Image5" descr="Журнал аудита"/>
+            <wp:cNvGraphicFramePr>
+              <a:graphicFrameLocks xmlns:a="http://schemas.openxmlformats.org/drawingml/2006/main" noChangeAspect="1"/>
+            </wp:cNvGraphicFramePr>
+            <a:graphic xmlns:a="http://schemas.openxmlformats.org/drawingml/2006/main">
+              <a:graphicData uri="http://schemas.openxmlformats.org/drawingml/2006/picture">
+                <pic:pic xmlns:pic="http://schemas.openxmlformats.org/drawingml/2006/picture">
+                  <pic:nvPicPr>
+                    <pic:cNvPr id="5" name="Image5" descr="Журнал аудита"/>
+                    <pic:cNvPicPr>
+                      <a:picLocks noChangeAspect="1" noChangeArrowheads="1"/>
+                    </pic:cNvPicPr>
+                  </pic:nvPicPr>
+                  <pic:blipFill>
+                    <a:blip r:embed="rId6"/>
+                    <a:stretch>
+                      <a:fillRect/>
+                    </a:stretch>
+                  </pic:blipFill>
+                  <pic:spPr bwMode="auto">
+                    <a:xfrm>
+                      <a:off x="0" y="0"/>
+                      <a:ext cx="5334000" cy="3333750"/>
+                    </a:xfrm>
+                    <a:prstGeom prst="rect">
+                      <a:avLst/>
+                    </a:prstGeom>
+                  </pic:spPr>
+                </pic:pic>
+              </a:graphicData>
+            </a:graphic>
+          </wp:inline>
+        </w:drawing>
+      </w:r>
+    </w:p>
+    <w:p>
+      <w:pPr>
+        <w:pStyle w:val="ImageCaption"/>
+        <w:rPr/>
+      </w:pPr>
+      <w:r>
+        <w:rPr/>
+        <w:t>Журнал аудита</w:t>
+      </w:r>
+    </w:p>
+    <w:p>
+      <w:pPr>
+        <w:pStyle w:val="BodyText"/>
+        <w:rPr/>
+      </w:pPr>
+      <w:r>
+        <w:rPr/>
+        <w:t>Журнал содержит каждое изменение данных: кто, когда, что сделал и с каким объектом. «Изменения (N)» раскрывает поля, которые поменялись: прежнее значение зачёркнуто, новое выделено. Фильтр вверху оставляет записи одного типа объектов: заявки, сотрудники, отделы, проекты, настройки, выгрузки.</w:t>
+      </w:r>
+    </w:p>
+    <w:p>
+      <w:pPr>
+        <w:pStyle w:val="BodyText"/>
+        <w:rPr/>
+      </w:pPr>
+      <w:r>
+        <w:rPr/>
+        <w:t>Журнал нельзя изменить или очистить из приложения: записи появляются в той же транзакции, что и изменение, поэтому журнал всегда соответствует данным.</w:t>
+      </w:r>
+    </w:p>
+    <w:tbl>
+      <w:tblPr>
+        <w:tblStyle w:val="Table"/>
+        <w:tblW w:w="5000" w:type="pct"/>
+        <w:jc w:val="center"/>
+        <w:tblInd w:w="0" w:type="dxa"/>
+        <w:tblLayout w:type="fixed"/>
+        <w:tblCellMar>
+          <w:top w:w="0" w:type="dxa"/>
+          <w:left w:w="108" w:type="dxa"/>
+          <w:bottom w:w="0" w:type="dxa"/>
+          <w:right w:w="108" w:type="dxa"/>
+        </w:tblCellMar>
+        <w:tblLook w:val="0020" w:noHBand="0" w:noVBand="0" w:firstColumn="0" w:lastRow="0" w:lastColumn="0" w:firstRow="1"/>
+      </w:tblPr>
+      <w:tblGrid>
+        <w:gridCol w:w="4679"/>
+        <w:gridCol w:w="4680"/>
+      </w:tblGrid>
+      <w:tr>
+        <w:trPr>
+          <w:tblHeader w:val="true"/>
+        </w:trPr>
+        <w:tc>
+          <w:tcPr>
+            <w:tcW w:w="4679" w:type="dxa"/>
+            <w:tcBorders>
+              <w:top w:val="single" w:sz="4" w:space="0" w:color="D6DCEA"/>
+              <w:left w:val="single" w:sz="4" w:space="0" w:color="D6DCEA"/>
+              <w:bottom w:val="single" w:sz="6" w:space="0" w:color="000000"/>
+              <w:right w:val="single" w:sz="4" w:space="0" w:color="D6DCEA"/>
+            </w:tcBorders>
+            <w:shd w:color="auto" w:fill="EEF2FB" w:val="clear"/>
+            <w:vAlign w:val="bottom"/>
+          </w:tcPr>
+          <w:p>
+            <w:pPr>
+              <w:pStyle w:val="Compact"/>
+              <w:widowControl/>
+              <w:spacing w:before="36" w:after="40"/>
+              <w:jc w:val="left"/>
+              <w:rPr>
+                <w:kern w:val="0"/>
+                <w:szCs w:val="24"/>
+                <w:lang w:val="en-US" w:eastAsia="en-US" w:bidi="ar-SA"/>
+              </w:rPr>
+            </w:pPr>
+            <w:r>
+              <w:rPr>
+                <w:b/>
+                <w:kern w:val="0"/>
+                <w:sz w:val="18"/>
+                <w:szCs w:val="24"/>
+                <w:lang w:val="en-US" w:eastAsia="en-US" w:bidi="ar-SA"/>
+              </w:rPr>
+              <w:t>Действие</w:t>
+            </w:r>
+          </w:p>
+        </w:tc>
+        <w:tc>
+          <w:tcPr>
+            <w:tcW w:w="4680" w:type="dxa"/>
+            <w:tcBorders>
+              <w:top w:val="single" w:sz="4" w:space="0" w:color="D6DCEA"/>
+              <w:left w:val="single" w:sz="4" w:space="0" w:color="D6DCEA"/>
+              <w:bottom w:val="single" w:sz="6" w:space="0" w:color="000000"/>
+              <w:right w:val="single" w:sz="4" w:space="0" w:color="D6DCEA"/>
+            </w:tcBorders>
+            <w:shd w:color="auto" w:fill="EEF2FB" w:val="clear"/>
+            <w:vAlign w:val="bottom"/>
+          </w:tcPr>
+          <w:p>
+            <w:pPr>
+              <w:pStyle w:val="Compact"/>
+              <w:widowControl/>
+              <w:spacing w:before="36" w:after="40"/>
+              <w:jc w:val="left"/>
+              <w:rPr>
+                <w:kern w:val="0"/>
+                <w:szCs w:val="24"/>
+                <w:lang w:val="en-US" w:eastAsia="en-US" w:bidi="ar-SA"/>
+              </w:rPr>
+            </w:pPr>
+            <w:r>
+              <w:rPr>
+                <w:b/>
+                <w:kern w:val="0"/>
+                <w:sz w:val="18"/>
+                <w:szCs w:val="24"/>
+                <w:lang w:val="en-US" w:eastAsia="en-US" w:bidi="ar-SA"/>
+              </w:rPr>
+              <w:t>Запись журнала</w:t>
+            </w:r>
+          </w:p>
+        </w:tc>
+      </w:tr>
+      <w:tr>
+        <w:trPr/>
+        <w:tc>
+          <w:tcPr>
+            <w:tcW w:w="4679" w:type="dxa"/>
+            <w:tcBorders>
+              <w:top w:val="single" w:sz="4" w:space="0" w:color="D6DCEA"/>
+              <w:left w:val="single" w:sz="4" w:space="0" w:color="D6DCEA"/>
+              <w:bottom w:val="single" w:sz="4" w:space="0" w:color="D6DCEA"/>
+              <w:right w:val="single" w:sz="4" w:space="0" w:color="D6DCEA"/>
+            </w:tcBorders>
+          </w:tcPr>
+          <w:p>
+            <w:pPr>
+              <w:pStyle w:val="Compact"/>
+              <w:widowControl/>
+              <w:spacing w:before="36" w:after="40"/>
+              <w:jc w:val="left"/>
+              <w:rPr>
+                <w:kern w:val="0"/>
+                <w:szCs w:val="24"/>
+                <w:lang w:val="en-US" w:eastAsia="en-US" w:bidi="ar-SA"/>
+              </w:rPr>
+            </w:pPr>
+            <w:r>
+              <w:rPr>
+                <w:kern w:val="0"/>
+                <w:sz w:val="18"/>
+                <w:szCs w:val="24"/>
+                <w:lang w:val="en-US" w:eastAsia="en-US" w:bidi="ar-SA"/>
+              </w:rPr>
+              <w:t>Заявки</w:t>
+            </w:r>
+          </w:p>
+        </w:tc>
+        <w:tc>
+          <w:tcPr>
+            <w:tcW w:w="4680" w:type="dxa"/>
+            <w:tcBorders>
+              <w:top w:val="single" w:sz="4" w:space="0" w:color="D6DCEA"/>
+              <w:left w:val="single" w:sz="4" w:space="0" w:color="D6DCEA"/>
+              <w:bottom w:val="single" w:sz="4" w:space="0" w:color="D6DCEA"/>
+              <w:right w:val="single" w:sz="4" w:space="0" w:color="D6DCEA"/>
+            </w:tcBorders>
+          </w:tcPr>
+          <w:p>
+            <w:pPr>
+              <w:pStyle w:val="Compact"/>
+              <w:widowControl/>
+              <w:spacing w:before="36" w:after="40"/>
+              <w:jc w:val="left"/>
+              <w:rPr>
+                <w:kern w:val="0"/>
+                <w:szCs w:val="24"/>
+                <w:lang w:val="en-US" w:eastAsia="en-US" w:bidi="ar-SA"/>
+              </w:rPr>
+            </w:pPr>
+            <w:r>
+              <w:rPr>
+                <w:kern w:val="0"/>
+                <w:sz w:val="18"/>
+                <w:szCs w:val="24"/>
+                <w:lang w:val="en-US" w:eastAsia="en-US" w:bidi="ar-SA"/>
+              </w:rPr>
+              <w:t>Создана, изменена или перенесена, согласована, отклонена, отменена, запрошено удаление, удалена</w:t>
+            </w:r>
+          </w:p>
+        </w:tc>
+      </w:tr>
+      <w:tr>
+        <w:trPr/>
+        <w:tc>
+          <w:tcPr>
+            <w:tcW w:w="4679" w:type="dxa"/>
+            <w:tcBorders>
+              <w:top w:val="single" w:sz="4" w:space="0" w:color="D6DCEA"/>
+              <w:left w:val="single" w:sz="4" w:space="0" w:color="D6DCEA"/>
+              <w:bottom w:val="single" w:sz="4" w:space="0" w:color="D6DCEA"/>
+              <w:right w:val="single" w:sz="4" w:space="0" w:color="D6DCEA"/>
+            </w:tcBorders>
+          </w:tcPr>
+          <w:p>
+            <w:pPr>
+              <w:pStyle w:val="Compact"/>
+              <w:widowControl/>
+              <w:spacing w:before="36" w:after="40"/>
+              <w:jc w:val="left"/>
+              <w:rPr>
+                <w:kern w:val="0"/>
+                <w:szCs w:val="24"/>
+                <w:lang w:val="en-US" w:eastAsia="en-US" w:bidi="ar-SA"/>
+              </w:rPr>
+            </w:pPr>
+            <w:r>
+              <w:rPr>
+                <w:kern w:val="0"/>
+                <w:sz w:val="18"/>
+                <w:szCs w:val="24"/>
+                <w:lang w:val="en-US" w:eastAsia="en-US" w:bidi="ar-SA"/>
+              </w:rPr>
+              <w:t>Сотрудники</w:t>
+            </w:r>
+          </w:p>
+        </w:tc>
+        <w:tc>
+          <w:tcPr>
+            <w:tcW w:w="4680" w:type="dxa"/>
+            <w:tcBorders>
+              <w:top w:val="single" w:sz="4" w:space="0" w:color="D6DCEA"/>
+              <w:left w:val="single" w:sz="4" w:space="0" w:color="D6DCEA"/>
+              <w:bottom w:val="single" w:sz="4" w:space="0" w:color="D6DCEA"/>
+              <w:right w:val="single" w:sz="4" w:space="0" w:color="D6DCEA"/>
+            </w:tcBorders>
+          </w:tcPr>
+          <w:p>
+            <w:pPr>
+              <w:pStyle w:val="Compact"/>
+              <w:widowControl/>
+              <w:spacing w:before="36" w:after="40"/>
+              <w:jc w:val="left"/>
+              <w:rPr>
+                <w:kern w:val="0"/>
+                <w:szCs w:val="24"/>
+                <w:lang w:val="en-US" w:eastAsia="en-US" w:bidi="ar-SA"/>
+              </w:rPr>
+            </w:pPr>
+            <w:r>
+              <w:rPr>
+                <w:kern w:val="0"/>
+                <w:sz w:val="18"/>
+                <w:szCs w:val="24"/>
+                <w:lang w:val="en-US" w:eastAsia="en-US" w:bidi="ar-SA"/>
+              </w:rPr>
+              <w:t>Добавлен, изменён, уволен; сброшен пароль; изменены личные настройки; изменён график работы, поставлено или снято исключение</w:t>
+            </w:r>
+          </w:p>
+        </w:tc>
+      </w:tr>
+      <w:tr>
+        <w:trPr/>
+        <w:tc>
+          <w:tcPr>
+            <w:tcW w:w="4679" w:type="dxa"/>
+            <w:tcBorders>
+              <w:top w:val="single" w:sz="4" w:space="0" w:color="D6DCEA"/>
+              <w:left w:val="single" w:sz="4" w:space="0" w:color="D6DCEA"/>
+              <w:bottom w:val="single" w:sz="4" w:space="0" w:color="D6DCEA"/>
+              <w:right w:val="single" w:sz="4" w:space="0" w:color="D6DCEA"/>
+            </w:tcBorders>
+          </w:tcPr>
+          <w:p>
+            <w:pPr>
+              <w:pStyle w:val="Compact"/>
+              <w:widowControl/>
+              <w:spacing w:before="36" w:after="40"/>
+              <w:jc w:val="left"/>
+              <w:rPr>
+                <w:kern w:val="0"/>
+                <w:szCs w:val="24"/>
+                <w:lang w:val="en-US" w:eastAsia="en-US" w:bidi="ar-SA"/>
+              </w:rPr>
+            </w:pPr>
+            <w:r>
+              <w:rPr>
+                <w:kern w:val="0"/>
+                <w:sz w:val="18"/>
+                <w:szCs w:val="24"/>
+                <w:lang w:val="en-US" w:eastAsia="en-US" w:bidi="ar-SA"/>
+              </w:rPr>
+              <w:t>Импорт</w:t>
+            </w:r>
+          </w:p>
+        </w:tc>
+        <w:tc>
+          <w:tcPr>
+            <w:tcW w:w="4680" w:type="dxa"/>
+            <w:tcBorders>
+              <w:top w:val="single" w:sz="4" w:space="0" w:color="D6DCEA"/>
+              <w:left w:val="single" w:sz="4" w:space="0" w:color="D6DCEA"/>
+              <w:bottom w:val="single" w:sz="4" w:space="0" w:color="D6DCEA"/>
+              <w:right w:val="single" w:sz="4" w:space="0" w:color="D6DCEA"/>
+            </w:tcBorders>
+          </w:tcPr>
+          <w:p>
+            <w:pPr>
+              <w:pStyle w:val="Compact"/>
+              <w:widowControl/>
+              <w:spacing w:before="36" w:after="40"/>
+              <w:jc w:val="left"/>
+              <w:rPr>
+                <w:kern w:val="0"/>
+                <w:szCs w:val="24"/>
+                <w:lang w:val="en-US" w:eastAsia="en-US" w:bidi="ar-SA"/>
+              </w:rPr>
+            </w:pPr>
+            <w:r>
+              <w:rPr>
+                <w:kern w:val="0"/>
+                <w:sz w:val="18"/>
+                <w:szCs w:val="24"/>
+                <w:lang w:val="en-US" w:eastAsia="en-US" w:bidi="ar-SA"/>
+              </w:rPr>
+              <w:t>Итог импорта; каждая созданная и изменённая запись — отдельно, с источником</w:t>
+            </w:r>
+          </w:p>
+        </w:tc>
+      </w:tr>
+      <w:tr>
+        <w:trPr/>
+        <w:tc>
+          <w:tcPr>
+            <w:tcW w:w="4679" w:type="dxa"/>
+            <w:tcBorders>
+              <w:top w:val="single" w:sz="4" w:space="0" w:color="D6DCEA"/>
+              <w:left w:val="single" w:sz="4" w:space="0" w:color="D6DCEA"/>
+              <w:bottom w:val="single" w:sz="4" w:space="0" w:color="D6DCEA"/>
+              <w:right w:val="single" w:sz="4" w:space="0" w:color="D6DCEA"/>
+            </w:tcBorders>
+          </w:tcPr>
+          <w:p>
+            <w:pPr>
+              <w:pStyle w:val="Compact"/>
+              <w:widowControl/>
+              <w:spacing w:before="36" w:after="40"/>
+              <w:jc w:val="left"/>
+              <w:rPr>
+                <w:kern w:val="0"/>
+                <w:szCs w:val="24"/>
+                <w:lang w:val="en-US" w:eastAsia="en-US" w:bidi="ar-SA"/>
+              </w:rPr>
+            </w:pPr>
+            <w:r>
+              <w:rPr>
+                <w:kern w:val="0"/>
+                <w:sz w:val="18"/>
+                <w:szCs w:val="24"/>
+                <w:lang w:val="en-US" w:eastAsia="en-US" w:bidi="ar-SA"/>
+              </w:rPr>
+              <w:t>Справочники</w:t>
+            </w:r>
+          </w:p>
+        </w:tc>
+        <w:tc>
+          <w:tcPr>
+            <w:tcW w:w="4680" w:type="dxa"/>
+            <w:tcBorders>
+              <w:top w:val="single" w:sz="4" w:space="0" w:color="D6DCEA"/>
+              <w:left w:val="single" w:sz="4" w:space="0" w:color="D6DCEA"/>
+              <w:bottom w:val="single" w:sz="4" w:space="0" w:color="D6DCEA"/>
+              <w:right w:val="single" w:sz="4" w:space="0" w:color="D6DCEA"/>
+            </w:tcBorders>
+          </w:tcPr>
+          <w:p>
+            <w:pPr>
+              <w:pStyle w:val="Compact"/>
+              <w:widowControl/>
+              <w:spacing w:before="36" w:after="40"/>
+              <w:jc w:val="left"/>
+              <w:rPr>
+                <w:kern w:val="0"/>
+                <w:szCs w:val="24"/>
+                <w:lang w:val="en-US" w:eastAsia="en-US" w:bidi="ar-SA"/>
+              </w:rPr>
+            </w:pPr>
+            <w:r>
+              <w:rPr>
+                <w:kern w:val="0"/>
+                <w:sz w:val="18"/>
+                <w:szCs w:val="24"/>
+                <w:lang w:val="en-US" w:eastAsia="en-US" w:bidi="ar-SA"/>
+              </w:rPr>
+              <w:t>Создан, изменён, удалён отдел или проект</w:t>
+            </w:r>
+          </w:p>
+        </w:tc>
+      </w:tr>
+      <w:tr>
+        <w:trPr/>
+        <w:tc>
+          <w:tcPr>
+            <w:tcW w:w="4679" w:type="dxa"/>
+            <w:tcBorders>
+              <w:top w:val="single" w:sz="4" w:space="0" w:color="D6DCEA"/>
+              <w:left w:val="single" w:sz="4" w:space="0" w:color="D6DCEA"/>
+              <w:bottom w:val="single" w:sz="4" w:space="0" w:color="D6DCEA"/>
+              <w:right w:val="single" w:sz="4" w:space="0" w:color="D6DCEA"/>
+            </w:tcBorders>
+          </w:tcPr>
+          <w:p>
+            <w:pPr>
+              <w:pStyle w:val="Compact"/>
+              <w:widowControl/>
+              <w:spacing w:before="36" w:after="40"/>
+              <w:jc w:val="left"/>
+              <w:rPr>
+                <w:kern w:val="0"/>
+                <w:szCs w:val="24"/>
+                <w:lang w:val="en-US" w:eastAsia="en-US" w:bidi="ar-SA"/>
+              </w:rPr>
+            </w:pPr>
+            <w:r>
+              <w:rPr>
+                <w:kern w:val="0"/>
+                <w:sz w:val="18"/>
+                <w:szCs w:val="24"/>
+                <w:lang w:val="en-US" w:eastAsia="en-US" w:bidi="ar-SA"/>
+              </w:rPr>
+              <w:t>Прочее</w:t>
+            </w:r>
+          </w:p>
+        </w:tc>
+        <w:tc>
+          <w:tcPr>
+            <w:tcW w:w="4680" w:type="dxa"/>
+            <w:tcBorders>
+              <w:top w:val="single" w:sz="4" w:space="0" w:color="D6DCEA"/>
+              <w:left w:val="single" w:sz="4" w:space="0" w:color="D6DCEA"/>
+              <w:bottom w:val="single" w:sz="4" w:space="0" w:color="D6DCEA"/>
+              <w:right w:val="single" w:sz="4" w:space="0" w:color="D6DCEA"/>
+            </w:tcBorders>
+          </w:tcPr>
+          <w:p>
+            <w:pPr>
+              <w:pStyle w:val="Compact"/>
+              <w:widowControl/>
+              <w:spacing w:before="36" w:after="40"/>
+              <w:jc w:val="left"/>
+              <w:rPr>
+                <w:kern w:val="0"/>
+                <w:szCs w:val="24"/>
+                <w:lang w:val="en-US" w:eastAsia="en-US" w:bidi="ar-SA"/>
+              </w:rPr>
+            </w:pPr>
+            <w:r>
+              <w:rPr>
+                <w:kern w:val="0"/>
+                <w:sz w:val="18"/>
+                <w:szCs w:val="24"/>
+                <w:lang w:val="en-US" w:eastAsia="en-US" w:bidi="ar-SA"/>
+              </w:rPr>
+              <w:t>Изменены правила организации; загружен или изменён производственный календарь; выгрузка в Excel</w:t>
+            </w:r>
+            <w:bookmarkStart w:id="33" w:name="журнал-аудита"/>
+            <w:bookmarkEnd w:id="33"/>
+          </w:p>
+        </w:tc>
+      </w:tr>
+    </w:tbl>
+    <w:p>
+      <w:pPr>
+        <w:pStyle w:val="Heading1"/>
+        <w:rPr/>
+      </w:pPr>
+      <w:bookmarkStart w:id="34" w:name="__RefHeading___Toc20822_1562542824"/>
+      <w:bookmarkEnd w:id="34"/>
       <w:r>
         <w:rPr>
           <w:rStyle w:val="SectionNumber"/>
@@ -3144,7 +4221,7 @@
       </w:r>
       <w:r>
         <w:rPr/>
-        <w:t xml:space="preserve"> В начале года обновите поле «Перенос с прошлых лет» по данным кадровой службы (в версии 0.4 планируется импорт).</w:t>
+        <w:t xml:space="preserve"> Выгрузите из кадровой системы ФИО (или логины) и остатки, загрузите файл через «Импорт» — изменятся только перенос и указанные поля.</w:t>
       </w:r>
     </w:p>
     <w:p>
@@ -3184,7 +4261,6 @@
     <w:p>
       <w:pPr>
         <w:pStyle w:val="BodyText"/>
-        <w:spacing w:lineRule="auto" w:line="276" w:before="180" w:after="100"/>
         <w:rPr/>
       </w:pPr>
       <w:r>
@@ -3199,10 +4275,55 @@
         <w:t xml:space="preserve"> Администратор видит заявки всей организации в разделе «Заявки» и может принять решение.</w:t>
       </w:r>
     </w:p>
+    <w:p>
+      <w:pPr>
+        <w:pStyle w:val="BodyText"/>
+        <w:rPr/>
+      </w:pPr>
+      <w:r>
+        <w:rPr>
+          <w:b/>
+          <w:bCs/>
+        </w:rPr>
+        <w:t>Сотрудник не может войти через корпоративную учётную запись.</w:t>
+      </w:r>
+      <w:r>
+        <w:rPr/>
+        <w:t xml:space="preserve"> Сообщение «Учётная запись не найдена» означает, что логин у провайдера не совпадает с логином в планировщике: исправьте логин в карточке или настройку </w:t>
+      </w:r>
+      <w:r>
+        <w:rPr>
+          <w:rStyle w:val="VerbatimChar"/>
+        </w:rPr>
+        <w:t>OIDC_LOGIN_CLAIM</w:t>
+      </w:r>
+      <w:r>
+        <w:rPr/>
+        <w:t xml:space="preserve"> (руководство по развёртыванию).</w:t>
+      </w:r>
+    </w:p>
+    <w:p>
+      <w:pPr>
+        <w:pStyle w:val="BodyText"/>
+        <w:spacing w:lineRule="auto" w:line="276" w:before="180" w:after="100"/>
+        <w:rPr/>
+      </w:pPr>
+      <w:r>
+        <w:rPr>
+          <w:b/>
+          <w:bCs/>
+        </w:rPr>
+        <w:t>Сотруднику не приходят письма.</w:t>
+      </w:r>
+      <w:r>
+        <w:rPr/>
+        <w:t xml:space="preserve"> Проверьте email в карточке и что сотрудник не отключил письма в «Профиле и настройках».</w:t>
+      </w:r>
+    </w:p>
     <w:sectPr>
-      <w:footerReference w:type="even" r:id="rId5"/>
-      <w:footerReference w:type="default" r:id="rId6"/>
-      <w:footerReference w:type="first" r:id="rId7"/>
+      <w:footerReference w:type="even" r:id="rId7"/>
+      <w:footerReference w:type="default" r:id="rId8"/>
+      <w:footerReference w:type="first" r:id="rId9"/>
       <w:type w:val="nextPage"/>
       <w:pgSz w:w="12240" w:h="15840"/>
       <w:pgMar w:left="1440" w:right="1440" w:gutter="0" w:header="0" w:top="1440" w:footer="720" w:bottom="1440"/>
@@ -3243,7 +4364,7 @@
         <w:color w:val="8A92A6"/>
         <w:sz w:val="16"/>
       </w:rPr>
-      <w:t xml:space="preserve">Планировщик отпусков 0.3.0 · Руководство администратора · стр. </w:t>
+      <w:t xml:space="preserve">Планировщик отпусков 0.4.0 · Руководство администратора · стр. </w:t>
     </w:r>
     <w:r>
       <w:rPr/>
@@ -3259,7 +4380,7 @@
     </w:r>
     <w:r>
       <w:rPr/>
-      <w:t>11</w:t>
+      <w:t>13</w:t>
     </w:r>
     <w:r>
       <w:rPr/>
@@ -3282,7 +4403,7 @@
         <w:color w:val="8A92A6"/>
         <w:sz w:val="16"/>
       </w:rPr>
-      <w:t xml:space="preserve">Планировщик отпусков 0.3.0 · Руководство администратора · стр. </w:t>
+      <w:t xml:space="preserve">Планировщик отпусков 0.4.0 · Руководство администратора · стр. </w:t>
     </w:r>
     <w:r>
       <w:rPr/>
@@ -3298,7 +4419,7 @@
     </w:r>
     <w:r>
       <w:rPr/>
-      <w:t>11</w:t>
+      <w:t>13</w:t>
     </w:r>
     <w:r>
       <w:rPr/>
@@ -3432,6 +4553,261 @@
   <w:abstractNum w:abstractNumId="2">
     <w:lvl w:ilvl="0">
       <w:start w:val="1"/>
+      <w:numFmt w:val="decimal"/>
+      <w:lvlText w:val="%1."/>
+      <w:lvlJc w:val="left"/>
+      <w:pPr>
+        <w:tabs>
+          <w:tab w:val="num" w:pos="0"/>
+        </w:tabs>
+        <w:ind w:left="720" w:hanging="480"/>
+      </w:pPr>
+      <w:rPr/>
+    </w:lvl>
+    <w:lvl w:ilvl="1">
+      <w:start w:val="1"/>
+      <w:numFmt w:val="decimal"/>
+      <w:lvlText w:val="%2."/>
+      <w:lvlJc w:val="left"/>
+      <w:pPr>
+        <w:tabs>
+          <w:tab w:val="num" w:pos="0"/>
+        </w:tabs>
+        <w:ind w:left="1440" w:hanging="480"/>
+      </w:pPr>
+      <w:rPr/>
+    </w:lvl>
+    <w:lvl w:ilvl="2">
+      <w:start w:val="1"/>
+      <w:numFmt w:val="decimal"/>
+      <w:lvlText w:val="%3."/>
+      <w:lvlJc w:val="left"/>
+      <w:pPr>
+        <w:tabs>
+          <w:tab w:val="num" w:pos="0"/>
+        </w:tabs>
+        <w:ind w:left="2160" w:hanging="480"/>
+      </w:pPr>
+      <w:rPr/>
+    </w:lvl>
+    <w:lvl w:ilvl="3">
+      <w:start w:val="1"/>
+      <w:numFmt w:val="decimal"/>
+      <w:lvlText w:val="%4."/>
+      <w:lvlJc w:val="left"/>
+      <w:pPr>
+        <w:tabs>
+          <w:tab w:val="num" w:pos="0"/>
+        </w:tabs>
+        <w:ind w:left="2880" w:hanging="480"/>
+      </w:pPr>
+      <w:rPr/>
+    </w:lvl>
+    <w:lvl w:ilvl="4">
+      <w:start w:val="1"/>
+      <w:numFmt w:val="decimal"/>
+      <w:lvlText w:val="%5."/>
+      <w:lvlJc w:val="left"/>
+      <w:pPr>
+        <w:tabs>
+          <w:tab w:val="num" w:pos="0"/>
+        </w:tabs>
+        <w:ind w:left="3600" w:hanging="480"/>
+      </w:pPr>
+      <w:rPr/>
+    </w:lvl>
+    <w:lvl w:ilvl="5">
+      <w:start w:val="1"/>
+      <w:numFmt w:val="decimal"/>
+      <w:lvlText w:val="%6."/>
+      <w:lvlJc w:val="left"/>
+      <w:pPr>
+        <w:tabs>
+          <w:tab w:val="num" w:pos="0"/>
+        </w:tabs>
+        <w:ind w:left="4320" w:hanging="480"/>
+      </w:pPr>
+      <w:rPr/>
+    </w:lvl>
+    <w:lvl w:ilvl="6">
+      <w:start w:val="1"/>
+      <w:numFmt w:val="decimal"/>
+      <w:lvlText w:val="%7."/>
+      <w:lvlJc w:val="left"/>
+      <w:pPr>
+        <w:tabs>
+          <w:tab w:val="num" w:pos="0"/>
+        </w:tabs>
+        <w:ind w:left="5040" w:hanging="480"/>
+      </w:pPr>
+      <w:rPr/>
+    </w:lvl>
+    <w:lvl w:ilvl="7">
+      <w:start w:val="1"/>
+      <w:numFmt w:val="decimal"/>
+      <w:lvlText w:val="%8."/>
+      <w:lvlJc w:val="left"/>
+      <w:pPr>
+        <w:tabs>
+          <w:tab w:val="num" w:pos="0"/>
+        </w:tabs>
+        <w:ind w:left="5760" w:hanging="480"/>
+      </w:pPr>
+      <w:rPr/>
+    </w:lvl>
+    <w:lvl w:ilvl="8">
+      <w:start w:val="1"/>
+      <w:numFmt w:val="decimal"/>
+      <w:lvlText w:val="%9."/>
+      <w:lvlJc w:val="left"/>
+      <w:pPr>
+        <w:tabs>
+          <w:tab w:val="num" w:pos="0"/>
+        </w:tabs>
+        <w:ind w:left="6480" w:hanging="480"/>
+      </w:pPr>
+      <w:rPr/>
+    </w:lvl>
+  </w:abstractNum>
+  <w:abstractNum w:abstractNumId="3">
+    <w:lvl w:ilvl="0">
+      <w:numFmt w:val="bullet"/>
+      <w:lvlText w:val=""/>
+      <w:lvlJc w:val="left"/>
+      <w:pPr>
+        <w:tabs>
+          <w:tab w:val="num" w:pos="0"/>
+        </w:tabs>
+        <w:ind w:left="720" w:hanging="480"/>
+      </w:pPr>
+      <w:rPr>
+        <w:rFonts w:ascii="Symbol" w:hAnsi="Symbol" w:cs="Symbol" w:hint="default"/>
+      </w:rPr>
+    </w:lvl>
+    <w:lvl w:ilvl="1">
+      <w:start w:val="0"/>
+      <w:numFmt w:val="bullet"/>
+      <w:lvlText w:val=""/>
+      <w:lvlJc w:val="left"/>
+      <w:pPr>
+        <w:tabs>
+          <w:tab w:val="num" w:pos="0"/>
+        </w:tabs>
+        <w:ind w:left="1440" w:hanging="480"/>
+      </w:pPr>
+      <w:rPr>
+        <w:rFonts w:ascii="Symbol" w:hAnsi="Symbol" w:cs="Symbol" w:hint="default"/>
+      </w:rPr>
+    </w:lvl>
+    <w:lvl w:ilvl="2">
+      <w:start w:val="0"/>
+      <w:numFmt w:val="bullet"/>
+      <w:lvlText w:val=""/>
+      <w:lvlJc w:val="left"/>
+      <w:pPr>
+        <w:tabs>
+          <w:tab w:val="num" w:pos="0"/>
+        </w:tabs>
+        <w:ind w:left="2160" w:hanging="480"/>
+      </w:pPr>
+      <w:rPr>
+        <w:rFonts w:ascii="Symbol" w:hAnsi="Symbol" w:cs="Symbol" w:hint="default"/>
+      </w:rPr>
+    </w:lvl>
+    <w:lvl w:ilvl="3">
+      <w:start w:val="0"/>
+      <w:numFmt w:val="bullet"/>
+      <w:lvlText w:val=""/>
+      <w:lvlJc w:val="left"/>
+      <w:pPr>
+        <w:tabs>
+          <w:tab w:val="num" w:pos="0"/>
+        </w:tabs>
+        <w:ind w:left="2880" w:hanging="480"/>
+      </w:pPr>
+      <w:rPr>
+        <w:rFonts w:ascii="Symbol" w:hAnsi="Symbol" w:cs="Symbol" w:hint="default"/>
+      </w:rPr>
+    </w:lvl>
+    <w:lvl w:ilvl="4">
+      <w:start w:val="0"/>
+      <w:numFmt w:val="bullet"/>
+      <w:lvlText w:val=""/>
+      <w:lvlJc w:val="left"/>
+      <w:pPr>
+        <w:tabs>
+          <w:tab w:val="num" w:pos="0"/>
+        </w:tabs>
+        <w:ind w:left="3600" w:hanging="480"/>
+      </w:pPr>
+      <w:rPr>
+        <w:rFonts w:ascii="Symbol" w:hAnsi="Symbol" w:cs="Symbol" w:hint="default"/>
+      </w:rPr>
+    </w:lvl>
+    <w:lvl w:ilvl="5">
+      <w:start w:val="0"/>
+      <w:numFmt w:val="bullet"/>
+      <w:lvlText w:val=""/>
+      <w:lvlJc w:val="left"/>
+      <w:pPr>
+        <w:tabs>
+          <w:tab w:val="num" w:pos="0"/>
+        </w:tabs>
+        <w:ind w:left="4320" w:hanging="480"/>
+      </w:pPr>
+      <w:rPr>
+        <w:rFonts w:ascii="Symbol" w:hAnsi="Symbol" w:cs="Symbol" w:hint="default"/>
+      </w:rPr>
+    </w:lvl>
+    <w:lvl w:ilvl="6">
+      <w:start w:val="0"/>
+      <w:numFmt w:val="bullet"/>
+      <w:lvlText w:val=""/>
+      <w:lvlJc w:val="left"/>
+      <w:pPr>
+        <w:tabs>
+          <w:tab w:val="num" w:pos="0"/>
+        </w:tabs>
+        <w:ind w:left="5040" w:hanging="480"/>
+      </w:pPr>
+      <w:rPr>
+        <w:rFonts w:ascii="Symbol" w:hAnsi="Symbol" w:cs="Symbol" w:hint="default"/>
+      </w:rPr>
+    </w:lvl>
+    <w:lvl w:ilvl="7">
+      <w:start w:val="0"/>
+      <w:numFmt w:val="bullet"/>
+      <w:lvlText w:val=""/>
+      <w:lvlJc w:val="left"/>
+      <w:pPr>
+        <w:tabs>
+          <w:tab w:val="num" w:pos="0"/>
+        </w:tabs>
+        <w:ind w:left="5760" w:hanging="480"/>
+      </w:pPr>
+      <w:rPr>
+        <w:rFonts w:ascii="Symbol" w:hAnsi="Symbol" w:cs="Symbol" w:hint="default"/>
+      </w:rPr>
+    </w:lvl>
+    <w:lvl w:ilvl="8">
+      <w:start w:val="0"/>
+      <w:numFmt w:val="bullet"/>
+      <w:lvlText w:val=""/>
+      <w:lvlJc w:val="left"/>
+      <w:pPr>
+        <w:tabs>
+          <w:tab w:val="num" w:pos="0"/>
+        </w:tabs>
+        <w:ind w:left="6480" w:hanging="480"/>
+      </w:pPr>
+      <w:rPr>
+        <w:rFonts w:ascii="Symbol" w:hAnsi="Symbol" w:cs="Symbol" w:hint="default"/>
+      </w:rPr>
+    </w:lvl>
+  </w:abstractNum>
+  <w:abstractNum w:abstractNumId="4">
+    <w:lvl w:ilvl="0">
+      <w:start w:val="1"/>
       <w:numFmt w:val="none"/>
       <w:suff w:val="nothing"/>
       <w:lvlText w:val=""/>
@@ -3555,10 +4931,31 @@
     <w:abstractNumId w:val="2"/>
   </w:num>
   <w:num w:numId="3">
+    <w:abstractNumId w:val="3"/>
+  </w:num>
+  <w:num w:numId="4">
+    <w:abstractNumId w:val="4"/>
+  </w:num>
+  <w:num w:numId="5">
     <w:abstractNumId w:val="1"/>
     <w:lvlOverride w:ilvl="0">
       <w:startOverride w:val="1"/>
     </w:lvlOverride>
+  </w:num>
+  <w:num w:numId="6">
+    <w:abstractNumId w:val="1"/>
+    <w:lvlOverride w:ilvl="0">
+      <w:startOverride w:val="1"/>
+    </w:lvlOverride>
+  </w:num>
+  <w:num w:numId="7">
+    <w:abstractNumId w:val="1"/>
+  </w:num>
+  <w:num w:numId="8">
+    <w:abstractNumId w:val="1"/>
+  </w:num>
+  <w:num w:numId="9">
+    <w:abstractNumId w:val="1"/>
   </w:num>
 </w:numbering>
 </file>

--- a/docs/docx/admin-guide.docx
+++ b/docs/docx/admin-guide.docx
@@ -23,7 +23,7 @@
       </w:pPr>
       <w:r>
         <w:rPr/>
-        <w:t>Планировщик отпусков 0.4.0 · Сотрудники, справочники, настройки и аудит</w:t>
+        <w:t>Планировщик отпусков 0.5.0 · Сотрудники, справочники, настройки и аудит</w:t>
       </w:r>
     </w:p>
     <w:p>
@@ -93,7 +93,7 @@
             </w:rPr>
             <w:fldChar w:fldCharType="separate"/>
           </w:r>
-          <w:hyperlink w:anchor="__RefHeading___Toc20798_1562542824">
+          <w:hyperlink w:anchor="__RefHeading___Toc22501_2275915807">
             <w:r>
               <w:rPr>
                 <w:webHidden/>
@@ -114,7 +114,7 @@
             </w:tabs>
             <w:rPr/>
           </w:pPr>
-          <w:hyperlink w:anchor="__RefHeading___Toc20800_1562542824">
+          <w:hyperlink w:anchor="__RefHeading___Toc22503_2275915807">
             <w:r>
               <w:rPr>
                 <w:webHidden/>
@@ -135,7 +135,7 @@
             </w:tabs>
             <w:rPr/>
           </w:pPr>
-          <w:hyperlink w:anchor="__RefHeading___Toc20802_1562542824">
+          <w:hyperlink w:anchor="__RefHeading___Toc22505_2275915807">
             <w:r>
               <w:rPr>
                 <w:webHidden/>
@@ -156,7 +156,7 @@
             </w:tabs>
             <w:rPr/>
           </w:pPr>
-          <w:hyperlink w:anchor="__RefHeading___Toc20804_1562542824">
+          <w:hyperlink w:anchor="__RefHeading___Toc22507_2275915807">
             <w:r>
               <w:rPr>
                 <w:webHidden/>
@@ -177,7 +177,7 @@
             </w:tabs>
             <w:rPr/>
           </w:pPr>
-          <w:hyperlink w:anchor="__RefHeading___Toc20806_1562542824">
+          <w:hyperlink w:anchor="__RefHeading___Toc22509_2275915807">
             <w:r>
               <w:rPr>
                 <w:webHidden/>
@@ -198,7 +198,7 @@
             </w:tabs>
             <w:rPr/>
           </w:pPr>
-          <w:hyperlink w:anchor="__RefHeading___Toc20808_1562542824">
+          <w:hyperlink w:anchor="__RefHeading___Toc22511_2275915807">
             <w:r>
               <w:rPr>
                 <w:webHidden/>
@@ -206,7 +206,7 @@
               </w:rPr>
               <w:t>3.3 Импорт из файла</w:t>
               <w:tab/>
-              <w:t>6</w:t>
+              <w:t>7</w:t>
             </w:r>
           </w:hyperlink>
         </w:p>
@@ -219,7 +219,7 @@
             </w:tabs>
             <w:rPr/>
           </w:pPr>
-          <w:hyperlink w:anchor="__RefHeading___Toc20810_1562542824">
+          <w:hyperlink w:anchor="__RefHeading___Toc22513_2275915807">
             <w:r>
               <w:rPr>
                 <w:webHidden/>
@@ -227,7 +227,7 @@
               </w:rPr>
               <w:t>4 Справочники</w:t>
               <w:tab/>
-              <w:t>8</w:t>
+              <w:t>9</w:t>
             </w:r>
           </w:hyperlink>
         </w:p>
@@ -240,7 +240,7 @@
             </w:tabs>
             <w:rPr/>
           </w:pPr>
-          <w:hyperlink w:anchor="__RefHeading___Toc20812_1562542824">
+          <w:hyperlink w:anchor="__RefHeading___Toc22515_2275915807">
             <w:r>
               <w:rPr>
                 <w:webHidden/>
@@ -248,7 +248,7 @@
               </w:rPr>
               <w:t>4.1 Отделы и проекты</w:t>
               <w:tab/>
-              <w:t>8</w:t>
+              <w:t>9</w:t>
             </w:r>
           </w:hyperlink>
         </w:p>
@@ -261,7 +261,7 @@
             </w:tabs>
             <w:rPr/>
           </w:pPr>
-          <w:hyperlink w:anchor="__RefHeading___Toc20814_1562542824">
+          <w:hyperlink w:anchor="__RefHeading___Toc22517_2275915807">
             <w:r>
               <w:rPr>
                 <w:webHidden/>
@@ -269,7 +269,7 @@
               </w:rPr>
               <w:t>4.2 Производственный календарь</w:t>
               <w:tab/>
-              <w:t>8</w:t>
+              <w:t>9</w:t>
             </w:r>
           </w:hyperlink>
         </w:p>
@@ -282,7 +282,7 @@
             </w:tabs>
             <w:rPr/>
           </w:pPr>
-          <w:hyperlink w:anchor="__RefHeading___Toc20816_1562542824">
+          <w:hyperlink w:anchor="__RefHeading___Toc22519_2275915807">
             <w:r>
               <w:rPr>
                 <w:webHidden/>
@@ -290,7 +290,7 @@
               </w:rPr>
               <w:t>5 Правила организации</w:t>
               <w:tab/>
-              <w:t>10</w:t>
+              <w:t>11</w:t>
             </w:r>
           </w:hyperlink>
         </w:p>
@@ -303,7 +303,7 @@
             </w:tabs>
             <w:rPr/>
           </w:pPr>
-          <w:hyperlink w:anchor="__RefHeading___Toc20818_1562542824">
+          <w:hyperlink w:anchor="__RefHeading___Toc22521_2275915807">
             <w:r>
               <w:rPr>
                 <w:webHidden/>
@@ -311,7 +311,7 @@
               </w:rPr>
               <w:t>6 Выгрузки</w:t>
               <w:tab/>
-              <w:t>11</w:t>
+              <w:t>12</w:t>
             </w:r>
           </w:hyperlink>
         </w:p>
@@ -324,7 +324,7 @@
             </w:tabs>
             <w:rPr/>
           </w:pPr>
-          <w:hyperlink w:anchor="__RefHeading___Toc20820_1562542824">
+          <w:hyperlink w:anchor="__RefHeading___Toc22523_2275915807">
             <w:r>
               <w:rPr>
                 <w:webHidden/>
@@ -332,7 +332,7 @@
               </w:rPr>
               <w:t>7 Журнал аудита</w:t>
               <w:tab/>
-              <w:t>12</w:t>
+              <w:t>13</w:t>
             </w:r>
           </w:hyperlink>
         </w:p>
@@ -345,7 +345,7 @@
             </w:tabs>
             <w:rPr/>
           </w:pPr>
-          <w:hyperlink w:anchor="__RefHeading___Toc20822_1562542824">
+          <w:hyperlink w:anchor="__RefHeading___Toc22525_2275915807">
             <w:r>
               <w:rPr>
                 <w:webHidden/>
@@ -353,7 +353,7 @@
               </w:rPr>
               <w:t>8 Типовые операции</w:t>
               <w:tab/>
-              <w:t>13</w:t>
+              <w:t>14</w:t>
             </w:r>
           </w:hyperlink>
           <w:r>
@@ -370,7 +370,7 @@
         <w:pStyle w:val="Heading1"/>
         <w:rPr/>
       </w:pPr>
-      <w:bookmarkStart w:id="0" w:name="__RefHeading___Toc20798_1562542824"/>
+      <w:bookmarkStart w:id="0" w:name="__RefHeading___Toc22501_2275915807"/>
       <w:bookmarkStart w:id="1" w:name="о-руководстве"/>
       <w:bookmarkEnd w:id="0"/>
       <w:r>
@@ -422,7 +422,7 @@
         <w:pStyle w:val="Heading1"/>
         <w:rPr/>
       </w:pPr>
-      <w:bookmarkStart w:id="3" w:name="__RefHeading___Toc20800_1562542824"/>
+      <w:bookmarkStart w:id="3" w:name="__RefHeading___Toc22503_2275915807"/>
       <w:bookmarkStart w:id="4" w:name="первый-запуск"/>
       <w:bookmarkEnd w:id="3"/>
       <w:r>
@@ -528,7 +528,7 @@
         <w:pStyle w:val="Heading1"/>
         <w:rPr/>
       </w:pPr>
-      <w:bookmarkStart w:id="6" w:name="__RefHeading___Toc20802_1562542824"/>
+      <w:bookmarkStart w:id="6" w:name="__RefHeading___Toc22505_2275915807"/>
       <w:bookmarkStart w:id="7" w:name="сотрудники"/>
       <w:bookmarkEnd w:id="6"/>
       <w:r>
@@ -614,7 +614,7 @@
         <w:pStyle w:val="Heading2"/>
         <w:rPr/>
       </w:pPr>
-      <w:bookmarkStart w:id="8" w:name="__RefHeading___Toc20804_1562542824"/>
+      <w:bookmarkStart w:id="8" w:name="__RefHeading___Toc22507_2275915807"/>
       <w:bookmarkStart w:id="9" w:name="новый-сотрудник"/>
       <w:bookmarkEnd w:id="8"/>
       <w:r>
@@ -1512,7 +1512,7 @@
         <w:pStyle w:val="Heading2"/>
         <w:rPr/>
       </w:pPr>
-      <w:bookmarkStart w:id="11" w:name="__RefHeading___Toc20806_1562542824"/>
+      <w:bookmarkStart w:id="11" w:name="__RefHeading___Toc22509_2275915807"/>
       <w:bookmarkStart w:id="12" w:name="действия-в-строке-сотрудника"/>
       <w:bookmarkEnd w:id="11"/>
       <w:r>
@@ -1825,7 +1825,7 @@
                 <w:szCs w:val="24"/>
                 <w:lang w:val="en-US" w:eastAsia="en-US" w:bidi="ar-SA"/>
               </w:rPr>
-              <w:t>Сбросить пароль: создаётся новый одноразовый пароль, все сеансы сотрудника завершаются</w:t>
+              <w:t>Сбросить пароль: создаётся новый одноразовый пароль, все сеансы сотрудника завершаются в течение 10 секунд</w:t>
             </w:r>
           </w:p>
         </w:tc>
@@ -1894,7 +1894,7 @@
                 <w:szCs w:val="24"/>
                 <w:lang w:val="en-US" w:eastAsia="en-US" w:bidi="ar-SA"/>
               </w:rPr>
-              <w:t>Уволить: учётная запись отключается, история отпусков и журнал сохраняются</w:t>
+              <w:t>Уволить: учётная запись отключается, открытые сеансы сотрудника завершаются в течение 10 секунд; история отпусков и журнал сохраняются</w:t>
             </w:r>
           </w:p>
         </w:tc>
@@ -1917,7 +1917,7 @@
         <w:pStyle w:val="Heading2"/>
         <w:rPr/>
       </w:pPr>
-      <w:bookmarkStart w:id="14" w:name="__RefHeading___Toc20808_1562542824"/>
+      <w:bookmarkStart w:id="14" w:name="__RefHeading___Toc22511_2275915807"/>
       <w:bookmarkStart w:id="15" w:name="импорт-из-файла"/>
       <w:bookmarkEnd w:id="14"/>
       <w:r>
@@ -2632,7 +2632,7 @@
         <w:pStyle w:val="Heading1"/>
         <w:rPr/>
       </w:pPr>
-      <w:bookmarkStart w:id="18" w:name="__RefHeading___Toc20810_1562542824"/>
+      <w:bookmarkStart w:id="18" w:name="__RefHeading___Toc22513_2275915807"/>
       <w:bookmarkStart w:id="19" w:name="справочники"/>
       <w:bookmarkEnd w:id="18"/>
       <w:r>
@@ -2652,7 +2652,7 @@
         <w:pStyle w:val="Heading2"/>
         <w:rPr/>
       </w:pPr>
-      <w:bookmarkStart w:id="20" w:name="__RefHeading___Toc20812_1562542824"/>
+      <w:bookmarkStart w:id="20" w:name="__RefHeading___Toc22515_2275915807"/>
       <w:bookmarkStart w:id="21" w:name="отделы-и-проекты"/>
       <w:bookmarkEnd w:id="20"/>
       <w:r>
@@ -2694,7 +2694,7 @@
         <w:pStyle w:val="Heading2"/>
         <w:rPr/>
       </w:pPr>
-      <w:bookmarkStart w:id="23" w:name="__RefHeading___Toc20814_1562542824"/>
+      <w:bookmarkStart w:id="23" w:name="__RefHeading___Toc22517_2275915807"/>
       <w:bookmarkStart w:id="24" w:name="производственный-календарь"/>
       <w:bookmarkEnd w:id="23"/>
       <w:r>
@@ -2912,7 +2912,7 @@
         <w:pStyle w:val="Heading1"/>
         <w:rPr/>
       </w:pPr>
-      <w:bookmarkStart w:id="27" w:name="__RefHeading___Toc20816_1562542824"/>
+      <w:bookmarkStart w:id="27" w:name="__RefHeading___Toc22519_2275915807"/>
       <w:bookmarkStart w:id="28" w:name="правила-организации"/>
       <w:bookmarkEnd w:id="27"/>
       <w:r>
@@ -3274,7 +3274,7 @@
         <w:pStyle w:val="Heading1"/>
         <w:rPr/>
       </w:pPr>
-      <w:bookmarkStart w:id="29" w:name="__RefHeading___Toc20818_1562542824"/>
+      <w:bookmarkStart w:id="29" w:name="__RefHeading___Toc22521_2275915807"/>
       <w:bookmarkStart w:id="30" w:name="выгрузки"/>
       <w:bookmarkEnd w:id="29"/>
       <w:r>
@@ -3620,7 +3620,7 @@
         <w:pStyle w:val="Heading1"/>
         <w:rPr/>
       </w:pPr>
-      <w:bookmarkStart w:id="32" w:name="__RefHeading___Toc20820_1562542824"/>
+      <w:bookmarkStart w:id="32" w:name="__RefHeading___Toc22523_2275915807"/>
       <w:bookmarkEnd w:id="32"/>
       <w:r>
         <w:rPr>
@@ -4159,7 +4159,7 @@
         <w:pStyle w:val="Heading1"/>
         <w:rPr/>
       </w:pPr>
-      <w:bookmarkStart w:id="34" w:name="__RefHeading___Toc20822_1562542824"/>
+      <w:bookmarkStart w:id="34" w:name="__RefHeading___Toc22525_2275915807"/>
       <w:bookmarkEnd w:id="34"/>
       <w:r>
         <w:rPr>
@@ -4364,7 +4364,7 @@
         <w:color w:val="8A92A6"/>
         <w:sz w:val="16"/>
       </w:rPr>
-      <w:t xml:space="preserve">Планировщик отпусков 0.4.0 · Руководство администратора · стр. </w:t>
+      <w:t xml:space="preserve">Планировщик отпусков 0.5.0 · Руководство администратора · стр. </w:t>
     </w:r>
     <w:r>
       <w:rPr/>
@@ -4380,7 +4380,7 @@
     </w:r>
     <w:r>
       <w:rPr/>
-      <w:t>13</w:t>
+      <w:t>14</w:t>
     </w:r>
     <w:r>
       <w:rPr/>
@@ -4403,7 +4403,7 @@
         <w:color w:val="8A92A6"/>
         <w:sz w:val="16"/>
       </w:rPr>
-      <w:t xml:space="preserve">Планировщик отпусков 0.4.0 · Руководство администратора · стр. </w:t>
+      <w:t xml:space="preserve">Планировщик отпусков 0.5.0 · Руководство администратора · стр. </w:t>
     </w:r>
     <w:r>
       <w:rPr/>
@@ -4419,7 +4419,7 @@
     </w:r>
     <w:r>
       <w:rPr/>
-      <w:t>13</w:t>
+      <w:t>14</w:t>
     </w:r>
     <w:r>
       <w:rPr/>

--- a/docs/docx/admin-guide.docx
+++ b/docs/docx/admin-guide.docx
@@ -23,7 +23,7 @@
       </w:pPr>
       <w:r>
         <w:rPr/>
-        <w:t>Планировщик отпусков 0.5.0 · Сотрудники, справочники, настройки и аудит</w:t>
+        <w:t>Планировщик отпусков 0.6.0 · Сотрудники, справочники, настройки и аудит</w:t>
       </w:r>
     </w:p>
     <w:p>
@@ -33,7 +33,7 @@
       </w:pPr>
       <w:r>
         <w:rPr/>
-        <w:t>28 октября 2026</w:t>
+        <w:t>29 октября 2026</w:t>
       </w:r>
     </w:p>
     <w:sdt>
@@ -93,7 +93,7 @@
             </w:rPr>
             <w:fldChar w:fldCharType="separate"/>
           </w:r>
-          <w:hyperlink w:anchor="__RefHeading___Toc22501_2275915807">
+          <w:hyperlink w:anchor="__RefHeading___Toc29350_3673021804">
             <w:r>
               <w:rPr>
                 <w:webHidden/>
@@ -114,7 +114,7 @@
             </w:tabs>
             <w:rPr/>
           </w:pPr>
-          <w:hyperlink w:anchor="__RefHeading___Toc22503_2275915807">
+          <w:hyperlink w:anchor="__RefHeading___Toc29352_3673021804">
             <w:r>
               <w:rPr>
                 <w:webHidden/>
@@ -135,7 +135,7 @@
             </w:tabs>
             <w:rPr/>
           </w:pPr>
-          <w:hyperlink w:anchor="__RefHeading___Toc22505_2275915807">
+          <w:hyperlink w:anchor="__RefHeading___Toc29354_3673021804">
             <w:r>
               <w:rPr>
                 <w:webHidden/>
@@ -156,7 +156,7 @@
             </w:tabs>
             <w:rPr/>
           </w:pPr>
-          <w:hyperlink w:anchor="__RefHeading___Toc22507_2275915807">
+          <w:hyperlink w:anchor="__RefHeading___Toc29356_3673021804">
             <w:r>
               <w:rPr>
                 <w:webHidden/>
@@ -177,7 +177,7 @@
             </w:tabs>
             <w:rPr/>
           </w:pPr>
-          <w:hyperlink w:anchor="__RefHeading___Toc22509_2275915807">
+          <w:hyperlink w:anchor="__RefHeading___Toc29358_3673021804">
             <w:r>
               <w:rPr>
                 <w:webHidden/>
@@ -198,7 +198,7 @@
             </w:tabs>
             <w:rPr/>
           </w:pPr>
-          <w:hyperlink w:anchor="__RefHeading___Toc22511_2275915807">
+          <w:hyperlink w:anchor="__RefHeading___Toc29360_3673021804">
             <w:r>
               <w:rPr>
                 <w:webHidden/>
@@ -219,7 +219,7 @@
             </w:tabs>
             <w:rPr/>
           </w:pPr>
-          <w:hyperlink w:anchor="__RefHeading___Toc22513_2275915807">
+          <w:hyperlink w:anchor="__RefHeading___Toc29362_3673021804">
             <w:r>
               <w:rPr>
                 <w:webHidden/>
@@ -240,7 +240,7 @@
             </w:tabs>
             <w:rPr/>
           </w:pPr>
-          <w:hyperlink w:anchor="__RefHeading___Toc22515_2275915807">
+          <w:hyperlink w:anchor="__RefHeading___Toc29364_3673021804">
             <w:r>
               <w:rPr>
                 <w:webHidden/>
@@ -261,7 +261,7 @@
             </w:tabs>
             <w:rPr/>
           </w:pPr>
-          <w:hyperlink w:anchor="__RefHeading___Toc22517_2275915807">
+          <w:hyperlink w:anchor="__RefHeading___Toc29366_3673021804">
             <w:r>
               <w:rPr>
                 <w:webHidden/>
@@ -282,7 +282,7 @@
             </w:tabs>
             <w:rPr/>
           </w:pPr>
-          <w:hyperlink w:anchor="__RefHeading___Toc22519_2275915807">
+          <w:hyperlink w:anchor="__RefHeading___Toc29368_3673021804">
             <w:r>
               <w:rPr>
                 <w:webHidden/>
@@ -303,15 +303,57 @@
             </w:tabs>
             <w:rPr/>
           </w:pPr>
-          <w:hyperlink w:anchor="__RefHeading___Toc22521_2275915807">
+          <w:hyperlink w:anchor="__RefHeading___Toc29370_3673021804">
             <w:r>
               <w:rPr>
                 <w:webHidden/>
                 <w:rStyle w:val="IndexLink"/>
               </w:rPr>
-              <w:t>6 Выгрузки</w:t>
+              <w:t>6 Кадровый учёт</w:t>
               <w:tab/>
               <w:t>12</w:t>
+            </w:r>
+          </w:hyperlink>
+        </w:p>
+        <w:p>
+          <w:pPr>
+            <w:pStyle w:val="TOC2"/>
+            <w:tabs>
+              <w:tab w:val="clear" w:pos="9077"/>
+              <w:tab w:val="right" w:pos="9359" w:leader="dot"/>
+            </w:tabs>
+            <w:rPr/>
+          </w:pPr>
+          <w:hyperlink w:anchor="__RefHeading___Toc29372_3673021804">
+            <w:r>
+              <w:rPr>
+                <w:webHidden/>
+                <w:rStyle w:val="IndexLink"/>
+              </w:rPr>
+              <w:t>6.1 Планирование и утверждение графика</w:t>
+              <w:tab/>
+              <w:t>12</w:t>
+            </w:r>
+          </w:hyperlink>
+        </w:p>
+        <w:p>
+          <w:pPr>
+            <w:pStyle w:val="TOC2"/>
+            <w:tabs>
+              <w:tab w:val="clear" w:pos="9077"/>
+              <w:tab w:val="right" w:pos="9359" w:leader="dot"/>
+            </w:tabs>
+            <w:rPr/>
+          </w:pPr>
+          <w:hyperlink w:anchor="__RefHeading___Toc29374_3673021804">
+            <w:r>
+              <w:rPr>
+                <w:webHidden/>
+                <w:rStyle w:val="IndexLink"/>
+              </w:rPr>
+              <w:t>6.2 Извещения о начале отпуска</w:t>
+              <w:tab/>
+              <w:t>13</w:t>
             </w:r>
           </w:hyperlink>
         </w:p>
@@ -324,15 +366,15 @@
             </w:tabs>
             <w:rPr/>
           </w:pPr>
-          <w:hyperlink w:anchor="__RefHeading___Toc22523_2275915807">
+          <w:hyperlink w:anchor="__RefHeading___Toc29376_3673021804">
             <w:r>
               <w:rPr>
                 <w:webHidden/>
                 <w:rStyle w:val="IndexLink"/>
               </w:rPr>
-              <w:t>7 Журнал аудита</w:t>
+              <w:t>7 Выгрузки</w:t>
               <w:tab/>
-              <w:t>13</w:t>
+              <w:t>14</w:t>
             </w:r>
           </w:hyperlink>
         </w:p>
@@ -345,15 +387,36 @@
             </w:tabs>
             <w:rPr/>
           </w:pPr>
-          <w:hyperlink w:anchor="__RefHeading___Toc22525_2275915807">
+          <w:hyperlink w:anchor="__RefHeading___Toc29378_3673021804">
             <w:r>
               <w:rPr>
                 <w:webHidden/>
                 <w:rStyle w:val="IndexLink"/>
               </w:rPr>
-              <w:t>8 Типовые операции</w:t>
+              <w:t>8 Журнал аудита</w:t>
               <w:tab/>
-              <w:t>14</w:t>
+              <w:t>15</w:t>
+            </w:r>
+          </w:hyperlink>
+        </w:p>
+        <w:p>
+          <w:pPr>
+            <w:pStyle w:val="TOC1"/>
+            <w:tabs>
+              <w:tab w:val="clear" w:pos="9360"/>
+              <w:tab w:val="right" w:pos="9359" w:leader="dot"/>
+            </w:tabs>
+            <w:rPr/>
+          </w:pPr>
+          <w:hyperlink w:anchor="__RefHeading___Toc29380_3673021804">
+            <w:r>
+              <w:rPr>
+                <w:webHidden/>
+                <w:rStyle w:val="IndexLink"/>
+              </w:rPr>
+              <w:t>9 Типовые операции</w:t>
+              <w:tab/>
+              <w:t>17</w:t>
             </w:r>
           </w:hyperlink>
           <w:r>
@@ -370,7 +433,7 @@
         <w:pStyle w:val="Heading1"/>
         <w:rPr/>
       </w:pPr>
-      <w:bookmarkStart w:id="0" w:name="__RefHeading___Toc22501_2275915807"/>
+      <w:bookmarkStart w:id="0" w:name="__RefHeading___Toc29350_3673021804"/>
       <w:bookmarkStart w:id="1" w:name="о-руководстве"/>
       <w:bookmarkEnd w:id="0"/>
       <w:r>
@@ -392,7 +455,7 @@
       </w:pPr>
       <w:r>
         <w:rPr/>
-        <w:t>Руководство предназначено для администратора «Планировщика отпусков» и кадровой службы: учётные записи сотрудников, оргструктура, производственный календарь, правила организации, выгрузки, журнал аудита и типовые операции. Установка и обслуживание сервера — «Руководство по развёртыванию»; работа сотрудников и руководителей — «Руководство пользователя».</w:t>
+        <w:t>Руководство предназначено для администратора «Планировщика отпусков» и кадровой службы: учётные записи сотрудников и их безопасность, оргструктура, производственный календарь, правила организации, кадровый учёт (планирование и утверждение графика, форма Т-7, извещения о начале отпуска), выгрузки, журналы аудита и входов и типовые операции. Установка и обслуживание сервера — «Руководство по развёртыванию»; работа сотрудников и руководителей — «Руководство пользователя».</w:t>
       </w:r>
     </w:p>
     <w:p>
@@ -413,7 +476,7 @@
       <w:bookmarkStart w:id="2" w:name="о-руководстве"/>
       <w:r>
         <w:rPr/>
-        <w:t>Кадровая служба — учётная запись с признаком «Кадровая служба». Она ведёт сотрудников, импорт, оргструктуру и производственный календарь, видит выгрузки, аналитику и журнал аудита всей организации, но не меняет правила организации и не согласует чужие заявки. Раздел меню называется «Кадровая служба».</w:t>
+        <w:t>Кадровая служба — учётная запись с признаком «Кадровая служба». Она ведёт сотрудников, импорт, оргструктуру и производственный календарь, кампанию планирования, утверждение графика и извещения, видит выгрузки, аналитику, журнал аудита и журнал входов всей организации, снимает блокировки и завершает сеансы сотрудников, но не меняет правила организации и не согласует чужие заявки. Раздел меню называется «Кадровая служба».</w:t>
       </w:r>
       <w:bookmarkEnd w:id="2"/>
     </w:p>
@@ -422,7 +485,7 @@
         <w:pStyle w:val="Heading1"/>
         <w:rPr/>
       </w:pPr>
-      <w:bookmarkStart w:id="3" w:name="__RefHeading___Toc22503_2275915807"/>
+      <w:bookmarkStart w:id="3" w:name="__RefHeading___Toc29352_3673021804"/>
       <w:bookmarkStart w:id="4" w:name="первый-запуск"/>
       <w:bookmarkEnd w:id="3"/>
       <w:r>
@@ -442,7 +505,7 @@
         <w:pStyle w:val="Compact"/>
         <w:numPr>
           <w:ilvl w:val="0"/>
-          <w:numId w:val="5"/>
+          <w:numId w:val="6"/>
         </w:numPr>
         <w:rPr/>
       </w:pPr>
@@ -504,7 +567,7 @@
       </w:pPr>
       <w:r>
         <w:rPr/>
-        <w:t>«Профиль и настройки → Правила организации»: задайте порог конфликта и политику лимита. Если почта настроена, отправьте себе проверочное письмо.</w:t>
+        <w:t>«Профиль и настройки → Правила организации»: задайте порог конфликта и политику лимита, безопасность входа (длина пароля, блокировка), сроки эскалации и извещения, реквизиты для формы Т-7. Если почта настроена, отправьте себе проверочное письмо.</w:t>
       </w:r>
     </w:p>
     <w:p>
@@ -519,7 +582,7 @@
       <w:bookmarkStart w:id="5" w:name="первый-запуск"/>
       <w:r>
         <w:rPr/>
-        <w:t>Раздайте сотрудникам логины и одноразовые пароли. При едином входе пароли не нужны — сотрудники входят корпоративной учётной записью.</w:t>
+        <w:t>Раздайте сотрудникам логины и одноразовые пароли: при первом входе каждый придумает свой пароль. При едином входе пароли не нужны — сотрудники входят корпоративной учётной записью.</w:t>
       </w:r>
       <w:bookmarkEnd w:id="5"/>
     </w:p>
@@ -528,7 +591,7 @@
         <w:pStyle w:val="Heading1"/>
         <w:rPr/>
       </w:pPr>
-      <w:bookmarkStart w:id="6" w:name="__RefHeading___Toc22505_2275915807"/>
+      <w:bookmarkStart w:id="6" w:name="__RefHeading___Toc29354_3673021804"/>
       <w:bookmarkStart w:id="7" w:name="сотрудники"/>
       <w:bookmarkEnd w:id="6"/>
       <w:r>
@@ -614,7 +677,7 @@
         <w:pStyle w:val="Heading2"/>
         <w:rPr/>
       </w:pPr>
-      <w:bookmarkStart w:id="8" w:name="__RefHeading___Toc22507_2275915807"/>
+      <w:bookmarkStart w:id="8" w:name="__RefHeading___Toc29356_3673021804"/>
       <w:bookmarkStart w:id="9" w:name="новый-сотрудник"/>
       <w:bookmarkEnd w:id="8"/>
       <w:r>
@@ -1249,7 +1312,7 @@
                 <w:szCs w:val="24"/>
                 <w:lang w:val="en-US" w:eastAsia="en-US" w:bidi="ar-SA"/>
               </w:rPr>
-              <w:t>Руководитель (флажок)</w:t>
+              <w:t>Табельный номер</w:t>
             </w:r>
           </w:p>
         </w:tc>
@@ -1282,7 +1345,7 @@
                 <w:szCs w:val="24"/>
                 <w:lang w:val="en-US" w:eastAsia="en-US" w:bidi="ar-SA"/>
               </w:rPr>
-              <w:t>Признак руководителя для отчётов и интерфейса</w:t>
+              <w:t>Графа 4 формы Т-7; уникален в организации, по нему же работает поиск</w:t>
             </w:r>
           </w:p>
         </w:tc>
@@ -1318,7 +1381,7 @@
                 <w:szCs w:val="24"/>
                 <w:lang w:val="en-US" w:eastAsia="en-US" w:bidi="ar-SA"/>
               </w:rPr>
-              <w:t>Кадровая служба</w:t>
+              <w:t>Руководитель (флажок)</w:t>
             </w:r>
           </w:p>
         </w:tc>
@@ -1351,7 +1414,7 @@
                 <w:szCs w:val="24"/>
                 <w:lang w:val="en-US" w:eastAsia="en-US" w:bidi="ar-SA"/>
               </w:rPr>
-              <w:t>Права кадровой службы; отмечает только администратор</w:t>
+              <w:t>Признак руководителя для отчётов и интерфейса</w:t>
             </w:r>
           </w:p>
         </w:tc>
@@ -1387,7 +1450,7 @@
                 <w:szCs w:val="24"/>
                 <w:lang w:val="en-US" w:eastAsia="en-US" w:bidi="ar-SA"/>
               </w:rPr>
-              <w:t>Администратор системы</w:t>
+              <w:t>Кадровая служба</w:t>
             </w:r>
           </w:p>
         </w:tc>
@@ -1420,7 +1483,7 @@
                 <w:szCs w:val="24"/>
                 <w:lang w:val="en-US" w:eastAsia="en-US" w:bidi="ar-SA"/>
               </w:rPr>
-              <w:t>Полный доступ — выдавайте ограниченному кругу; отмечает только администратор</w:t>
+              <w:t>Права кадровой службы; отмечает только администратор</w:t>
             </w:r>
           </w:p>
         </w:tc>
@@ -1456,6 +1519,75 @@
                 <w:szCs w:val="24"/>
                 <w:lang w:val="en-US" w:eastAsia="en-US" w:bidi="ar-SA"/>
               </w:rPr>
+              <w:t>Администратор системы</w:t>
+            </w:r>
+          </w:p>
+        </w:tc>
+        <w:tc>
+          <w:tcPr>
+            <w:tcW w:w="4680" w:type="dxa"/>
+            <w:tcBorders>
+              <w:top w:val="single" w:sz="4" w:space="0" w:color="D6DCEA"/>
+              <w:left w:val="single" w:sz="4" w:space="0" w:color="D6DCEA"/>
+              <w:bottom w:val="single" w:sz="4" w:space="0" w:color="D6DCEA"/>
+              <w:right w:val="single" w:sz="4" w:space="0" w:color="D6DCEA"/>
+            </w:tcBorders>
+          </w:tcPr>
+          <w:p>
+            <w:pPr>
+              <w:pStyle w:val="Compact"/>
+              <w:widowControl/>
+              <w:spacing w:before="36" w:after="40"/>
+              <w:jc w:val="left"/>
+              <w:rPr>
+                <w:kern w:val="0"/>
+                <w:szCs w:val="24"/>
+                <w:lang w:val="en-US" w:eastAsia="en-US" w:bidi="ar-SA"/>
+              </w:rPr>
+            </w:pPr>
+            <w:r>
+              <w:rPr>
+                <w:kern w:val="0"/>
+                <w:sz w:val="18"/>
+                <w:szCs w:val="24"/>
+                <w:lang w:val="en-US" w:eastAsia="en-US" w:bidi="ar-SA"/>
+              </w:rPr>
+              <w:t>Полный доступ — выдавайте ограниченному кругу; отмечает только администратор</w:t>
+            </w:r>
+          </w:p>
+        </w:tc>
+      </w:tr>
+      <w:tr>
+        <w:trPr/>
+        <w:tc>
+          <w:tcPr>
+            <w:tcW w:w="4679" w:type="dxa"/>
+            <w:tcBorders>
+              <w:top w:val="single" w:sz="4" w:space="0" w:color="D6DCEA"/>
+              <w:left w:val="single" w:sz="4" w:space="0" w:color="D6DCEA"/>
+              <w:bottom w:val="single" w:sz="4" w:space="0" w:color="D6DCEA"/>
+              <w:right w:val="single" w:sz="4" w:space="0" w:color="D6DCEA"/>
+            </w:tcBorders>
+          </w:tcPr>
+          <w:p>
+            <w:pPr>
+              <w:pStyle w:val="Compact"/>
+              <w:widowControl/>
+              <w:spacing w:before="36" w:after="40"/>
+              <w:jc w:val="left"/>
+              <w:rPr>
+                <w:kern w:val="0"/>
+                <w:szCs w:val="24"/>
+                <w:lang w:val="en-US" w:eastAsia="en-US" w:bidi="ar-SA"/>
+              </w:rPr>
+            </w:pPr>
+            <w:r>
+              <w:rPr>
+                <w:kern w:val="0"/>
+                <w:sz w:val="18"/>
+                <w:szCs w:val="24"/>
+                <w:lang w:val="en-US" w:eastAsia="en-US" w:bidi="ar-SA"/>
+              </w:rPr>
               <w:t>Логин, пароль</w:t>
             </w:r>
           </w:p>
@@ -1500,21 +1632,54 @@
         <w:pStyle w:val="BodyText"/>
         <w:rPr/>
       </w:pPr>
-      <w:bookmarkStart w:id="10" w:name="новый-сотрудник"/>
-      <w:r>
-        <w:rPr/>
-        <w:t>После создания планировщик один раз показывает логин и пароль. Передайте их сотруднику лично; в открытом виде пароль нигде не хранится. Кнопка «Скопировать» кладёт данные в буфер обмена.</w:t>
-      </w:r>
+      <w:r>
+        <w:rPr/>
+        <w:t>После создания планировщик один раз показывает логин и пароль. Передайте их сотруднику лично; в открытом виде пароль нигде не хранится. Кнопка «Скопировать» кладёт данные в буфер обмена. Пароль одноразовый: при первом входе сотрудник придумает свой. Если пароль задан вручную, он должен соответствовать политике паролей организации.</w:t>
+      </w:r>
+    </w:p>
+    <w:p>
+      <w:pPr>
+        <w:pStyle w:val="BodyText"/>
+        <w:rPr/>
+      </w:pPr>
+      <w:r>
+        <w:rPr>
+          <w:b/>
+          <w:bCs/>
+        </w:rPr>
+        <w:t>Учётная запись</w:t>
+      </w:r>
+      <w:r>
+        <w:rPr/>
+        <w:t xml:space="preserve"> (в карточке сотрудника): последний вход, неудачные попытки подряд, блокировка и до какого времени, сменил ли сотрудник выданный пароль, число открытых сеансов. Кнопки: «Снять блокировку» — сотрудник сразу может войти; «Завершить все сеансы» — все его вкладки и устройства в течение 10 секунд возвращаются на экран входа (например, при утере ноутбука).</w:t>
+      </w:r>
+    </w:p>
+    <w:p>
+      <w:pPr>
+        <w:pStyle w:val="BodyText"/>
+        <w:rPr/>
+      </w:pPr>
+      <w:r>
+        <w:rPr>
+          <w:b/>
+          <w:bCs/>
+        </w:rPr>
+        <w:t>Замещение</w:t>
+      </w:r>
+      <w:r>
+        <w:rPr/>
+        <w:t xml:space="preserve"> (в карточке руководителя): кому передано согласование заявок его команды и на какой срок; назначить замещение за руководителя, если он не успел сам, или отменить.</w:t>
+      </w:r>
+      <w:bookmarkEnd w:id="9"/>
+    </w:p>
+    <w:p>
+      <w:pPr>
+        <w:pStyle w:val="Heading2"/>
+        <w:rPr/>
+      </w:pPr>
+      <w:bookmarkStart w:id="10" w:name="__RefHeading___Toc29358_3673021804"/>
+      <w:bookmarkStart w:id="11" w:name="действия-в-строке-сотрудника"/>
       <w:bookmarkEnd w:id="10"/>
-    </w:p>
-    <w:p>
-      <w:pPr>
-        <w:pStyle w:val="Heading2"/>
-        <w:rPr/>
-      </w:pPr>
-      <w:bookmarkStart w:id="11" w:name="__RefHeading___Toc22509_2275915807"/>
-      <w:bookmarkStart w:id="12" w:name="действия-в-строке-сотрудника"/>
-      <w:bookmarkEnd w:id="11"/>
       <w:r>
         <w:rPr>
           <w:rStyle w:val="SectionNumber"/>
@@ -1825,7 +1990,7 @@
                 <w:szCs w:val="24"/>
                 <w:lang w:val="en-US" w:eastAsia="en-US" w:bidi="ar-SA"/>
               </w:rPr>
-              <w:t>Сбросить пароль: создаётся новый одноразовый пароль, все сеансы сотрудника завершаются в течение 10 секунд</w:t>
+              <w:t>Сбросить пароль: сервер создаёт новый одноразовый пароль (показывается один раз), все сеансы сотрудника завершаются в течение 10 секунд</w:t>
             </w:r>
           </w:p>
         </w:tc>
@@ -1905,21 +2070,21 @@
         <w:pStyle w:val="BodyText"/>
         <w:rPr/>
       </w:pPr>
-      <w:bookmarkStart w:id="13" w:name="действия-в-строке-сотрудника"/>
+      <w:bookmarkStart w:id="12" w:name="действия-в-строке-сотрудника"/>
       <w:r>
         <w:rPr/>
         <w:t>Последнего администратора нельзя уволить или лишить прав — планировщик откажет. Кадровая служба не меняет учётные записи администраторов и коллег по службе: в их строке вместо действий — значок щита.</w:t>
       </w:r>
+      <w:bookmarkEnd w:id="12"/>
+    </w:p>
+    <w:p>
+      <w:pPr>
+        <w:pStyle w:val="Heading2"/>
+        <w:rPr/>
+      </w:pPr>
+      <w:bookmarkStart w:id="13" w:name="__RefHeading___Toc29360_3673021804"/>
+      <w:bookmarkStart w:id="14" w:name="импорт-из-файла"/>
       <w:bookmarkEnd w:id="13"/>
-    </w:p>
-    <w:p>
-      <w:pPr>
-        <w:pStyle w:val="Heading2"/>
-        <w:rPr/>
-      </w:pPr>
-      <w:bookmarkStart w:id="14" w:name="__RefHeading___Toc22511_2275915807"/>
-      <w:bookmarkStart w:id="15" w:name="импорт-из-файла"/>
-      <w:bookmarkEnd w:id="14"/>
       <w:r>
         <w:rPr>
           <w:rStyle w:val="SectionNumber"/>
@@ -2003,27 +2168,13 @@
         <w:pStyle w:val="Compact"/>
         <w:numPr>
           <w:ilvl w:val="0"/>
-          <w:numId w:val="6"/>
-        </w:numPr>
-        <w:rPr/>
-      </w:pPr>
-      <w:r>
-        <w:rPr/>
-        <w:t>«Скачать шаблон» — книга с колонками: ФИО, Логин, Должность, Отдел, Руководитель, Норма дней, Перенос, Тип занятости, Email.</w:t>
-      </w:r>
-    </w:p>
-    <w:p>
-      <w:pPr>
-        <w:pStyle w:val="Compact"/>
-        <w:numPr>
-          <w:ilvl w:val="0"/>
           <w:numId w:val="7"/>
         </w:numPr>
         <w:rPr/>
       </w:pPr>
       <w:r>
         <w:rPr/>
-        <w:t>Выберите или перетащите файл. Планировщик ничего не меняет, а показывает план: новые сотрудники, изменения «было → станет», строки без изменений и ошибки с номером строки и причиной.</w:t>
+        <w:t>«Скачать шаблон» — книга с колонками: ФИО, Логин, Должность, Отдел, Руководитель, Норма дней, Перенос, Тип занятости, Email, Табельный номер.</w:t>
       </w:r>
     </w:p>
     <w:p>
@@ -2037,7 +2188,7 @@
       </w:pPr>
       <w:r>
         <w:rPr/>
-        <w:t>Исправьте ошибки в файле и загрузите снова. «Применить» доступно, только когда ошибок нет.</w:t>
+        <w:t>Выберите или перетащите файл. Планировщик ничего не меняет, а показывает план: новые сотрудники, изменения «было → станет», строки без изменений и ошибки с номером строки и причиной.</w:t>
       </w:r>
     </w:p>
     <w:p>
@@ -2046,6 +2197,20 @@
         <w:numPr>
           <w:ilvl w:val="0"/>
           <w:numId w:val="9"/>
+        </w:numPr>
+        <w:rPr/>
+      </w:pPr>
+      <w:r>
+        <w:rPr/>
+        <w:t>Исправьте ошибки в файле и загрузите снова. «Применить» доступно, только когда ошибок нет.</w:t>
+      </w:r>
+    </w:p>
+    <w:p>
+      <w:pPr>
+        <w:pStyle w:val="Compact"/>
+        <w:numPr>
+          <w:ilvl w:val="0"/>
+          <w:numId w:val="10"/>
         </w:numPr>
         <w:rPr/>
       </w:pPr>
@@ -2574,6 +2739,75 @@
                 <w:szCs w:val="24"/>
                 <w:lang w:val="en-US" w:eastAsia="en-US" w:bidi="ar-SA"/>
               </w:rPr>
+              <w:t>Табельный номер</w:t>
+            </w:r>
+          </w:p>
+        </w:tc>
+        <w:tc>
+          <w:tcPr>
+            <w:tcW w:w="4680" w:type="dxa"/>
+            <w:tcBorders>
+              <w:top w:val="single" w:sz="4" w:space="0" w:color="D6DCEA"/>
+              <w:left w:val="single" w:sz="4" w:space="0" w:color="D6DCEA"/>
+              <w:bottom w:val="single" w:sz="4" w:space="0" w:color="D6DCEA"/>
+              <w:right w:val="single" w:sz="4" w:space="0" w:color="D6DCEA"/>
+            </w:tcBorders>
+          </w:tcPr>
+          <w:p>
+            <w:pPr>
+              <w:pStyle w:val="Compact"/>
+              <w:widowControl/>
+              <w:spacing w:before="36" w:after="40"/>
+              <w:jc w:val="left"/>
+              <w:rPr>
+                <w:kern w:val="0"/>
+                <w:szCs w:val="24"/>
+                <w:lang w:val="en-US" w:eastAsia="en-US" w:bidi="ar-SA"/>
+              </w:rPr>
+            </w:pPr>
+            <w:r>
+              <w:rPr>
+                <w:kern w:val="0"/>
+                <w:sz w:val="18"/>
+                <w:szCs w:val="24"/>
+                <w:lang w:val="en-US" w:eastAsia="en-US" w:bidi="ar-SA"/>
+              </w:rPr>
+              <w:t>Уникален: повтор в файле или номер другого сотрудника — ошибка строки</w:t>
+            </w:r>
+          </w:p>
+        </w:tc>
+      </w:tr>
+      <w:tr>
+        <w:trPr/>
+        <w:tc>
+          <w:tcPr>
+            <w:tcW w:w="4679" w:type="dxa"/>
+            <w:tcBorders>
+              <w:top w:val="single" w:sz="4" w:space="0" w:color="D6DCEA"/>
+              <w:left w:val="single" w:sz="4" w:space="0" w:color="D6DCEA"/>
+              <w:bottom w:val="single" w:sz="4" w:space="0" w:color="D6DCEA"/>
+              <w:right w:val="single" w:sz="4" w:space="0" w:color="D6DCEA"/>
+            </w:tcBorders>
+          </w:tcPr>
+          <w:p>
+            <w:pPr>
+              <w:pStyle w:val="Compact"/>
+              <w:widowControl/>
+              <w:spacing w:before="36" w:after="40"/>
+              <w:jc w:val="left"/>
+              <w:rPr>
+                <w:kern w:val="0"/>
+                <w:szCs w:val="24"/>
+                <w:lang w:val="en-US" w:eastAsia="en-US" w:bidi="ar-SA"/>
+              </w:rPr>
+            </w:pPr>
+            <w:r>
+              <w:rPr>
+                <w:kern w:val="0"/>
+                <w:sz w:val="18"/>
+                <w:szCs w:val="24"/>
+                <w:lang w:val="en-US" w:eastAsia="en-US" w:bidi="ar-SA"/>
+              </w:rPr>
               <w:t>Руководитель</w:t>
             </w:r>
           </w:p>
@@ -2618,23 +2852,23 @@
         <w:pStyle w:val="BodyText"/>
         <w:rPr/>
       </w:pPr>
-      <w:bookmarkStart w:id="16" w:name="сотрудники"/>
-      <w:bookmarkStart w:id="17" w:name="импорт-из-файла"/>
+      <w:bookmarkStart w:id="15" w:name="сотрудники"/>
+      <w:bookmarkStart w:id="16" w:name="импорт-из-файла"/>
       <w:r>
         <w:rPr/>
         <w:t>Повторная загрузка того же файла ничего не меняет, поэтому файл можно загружать регулярно, например в начале года для обновления переноса остатков. Для автоматической синхронизации тот же импорт принимает JSON — руководство по развёртыванию, раздел «Интеграция с кадровой системой».</w:t>
       </w:r>
+      <w:bookmarkEnd w:id="15"/>
       <w:bookmarkEnd w:id="16"/>
+    </w:p>
+    <w:p>
+      <w:pPr>
+        <w:pStyle w:val="Heading1"/>
+        <w:rPr/>
+      </w:pPr>
+      <w:bookmarkStart w:id="17" w:name="__RefHeading___Toc29362_3673021804"/>
+      <w:bookmarkStart w:id="18" w:name="справочники"/>
       <w:bookmarkEnd w:id="17"/>
-    </w:p>
-    <w:p>
-      <w:pPr>
-        <w:pStyle w:val="Heading1"/>
-        <w:rPr/>
-      </w:pPr>
-      <w:bookmarkStart w:id="18" w:name="__RefHeading___Toc22513_2275915807"/>
-      <w:bookmarkStart w:id="19" w:name="справочники"/>
-      <w:bookmarkEnd w:id="18"/>
       <w:r>
         <w:rPr>
           <w:rStyle w:val="SectionNumber"/>
@@ -2652,9 +2886,9 @@
         <w:pStyle w:val="Heading2"/>
         <w:rPr/>
       </w:pPr>
-      <w:bookmarkStart w:id="20" w:name="__RefHeading___Toc22515_2275915807"/>
-      <w:bookmarkStart w:id="21" w:name="отделы-и-проекты"/>
-      <w:bookmarkEnd w:id="20"/>
+      <w:bookmarkStart w:id="19" w:name="__RefHeading___Toc29364_3673021804"/>
+      <w:bookmarkStart w:id="20" w:name="отделы-и-проекты"/>
+      <w:bookmarkEnd w:id="19"/>
       <w:r>
         <w:rPr>
           <w:rStyle w:val="SectionNumber"/>
@@ -2682,21 +2916,21 @@
         <w:pStyle w:val="BodyText"/>
         <w:rPr/>
       </w:pPr>
-      <w:bookmarkStart w:id="22" w:name="отделы-и-проекты"/>
+      <w:bookmarkStart w:id="21" w:name="отделы-и-проекты"/>
       <w:r>
         <w:rPr/>
         <w:t>Руководитель отдела выгружает отпуска своего отдела и видит его аналитику.</w:t>
       </w:r>
+      <w:bookmarkEnd w:id="21"/>
+    </w:p>
+    <w:p>
+      <w:pPr>
+        <w:pStyle w:val="Heading2"/>
+        <w:rPr/>
+      </w:pPr>
+      <w:bookmarkStart w:id="22" w:name="__RefHeading___Toc29366_3673021804"/>
+      <w:bookmarkStart w:id="23" w:name="производственный-календарь"/>
       <w:bookmarkEnd w:id="22"/>
-    </w:p>
-    <w:p>
-      <w:pPr>
-        <w:pStyle w:val="Heading2"/>
-        <w:rPr/>
-      </w:pPr>
-      <w:bookmarkStart w:id="23" w:name="__RefHeading___Toc22517_2275915807"/>
-      <w:bookmarkStart w:id="24" w:name="производственный-календарь"/>
-      <w:bookmarkEnd w:id="23"/>
       <w:r>
         <w:rPr>
           <w:rStyle w:val="SectionNumber"/>
@@ -2898,23 +3132,23 @@
         <w:pStyle w:val="BodyText"/>
         <w:rPr/>
       </w:pPr>
-      <w:bookmarkStart w:id="25" w:name="справочники"/>
-      <w:bookmarkStart w:id="26" w:name="производственный-календарь"/>
+      <w:bookmarkStart w:id="24" w:name="справочники"/>
+      <w:bookmarkStart w:id="25" w:name="производственный-календарь"/>
       <w:r>
         <w:rPr/>
         <w:t>Если календарь года не загружен, дни отпуска считаются календарными — раздел покажет предупреждение. Календарь на следующий год вносите после публикации постановления Правительства о переносе выходных (обычно в сентябре).</w:t>
       </w:r>
+      <w:bookmarkEnd w:id="24"/>
       <w:bookmarkEnd w:id="25"/>
+    </w:p>
+    <w:p>
+      <w:pPr>
+        <w:pStyle w:val="Heading1"/>
+        <w:rPr/>
+      </w:pPr>
+      <w:bookmarkStart w:id="26" w:name="__RefHeading___Toc29368_3673021804"/>
+      <w:bookmarkStart w:id="27" w:name="правила-организации"/>
       <w:bookmarkEnd w:id="26"/>
-    </w:p>
-    <w:p>
-      <w:pPr>
-        <w:pStyle w:val="Heading1"/>
-        <w:rPr/>
-      </w:pPr>
-      <w:bookmarkStart w:id="27" w:name="__RefHeading___Toc22519_2275915807"/>
-      <w:bookmarkStart w:id="28" w:name="правила-организации"/>
-      <w:bookmarkEnd w:id="27"/>
       <w:r>
         <w:rPr>
           <w:rStyle w:val="SectionNumber"/>
@@ -3240,6 +3474,282 @@
           </w:p>
         </w:tc>
       </w:tr>
+      <w:tr>
+        <w:trPr/>
+        <w:tc>
+          <w:tcPr>
+            <w:tcW w:w="4679" w:type="dxa"/>
+            <w:tcBorders>
+              <w:top w:val="single" w:sz="4" w:space="0" w:color="D6DCEA"/>
+              <w:left w:val="single" w:sz="4" w:space="0" w:color="D6DCEA"/>
+              <w:bottom w:val="single" w:sz="4" w:space="0" w:color="D6DCEA"/>
+              <w:right w:val="single" w:sz="4" w:space="0" w:color="D6DCEA"/>
+            </w:tcBorders>
+          </w:tcPr>
+          <w:p>
+            <w:pPr>
+              <w:pStyle w:val="Compact"/>
+              <w:widowControl/>
+              <w:spacing w:before="36" w:after="40"/>
+              <w:jc w:val="left"/>
+              <w:rPr>
+                <w:kern w:val="0"/>
+                <w:szCs w:val="24"/>
+                <w:lang w:val="en-US" w:eastAsia="en-US" w:bidi="ar-SA"/>
+              </w:rPr>
+            </w:pPr>
+            <w:r>
+              <w:rPr>
+                <w:kern w:val="0"/>
+                <w:sz w:val="18"/>
+                <w:szCs w:val="24"/>
+                <w:lang w:val="en-US" w:eastAsia="en-US" w:bidi="ar-SA"/>
+              </w:rPr>
+              <w:t>Эскалация, дней</w:t>
+            </w:r>
+          </w:p>
+        </w:tc>
+        <w:tc>
+          <w:tcPr>
+            <w:tcW w:w="4680" w:type="dxa"/>
+            <w:tcBorders>
+              <w:top w:val="single" w:sz="4" w:space="0" w:color="D6DCEA"/>
+              <w:left w:val="single" w:sz="4" w:space="0" w:color="D6DCEA"/>
+              <w:bottom w:val="single" w:sz="4" w:space="0" w:color="D6DCEA"/>
+              <w:right w:val="single" w:sz="4" w:space="0" w:color="D6DCEA"/>
+            </w:tcBorders>
+          </w:tcPr>
+          <w:p>
+            <w:pPr>
+              <w:pStyle w:val="Compact"/>
+              <w:widowControl/>
+              <w:spacing w:before="36" w:after="40"/>
+              <w:jc w:val="left"/>
+              <w:rPr>
+                <w:kern w:val="0"/>
+                <w:szCs w:val="24"/>
+                <w:lang w:val="en-US" w:eastAsia="en-US" w:bidi="ar-SA"/>
+              </w:rPr>
+            </w:pPr>
+            <w:r>
+              <w:rPr>
+                <w:kern w:val="0"/>
+                <w:sz w:val="18"/>
+                <w:szCs w:val="24"/>
+                <w:lang w:val="en-US" w:eastAsia="en-US" w:bidi="ar-SA"/>
+              </w:rPr>
+              <w:t>Заявка без решения дольше этого срока передаётся руководителю согласующего; 0 — не передаётся. Если выше никого нет, уведомление получает кадровая служба</w:t>
+            </w:r>
+          </w:p>
+        </w:tc>
+      </w:tr>
+      <w:tr>
+        <w:trPr/>
+        <w:tc>
+          <w:tcPr>
+            <w:tcW w:w="4679" w:type="dxa"/>
+            <w:tcBorders>
+              <w:top w:val="single" w:sz="4" w:space="0" w:color="D6DCEA"/>
+              <w:left w:val="single" w:sz="4" w:space="0" w:color="D6DCEA"/>
+              <w:bottom w:val="single" w:sz="4" w:space="0" w:color="D6DCEA"/>
+              <w:right w:val="single" w:sz="4" w:space="0" w:color="D6DCEA"/>
+            </w:tcBorders>
+          </w:tcPr>
+          <w:p>
+            <w:pPr>
+              <w:pStyle w:val="Compact"/>
+              <w:widowControl/>
+              <w:spacing w:before="36" w:after="40"/>
+              <w:jc w:val="left"/>
+              <w:rPr>
+                <w:kern w:val="0"/>
+                <w:szCs w:val="24"/>
+                <w:lang w:val="en-US" w:eastAsia="en-US" w:bidi="ar-SA"/>
+              </w:rPr>
+            </w:pPr>
+            <w:r>
+              <w:rPr>
+                <w:kern w:val="0"/>
+                <w:sz w:val="18"/>
+                <w:szCs w:val="24"/>
+                <w:lang w:val="en-US" w:eastAsia="en-US" w:bidi="ar-SA"/>
+              </w:rPr>
+              <w:t>Извещение о начале отпуска, дней</w:t>
+            </w:r>
+          </w:p>
+        </w:tc>
+        <w:tc>
+          <w:tcPr>
+            <w:tcW w:w="4680" w:type="dxa"/>
+            <w:tcBorders>
+              <w:top w:val="single" w:sz="4" w:space="0" w:color="D6DCEA"/>
+              <w:left w:val="single" w:sz="4" w:space="0" w:color="D6DCEA"/>
+              <w:bottom w:val="single" w:sz="4" w:space="0" w:color="D6DCEA"/>
+              <w:right w:val="single" w:sz="4" w:space="0" w:color="D6DCEA"/>
+            </w:tcBorders>
+          </w:tcPr>
+          <w:p>
+            <w:pPr>
+              <w:pStyle w:val="Compact"/>
+              <w:widowControl/>
+              <w:spacing w:before="36" w:after="40"/>
+              <w:jc w:val="left"/>
+              <w:rPr>
+                <w:kern w:val="0"/>
+                <w:szCs w:val="24"/>
+                <w:lang w:val="en-US" w:eastAsia="en-US" w:bidi="ar-SA"/>
+              </w:rPr>
+            </w:pPr>
+            <w:r>
+              <w:rPr>
+                <w:kern w:val="0"/>
+                <w:sz w:val="18"/>
+                <w:szCs w:val="24"/>
+                <w:lang w:val="en-US" w:eastAsia="en-US" w:bidi="ar-SA"/>
+              </w:rPr>
+              <w:t>За сколько дней до начала согласованного отпуска сотрудник получает извещение; не меньше 14 (ТК РФ, ст. 123)</w:t>
+            </w:r>
+          </w:p>
+        </w:tc>
+      </w:tr>
+      <w:tr>
+        <w:trPr/>
+        <w:tc>
+          <w:tcPr>
+            <w:tcW w:w="4679" w:type="dxa"/>
+            <w:tcBorders>
+              <w:top w:val="single" w:sz="4" w:space="0" w:color="D6DCEA"/>
+              <w:left w:val="single" w:sz="4" w:space="0" w:color="D6DCEA"/>
+              <w:bottom w:val="single" w:sz="4" w:space="0" w:color="D6DCEA"/>
+              <w:right w:val="single" w:sz="4" w:space="0" w:color="D6DCEA"/>
+            </w:tcBorders>
+          </w:tcPr>
+          <w:p>
+            <w:pPr>
+              <w:pStyle w:val="Compact"/>
+              <w:widowControl/>
+              <w:spacing w:before="36" w:after="40"/>
+              <w:jc w:val="left"/>
+              <w:rPr>
+                <w:kern w:val="0"/>
+                <w:szCs w:val="24"/>
+                <w:lang w:val="en-US" w:eastAsia="en-US" w:bidi="ar-SA"/>
+              </w:rPr>
+            </w:pPr>
+            <w:r>
+              <w:rPr>
+                <w:kern w:val="0"/>
+                <w:sz w:val="18"/>
+                <w:szCs w:val="24"/>
+                <w:lang w:val="en-US" w:eastAsia="en-US" w:bidi="ar-SA"/>
+              </w:rPr>
+              <w:t>Безопасность входа</w:t>
+            </w:r>
+          </w:p>
+        </w:tc>
+        <w:tc>
+          <w:tcPr>
+            <w:tcW w:w="4680" w:type="dxa"/>
+            <w:tcBorders>
+              <w:top w:val="single" w:sz="4" w:space="0" w:color="D6DCEA"/>
+              <w:left w:val="single" w:sz="4" w:space="0" w:color="D6DCEA"/>
+              <w:bottom w:val="single" w:sz="4" w:space="0" w:color="D6DCEA"/>
+              <w:right w:val="single" w:sz="4" w:space="0" w:color="D6DCEA"/>
+            </w:tcBorders>
+          </w:tcPr>
+          <w:p>
+            <w:pPr>
+              <w:pStyle w:val="Compact"/>
+              <w:widowControl/>
+              <w:spacing w:before="36" w:after="40"/>
+              <w:jc w:val="left"/>
+              <w:rPr>
+                <w:kern w:val="0"/>
+                <w:szCs w:val="24"/>
+                <w:lang w:val="en-US" w:eastAsia="en-US" w:bidi="ar-SA"/>
+              </w:rPr>
+            </w:pPr>
+            <w:r>
+              <w:rPr>
+                <w:kern w:val="0"/>
+                <w:sz w:val="18"/>
+                <w:szCs w:val="24"/>
+                <w:lang w:val="en-US" w:eastAsia="en-US" w:bidi="ar-SA"/>
+              </w:rPr>
+              <w:t>Минимальная длина пароля (8–64); неудачных попыток подряд до блокировки (0 — без блокировки, иначе от 3); время блокировки, минут; срок хранения журнала входов, дней</w:t>
+            </w:r>
+          </w:p>
+        </w:tc>
+      </w:tr>
+      <w:tr>
+        <w:trPr/>
+        <w:tc>
+          <w:tcPr>
+            <w:tcW w:w="4679" w:type="dxa"/>
+            <w:tcBorders>
+              <w:top w:val="single" w:sz="4" w:space="0" w:color="D6DCEA"/>
+              <w:left w:val="single" w:sz="4" w:space="0" w:color="D6DCEA"/>
+              <w:bottom w:val="single" w:sz="4" w:space="0" w:color="D6DCEA"/>
+              <w:right w:val="single" w:sz="4" w:space="0" w:color="D6DCEA"/>
+            </w:tcBorders>
+          </w:tcPr>
+          <w:p>
+            <w:pPr>
+              <w:pStyle w:val="Compact"/>
+              <w:widowControl/>
+              <w:spacing w:before="36" w:after="40"/>
+              <w:jc w:val="left"/>
+              <w:rPr>
+                <w:kern w:val="0"/>
+                <w:szCs w:val="24"/>
+                <w:lang w:val="en-US" w:eastAsia="en-US" w:bidi="ar-SA"/>
+              </w:rPr>
+            </w:pPr>
+            <w:r>
+              <w:rPr>
+                <w:kern w:val="0"/>
+                <w:sz w:val="18"/>
+                <w:szCs w:val="24"/>
+                <w:lang w:val="en-US" w:eastAsia="en-US" w:bidi="ar-SA"/>
+              </w:rPr>
+              <w:t>Реквизиты для формы Т-7</w:t>
+            </w:r>
+          </w:p>
+        </w:tc>
+        <w:tc>
+          <w:tcPr>
+            <w:tcW w:w="4680" w:type="dxa"/>
+            <w:tcBorders>
+              <w:top w:val="single" w:sz="4" w:space="0" w:color="D6DCEA"/>
+              <w:left w:val="single" w:sz="4" w:space="0" w:color="D6DCEA"/>
+              <w:bottom w:val="single" w:sz="4" w:space="0" w:color="D6DCEA"/>
+              <w:right w:val="single" w:sz="4" w:space="0" w:color="D6DCEA"/>
+            </w:tcBorders>
+          </w:tcPr>
+          <w:p>
+            <w:pPr>
+              <w:pStyle w:val="Compact"/>
+              <w:widowControl/>
+              <w:spacing w:before="36" w:after="40"/>
+              <w:jc w:val="left"/>
+              <w:rPr>
+                <w:kern w:val="0"/>
+                <w:szCs w:val="24"/>
+                <w:lang w:val="en-US" w:eastAsia="en-US" w:bidi="ar-SA"/>
+              </w:rPr>
+            </w:pPr>
+            <w:r>
+              <w:rPr>
+                <w:kern w:val="0"/>
+                <w:sz w:val="18"/>
+                <w:szCs w:val="24"/>
+                <w:lang w:val="en-US" w:eastAsia="en-US" w:bidi="ar-SA"/>
+              </w:rPr>
+              <w:t>Наименование организации, код ОКПО, должность и ФИО руководителя («УТВЕРЖДАЮ») и руководителя кадровой службы (подпись под графиком)</w:t>
+            </w:r>
+          </w:p>
+        </w:tc>
+      </w:tr>
     </w:tbl>
     <w:p>
       <w:pPr>
@@ -3267,16 +3777,16 @@
         <w:rPr/>
         <w:t xml:space="preserve"> Если почта на сервере настроена, сотрудники получают письма о заявках и решениях, а руководители — по пятницам сводку об отпусках команды на следующей неделе. Кнопка «Проверочное письмо себе» в «Профиле и настройках» проверяет почту после развёртывания: результат и ответ почтового сервера при ошибке появятся сразу.</w:t>
       </w:r>
+      <w:bookmarkEnd w:id="27"/>
+    </w:p>
+    <w:p>
+      <w:pPr>
+        <w:pStyle w:val="Heading1"/>
+        <w:rPr/>
+      </w:pPr>
+      <w:bookmarkStart w:id="28" w:name="__RefHeading___Toc29370_3673021804"/>
+      <w:bookmarkStart w:id="29" w:name="кадровый-учёт"/>
       <w:bookmarkEnd w:id="28"/>
-    </w:p>
-    <w:p>
-      <w:pPr>
-        <w:pStyle w:val="Heading1"/>
-        <w:rPr/>
-      </w:pPr>
-      <w:bookmarkStart w:id="29" w:name="__RefHeading___Toc22521_2275915807"/>
-      <w:bookmarkStart w:id="30" w:name="выгрузки"/>
-      <w:bookmarkEnd w:id="29"/>
       <w:r>
         <w:rPr>
           <w:rStyle w:val="SectionNumber"/>
@@ -3286,7 +3796,7 @@
       <w:r>
         <w:rPr/>
         <w:tab/>
-        <w:t>Выгрузки</w:t>
+        <w:t>Кадровый учёт</w:t>
       </w:r>
     </w:p>
     <w:p>
@@ -3296,342 +3806,27 @@
       </w:pPr>
       <w:r>
         <w:rPr/>
-        <w:t>Кнопка «Excel» на графике отпусков выгружает согласованные и ожидающие отпуска за год: сотрудник, должность, отдел, даты, календарные дни, дни отпуска без праздников, статус, тип и комментарий. Объём выгрузки зависит от прав:</w:t>
-      </w:r>
-    </w:p>
-    <w:tbl>
-      <w:tblPr>
-        <w:tblStyle w:val="Table"/>
-        <w:tblW w:w="7920" w:type="dxa"/>
-        <w:jc w:val="center"/>
-        <w:tblInd w:w="0" w:type="dxa"/>
-        <w:tblLayout w:type="fixed"/>
-        <w:tblCellMar>
-          <w:top w:w="0" w:type="dxa"/>
-          <w:left w:w="108" w:type="dxa"/>
-          <w:bottom w:w="0" w:type="dxa"/>
-          <w:right w:w="108" w:type="dxa"/>
-        </w:tblCellMar>
-        <w:tblLook w:val="0020" w:noHBand="0" w:noVBand="0" w:firstColumn="0" w:lastRow="0" w:lastColumn="0" w:firstRow="1"/>
-      </w:tblPr>
-      <w:tblGrid>
-        <w:gridCol w:w="3960"/>
-        <w:gridCol w:w="3959"/>
-      </w:tblGrid>
-      <w:tr>
-        <w:trPr>
-          <w:tblHeader w:val="true"/>
-        </w:trPr>
-        <w:tc>
-          <w:tcPr>
-            <w:tcW w:w="3960" w:type="dxa"/>
-            <w:tcBorders>
-              <w:top w:val="single" w:sz="4" w:space="0" w:color="D6DCEA"/>
-              <w:left w:val="single" w:sz="4" w:space="0" w:color="D6DCEA"/>
-              <w:bottom w:val="single" w:sz="6" w:space="0" w:color="000000"/>
-              <w:right w:val="single" w:sz="4" w:space="0" w:color="D6DCEA"/>
-            </w:tcBorders>
-            <w:shd w:color="auto" w:fill="EEF2FB" w:val="clear"/>
-            <w:vAlign w:val="bottom"/>
-          </w:tcPr>
-          <w:p>
-            <w:pPr>
-              <w:pStyle w:val="Compact"/>
-              <w:widowControl/>
-              <w:spacing w:before="36" w:after="40"/>
-              <w:jc w:val="left"/>
-              <w:rPr>
-                <w:kern w:val="0"/>
-                <w:szCs w:val="24"/>
-                <w:lang w:val="en-US" w:eastAsia="en-US" w:bidi="ar-SA"/>
-              </w:rPr>
-            </w:pPr>
-            <w:r>
-              <w:rPr>
-                <w:b/>
-                <w:kern w:val="0"/>
-                <w:sz w:val="18"/>
-                <w:szCs w:val="24"/>
-                <w:lang w:val="en-US" w:eastAsia="en-US" w:bidi="ar-SA"/>
-              </w:rPr>
-              <w:t>Кто</w:t>
-            </w:r>
-          </w:p>
-        </w:tc>
-        <w:tc>
-          <w:tcPr>
-            <w:tcW w:w="3959" w:type="dxa"/>
-            <w:tcBorders>
-              <w:top w:val="single" w:sz="4" w:space="0" w:color="D6DCEA"/>
-              <w:left w:val="single" w:sz="4" w:space="0" w:color="D6DCEA"/>
-              <w:bottom w:val="single" w:sz="6" w:space="0" w:color="000000"/>
-              <w:right w:val="single" w:sz="4" w:space="0" w:color="D6DCEA"/>
-            </w:tcBorders>
-            <w:shd w:color="auto" w:fill="EEF2FB" w:val="clear"/>
-            <w:vAlign w:val="bottom"/>
-          </w:tcPr>
-          <w:p>
-            <w:pPr>
-              <w:pStyle w:val="Compact"/>
-              <w:widowControl/>
-              <w:spacing w:before="36" w:after="40"/>
-              <w:jc w:val="left"/>
-              <w:rPr>
-                <w:kern w:val="0"/>
-                <w:szCs w:val="24"/>
-                <w:lang w:val="en-US" w:eastAsia="en-US" w:bidi="ar-SA"/>
-              </w:rPr>
-            </w:pPr>
-            <w:r>
-              <w:rPr>
-                <w:b/>
-                <w:kern w:val="0"/>
-                <w:sz w:val="18"/>
-                <w:szCs w:val="24"/>
-                <w:lang w:val="en-US" w:eastAsia="en-US" w:bidi="ar-SA"/>
-              </w:rPr>
-              <w:t>Что попадает в выгрузку</w:t>
-            </w:r>
-          </w:p>
-        </w:tc>
-      </w:tr>
-      <w:tr>
-        <w:trPr/>
-        <w:tc>
-          <w:tcPr>
-            <w:tcW w:w="3960" w:type="dxa"/>
-            <w:tcBorders>
-              <w:top w:val="single" w:sz="4" w:space="0" w:color="D6DCEA"/>
-              <w:left w:val="single" w:sz="4" w:space="0" w:color="D6DCEA"/>
-              <w:bottom w:val="single" w:sz="4" w:space="0" w:color="D6DCEA"/>
-              <w:right w:val="single" w:sz="4" w:space="0" w:color="D6DCEA"/>
-            </w:tcBorders>
-          </w:tcPr>
-          <w:p>
-            <w:pPr>
-              <w:pStyle w:val="Compact"/>
-              <w:widowControl/>
-              <w:spacing w:before="36" w:after="40"/>
-              <w:jc w:val="left"/>
-              <w:rPr>
-                <w:kern w:val="0"/>
-                <w:szCs w:val="24"/>
-                <w:lang w:val="en-US" w:eastAsia="en-US" w:bidi="ar-SA"/>
-              </w:rPr>
-            </w:pPr>
-            <w:r>
-              <w:rPr>
-                <w:kern w:val="0"/>
-                <w:sz w:val="18"/>
-                <w:szCs w:val="24"/>
-                <w:lang w:val="en-US" w:eastAsia="en-US" w:bidi="ar-SA"/>
-              </w:rPr>
-              <w:t>Администратор</w:t>
-            </w:r>
-          </w:p>
-        </w:tc>
-        <w:tc>
-          <w:tcPr>
-            <w:tcW w:w="3959" w:type="dxa"/>
-            <w:tcBorders>
-              <w:top w:val="single" w:sz="4" w:space="0" w:color="D6DCEA"/>
-              <w:left w:val="single" w:sz="4" w:space="0" w:color="D6DCEA"/>
-              <w:bottom w:val="single" w:sz="4" w:space="0" w:color="D6DCEA"/>
-              <w:right w:val="single" w:sz="4" w:space="0" w:color="D6DCEA"/>
-            </w:tcBorders>
-          </w:tcPr>
-          <w:p>
-            <w:pPr>
-              <w:pStyle w:val="Compact"/>
-              <w:widowControl/>
-              <w:spacing w:before="36" w:after="40"/>
-              <w:jc w:val="left"/>
-              <w:rPr>
-                <w:kern w:val="0"/>
-                <w:szCs w:val="24"/>
-                <w:lang w:val="en-US" w:eastAsia="en-US" w:bidi="ar-SA"/>
-              </w:rPr>
-            </w:pPr>
-            <w:r>
-              <w:rPr>
-                <w:kern w:val="0"/>
-                <w:sz w:val="18"/>
-                <w:szCs w:val="24"/>
-                <w:lang w:val="en-US" w:eastAsia="en-US" w:bidi="ar-SA"/>
-              </w:rPr>
-              <w:t>Вся организация</w:t>
-            </w:r>
-          </w:p>
-        </w:tc>
-      </w:tr>
-      <w:tr>
-        <w:trPr/>
-        <w:tc>
-          <w:tcPr>
-            <w:tcW w:w="3960" w:type="dxa"/>
-            <w:tcBorders>
-              <w:top w:val="single" w:sz="4" w:space="0" w:color="D6DCEA"/>
-              <w:left w:val="single" w:sz="4" w:space="0" w:color="D6DCEA"/>
-              <w:bottom w:val="single" w:sz="4" w:space="0" w:color="D6DCEA"/>
-              <w:right w:val="single" w:sz="4" w:space="0" w:color="D6DCEA"/>
-            </w:tcBorders>
-          </w:tcPr>
-          <w:p>
-            <w:pPr>
-              <w:pStyle w:val="Compact"/>
-              <w:widowControl/>
-              <w:spacing w:before="36" w:after="40"/>
-              <w:jc w:val="left"/>
-              <w:rPr>
-                <w:kern w:val="0"/>
-                <w:szCs w:val="24"/>
-                <w:lang w:val="en-US" w:eastAsia="en-US" w:bidi="ar-SA"/>
-              </w:rPr>
-            </w:pPr>
-            <w:r>
-              <w:rPr>
-                <w:kern w:val="0"/>
-                <w:sz w:val="18"/>
-                <w:szCs w:val="24"/>
-                <w:lang w:val="en-US" w:eastAsia="en-US" w:bidi="ar-SA"/>
-              </w:rPr>
-              <w:t>Руководитель отдела</w:t>
-            </w:r>
-          </w:p>
-        </w:tc>
-        <w:tc>
-          <w:tcPr>
-            <w:tcW w:w="3959" w:type="dxa"/>
-            <w:tcBorders>
-              <w:top w:val="single" w:sz="4" w:space="0" w:color="D6DCEA"/>
-              <w:left w:val="single" w:sz="4" w:space="0" w:color="D6DCEA"/>
-              <w:bottom w:val="single" w:sz="4" w:space="0" w:color="D6DCEA"/>
-              <w:right w:val="single" w:sz="4" w:space="0" w:color="D6DCEA"/>
-            </w:tcBorders>
-          </w:tcPr>
-          <w:p>
-            <w:pPr>
-              <w:pStyle w:val="Compact"/>
-              <w:widowControl/>
-              <w:spacing w:before="36" w:after="40"/>
-              <w:jc w:val="left"/>
-              <w:rPr>
-                <w:kern w:val="0"/>
-                <w:szCs w:val="24"/>
-                <w:lang w:val="en-US" w:eastAsia="en-US" w:bidi="ar-SA"/>
-              </w:rPr>
-            </w:pPr>
-            <w:r>
-              <w:rPr>
-                <w:kern w:val="0"/>
-                <w:sz w:val="18"/>
-                <w:szCs w:val="24"/>
-                <w:lang w:val="en-US" w:eastAsia="en-US" w:bidi="ar-SA"/>
-              </w:rPr>
-              <w:t>Его отдел</w:t>
-            </w:r>
-          </w:p>
-        </w:tc>
-      </w:tr>
-      <w:tr>
-        <w:trPr/>
-        <w:tc>
-          <w:tcPr>
-            <w:tcW w:w="3960" w:type="dxa"/>
-            <w:tcBorders>
-              <w:top w:val="single" w:sz="4" w:space="0" w:color="D6DCEA"/>
-              <w:left w:val="single" w:sz="4" w:space="0" w:color="D6DCEA"/>
-              <w:bottom w:val="single" w:sz="4" w:space="0" w:color="D6DCEA"/>
-              <w:right w:val="single" w:sz="4" w:space="0" w:color="D6DCEA"/>
-            </w:tcBorders>
-          </w:tcPr>
-          <w:p>
-            <w:pPr>
-              <w:pStyle w:val="Compact"/>
-              <w:widowControl/>
-              <w:spacing w:before="36" w:after="40"/>
-              <w:jc w:val="left"/>
-              <w:rPr>
-                <w:kern w:val="0"/>
-                <w:szCs w:val="24"/>
-                <w:lang w:val="en-US" w:eastAsia="en-US" w:bidi="ar-SA"/>
-              </w:rPr>
-            </w:pPr>
-            <w:r>
-              <w:rPr>
-                <w:kern w:val="0"/>
-                <w:sz w:val="18"/>
-                <w:szCs w:val="24"/>
-                <w:lang w:val="en-US" w:eastAsia="en-US" w:bidi="ar-SA"/>
-              </w:rPr>
-              <w:t>Руководитель без отдела</w:t>
-            </w:r>
-          </w:p>
-        </w:tc>
-        <w:tc>
-          <w:tcPr>
-            <w:tcW w:w="3959" w:type="dxa"/>
-            <w:tcBorders>
-              <w:top w:val="single" w:sz="4" w:space="0" w:color="D6DCEA"/>
-              <w:left w:val="single" w:sz="4" w:space="0" w:color="D6DCEA"/>
-              <w:bottom w:val="single" w:sz="4" w:space="0" w:color="D6DCEA"/>
-              <w:right w:val="single" w:sz="4" w:space="0" w:color="D6DCEA"/>
-            </w:tcBorders>
-          </w:tcPr>
-          <w:p>
-            <w:pPr>
-              <w:pStyle w:val="Compact"/>
-              <w:widowControl/>
-              <w:spacing w:before="36" w:after="40"/>
-              <w:jc w:val="left"/>
-              <w:rPr>
-                <w:kern w:val="0"/>
-                <w:szCs w:val="24"/>
-                <w:lang w:val="en-US" w:eastAsia="en-US" w:bidi="ar-SA"/>
-              </w:rPr>
-            </w:pPr>
-            <w:r>
-              <w:rPr>
-                <w:kern w:val="0"/>
-                <w:sz w:val="18"/>
-                <w:szCs w:val="24"/>
-                <w:lang w:val="en-US" w:eastAsia="en-US" w:bidi="ar-SA"/>
-              </w:rPr>
-              <w:t>Его прямые подчинённые и он сам</w:t>
-            </w:r>
-          </w:p>
-        </w:tc>
-      </w:tr>
-    </w:tbl>
-    <w:p>
-      <w:pPr>
-        <w:pStyle w:val="BodyText"/>
-        <w:rPr/>
-      </w:pPr>
-      <w:bookmarkStart w:id="31" w:name="выгрузки"/>
-      <w:r>
-        <w:rPr/>
-        <w:t>Выгрузка не содержит логинов и паролей; каждая выгрузка фиксируется в журнале аудита.</w:t>
-      </w:r>
-      <w:bookmarkEnd w:id="31"/>
-    </w:p>
-    <w:p>
-      <w:pPr>
-        <w:pStyle w:val="Heading1"/>
-        <w:rPr/>
-      </w:pPr>
-      <w:bookmarkStart w:id="32" w:name="__RefHeading___Toc22523_2275915807"/>
-      <w:bookmarkEnd w:id="32"/>
+        <w:t>Раздел «Кадровый учёт» — кадровой службе и администратору. Две вкладки: «Планирование» и «Извещения».</w:t>
+      </w:r>
+    </w:p>
+    <w:p>
+      <w:pPr>
+        <w:pStyle w:val="Heading2"/>
+        <w:rPr/>
+      </w:pPr>
+      <w:bookmarkStart w:id="30" w:name="__RefHeading___Toc29372_3673021804"/>
+      <w:bookmarkStart w:id="31" w:name="планирование-и-утверждение-графика"/>
+      <w:bookmarkEnd w:id="30"/>
       <w:r>
         <w:rPr>
           <w:rStyle w:val="SectionNumber"/>
         </w:rPr>
-        <w:t>7</w:t>
+        <w:t>6.1</w:t>
       </w:r>
       <w:r>
         <w:rPr/>
         <w:tab/>
-        <w:t>Журнал аудита</w:t>
+        <w:t>Планирование и утверждение графика</w:t>
       </w:r>
     </w:p>
     <w:p>
@@ -3645,7 +3840,7 @@
           <wp:inline distT="0" distB="0" distL="0" distR="0">
             <wp:extent cx="5334000" cy="3333750"/>
             <wp:effectExtent l="0" t="0" r="0" b="0"/>
-            <wp:docPr id="5" name="Image5" descr="Журнал аудита"/>
+            <wp:docPr id="5" name="Image5" descr="Кадровый учёт: планирование"/>
             <wp:cNvGraphicFramePr>
               <a:graphicFrameLocks xmlns:a="http://schemas.openxmlformats.org/drawingml/2006/main" noChangeAspect="1"/>
             </wp:cNvGraphicFramePr>
@@ -3653,7 +3848,7 @@
               <a:graphicData uri="http://schemas.openxmlformats.org/drawingml/2006/picture">
                 <pic:pic xmlns:pic="http://schemas.openxmlformats.org/drawingml/2006/picture">
                   <pic:nvPicPr>
-                    <pic:cNvPr id="5" name="Image5" descr="Журнал аудита"/>
+                    <pic:cNvPr id="5" name="Image5" descr="Кадровый учёт: планирование"/>
                     <pic:cNvPicPr>
                       <a:picLocks noChangeAspect="1" noChangeArrowheads="1"/>
                     </pic:cNvPicPr>
@@ -3687,17 +3882,655 @@
       </w:pPr>
       <w:r>
         <w:rPr/>
+        <w:t>Кадровый учёт: планирование</w:t>
+      </w:r>
+    </w:p>
+    <w:p>
+      <w:pPr>
+        <w:pStyle w:val="BodyText"/>
+        <w:rPr/>
+      </w:pPr>
+      <w:r>
+        <w:rPr/>
+        <w:t>По ТК РФ (ст. 123) график отпусков на год утверждается не позднее чем за две недели до начала года. Порядок работы:</w:t>
+      </w:r>
+    </w:p>
+    <w:p>
+      <w:pPr>
+        <w:pStyle w:val="Compact"/>
+        <w:numPr>
+          <w:ilvl w:val="0"/>
+          <w:numId w:val="11"/>
+        </w:numPr>
+        <w:rPr/>
+      </w:pPr>
+      <w:r>
+        <w:rPr>
+          <w:b/>
+          <w:bCs/>
+        </w:rPr>
+        <w:t>Открыть планирование.</w:t>
+      </w:r>
+      <w:r>
+        <w:rPr/>
+        <w:t xml:space="preserve"> Выберите год (обычно следующий), срок и нажмите «Открыть планирование». Все штатные сотрудники получат приглашение — уведомление и письмо, а в «Моём отпуске» увидят свой прогресс. Срок можно изменить, кампанию — закрыть и открыть снова до утверждения графика.</w:t>
+      </w:r>
+    </w:p>
+    <w:p>
+      <w:pPr>
+        <w:pStyle w:val="Compact"/>
+        <w:numPr>
+          <w:ilvl w:val="0"/>
+          <w:numId w:val="12"/>
+        </w:numPr>
+        <w:rPr/>
+      </w:pPr>
+      <w:r>
+        <w:rPr>
+          <w:b/>
+          <w:bCs/>
+        </w:rPr>
+        <w:t>Следить за прогрессом.</w:t>
+      </w:r>
+      <w:r>
+        <w:rPr/>
+        <w:t xml:space="preserve"> Показатели: сколько сотрудников спланировали отпуск, сколько полностью (норма и часть не короче 14 календарных дней) и какая доля дней нормы запланирована. Таблица «По отделам» раскрывается до сотрудников с фильтром «Не запланировали / Частично / Полностью». В прогресс входят и согласованные отпуска, и заявки на согласовании.</w:t>
+      </w:r>
+    </w:p>
+    <w:p>
+      <w:pPr>
+        <w:pStyle w:val="Compact"/>
+        <w:numPr>
+          <w:ilvl w:val="0"/>
+          <w:numId w:val="13"/>
+        </w:numPr>
+        <w:rPr/>
+      </w:pPr>
+      <w:r>
+        <w:rPr>
+          <w:b/>
+          <w:bCs/>
+        </w:rPr>
+        <w:t>Напомнить.</w:t>
+      </w:r>
+      <w:r>
+        <w:rPr/>
+        <w:t xml:space="preserve"> «Напомнить не спланировавшим» отправляет каждому, кто не спланировал полностью, напоминание с его цифрами — не чаще раза в час. За три дня до срока напоминание уходит автоматически.</w:t>
+      </w:r>
+    </w:p>
+    <w:p>
+      <w:pPr>
+        <w:pStyle w:val="Compact"/>
+        <w:numPr>
+          <w:ilvl w:val="0"/>
+          <w:numId w:val="14"/>
+        </w:numPr>
+        <w:rPr/>
+      </w:pPr>
+      <w:r>
+        <w:rPr>
+          <w:b/>
+          <w:bCs/>
+        </w:rPr>
+        <w:t>Утвердить.</w:t>
+      </w:r>
+      <w:r>
+        <w:rPr/>
+        <w:t xml:space="preserve"> В блоке «Утверждение графика» укажите номер и дату документа и, если есть, дату и номер мнения профсоюза, затем «Утвердить график». Перед утверждением планировщик предупреждает: заявки на согласовании в график не войдут, у кого нет табельного номера, какие реквизиты не заполнены. Утвердить можно один раз и до начала года; утверждение закрывает кампанию.</w:t>
+      </w:r>
+    </w:p>
+    <w:p>
+      <w:pPr>
+        <w:pStyle w:val="Compact"/>
+        <w:numPr>
+          <w:ilvl w:val="0"/>
+          <w:numId w:val="15"/>
+        </w:numPr>
+        <w:rPr/>
+      </w:pPr>
+      <w:r>
+        <w:rPr>
+          <w:b/>
+          <w:bCs/>
+        </w:rPr>
+        <w:t>Форма Т-7.</w:t>
+      </w:r>
+      <w:r>
+        <w:rPr/>
+        <w:t xml:space="preserve"> Кнопка «Форма Т-7» выгружает утверждённый график по унифицированной форме (ОКУД 0301020) в Excel; до утверждения — «Проект Т-7». Переносы после утверждения попадают в графы 8–9 (основание — согласованная заявка на перенос, дата предполагаемого отпуска), отмены — в примечание, начавшиеся отпуска — в графу «фактическая».</w:t>
+      </w:r>
+      <w:bookmarkEnd w:id="31"/>
+    </w:p>
+    <w:p>
+      <w:pPr>
+        <w:pStyle w:val="Heading2"/>
+        <w:rPr/>
+      </w:pPr>
+      <w:bookmarkStart w:id="32" w:name="__RefHeading___Toc29374_3673021804"/>
+      <w:bookmarkStart w:id="33" w:name="извещения-о-начале-отпуска"/>
+      <w:bookmarkEnd w:id="32"/>
+      <w:r>
+        <w:rPr>
+          <w:rStyle w:val="SectionNumber"/>
+        </w:rPr>
+        <w:t>6.2</w:t>
+      </w:r>
+      <w:r>
+        <w:rPr/>
+        <w:tab/>
+        <w:t>Извещения о начале отпуска</w:t>
+      </w:r>
+    </w:p>
+    <w:p>
+      <w:pPr>
+        <w:pStyle w:val="CaptionedFigure"/>
+        <w:rPr/>
+      </w:pPr>
+      <w:r>
+        <w:rPr/>
+        <w:drawing>
+          <wp:inline distT="0" distB="0" distL="0" distR="0">
+            <wp:extent cx="5334000" cy="3333750"/>
+            <wp:effectExtent l="0" t="0" r="0" b="0"/>
+            <wp:docPr id="6" name="Image6" descr="Кадровый учёт: журнал извещений"/>
+            <wp:cNvGraphicFramePr>
+              <a:graphicFrameLocks xmlns:a="http://schemas.openxmlformats.org/drawingml/2006/main" noChangeAspect="1"/>
+            </wp:cNvGraphicFramePr>
+            <a:graphic xmlns:a="http://schemas.openxmlformats.org/drawingml/2006/main">
+              <a:graphicData uri="http://schemas.openxmlformats.org/drawingml/2006/picture">
+                <pic:pic xmlns:pic="http://schemas.openxmlformats.org/drawingml/2006/picture">
+                  <pic:nvPicPr>
+                    <pic:cNvPr id="6" name="Image6" descr="Кадровый учёт: журнал извещений"/>
+                    <pic:cNvPicPr>
+                      <a:picLocks noChangeAspect="1" noChangeArrowheads="1"/>
+                    </pic:cNvPicPr>
+                  </pic:nvPicPr>
+                  <pic:blipFill>
+                    <a:blip r:embed="rId7"/>
+                    <a:stretch>
+                      <a:fillRect/>
+                    </a:stretch>
+                  </pic:blipFill>
+                  <pic:spPr bwMode="auto">
+                    <a:xfrm>
+                      <a:off x="0" y="0"/>
+                      <a:ext cx="5334000" cy="3333750"/>
+                    </a:xfrm>
+                    <a:prstGeom prst="rect">
+                      <a:avLst/>
+                    </a:prstGeom>
+                  </pic:spPr>
+                </pic:pic>
+              </a:graphicData>
+            </a:graphic>
+          </wp:inline>
+        </w:drawing>
+      </w:r>
+    </w:p>
+    <w:p>
+      <w:pPr>
+        <w:pStyle w:val="ImageCaption"/>
+        <w:rPr/>
+      </w:pPr>
+      <w:r>
+        <w:rPr/>
+        <w:t>Кадровый учёт: журнал извещений</w:t>
+      </w:r>
+    </w:p>
+    <w:p>
+      <w:pPr>
+        <w:pStyle w:val="BodyText"/>
+        <w:rPr/>
+      </w:pPr>
+      <w:r>
+        <w:rPr/>
+        <w:t>Планировщик сам извещает сотрудников о начале согласованного отпуска за две недели (срок — в правилах организации) — уведомление и письмо; сотрудник подтверждает ознакомление кнопкой «Ознакомлен». Отпуск, согласованный позже, получает извещение сразу с пометкой «позже 14 дней»: сотрудник вправе попросить перенос (ст. 124).</w:t>
+      </w:r>
+    </w:p>
+    <w:p>
+      <w:pPr>
+        <w:pStyle w:val="BodyText"/>
+        <w:rPr/>
+      </w:pPr>
+      <w:bookmarkStart w:id="34" w:name="кадровый-учёт"/>
+      <w:bookmarkStart w:id="35" w:name="извещения-о-начале-отпуска"/>
+      <w:r>
+        <w:rPr/>
+        <w:t>Журнал показывает извещения по дате начала отпуска с фильтрами по периоду, отделу и состоянию: «Ждёт ознакомления», «Нет подписи — скоро отпуск» (до начала три дня и меньше — пора напомнить лично), «Ознакомлен» с датой, «Отозвано» (отпуск перенесён или отменён, сотрудник уволен). Значок принтера открывает лист извещения для подписи на бумаге; «XLSX» выгружает журнал за период.</w:t>
+      </w:r>
+      <w:bookmarkEnd w:id="34"/>
+      <w:bookmarkEnd w:id="35"/>
+    </w:p>
+    <w:p>
+      <w:pPr>
+        <w:pStyle w:val="Heading1"/>
+        <w:rPr/>
+      </w:pPr>
+      <w:bookmarkStart w:id="36" w:name="__RefHeading___Toc29376_3673021804"/>
+      <w:bookmarkStart w:id="37" w:name="выгрузки"/>
+      <w:bookmarkEnd w:id="36"/>
+      <w:r>
+        <w:rPr>
+          <w:rStyle w:val="SectionNumber"/>
+        </w:rPr>
+        <w:t>7</w:t>
+      </w:r>
+      <w:r>
+        <w:rPr/>
+        <w:tab/>
+        <w:t>Выгрузки</w:t>
+      </w:r>
+    </w:p>
+    <w:p>
+      <w:pPr>
+        <w:pStyle w:val="FirstParagraph"/>
+        <w:rPr/>
+      </w:pPr>
+      <w:r>
+        <w:rPr/>
+        <w:t>Кнопка «Excel» на графике отпусков выгружает согласованные и ожидающие отпуска за год: сотрудник, должность, отдел, даты, календарные дни, дни отпуска без праздников, статус, тип и комментарий. Объём выгрузки зависит от прав:</w:t>
+      </w:r>
+    </w:p>
+    <w:tbl>
+      <w:tblPr>
+        <w:tblStyle w:val="Table"/>
+        <w:tblW w:w="7920" w:type="dxa"/>
+        <w:jc w:val="center"/>
+        <w:tblInd w:w="0" w:type="dxa"/>
+        <w:tblLayout w:type="fixed"/>
+        <w:tblCellMar>
+          <w:top w:w="0" w:type="dxa"/>
+          <w:left w:w="108" w:type="dxa"/>
+          <w:bottom w:w="0" w:type="dxa"/>
+          <w:right w:w="108" w:type="dxa"/>
+        </w:tblCellMar>
+        <w:tblLook w:val="0020" w:noHBand="0" w:noVBand="0" w:firstColumn="0" w:lastRow="0" w:lastColumn="0" w:firstRow="1"/>
+      </w:tblPr>
+      <w:tblGrid>
+        <w:gridCol w:w="3960"/>
+        <w:gridCol w:w="3959"/>
+      </w:tblGrid>
+      <w:tr>
+        <w:trPr>
+          <w:tblHeader w:val="true"/>
+        </w:trPr>
+        <w:tc>
+          <w:tcPr>
+            <w:tcW w:w="3960" w:type="dxa"/>
+            <w:tcBorders>
+              <w:top w:val="single" w:sz="4" w:space="0" w:color="D6DCEA"/>
+              <w:left w:val="single" w:sz="4" w:space="0" w:color="D6DCEA"/>
+              <w:bottom w:val="single" w:sz="6" w:space="0" w:color="000000"/>
+              <w:right w:val="single" w:sz="4" w:space="0" w:color="D6DCEA"/>
+            </w:tcBorders>
+            <w:shd w:color="auto" w:fill="EEF2FB" w:val="clear"/>
+            <w:vAlign w:val="bottom"/>
+          </w:tcPr>
+          <w:p>
+            <w:pPr>
+              <w:pStyle w:val="Compact"/>
+              <w:widowControl/>
+              <w:spacing w:before="36" w:after="40"/>
+              <w:jc w:val="left"/>
+              <w:rPr>
+                <w:kern w:val="0"/>
+                <w:szCs w:val="24"/>
+                <w:lang w:val="en-US" w:eastAsia="en-US" w:bidi="ar-SA"/>
+              </w:rPr>
+            </w:pPr>
+            <w:r>
+              <w:rPr>
+                <w:b/>
+                <w:kern w:val="0"/>
+                <w:sz w:val="18"/>
+                <w:szCs w:val="24"/>
+                <w:lang w:val="en-US" w:eastAsia="en-US" w:bidi="ar-SA"/>
+              </w:rPr>
+              <w:t>Кто</w:t>
+            </w:r>
+          </w:p>
+        </w:tc>
+        <w:tc>
+          <w:tcPr>
+            <w:tcW w:w="3959" w:type="dxa"/>
+            <w:tcBorders>
+              <w:top w:val="single" w:sz="4" w:space="0" w:color="D6DCEA"/>
+              <w:left w:val="single" w:sz="4" w:space="0" w:color="D6DCEA"/>
+              <w:bottom w:val="single" w:sz="6" w:space="0" w:color="000000"/>
+              <w:right w:val="single" w:sz="4" w:space="0" w:color="D6DCEA"/>
+            </w:tcBorders>
+            <w:shd w:color="auto" w:fill="EEF2FB" w:val="clear"/>
+            <w:vAlign w:val="bottom"/>
+          </w:tcPr>
+          <w:p>
+            <w:pPr>
+              <w:pStyle w:val="Compact"/>
+              <w:widowControl/>
+              <w:spacing w:before="36" w:after="40"/>
+              <w:jc w:val="left"/>
+              <w:rPr>
+                <w:kern w:val="0"/>
+                <w:szCs w:val="24"/>
+                <w:lang w:val="en-US" w:eastAsia="en-US" w:bidi="ar-SA"/>
+              </w:rPr>
+            </w:pPr>
+            <w:r>
+              <w:rPr>
+                <w:b/>
+                <w:kern w:val="0"/>
+                <w:sz w:val="18"/>
+                <w:szCs w:val="24"/>
+                <w:lang w:val="en-US" w:eastAsia="en-US" w:bidi="ar-SA"/>
+              </w:rPr>
+              <w:t>Что попадает в выгрузку</w:t>
+            </w:r>
+          </w:p>
+        </w:tc>
+      </w:tr>
+      <w:tr>
+        <w:trPr/>
+        <w:tc>
+          <w:tcPr>
+            <w:tcW w:w="3960" w:type="dxa"/>
+            <w:tcBorders>
+              <w:top w:val="single" w:sz="4" w:space="0" w:color="D6DCEA"/>
+              <w:left w:val="single" w:sz="4" w:space="0" w:color="D6DCEA"/>
+              <w:bottom w:val="single" w:sz="4" w:space="0" w:color="D6DCEA"/>
+              <w:right w:val="single" w:sz="4" w:space="0" w:color="D6DCEA"/>
+            </w:tcBorders>
+          </w:tcPr>
+          <w:p>
+            <w:pPr>
+              <w:pStyle w:val="Compact"/>
+              <w:widowControl/>
+              <w:spacing w:before="36" w:after="40"/>
+              <w:jc w:val="left"/>
+              <w:rPr>
+                <w:kern w:val="0"/>
+                <w:szCs w:val="24"/>
+                <w:lang w:val="en-US" w:eastAsia="en-US" w:bidi="ar-SA"/>
+              </w:rPr>
+            </w:pPr>
+            <w:r>
+              <w:rPr>
+                <w:kern w:val="0"/>
+                <w:sz w:val="18"/>
+                <w:szCs w:val="24"/>
+                <w:lang w:val="en-US" w:eastAsia="en-US" w:bidi="ar-SA"/>
+              </w:rPr>
+              <w:t>Администратор</w:t>
+            </w:r>
+          </w:p>
+        </w:tc>
+        <w:tc>
+          <w:tcPr>
+            <w:tcW w:w="3959" w:type="dxa"/>
+            <w:tcBorders>
+              <w:top w:val="single" w:sz="4" w:space="0" w:color="D6DCEA"/>
+              <w:left w:val="single" w:sz="4" w:space="0" w:color="D6DCEA"/>
+              <w:bottom w:val="single" w:sz="4" w:space="0" w:color="D6DCEA"/>
+              <w:right w:val="single" w:sz="4" w:space="0" w:color="D6DCEA"/>
+            </w:tcBorders>
+          </w:tcPr>
+          <w:p>
+            <w:pPr>
+              <w:pStyle w:val="Compact"/>
+              <w:widowControl/>
+              <w:spacing w:before="36" w:after="40"/>
+              <w:jc w:val="left"/>
+              <w:rPr>
+                <w:kern w:val="0"/>
+                <w:szCs w:val="24"/>
+                <w:lang w:val="en-US" w:eastAsia="en-US" w:bidi="ar-SA"/>
+              </w:rPr>
+            </w:pPr>
+            <w:r>
+              <w:rPr>
+                <w:kern w:val="0"/>
+                <w:sz w:val="18"/>
+                <w:szCs w:val="24"/>
+                <w:lang w:val="en-US" w:eastAsia="en-US" w:bidi="ar-SA"/>
+              </w:rPr>
+              <w:t>Вся организация</w:t>
+            </w:r>
+          </w:p>
+        </w:tc>
+      </w:tr>
+      <w:tr>
+        <w:trPr/>
+        <w:tc>
+          <w:tcPr>
+            <w:tcW w:w="3960" w:type="dxa"/>
+            <w:tcBorders>
+              <w:top w:val="single" w:sz="4" w:space="0" w:color="D6DCEA"/>
+              <w:left w:val="single" w:sz="4" w:space="0" w:color="D6DCEA"/>
+              <w:bottom w:val="single" w:sz="4" w:space="0" w:color="D6DCEA"/>
+              <w:right w:val="single" w:sz="4" w:space="0" w:color="D6DCEA"/>
+            </w:tcBorders>
+          </w:tcPr>
+          <w:p>
+            <w:pPr>
+              <w:pStyle w:val="Compact"/>
+              <w:widowControl/>
+              <w:spacing w:before="36" w:after="40"/>
+              <w:jc w:val="left"/>
+              <w:rPr>
+                <w:kern w:val="0"/>
+                <w:szCs w:val="24"/>
+                <w:lang w:val="en-US" w:eastAsia="en-US" w:bidi="ar-SA"/>
+              </w:rPr>
+            </w:pPr>
+            <w:r>
+              <w:rPr>
+                <w:kern w:val="0"/>
+                <w:sz w:val="18"/>
+                <w:szCs w:val="24"/>
+                <w:lang w:val="en-US" w:eastAsia="en-US" w:bidi="ar-SA"/>
+              </w:rPr>
+              <w:t>Руководитель отдела</w:t>
+            </w:r>
+          </w:p>
+        </w:tc>
+        <w:tc>
+          <w:tcPr>
+            <w:tcW w:w="3959" w:type="dxa"/>
+            <w:tcBorders>
+              <w:top w:val="single" w:sz="4" w:space="0" w:color="D6DCEA"/>
+              <w:left w:val="single" w:sz="4" w:space="0" w:color="D6DCEA"/>
+              <w:bottom w:val="single" w:sz="4" w:space="0" w:color="D6DCEA"/>
+              <w:right w:val="single" w:sz="4" w:space="0" w:color="D6DCEA"/>
+            </w:tcBorders>
+          </w:tcPr>
+          <w:p>
+            <w:pPr>
+              <w:pStyle w:val="Compact"/>
+              <w:widowControl/>
+              <w:spacing w:before="36" w:after="40"/>
+              <w:jc w:val="left"/>
+              <w:rPr>
+                <w:kern w:val="0"/>
+                <w:szCs w:val="24"/>
+                <w:lang w:val="en-US" w:eastAsia="en-US" w:bidi="ar-SA"/>
+              </w:rPr>
+            </w:pPr>
+            <w:r>
+              <w:rPr>
+                <w:kern w:val="0"/>
+                <w:sz w:val="18"/>
+                <w:szCs w:val="24"/>
+                <w:lang w:val="en-US" w:eastAsia="en-US" w:bidi="ar-SA"/>
+              </w:rPr>
+              <w:t>Его отдел</w:t>
+            </w:r>
+          </w:p>
+        </w:tc>
+      </w:tr>
+      <w:tr>
+        <w:trPr/>
+        <w:tc>
+          <w:tcPr>
+            <w:tcW w:w="3960" w:type="dxa"/>
+            <w:tcBorders>
+              <w:top w:val="single" w:sz="4" w:space="0" w:color="D6DCEA"/>
+              <w:left w:val="single" w:sz="4" w:space="0" w:color="D6DCEA"/>
+              <w:bottom w:val="single" w:sz="4" w:space="0" w:color="D6DCEA"/>
+              <w:right w:val="single" w:sz="4" w:space="0" w:color="D6DCEA"/>
+            </w:tcBorders>
+          </w:tcPr>
+          <w:p>
+            <w:pPr>
+              <w:pStyle w:val="Compact"/>
+              <w:widowControl/>
+              <w:spacing w:before="36" w:after="40"/>
+              <w:jc w:val="left"/>
+              <w:rPr>
+                <w:kern w:val="0"/>
+                <w:szCs w:val="24"/>
+                <w:lang w:val="en-US" w:eastAsia="en-US" w:bidi="ar-SA"/>
+              </w:rPr>
+            </w:pPr>
+            <w:r>
+              <w:rPr>
+                <w:kern w:val="0"/>
+                <w:sz w:val="18"/>
+                <w:szCs w:val="24"/>
+                <w:lang w:val="en-US" w:eastAsia="en-US" w:bidi="ar-SA"/>
+              </w:rPr>
+              <w:t>Руководитель без отдела</w:t>
+            </w:r>
+          </w:p>
+        </w:tc>
+        <w:tc>
+          <w:tcPr>
+            <w:tcW w:w="3959" w:type="dxa"/>
+            <w:tcBorders>
+              <w:top w:val="single" w:sz="4" w:space="0" w:color="D6DCEA"/>
+              <w:left w:val="single" w:sz="4" w:space="0" w:color="D6DCEA"/>
+              <w:bottom w:val="single" w:sz="4" w:space="0" w:color="D6DCEA"/>
+              <w:right w:val="single" w:sz="4" w:space="0" w:color="D6DCEA"/>
+            </w:tcBorders>
+          </w:tcPr>
+          <w:p>
+            <w:pPr>
+              <w:pStyle w:val="Compact"/>
+              <w:widowControl/>
+              <w:spacing w:before="36" w:after="40"/>
+              <w:jc w:val="left"/>
+              <w:rPr>
+                <w:kern w:val="0"/>
+                <w:szCs w:val="24"/>
+                <w:lang w:val="en-US" w:eastAsia="en-US" w:bidi="ar-SA"/>
+              </w:rPr>
+            </w:pPr>
+            <w:r>
+              <w:rPr>
+                <w:kern w:val="0"/>
+                <w:sz w:val="18"/>
+                <w:szCs w:val="24"/>
+                <w:lang w:val="en-US" w:eastAsia="en-US" w:bidi="ar-SA"/>
+              </w:rPr>
+              <w:t>Его прямые подчинённые и он сам</w:t>
+            </w:r>
+          </w:p>
+        </w:tc>
+      </w:tr>
+    </w:tbl>
+    <w:p>
+      <w:pPr>
+        <w:pStyle w:val="BodyText"/>
+        <w:rPr/>
+      </w:pPr>
+      <w:bookmarkStart w:id="38" w:name="выгрузки"/>
+      <w:r>
+        <w:rPr/>
+        <w:t>Выгрузка не содержит логинов и паролей; каждая выгрузка фиксируется в журнале аудита.</w:t>
+      </w:r>
+      <w:bookmarkEnd w:id="38"/>
+    </w:p>
+    <w:p>
+      <w:pPr>
+        <w:pStyle w:val="Heading1"/>
+        <w:rPr/>
+      </w:pPr>
+      <w:bookmarkStart w:id="39" w:name="__RefHeading___Toc29378_3673021804"/>
+      <w:bookmarkStart w:id="40" w:name="журнал-аудита"/>
+      <w:bookmarkEnd w:id="39"/>
+      <w:r>
+        <w:rPr>
+          <w:rStyle w:val="SectionNumber"/>
+        </w:rPr>
+        <w:t>8</w:t>
+      </w:r>
+      <w:r>
+        <w:rPr/>
+        <w:tab/>
         <w:t>Журнал аудита</w:t>
       </w:r>
     </w:p>
     <w:p>
       <w:pPr>
+        <w:pStyle w:val="CaptionedFigure"/>
+        <w:rPr/>
+      </w:pPr>
+      <w:r>
+        <w:rPr/>
+        <w:drawing>
+          <wp:inline distT="0" distB="0" distL="0" distR="0">
+            <wp:extent cx="5334000" cy="3333750"/>
+            <wp:effectExtent l="0" t="0" r="0" b="0"/>
+            <wp:docPr id="7" name="Image7" descr="Журнал аудита"/>
+            <wp:cNvGraphicFramePr>
+              <a:graphicFrameLocks xmlns:a="http://schemas.openxmlformats.org/drawingml/2006/main" noChangeAspect="1"/>
+            </wp:cNvGraphicFramePr>
+            <a:graphic xmlns:a="http://schemas.openxmlformats.org/drawingml/2006/main">
+              <a:graphicData uri="http://schemas.openxmlformats.org/drawingml/2006/picture">
+                <pic:pic xmlns:pic="http://schemas.openxmlformats.org/drawingml/2006/picture">
+                  <pic:nvPicPr>
+                    <pic:cNvPr id="7" name="Image7" descr="Журнал аудита"/>
+                    <pic:cNvPicPr>
+                      <a:picLocks noChangeAspect="1" noChangeArrowheads="1"/>
+                    </pic:cNvPicPr>
+                  </pic:nvPicPr>
+                  <pic:blipFill>
+                    <a:blip r:embed="rId8"/>
+                    <a:stretch>
+                      <a:fillRect/>
+                    </a:stretch>
+                  </pic:blipFill>
+                  <pic:spPr bwMode="auto">
+                    <a:xfrm>
+                      <a:off x="0" y="0"/>
+                      <a:ext cx="5334000" cy="3333750"/>
+                    </a:xfrm>
+                    <a:prstGeom prst="rect">
+                      <a:avLst/>
+                    </a:prstGeom>
+                  </pic:spPr>
+                </pic:pic>
+              </a:graphicData>
+            </a:graphic>
+          </wp:inline>
+        </w:drawing>
+      </w:r>
+    </w:p>
+    <w:p>
+      <w:pPr>
+        <w:pStyle w:val="ImageCaption"/>
+        <w:rPr/>
+      </w:pPr>
+      <w:r>
+        <w:rPr/>
+        <w:t>Журнал аудита</w:t>
+      </w:r>
+    </w:p>
+    <w:p>
+      <w:pPr>
         <w:pStyle w:val="BodyText"/>
         <w:rPr/>
       </w:pPr>
       <w:r>
         <w:rPr/>
-        <w:t>Журнал содержит каждое изменение данных: кто, когда, что сделал и с каким объектом. «Изменения (N)» раскрывает поля, которые поменялись: прежнее значение зачёркнуто, новое выделено. Фильтр вверху оставляет записи одного типа объектов: заявки, сотрудники, отделы, проекты, настройки, выгрузки.</w:t>
+        <w:t>Вкладка «Изменения» содержит каждое изменение данных: кто, когда, что сделал и с каким объектом. «Изменения (N)» раскрывает поля, которые поменялись: прежнее значение зачёркнуто, новое выделено. Фильтр вверху оставляет записи одного типа объектов: заявки, сотрудники, отделы, проекты, настройки, выгрузки.</w:t>
       </w:r>
     </w:p>
     <w:p>
@@ -4113,6 +4946,213 @@
                 <w:szCs w:val="24"/>
                 <w:lang w:val="en-US" w:eastAsia="en-US" w:bidi="ar-SA"/>
               </w:rPr>
+              <w:t>Безопасность</w:t>
+            </w:r>
+          </w:p>
+        </w:tc>
+        <w:tc>
+          <w:tcPr>
+            <w:tcW w:w="4680" w:type="dxa"/>
+            <w:tcBorders>
+              <w:top w:val="single" w:sz="4" w:space="0" w:color="D6DCEA"/>
+              <w:left w:val="single" w:sz="4" w:space="0" w:color="D6DCEA"/>
+              <w:bottom w:val="single" w:sz="4" w:space="0" w:color="D6DCEA"/>
+              <w:right w:val="single" w:sz="4" w:space="0" w:color="D6DCEA"/>
+            </w:tcBorders>
+          </w:tcPr>
+          <w:p>
+            <w:pPr>
+              <w:pStyle w:val="Compact"/>
+              <w:widowControl/>
+              <w:spacing w:before="36" w:after="40"/>
+              <w:jc w:val="left"/>
+              <w:rPr>
+                <w:kern w:val="0"/>
+                <w:szCs w:val="24"/>
+                <w:lang w:val="en-US" w:eastAsia="en-US" w:bidi="ar-SA"/>
+              </w:rPr>
+            </w:pPr>
+            <w:r>
+              <w:rPr>
+                <w:kern w:val="0"/>
+                <w:sz w:val="18"/>
+                <w:szCs w:val="24"/>
+                <w:lang w:val="en-US" w:eastAsia="en-US" w:bidi="ar-SA"/>
+              </w:rPr>
+              <w:t>Снята блокировка входа; завершены сеансы сотрудника</w:t>
+            </w:r>
+          </w:p>
+        </w:tc>
+      </w:tr>
+      <w:tr>
+        <w:trPr/>
+        <w:tc>
+          <w:tcPr>
+            <w:tcW w:w="4679" w:type="dxa"/>
+            <w:tcBorders>
+              <w:top w:val="single" w:sz="4" w:space="0" w:color="D6DCEA"/>
+              <w:left w:val="single" w:sz="4" w:space="0" w:color="D6DCEA"/>
+              <w:bottom w:val="single" w:sz="4" w:space="0" w:color="D6DCEA"/>
+              <w:right w:val="single" w:sz="4" w:space="0" w:color="D6DCEA"/>
+            </w:tcBorders>
+          </w:tcPr>
+          <w:p>
+            <w:pPr>
+              <w:pStyle w:val="Compact"/>
+              <w:widowControl/>
+              <w:spacing w:before="36" w:after="40"/>
+              <w:jc w:val="left"/>
+              <w:rPr>
+                <w:kern w:val="0"/>
+                <w:szCs w:val="24"/>
+                <w:lang w:val="en-US" w:eastAsia="en-US" w:bidi="ar-SA"/>
+              </w:rPr>
+            </w:pPr>
+            <w:r>
+              <w:rPr>
+                <w:kern w:val="0"/>
+                <w:sz w:val="18"/>
+                <w:szCs w:val="24"/>
+                <w:lang w:val="en-US" w:eastAsia="en-US" w:bidi="ar-SA"/>
+              </w:rPr>
+              <w:t>Согласование</w:t>
+            </w:r>
+          </w:p>
+        </w:tc>
+        <w:tc>
+          <w:tcPr>
+            <w:tcW w:w="4680" w:type="dxa"/>
+            <w:tcBorders>
+              <w:top w:val="single" w:sz="4" w:space="0" w:color="D6DCEA"/>
+              <w:left w:val="single" w:sz="4" w:space="0" w:color="D6DCEA"/>
+              <w:bottom w:val="single" w:sz="4" w:space="0" w:color="D6DCEA"/>
+              <w:right w:val="single" w:sz="4" w:space="0" w:color="D6DCEA"/>
+            </w:tcBorders>
+          </w:tcPr>
+          <w:p>
+            <w:pPr>
+              <w:pStyle w:val="Compact"/>
+              <w:widowControl/>
+              <w:spacing w:before="36" w:after="40"/>
+              <w:jc w:val="left"/>
+              <w:rPr>
+                <w:kern w:val="0"/>
+                <w:szCs w:val="24"/>
+                <w:lang w:val="en-US" w:eastAsia="en-US" w:bidi="ar-SA"/>
+              </w:rPr>
+            </w:pPr>
+            <w:r>
+              <w:rPr>
+                <w:kern w:val="0"/>
+                <w:sz w:val="18"/>
+                <w:szCs w:val="24"/>
+                <w:lang w:val="en-US" w:eastAsia="en-US" w:bidi="ar-SA"/>
+              </w:rPr>
+              <w:t>Назначено и отменено замещение; заявка передана вышестоящему (эскалация)</w:t>
+            </w:r>
+          </w:p>
+        </w:tc>
+      </w:tr>
+      <w:tr>
+        <w:trPr/>
+        <w:tc>
+          <w:tcPr>
+            <w:tcW w:w="4679" w:type="dxa"/>
+            <w:tcBorders>
+              <w:top w:val="single" w:sz="4" w:space="0" w:color="D6DCEA"/>
+              <w:left w:val="single" w:sz="4" w:space="0" w:color="D6DCEA"/>
+              <w:bottom w:val="single" w:sz="4" w:space="0" w:color="D6DCEA"/>
+              <w:right w:val="single" w:sz="4" w:space="0" w:color="D6DCEA"/>
+            </w:tcBorders>
+          </w:tcPr>
+          <w:p>
+            <w:pPr>
+              <w:pStyle w:val="Compact"/>
+              <w:widowControl/>
+              <w:spacing w:before="36" w:after="40"/>
+              <w:jc w:val="left"/>
+              <w:rPr>
+                <w:kern w:val="0"/>
+                <w:szCs w:val="24"/>
+                <w:lang w:val="en-US" w:eastAsia="en-US" w:bidi="ar-SA"/>
+              </w:rPr>
+            </w:pPr>
+            <w:r>
+              <w:rPr>
+                <w:kern w:val="0"/>
+                <w:sz w:val="18"/>
+                <w:szCs w:val="24"/>
+                <w:lang w:val="en-US" w:eastAsia="en-US" w:bidi="ar-SA"/>
+              </w:rPr>
+              <w:t>Кадровый учёт</w:t>
+            </w:r>
+          </w:p>
+        </w:tc>
+        <w:tc>
+          <w:tcPr>
+            <w:tcW w:w="4680" w:type="dxa"/>
+            <w:tcBorders>
+              <w:top w:val="single" w:sz="4" w:space="0" w:color="D6DCEA"/>
+              <w:left w:val="single" w:sz="4" w:space="0" w:color="D6DCEA"/>
+              <w:bottom w:val="single" w:sz="4" w:space="0" w:color="D6DCEA"/>
+              <w:right w:val="single" w:sz="4" w:space="0" w:color="D6DCEA"/>
+            </w:tcBorders>
+          </w:tcPr>
+          <w:p>
+            <w:pPr>
+              <w:pStyle w:val="Compact"/>
+              <w:widowControl/>
+              <w:spacing w:before="36" w:after="40"/>
+              <w:jc w:val="left"/>
+              <w:rPr>
+                <w:kern w:val="0"/>
+                <w:szCs w:val="24"/>
+                <w:lang w:val="en-US" w:eastAsia="en-US" w:bidi="ar-SA"/>
+              </w:rPr>
+            </w:pPr>
+            <w:r>
+              <w:rPr>
+                <w:kern w:val="0"/>
+                <w:sz w:val="18"/>
+                <w:szCs w:val="24"/>
+                <w:lang w:val="en-US" w:eastAsia="en-US" w:bidi="ar-SA"/>
+              </w:rPr>
+              <w:t>Открыто, изменено и закрыто планирование; напоминание о планировании; утверждён график отпусков; ознакомление с извещением</w:t>
+            </w:r>
+          </w:p>
+        </w:tc>
+      </w:tr>
+      <w:tr>
+        <w:trPr/>
+        <w:tc>
+          <w:tcPr>
+            <w:tcW w:w="4679" w:type="dxa"/>
+            <w:tcBorders>
+              <w:top w:val="single" w:sz="4" w:space="0" w:color="D6DCEA"/>
+              <w:left w:val="single" w:sz="4" w:space="0" w:color="D6DCEA"/>
+              <w:bottom w:val="single" w:sz="4" w:space="0" w:color="D6DCEA"/>
+              <w:right w:val="single" w:sz="4" w:space="0" w:color="D6DCEA"/>
+            </w:tcBorders>
+          </w:tcPr>
+          <w:p>
+            <w:pPr>
+              <w:pStyle w:val="Compact"/>
+              <w:widowControl/>
+              <w:spacing w:before="36" w:after="40"/>
+              <w:jc w:val="left"/>
+              <w:rPr>
+                <w:kern w:val="0"/>
+                <w:szCs w:val="24"/>
+                <w:lang w:val="en-US" w:eastAsia="en-US" w:bidi="ar-SA"/>
+              </w:rPr>
+            </w:pPr>
+            <w:r>
+              <w:rPr>
+                <w:kern w:val="0"/>
+                <w:sz w:val="18"/>
+                <w:szCs w:val="24"/>
+                <w:lang w:val="en-US" w:eastAsia="en-US" w:bidi="ar-SA"/>
+              </w:rPr>
               <w:t>Прочее</w:t>
             </w:r>
           </w:p>
@@ -4146,26 +5186,100 @@
                 <w:szCs w:val="24"/>
                 <w:lang w:val="en-US" w:eastAsia="en-US" w:bidi="ar-SA"/>
               </w:rPr>
-              <w:t>Изменены правила организации; загружен или изменён производственный календарь; выгрузка в Excel</w:t>
-            </w:r>
-            <w:bookmarkStart w:id="33" w:name="журнал-аудита"/>
-            <w:bookmarkEnd w:id="33"/>
+              <w:t>Изменены правила организации; загружен или изменён производственный календарь; выгрузка в Excel (график, журнал извещений, форма Т-7)</w:t>
+            </w:r>
           </w:p>
         </w:tc>
       </w:tr>
     </w:tbl>
     <w:p>
       <w:pPr>
+        <w:pStyle w:val="BodyText"/>
+        <w:rPr/>
+      </w:pPr>
+      <w:r>
+        <w:rPr>
+          <w:b/>
+          <w:bCs/>
+        </w:rPr>
+        <w:t>Журнал входов</w:t>
+      </w:r>
+      <w:r>
+        <w:rPr/>
+        <w:t xml:space="preserve"> — вкладка «Входы»: каждая попытка входа с временем, сотрудником и логином, результатом, браузером и адресом. Результаты: вход, единый вход, неверный пароль, неизвестный логин, блокировка, отказ по частоте, пароль отключён, единый вход — сотрудник не найден, повтор токена — сеанс завершён. Фильтры — логин, результат («Только неудачные»), период. Записи старше срока хранения (правило организации, по умолчанию год) удаляются автоматически.</w:t>
+      </w:r>
+    </w:p>
+    <w:p>
+      <w:pPr>
+        <w:pStyle w:val="CaptionedFigure"/>
+        <w:rPr/>
+      </w:pPr>
+      <w:r>
+        <w:rPr/>
+        <w:drawing>
+          <wp:inline distT="0" distB="0" distL="0" distR="0">
+            <wp:extent cx="5334000" cy="3333750"/>
+            <wp:effectExtent l="0" t="0" r="0" b="0"/>
+            <wp:docPr id="8" name="Image8" descr="Журнал входов"/>
+            <wp:cNvGraphicFramePr>
+              <a:graphicFrameLocks xmlns:a="http://schemas.openxmlformats.org/drawingml/2006/main" noChangeAspect="1"/>
+            </wp:cNvGraphicFramePr>
+            <a:graphic xmlns:a="http://schemas.openxmlformats.org/drawingml/2006/main">
+              <a:graphicData uri="http://schemas.openxmlformats.org/drawingml/2006/picture">
+                <pic:pic xmlns:pic="http://schemas.openxmlformats.org/drawingml/2006/picture">
+                  <pic:nvPicPr>
+                    <pic:cNvPr id="8" name="Image8" descr="Журнал входов"/>
+                    <pic:cNvPicPr>
+                      <a:picLocks noChangeAspect="1" noChangeArrowheads="1"/>
+                    </pic:cNvPicPr>
+                  </pic:nvPicPr>
+                  <pic:blipFill>
+                    <a:blip r:embed="rId9"/>
+                    <a:stretch>
+                      <a:fillRect/>
+                    </a:stretch>
+                  </pic:blipFill>
+                  <pic:spPr bwMode="auto">
+                    <a:xfrm>
+                      <a:off x="0" y="0"/>
+                      <a:ext cx="5334000" cy="3333750"/>
+                    </a:xfrm>
+                    <a:prstGeom prst="rect">
+                      <a:avLst/>
+                    </a:prstGeom>
+                  </pic:spPr>
+                </pic:pic>
+              </a:graphicData>
+            </a:graphic>
+          </wp:inline>
+        </w:drawing>
+      </w:r>
+    </w:p>
+    <w:p>
+      <w:pPr>
+        <w:pStyle w:val="ImageCaption"/>
+        <w:rPr/>
+      </w:pPr>
+      <w:bookmarkStart w:id="41" w:name="журнал-аудита"/>
+      <w:r>
+        <w:rPr/>
+        <w:t>Журнал входов</w:t>
+      </w:r>
+      <w:bookmarkEnd w:id="41"/>
+    </w:p>
+    <w:p>
+      <w:pPr>
         <w:pStyle w:val="Heading1"/>
         <w:rPr/>
       </w:pPr>
-      <w:bookmarkStart w:id="34" w:name="__RefHeading___Toc22525_2275915807"/>
-      <w:bookmarkEnd w:id="34"/>
+      <w:bookmarkStart w:id="42" w:name="__RefHeading___Toc29380_3673021804"/>
+      <w:bookmarkStart w:id="43" w:name="типовые-операции"/>
+      <w:bookmarkEnd w:id="42"/>
       <w:r>
         <w:rPr>
           <w:rStyle w:val="SectionNumber"/>
         </w:rPr>
-        <w:t>8</w:t>
+        <w:t>9</w:t>
       </w:r>
       <w:r>
         <w:rPr/>
@@ -4238,7 +5352,41 @@
       </w:r>
       <w:r>
         <w:rPr/>
-        <w:t xml:space="preserve"> «Сотрудники» → ключ → передайте новый одноразовый пароль лично.</w:t>
+        <w:t xml:space="preserve"> «Сотрудники» → ключ → передайте новый одноразовый пароль лично; при входе сотрудник сменит его.</w:t>
+      </w:r>
+    </w:p>
+    <w:p>
+      <w:pPr>
+        <w:pStyle w:val="BodyText"/>
+        <w:rPr/>
+      </w:pPr>
+      <w:r>
+        <w:rPr>
+          <w:b/>
+          <w:bCs/>
+        </w:rPr>
+        <w:t>Учётная запись заблокирована.</w:t>
+      </w:r>
+      <w:r>
+        <w:rPr/>
+        <w:t xml:space="preserve"> Сотрудник получил уведомление о блокировке после неудачных попыток. Посмотрите «Журнал аудита → Входы»: если попытки с незнакомого адреса — сбросьте пароль; иначе в карточке сотрудника «Снять блокировку».</w:t>
+      </w:r>
+    </w:p>
+    <w:p>
+      <w:pPr>
+        <w:pStyle w:val="BodyText"/>
+        <w:rPr/>
+      </w:pPr>
+      <w:r>
+        <w:rPr>
+          <w:b/>
+          <w:bCs/>
+        </w:rPr>
+        <w:t>Сотрудник потерял ноутбук или телефон.</w:t>
+      </w:r>
+      <w:r>
+        <w:rPr/>
+        <w:t xml:space="preserve"> Карточка сотрудника → «Завершить все сеансы» и, если нужно, сброс пароля.</w:t>
       </w:r>
     </w:p>
     <w:p>
@@ -4272,7 +5420,41 @@
       </w:r>
       <w:r>
         <w:rPr/>
-        <w:t xml:space="preserve"> Администратор видит заявки всей организации в разделе «Заявки» и может принять решение.</w:t>
+        <w:t xml:space="preserve"> Назначьте замещение в карточке руководителя: заместитель на этот период согласует заявки команды. Администратор также видит заявки всей организации в разделе «Заявки» и может принять решение. Чтобы заявки не зависали, задайте срок эскалации в правилах организации.</w:t>
+      </w:r>
+    </w:p>
+    <w:p>
+      <w:pPr>
+        <w:pStyle w:val="BodyText"/>
+        <w:rPr/>
+      </w:pPr>
+      <w:r>
+        <w:rPr>
+          <w:b/>
+          <w:bCs/>
+        </w:rPr>
+        <w:t>Подготовка графика на следующий год.</w:t>
+      </w:r>
+      <w:r>
+        <w:rPr/>
+        <w:t xml:space="preserve"> В октябре–ноябре: проверьте производственный календарь следующего года, табельные номера и реквизиты Т-7; откройте планирование со сроком; следите за прогрессом и напоминайте; после срока убедитесь, что руководители решили по заявкам; до 17 декабря утвердите график и выгрузите форму Т-7.</w:t>
+      </w:r>
+    </w:p>
+    <w:p>
+      <w:pPr>
+        <w:pStyle w:val="BodyText"/>
+        <w:rPr/>
+      </w:pPr>
+      <w:r>
+        <w:rPr>
+          <w:b/>
+          <w:bCs/>
+        </w:rPr>
+        <w:t>Сотрудник не подтверждает извещение.</w:t>
+      </w:r>
+      <w:r>
+        <w:rPr/>
+        <w:t xml:space="preserve"> Журнал извещений → «Нет подписи — скоро отпуск»: распечатайте лист извещения и получите подпись на бумаге.</w:t>
       </w:r>
     </w:p>
     <w:p>
@@ -4319,11 +5501,12 @@
         <w:rPr/>
         <w:t xml:space="preserve"> Проверьте email в карточке и что сотрудник не отключил письма в «Профиле и настройках».</w:t>
       </w:r>
+      <w:bookmarkEnd w:id="43"/>
     </w:p>
     <w:sectPr>
-      <w:footerReference w:type="even" r:id="rId7"/>
-      <w:footerReference w:type="default" r:id="rId8"/>
-      <w:footerReference w:type="first" r:id="rId9"/>
+      <w:footerReference w:type="even" r:id="rId10"/>
+      <w:footerReference w:type="default" r:id="rId11"/>
+      <w:footerReference w:type="first" r:id="rId12"/>
       <w:type w:val="nextPage"/>
       <w:pgSz w:w="12240" w:h="15840"/>
       <w:pgMar w:left="1440" w:right="1440" w:gutter="0" w:header="0" w:top="1440" w:footer="720" w:bottom="1440"/>
@@ -4364,7 +5547,7 @@
         <w:color w:val="8A92A6"/>
         <w:sz w:val="16"/>
       </w:rPr>
-      <w:t xml:space="preserve">Планировщик отпусков 0.5.0 · Руководство администратора · стр. </w:t>
+      <w:t xml:space="preserve">Планировщик отпусков 0.6.0 · Руководство администратора · стр. </w:t>
     </w:r>
     <w:r>
       <w:rPr/>
@@ -4380,7 +5563,7 @@
     </w:r>
     <w:r>
       <w:rPr/>
-      <w:t>14</w:t>
+      <w:t>17</w:t>
     </w:r>
     <w:r>
       <w:rPr/>
@@ -4403,7 +5586,7 @@
         <w:color w:val="8A92A6"/>
         <w:sz w:val="16"/>
       </w:rPr>
-      <w:t xml:space="preserve">Планировщик отпусков 0.5.0 · Руководство администратора · стр. </w:t>
+      <w:t xml:space="preserve">Планировщик отпусков 0.6.0 · Руководство администратора · стр. </w:t>
     </w:r>
     <w:r>
       <w:rPr/>
@@ -4419,7 +5602,7 @@
     </w:r>
     <w:r>
       <w:rPr/>
-      <w:t>14</w:t>
+      <w:t>17</w:t>
     </w:r>
     <w:r>
       <w:rPr/>
@@ -4808,6 +5991,125 @@
   <w:abstractNum w:abstractNumId="4">
     <w:lvl w:ilvl="0">
       <w:start w:val="1"/>
+      <w:numFmt w:val="decimal"/>
+      <w:lvlText w:val="%1."/>
+      <w:lvlJc w:val="left"/>
+      <w:pPr>
+        <w:tabs>
+          <w:tab w:val="num" w:pos="0"/>
+        </w:tabs>
+        <w:ind w:left="720" w:hanging="480"/>
+      </w:pPr>
+      <w:rPr/>
+    </w:lvl>
+    <w:lvl w:ilvl="1">
+      <w:start w:val="1"/>
+      <w:numFmt w:val="decimal"/>
+      <w:lvlText w:val="%2."/>
+      <w:lvlJc w:val="left"/>
+      <w:pPr>
+        <w:tabs>
+          <w:tab w:val="num" w:pos="0"/>
+        </w:tabs>
+        <w:ind w:left="1440" w:hanging="480"/>
+      </w:pPr>
+      <w:rPr/>
+    </w:lvl>
+    <w:lvl w:ilvl="2">
+      <w:start w:val="1"/>
+      <w:numFmt w:val="decimal"/>
+      <w:lvlText w:val="%3."/>
+      <w:lvlJc w:val="left"/>
+      <w:pPr>
+        <w:tabs>
+          <w:tab w:val="num" w:pos="0"/>
+        </w:tabs>
+        <w:ind w:left="2160" w:hanging="480"/>
+      </w:pPr>
+      <w:rPr/>
+    </w:lvl>
+    <w:lvl w:ilvl="3">
+      <w:start w:val="1"/>
+      <w:numFmt w:val="decimal"/>
+      <w:lvlText w:val="%4."/>
+      <w:lvlJc w:val="left"/>
+      <w:pPr>
+        <w:tabs>
+          <w:tab w:val="num" w:pos="0"/>
+        </w:tabs>
+        <w:ind w:left="2880" w:hanging="480"/>
+      </w:pPr>
+      <w:rPr/>
+    </w:lvl>
+    <w:lvl w:ilvl="4">
+      <w:start w:val="1"/>
+      <w:numFmt w:val="decimal"/>
+      <w:lvlText w:val="%5."/>
+      <w:lvlJc w:val="left"/>
+      <w:pPr>
+        <w:tabs>
+          <w:tab w:val="num" w:pos="0"/>
+        </w:tabs>
+        <w:ind w:left="3600" w:hanging="480"/>
+      </w:pPr>
+      <w:rPr/>
+    </w:lvl>
+    <w:lvl w:ilvl="5">
+      <w:start w:val="1"/>
+      <w:numFmt w:val="decimal"/>
+      <w:lvlText w:val="%6."/>
+      <w:lvlJc w:val="left"/>
+      <w:pPr>
+        <w:tabs>
+          <w:tab w:val="num" w:pos="0"/>
+        </w:tabs>
+        <w:ind w:left="4320" w:hanging="480"/>
+      </w:pPr>
+      <w:rPr/>
+    </w:lvl>
+    <w:lvl w:ilvl="6">
+      <w:start w:val="1"/>
+      <w:numFmt w:val="decimal"/>
+      <w:lvlText w:val="%7."/>
+      <w:lvlJc w:val="left"/>
+      <w:pPr>
+        <w:tabs>
+          <w:tab w:val="num" w:pos="0"/>
+        </w:tabs>
+        <w:ind w:left="5040" w:hanging="480"/>
+      </w:pPr>
+      <w:rPr/>
+    </w:lvl>
+    <w:lvl w:ilvl="7">
+      <w:start w:val="1"/>
+      <w:numFmt w:val="decimal"/>
+      <w:lvlText w:val="%8."/>
+      <w:lvlJc w:val="left"/>
+      <w:pPr>
+        <w:tabs>
+          <w:tab w:val="num" w:pos="0"/>
+        </w:tabs>
+        <w:ind w:left="5760" w:hanging="480"/>
+      </w:pPr>
+      <w:rPr/>
+    </w:lvl>
+    <w:lvl w:ilvl="8">
+      <w:start w:val="1"/>
+      <w:numFmt w:val="decimal"/>
+      <w:lvlText w:val="%9."/>
+      <w:lvlJc w:val="left"/>
+      <w:pPr>
+        <w:tabs>
+          <w:tab w:val="num" w:pos="0"/>
+        </w:tabs>
+        <w:ind w:left="6480" w:hanging="480"/>
+      </w:pPr>
+      <w:rPr/>
+    </w:lvl>
+  </w:abstractNum>
+  <w:abstractNum w:abstractNumId="5">
+    <w:lvl w:ilvl="0">
+      <w:start w:val="1"/>
       <w:numFmt w:val="none"/>
       <w:suff w:val="nothing"/>
       <w:lvlText w:val=""/>
@@ -4937,10 +6239,7 @@
     <w:abstractNumId w:val="4"/>
   </w:num>
   <w:num w:numId="5">
-    <w:abstractNumId w:val="1"/>
-    <w:lvlOverride w:ilvl="0">
-      <w:startOverride w:val="1"/>
-    </w:lvlOverride>
+    <w:abstractNumId w:val="5"/>
   </w:num>
   <w:num w:numId="6">
     <w:abstractNumId w:val="1"/>
@@ -4950,11 +6249,35 @@
   </w:num>
   <w:num w:numId="7">
     <w:abstractNumId w:val="1"/>
+    <w:lvlOverride w:ilvl="0">
+      <w:startOverride w:val="1"/>
+    </w:lvlOverride>
   </w:num>
   <w:num w:numId="8">
     <w:abstractNumId w:val="1"/>
   </w:num>
   <w:num w:numId="9">
+    <w:abstractNumId w:val="1"/>
+  </w:num>
+  <w:num w:numId="10">
+    <w:abstractNumId w:val="1"/>
+  </w:num>
+  <w:num w:numId="11">
+    <w:abstractNumId w:val="1"/>
+    <w:lvlOverride w:ilvl="0">
+      <w:startOverride w:val="1"/>
+    </w:lvlOverride>
+  </w:num>
+  <w:num w:numId="12">
+    <w:abstractNumId w:val="1"/>
+  </w:num>
+  <w:num w:numId="13">
+    <w:abstractNumId w:val="1"/>
+  </w:num>
+  <w:num w:numId="14">
+    <w:abstractNumId w:val="1"/>
+  </w:num>
+  <w:num w:numId="15">
     <w:abstractNumId w:val="1"/>
   </w:num>
 </w:numbering>

--- a/docs/docx/admin-guide.docx
+++ b/docs/docx/admin-guide.docx
@@ -23,7 +23,7 @@
       </w:pPr>
       <w:r>
         <w:rPr/>
-        <w:t>Планировщик отпусков 0.6.0 · Сотрудники, справочники, настройки и аудит</w:t>
+        <w:t>Планировщик отпусков 1.0.0 · Сотрудники, справочники, настройки и аудит</w:t>
       </w:r>
     </w:p>
     <w:p>
@@ -33,7 +33,7 @@
       </w:pPr>
       <w:r>
         <w:rPr/>
-        <w:t>29 октября 2026</w:t>
+        <w:t>30 октября 2026</w:t>
       </w:r>
     </w:p>
     <w:sdt>
@@ -93,7 +93,7 @@
             </w:rPr>
             <w:fldChar w:fldCharType="separate"/>
           </w:r>
-          <w:hyperlink w:anchor="__RefHeading___Toc29350_3673021804">
+          <w:hyperlink w:anchor="__RefHeading___Toc30461_1804324697">
             <w:r>
               <w:rPr>
                 <w:webHidden/>
@@ -114,7 +114,7 @@
             </w:tabs>
             <w:rPr/>
           </w:pPr>
-          <w:hyperlink w:anchor="__RefHeading___Toc29352_3673021804">
+          <w:hyperlink w:anchor="__RefHeading___Toc30463_1804324697">
             <w:r>
               <w:rPr>
                 <w:webHidden/>
@@ -135,7 +135,7 @@
             </w:tabs>
             <w:rPr/>
           </w:pPr>
-          <w:hyperlink w:anchor="__RefHeading___Toc29354_3673021804">
+          <w:hyperlink w:anchor="__RefHeading___Toc30465_1804324697">
             <w:r>
               <w:rPr>
                 <w:webHidden/>
@@ -156,7 +156,7 @@
             </w:tabs>
             <w:rPr/>
           </w:pPr>
-          <w:hyperlink w:anchor="__RefHeading___Toc29356_3673021804">
+          <w:hyperlink w:anchor="__RefHeading___Toc30467_1804324697">
             <w:r>
               <w:rPr>
                 <w:webHidden/>
@@ -177,7 +177,7 @@
             </w:tabs>
             <w:rPr/>
           </w:pPr>
-          <w:hyperlink w:anchor="__RefHeading___Toc29358_3673021804">
+          <w:hyperlink w:anchor="__RefHeading___Toc30469_1804324697">
             <w:r>
               <w:rPr>
                 <w:webHidden/>
@@ -198,7 +198,7 @@
             </w:tabs>
             <w:rPr/>
           </w:pPr>
-          <w:hyperlink w:anchor="__RefHeading___Toc29360_3673021804">
+          <w:hyperlink w:anchor="__RefHeading___Toc30471_1804324697">
             <w:r>
               <w:rPr>
                 <w:webHidden/>
@@ -219,7 +219,7 @@
             </w:tabs>
             <w:rPr/>
           </w:pPr>
-          <w:hyperlink w:anchor="__RefHeading___Toc29362_3673021804">
+          <w:hyperlink w:anchor="__RefHeading___Toc30473_1804324697">
             <w:r>
               <w:rPr>
                 <w:webHidden/>
@@ -240,7 +240,7 @@
             </w:tabs>
             <w:rPr/>
           </w:pPr>
-          <w:hyperlink w:anchor="__RefHeading___Toc29364_3673021804">
+          <w:hyperlink w:anchor="__RefHeading___Toc30475_1804324697">
             <w:r>
               <w:rPr>
                 <w:webHidden/>
@@ -261,7 +261,7 @@
             </w:tabs>
             <w:rPr/>
           </w:pPr>
-          <w:hyperlink w:anchor="__RefHeading___Toc29366_3673021804">
+          <w:hyperlink w:anchor="__RefHeading___Toc30477_1804324697">
             <w:r>
               <w:rPr>
                 <w:webHidden/>
@@ -282,7 +282,7 @@
             </w:tabs>
             <w:rPr/>
           </w:pPr>
-          <w:hyperlink w:anchor="__RefHeading___Toc29368_3673021804">
+          <w:hyperlink w:anchor="__RefHeading___Toc30479_1804324697">
             <w:r>
               <w:rPr>
                 <w:webHidden/>
@@ -303,7 +303,7 @@
             </w:tabs>
             <w:rPr/>
           </w:pPr>
-          <w:hyperlink w:anchor="__RefHeading___Toc29370_3673021804">
+          <w:hyperlink w:anchor="__RefHeading___Toc30481_1804324697">
             <w:r>
               <w:rPr>
                 <w:webHidden/>
@@ -324,7 +324,7 @@
             </w:tabs>
             <w:rPr/>
           </w:pPr>
-          <w:hyperlink w:anchor="__RefHeading___Toc29372_3673021804">
+          <w:hyperlink w:anchor="__RefHeading___Toc30483_1804324697">
             <w:r>
               <w:rPr>
                 <w:webHidden/>
@@ -345,7 +345,7 @@
             </w:tabs>
             <w:rPr/>
           </w:pPr>
-          <w:hyperlink w:anchor="__RefHeading___Toc29374_3673021804">
+          <w:hyperlink w:anchor="__RefHeading___Toc30485_1804324697">
             <w:r>
               <w:rPr>
                 <w:webHidden/>
@@ -366,7 +366,7 @@
             </w:tabs>
             <w:rPr/>
           </w:pPr>
-          <w:hyperlink w:anchor="__RefHeading___Toc29376_3673021804">
+          <w:hyperlink w:anchor="__RefHeading___Toc30487_1804324697">
             <w:r>
               <w:rPr>
                 <w:webHidden/>
@@ -387,7 +387,7 @@
             </w:tabs>
             <w:rPr/>
           </w:pPr>
-          <w:hyperlink w:anchor="__RefHeading___Toc29378_3673021804">
+          <w:hyperlink w:anchor="__RefHeading___Toc30489_1804324697">
             <w:r>
               <w:rPr>
                 <w:webHidden/>
@@ -408,7 +408,7 @@
             </w:tabs>
             <w:rPr/>
           </w:pPr>
-          <w:hyperlink w:anchor="__RefHeading___Toc29380_3673021804">
+          <w:hyperlink w:anchor="__RefHeading___Toc30491_1804324697">
             <w:r>
               <w:rPr>
                 <w:webHidden/>
@@ -433,7 +433,7 @@
         <w:pStyle w:val="Heading1"/>
         <w:rPr/>
       </w:pPr>
-      <w:bookmarkStart w:id="0" w:name="__RefHeading___Toc29350_3673021804"/>
+      <w:bookmarkStart w:id="0" w:name="__RefHeading___Toc30461_1804324697"/>
       <w:bookmarkStart w:id="1" w:name="о-руководстве"/>
       <w:bookmarkEnd w:id="0"/>
       <w:r>
@@ -485,7 +485,7 @@
         <w:pStyle w:val="Heading1"/>
         <w:rPr/>
       </w:pPr>
-      <w:bookmarkStart w:id="3" w:name="__RefHeading___Toc29352_3673021804"/>
+      <w:bookmarkStart w:id="3" w:name="__RefHeading___Toc30463_1804324697"/>
       <w:bookmarkStart w:id="4" w:name="первый-запуск"/>
       <w:bookmarkEnd w:id="3"/>
       <w:r>
@@ -591,7 +591,7 @@
         <w:pStyle w:val="Heading1"/>
         <w:rPr/>
       </w:pPr>
-      <w:bookmarkStart w:id="6" w:name="__RefHeading___Toc29354_3673021804"/>
+      <w:bookmarkStart w:id="6" w:name="__RefHeading___Toc30465_1804324697"/>
       <w:bookmarkStart w:id="7" w:name="сотрудники"/>
       <w:bookmarkEnd w:id="6"/>
       <w:r>
@@ -677,7 +677,7 @@
         <w:pStyle w:val="Heading2"/>
         <w:rPr/>
       </w:pPr>
-      <w:bookmarkStart w:id="8" w:name="__RefHeading___Toc29356_3673021804"/>
+      <w:bookmarkStart w:id="8" w:name="__RefHeading___Toc30467_1804324697"/>
       <w:bookmarkStart w:id="9" w:name="новый-сотрудник"/>
       <w:bookmarkEnd w:id="8"/>
       <w:r>
@@ -1677,7 +1677,7 @@
         <w:pStyle w:val="Heading2"/>
         <w:rPr/>
       </w:pPr>
-      <w:bookmarkStart w:id="10" w:name="__RefHeading___Toc29358_3673021804"/>
+      <w:bookmarkStart w:id="10" w:name="__RefHeading___Toc30469_1804324697"/>
       <w:bookmarkStart w:id="11" w:name="действия-в-строке-сотрудника"/>
       <w:bookmarkEnd w:id="10"/>
       <w:r>
@@ -2082,7 +2082,7 @@
         <w:pStyle w:val="Heading2"/>
         <w:rPr/>
       </w:pPr>
-      <w:bookmarkStart w:id="13" w:name="__RefHeading___Toc29360_3673021804"/>
+      <w:bookmarkStart w:id="13" w:name="__RefHeading___Toc30471_1804324697"/>
       <w:bookmarkStart w:id="14" w:name="импорт-из-файла"/>
       <w:bookmarkEnd w:id="13"/>
       <w:r>
@@ -2866,7 +2866,7 @@
         <w:pStyle w:val="Heading1"/>
         <w:rPr/>
       </w:pPr>
-      <w:bookmarkStart w:id="17" w:name="__RefHeading___Toc29362_3673021804"/>
+      <w:bookmarkStart w:id="17" w:name="__RefHeading___Toc30473_1804324697"/>
       <w:bookmarkStart w:id="18" w:name="справочники"/>
       <w:bookmarkEnd w:id="17"/>
       <w:r>
@@ -2886,7 +2886,7 @@
         <w:pStyle w:val="Heading2"/>
         <w:rPr/>
       </w:pPr>
-      <w:bookmarkStart w:id="19" w:name="__RefHeading___Toc29364_3673021804"/>
+      <w:bookmarkStart w:id="19" w:name="__RefHeading___Toc30475_1804324697"/>
       <w:bookmarkStart w:id="20" w:name="отделы-и-проекты"/>
       <w:bookmarkEnd w:id="19"/>
       <w:r>
@@ -2928,7 +2928,7 @@
         <w:pStyle w:val="Heading2"/>
         <w:rPr/>
       </w:pPr>
-      <w:bookmarkStart w:id="22" w:name="__RefHeading___Toc29366_3673021804"/>
+      <w:bookmarkStart w:id="22" w:name="__RefHeading___Toc30477_1804324697"/>
       <w:bookmarkStart w:id="23" w:name="производственный-календарь"/>
       <w:bookmarkEnd w:id="22"/>
       <w:r>
@@ -3146,7 +3146,7 @@
         <w:pStyle w:val="Heading1"/>
         <w:rPr/>
       </w:pPr>
-      <w:bookmarkStart w:id="26" w:name="__RefHeading___Toc29368_3673021804"/>
+      <w:bookmarkStart w:id="26" w:name="__RefHeading___Toc30479_1804324697"/>
       <w:bookmarkStart w:id="27" w:name="правила-организации"/>
       <w:bookmarkEnd w:id="26"/>
       <w:r>
@@ -3784,7 +3784,7 @@
         <w:pStyle w:val="Heading1"/>
         <w:rPr/>
       </w:pPr>
-      <w:bookmarkStart w:id="28" w:name="__RefHeading___Toc29370_3673021804"/>
+      <w:bookmarkStart w:id="28" w:name="__RefHeading___Toc30481_1804324697"/>
       <w:bookmarkStart w:id="29" w:name="кадровый-учёт"/>
       <w:bookmarkEnd w:id="28"/>
       <w:r>
@@ -3814,7 +3814,7 @@
         <w:pStyle w:val="Heading2"/>
         <w:rPr/>
       </w:pPr>
-      <w:bookmarkStart w:id="30" w:name="__RefHeading___Toc29372_3673021804"/>
+      <w:bookmarkStart w:id="30" w:name="__RefHeading___Toc30483_1804324697"/>
       <w:bookmarkStart w:id="31" w:name="планирование-и-утверждение-графика"/>
       <w:bookmarkEnd w:id="30"/>
       <w:r>
@@ -4006,7 +4006,7 @@
         <w:pStyle w:val="Heading2"/>
         <w:rPr/>
       </w:pPr>
-      <w:bookmarkStart w:id="32" w:name="__RefHeading___Toc29374_3673021804"/>
+      <w:bookmarkStart w:id="32" w:name="__RefHeading___Toc30485_1804324697"/>
       <w:bookmarkStart w:id="33" w:name="извещения-о-начале-отпуска"/>
       <w:bookmarkEnd w:id="32"/>
       <w:r>
@@ -4106,7 +4106,7 @@
         <w:pStyle w:val="Heading1"/>
         <w:rPr/>
       </w:pPr>
-      <w:bookmarkStart w:id="36" w:name="__RefHeading___Toc29376_3673021804"/>
+      <w:bookmarkStart w:id="36" w:name="__RefHeading___Toc30487_1804324697"/>
       <w:bookmarkStart w:id="37" w:name="выгрузки"/>
       <w:bookmarkEnd w:id="36"/>
       <w:r>
@@ -4258,7 +4258,7 @@
                 <w:szCs w:val="24"/>
                 <w:lang w:val="en-US" w:eastAsia="en-US" w:bidi="ar-SA"/>
               </w:rPr>
-              <w:t>Администратор</w:t>
+              <w:t>Администратор, кадровая служба</w:t>
             </w:r>
           </w:p>
         </w:tc>
@@ -4452,7 +4452,7 @@
         <w:pStyle w:val="Heading1"/>
         <w:rPr/>
       </w:pPr>
-      <w:bookmarkStart w:id="39" w:name="__RefHeading___Toc29378_3673021804"/>
+      <w:bookmarkStart w:id="39" w:name="__RefHeading___Toc30489_1804324697"/>
       <w:bookmarkStart w:id="40" w:name="журнал-аудита"/>
       <w:bookmarkEnd w:id="39"/>
       <w:r>
@@ -5272,7 +5272,7 @@
         <w:pStyle w:val="Heading1"/>
         <w:rPr/>
       </w:pPr>
-      <w:bookmarkStart w:id="42" w:name="__RefHeading___Toc29380_3673021804"/>
+      <w:bookmarkStart w:id="42" w:name="__RefHeading___Toc30491_1804324697"/>
       <w:bookmarkStart w:id="43" w:name="типовые-операции"/>
       <w:bookmarkEnd w:id="42"/>
       <w:r>
@@ -5547,7 +5547,7 @@
         <w:color w:val="8A92A6"/>
         <w:sz w:val="16"/>
       </w:rPr>
-      <w:t xml:space="preserve">Планировщик отпусков 0.6.0 · Руководство администратора · стр. </w:t>
+      <w:t xml:space="preserve">Планировщик отпусков 1.0.0 · Руководство администратора · стр. </w:t>
     </w:r>
     <w:r>
       <w:rPr/>
@@ -5586,7 +5586,7 @@
         <w:color w:val="8A92A6"/>
         <w:sz w:val="16"/>
       </w:rPr>
-      <w:t xml:space="preserve">Планировщик отпусков 0.6.0 · Руководство администратора · стр. </w:t>
+      <w:t xml:space="preserve">Планировщик отпусков 1.0.0 · Руководство администратора · стр. </w:t>
     </w:r>
     <w:r>
       <w:rPr/>

--- a/docs/docx/admin-guide.docx
+++ b/docs/docx/admin-guide.docx
@@ -23,7 +23,7 @@
       </w:pPr>
       <w:r>
         <w:rPr/>
-        <w:t>Планировщик отпусков 1.0.0 · Сотрудники, справочники, настройки и аудит</w:t>
+        <w:t>Планировщик отпусков 1.1.0 · Сотрудники, справочники, настройки и аудит</w:t>
       </w:r>
     </w:p>
     <w:p>
@@ -93,7 +93,7 @@
             </w:rPr>
             <w:fldChar w:fldCharType="separate"/>
           </w:r>
-          <w:hyperlink w:anchor="__RefHeading___Toc30461_1804324697">
+          <w:hyperlink w:anchor="__RefHeading___Toc24336_3125385251">
             <w:r>
               <w:rPr>
                 <w:webHidden/>
@@ -114,7 +114,7 @@
             </w:tabs>
             <w:rPr/>
           </w:pPr>
-          <w:hyperlink w:anchor="__RefHeading___Toc30463_1804324697">
+          <w:hyperlink w:anchor="__RefHeading___Toc24338_3125385251">
             <w:r>
               <w:rPr>
                 <w:webHidden/>
@@ -135,7 +135,7 @@
             </w:tabs>
             <w:rPr/>
           </w:pPr>
-          <w:hyperlink w:anchor="__RefHeading___Toc30465_1804324697">
+          <w:hyperlink w:anchor="__RefHeading___Toc24340_3125385251">
             <w:r>
               <w:rPr>
                 <w:webHidden/>
@@ -156,7 +156,7 @@
             </w:tabs>
             <w:rPr/>
           </w:pPr>
-          <w:hyperlink w:anchor="__RefHeading___Toc30467_1804324697">
+          <w:hyperlink w:anchor="__RefHeading___Toc24342_3125385251">
             <w:r>
               <w:rPr>
                 <w:webHidden/>
@@ -177,7 +177,7 @@
             </w:tabs>
             <w:rPr/>
           </w:pPr>
-          <w:hyperlink w:anchor="__RefHeading___Toc30469_1804324697">
+          <w:hyperlink w:anchor="__RefHeading___Toc24344_3125385251">
             <w:r>
               <w:rPr>
                 <w:webHidden/>
@@ -198,7 +198,7 @@
             </w:tabs>
             <w:rPr/>
           </w:pPr>
-          <w:hyperlink w:anchor="__RefHeading___Toc30471_1804324697">
+          <w:hyperlink w:anchor="__RefHeading___Toc24346_3125385251">
             <w:r>
               <w:rPr>
                 <w:webHidden/>
@@ -219,7 +219,7 @@
             </w:tabs>
             <w:rPr/>
           </w:pPr>
-          <w:hyperlink w:anchor="__RefHeading___Toc30473_1804324697">
+          <w:hyperlink w:anchor="__RefHeading___Toc24348_3125385251">
             <w:r>
               <w:rPr>
                 <w:webHidden/>
@@ -240,13 +240,13 @@
             </w:tabs>
             <w:rPr/>
           </w:pPr>
-          <w:hyperlink w:anchor="__RefHeading___Toc30475_1804324697">
+          <w:hyperlink w:anchor="__RefHeading___Toc24350_3125385251">
             <w:r>
               <w:rPr>
                 <w:webHidden/>
                 <w:rStyle w:val="IndexLink"/>
               </w:rPr>
-              <w:t>4.1 Отделы и проекты</w:t>
+              <w:t>4.1 Подразделения и проекты</w:t>
               <w:tab/>
               <w:t>9</w:t>
             </w:r>
@@ -261,7 +261,7 @@
             </w:tabs>
             <w:rPr/>
           </w:pPr>
-          <w:hyperlink w:anchor="__RefHeading___Toc30477_1804324697">
+          <w:hyperlink w:anchor="__RefHeading___Toc24352_3125385251">
             <w:r>
               <w:rPr>
                 <w:webHidden/>
@@ -269,7 +269,7 @@
               </w:rPr>
               <w:t>4.2 Производственный календарь</w:t>
               <w:tab/>
-              <w:t>9</w:t>
+              <w:t>10</w:t>
             </w:r>
           </w:hyperlink>
         </w:p>
@@ -282,15 +282,15 @@
             </w:tabs>
             <w:rPr/>
           </w:pPr>
-          <w:hyperlink w:anchor="__RefHeading___Toc30479_1804324697">
+          <w:hyperlink w:anchor="__RefHeading___Toc24354_3125385251">
             <w:r>
               <w:rPr>
                 <w:webHidden/>
                 <w:rStyle w:val="IndexLink"/>
               </w:rPr>
-              <w:t>5 Правила организации</w:t>
+              <w:t>5 Импорт и экспорт</w:t>
               <w:tab/>
-              <w:t>11</w:t>
+              <w:t>12</w:t>
             </w:r>
           </w:hyperlink>
         </w:p>
@@ -303,15 +303,36 @@
             </w:tabs>
             <w:rPr/>
           </w:pPr>
-          <w:hyperlink w:anchor="__RefHeading___Toc30481_1804324697">
+          <w:hyperlink w:anchor="__RefHeading___Toc24356_3125385251">
             <w:r>
               <w:rPr>
                 <w:webHidden/>
                 <w:rStyle w:val="IndexLink"/>
               </w:rPr>
-              <w:t>6 Кадровый учёт</w:t>
+              <w:t>6 Правила организации</w:t>
               <w:tab/>
-              <w:t>12</w:t>
+              <w:t>14</w:t>
+            </w:r>
+          </w:hyperlink>
+        </w:p>
+        <w:p>
+          <w:pPr>
+            <w:pStyle w:val="TOC1"/>
+            <w:tabs>
+              <w:tab w:val="clear" w:pos="9360"/>
+              <w:tab w:val="right" w:pos="9359" w:leader="dot"/>
+            </w:tabs>
+            <w:rPr/>
+          </w:pPr>
+          <w:hyperlink w:anchor="__RefHeading___Toc24358_3125385251">
+            <w:r>
+              <w:rPr>
+                <w:webHidden/>
+                <w:rStyle w:val="IndexLink"/>
+              </w:rPr>
+              <w:t>7 Кадровый учёт</w:t>
+              <w:tab/>
+              <w:t>15</w:t>
             </w:r>
           </w:hyperlink>
         </w:p>
@@ -324,15 +345,15 @@
             </w:tabs>
             <w:rPr/>
           </w:pPr>
-          <w:hyperlink w:anchor="__RefHeading___Toc30483_1804324697">
+          <w:hyperlink w:anchor="__RefHeading___Toc24360_3125385251">
             <w:r>
               <w:rPr>
                 <w:webHidden/>
                 <w:rStyle w:val="IndexLink"/>
               </w:rPr>
-              <w:t>6.1 Планирование и утверждение графика</w:t>
+              <w:t>7.1 Планирование и утверждение графика</w:t>
               <w:tab/>
-              <w:t>12</w:t>
+              <w:t>15</w:t>
             </w:r>
           </w:hyperlink>
         </w:p>
@@ -345,15 +366,15 @@
             </w:tabs>
             <w:rPr/>
           </w:pPr>
-          <w:hyperlink w:anchor="__RefHeading___Toc30485_1804324697">
+          <w:hyperlink w:anchor="__RefHeading___Toc24362_3125385251">
             <w:r>
               <w:rPr>
                 <w:webHidden/>
                 <w:rStyle w:val="IndexLink"/>
               </w:rPr>
-              <w:t>6.2 Извещения о начале отпуска</w:t>
+              <w:t>7.2 Извещения о начале отпуска</w:t>
               <w:tab/>
-              <w:t>13</w:t>
+              <w:t>16</w:t>
             </w:r>
           </w:hyperlink>
         </w:p>
@@ -366,15 +387,15 @@
             </w:tabs>
             <w:rPr/>
           </w:pPr>
-          <w:hyperlink w:anchor="__RefHeading___Toc30487_1804324697">
+          <w:hyperlink w:anchor="__RefHeading___Toc24364_3125385251">
             <w:r>
               <w:rPr>
                 <w:webHidden/>
                 <w:rStyle w:val="IndexLink"/>
               </w:rPr>
-              <w:t>7 Выгрузки</w:t>
+              <w:t>8 Выгрузки</w:t>
               <w:tab/>
-              <w:t>14</w:t>
+              <w:t>17</w:t>
             </w:r>
           </w:hyperlink>
         </w:p>
@@ -387,15 +408,15 @@
             </w:tabs>
             <w:rPr/>
           </w:pPr>
-          <w:hyperlink w:anchor="__RefHeading___Toc30489_1804324697">
+          <w:hyperlink w:anchor="__RefHeading___Toc24366_3125385251">
             <w:r>
               <w:rPr>
                 <w:webHidden/>
                 <w:rStyle w:val="IndexLink"/>
               </w:rPr>
-              <w:t>8 Журнал аудита</w:t>
+              <w:t>9 Журнал аудита</w:t>
               <w:tab/>
-              <w:t>15</w:t>
+              <w:t>18</w:t>
             </w:r>
           </w:hyperlink>
         </w:p>
@@ -408,15 +429,15 @@
             </w:tabs>
             <w:rPr/>
           </w:pPr>
-          <w:hyperlink w:anchor="__RefHeading___Toc30491_1804324697">
+          <w:hyperlink w:anchor="__RefHeading___Toc24368_3125385251">
             <w:r>
               <w:rPr>
                 <w:webHidden/>
                 <w:rStyle w:val="IndexLink"/>
               </w:rPr>
-              <w:t>9 Типовые операции</w:t>
+              <w:t>10 Типовые операции</w:t>
               <w:tab/>
-              <w:t>17</w:t>
+              <w:t>20</w:t>
             </w:r>
           </w:hyperlink>
           <w:r>
@@ -433,7 +454,7 @@
         <w:pStyle w:val="Heading1"/>
         <w:rPr/>
       </w:pPr>
-      <w:bookmarkStart w:id="0" w:name="__RefHeading___Toc30461_1804324697"/>
+      <w:bookmarkStart w:id="0" w:name="__RefHeading___Toc24336_3125385251"/>
       <w:bookmarkStart w:id="1" w:name="о-руководстве"/>
       <w:bookmarkEnd w:id="0"/>
       <w:r>
@@ -476,7 +497,7 @@
       <w:bookmarkStart w:id="2" w:name="о-руководстве"/>
       <w:r>
         <w:rPr/>
-        <w:t>Кадровая служба — учётная запись с признаком «Кадровая служба». Она ведёт сотрудников, импорт, оргструктуру и производственный календарь, кампанию планирования, утверждение графика и извещения, видит выгрузки, аналитику, журнал аудита и журнал входов всей организации, снимает блокировки и завершает сеансы сотрудников, но не меняет правила организации и не согласует чужие заявки. Раздел меню называется «Кадровая служба».</w:t>
+        <w:t>Кадровая служба — учётная запись с признаком «Кадровая служба». Она ведёт сотрудников, импорт и экспорт, структуру компании и производственный календарь, кампанию планирования, утверждение графика и извещения, видит выгрузки, аналитику, журнал аудита и журнал входов всей организации, снимает блокировки и завершает сеансы сотрудников, но не меняет правила организации и не согласует чужие заявки. Раздел меню называется «Кадровая служба».</w:t>
       </w:r>
       <w:bookmarkEnd w:id="2"/>
     </w:p>
@@ -485,7 +506,7 @@
         <w:pStyle w:val="Heading1"/>
         <w:rPr/>
       </w:pPr>
-      <w:bookmarkStart w:id="3" w:name="__RefHeading___Toc30463_1804324697"/>
+      <w:bookmarkStart w:id="3" w:name="__RefHeading___Toc24338_3125385251"/>
       <w:bookmarkStart w:id="4" w:name="первый-запуск"/>
       <w:bookmarkEnd w:id="3"/>
       <w:r>
@@ -505,7 +526,7 @@
         <w:pStyle w:val="Compact"/>
         <w:numPr>
           <w:ilvl w:val="0"/>
-          <w:numId w:val="6"/>
+          <w:numId w:val="7"/>
         </w:numPr>
         <w:rPr/>
       </w:pPr>
@@ -525,7 +546,7 @@
       </w:pPr>
       <w:r>
         <w:rPr/>
-        <w:t>«Сотрудники → Импорт»: загрузите сотрудников из кадровой системы файлом XLSX или CSV — отделы и руководители создадутся вместе с ними. Небольшую организацию можно завести вручную кнопкой «Добавить».</w:t>
+        <w:t>Заведите структуру и сотрудников. Если компания уже работает в «По Делу», выгрузите там структуру и сотрудников и загрузите файлы на странице «Импорт и экспорт» — подразделения, руководители и подчинение будут теми же. Иначе загрузите сотрудников из кадровой системы файлом XLSX или CSV («Сотрудники → Импорт») — отделы и руководители создадутся вместе с ними. Небольшую организацию можно завести вручную: «Справочники → Подразделения» и «Сотрудники → Добавить».</w:t>
       </w:r>
     </w:p>
     <w:p>
@@ -591,7 +612,7 @@
         <w:pStyle w:val="Heading1"/>
         <w:rPr/>
       </w:pPr>
-      <w:bookmarkStart w:id="6" w:name="__RefHeading___Toc30465_1804324697"/>
+      <w:bookmarkStart w:id="6" w:name="__RefHeading___Toc24340_3125385251"/>
       <w:bookmarkStart w:id="7" w:name="сотрудники"/>
       <w:bookmarkEnd w:id="6"/>
       <w:r>
@@ -677,7 +698,7 @@
         <w:pStyle w:val="Heading2"/>
         <w:rPr/>
       </w:pPr>
-      <w:bookmarkStart w:id="8" w:name="__RefHeading___Toc30467_1804324697"/>
+      <w:bookmarkStart w:id="8" w:name="__RefHeading___Toc24342_3125385251"/>
       <w:bookmarkStart w:id="9" w:name="новый-сотрудник"/>
       <w:bookmarkEnd w:id="8"/>
       <w:r>
@@ -967,7 +988,7 @@
                 <w:szCs w:val="24"/>
                 <w:lang w:val="en-US" w:eastAsia="en-US" w:bidi="ar-SA"/>
               </w:rPr>
-              <w:t>Должность, отдел</w:t>
+              <w:t>Должность, подразделение</w:t>
             </w:r>
           </w:p>
         </w:tc>
@@ -1069,7 +1090,145 @@
                 <w:szCs w:val="24"/>
                 <w:lang w:val="en-US" w:eastAsia="en-US" w:bidi="ar-SA"/>
               </w:rPr>
-              <w:t>Согласует заявки сотрудника и ведёт его график работы; выбирается из сотрудников отдела</w:t>
+              <w:t>Явный руководитель: согласует заявки сотрудника и ведёт его график работы. «По структуре» — руководитель подразделения, а если его нет — первый руководитель выше по дереву (см. «Кто согласует заявку»)</w:t>
+            </w:r>
+          </w:p>
+        </w:tc>
+      </w:tr>
+      <w:tr>
+        <w:trPr/>
+        <w:tc>
+          <w:tcPr>
+            <w:tcW w:w="4679" w:type="dxa"/>
+            <w:tcBorders>
+              <w:top w:val="single" w:sz="4" w:space="0" w:color="D6DCEA"/>
+              <w:left w:val="single" w:sz="4" w:space="0" w:color="D6DCEA"/>
+              <w:bottom w:val="single" w:sz="4" w:space="0" w:color="D6DCEA"/>
+              <w:right w:val="single" w:sz="4" w:space="0" w:color="D6DCEA"/>
+            </w:tcBorders>
+          </w:tcPr>
+          <w:p>
+            <w:pPr>
+              <w:pStyle w:val="Compact"/>
+              <w:widowControl/>
+              <w:spacing w:before="36" w:after="40"/>
+              <w:jc w:val="left"/>
+              <w:rPr>
+                <w:kern w:val="0"/>
+                <w:szCs w:val="24"/>
+                <w:lang w:val="en-US" w:eastAsia="en-US" w:bidi="ar-SA"/>
+              </w:rPr>
+            </w:pPr>
+            <w:r>
+              <w:rPr>
+                <w:kern w:val="0"/>
+                <w:sz w:val="18"/>
+                <w:szCs w:val="24"/>
+                <w:lang w:val="en-US" w:eastAsia="en-US" w:bidi="ar-SA"/>
+              </w:rPr>
+              <w:t>Первое лицо</w:t>
+            </w:r>
+          </w:p>
+        </w:tc>
+        <w:tc>
+          <w:tcPr>
+            <w:tcW w:w="4680" w:type="dxa"/>
+            <w:tcBorders>
+              <w:top w:val="single" w:sz="4" w:space="0" w:color="D6DCEA"/>
+              <w:left w:val="single" w:sz="4" w:space="0" w:color="D6DCEA"/>
+              <w:bottom w:val="single" w:sz="4" w:space="0" w:color="D6DCEA"/>
+              <w:right w:val="single" w:sz="4" w:space="0" w:color="D6DCEA"/>
+            </w:tcBorders>
+          </w:tcPr>
+          <w:p>
+            <w:pPr>
+              <w:pStyle w:val="Compact"/>
+              <w:widowControl/>
+              <w:spacing w:before="36" w:after="40"/>
+              <w:jc w:val="left"/>
+              <w:rPr>
+                <w:kern w:val="0"/>
+                <w:szCs w:val="24"/>
+                <w:lang w:val="en-US" w:eastAsia="en-US" w:bidi="ar-SA"/>
+              </w:rPr>
+            </w:pPr>
+            <w:r>
+              <w:rPr>
+                <w:kern w:val="0"/>
+                <w:sz w:val="18"/>
+                <w:szCs w:val="24"/>
+                <w:lang w:val="en-US" w:eastAsia="en-US" w:bidi="ar-SA"/>
+              </w:rPr>
+              <w:t>Никому не подчиняется: его заявки решает администратор</w:t>
+            </w:r>
+          </w:p>
+        </w:tc>
+      </w:tr>
+      <w:tr>
+        <w:trPr/>
+        <w:tc>
+          <w:tcPr>
+            <w:tcW w:w="4679" w:type="dxa"/>
+            <w:tcBorders>
+              <w:top w:val="single" w:sz="4" w:space="0" w:color="D6DCEA"/>
+              <w:left w:val="single" w:sz="4" w:space="0" w:color="D6DCEA"/>
+              <w:bottom w:val="single" w:sz="4" w:space="0" w:color="D6DCEA"/>
+              <w:right w:val="single" w:sz="4" w:space="0" w:color="D6DCEA"/>
+            </w:tcBorders>
+          </w:tcPr>
+          <w:p>
+            <w:pPr>
+              <w:pStyle w:val="Compact"/>
+              <w:widowControl/>
+              <w:spacing w:before="36" w:after="40"/>
+              <w:jc w:val="left"/>
+              <w:rPr>
+                <w:kern w:val="0"/>
+                <w:szCs w:val="24"/>
+                <w:lang w:val="en-US" w:eastAsia="en-US" w:bidi="ar-SA"/>
+              </w:rPr>
+            </w:pPr>
+            <w:r>
+              <w:rPr>
+                <w:kern w:val="0"/>
+                <w:sz w:val="18"/>
+                <w:szCs w:val="24"/>
+                <w:lang w:val="en-US" w:eastAsia="en-US" w:bidi="ar-SA"/>
+              </w:rPr>
+              <w:t>Внешний ID</w:t>
+            </w:r>
+          </w:p>
+        </w:tc>
+        <w:tc>
+          <w:tcPr>
+            <w:tcW w:w="4680" w:type="dxa"/>
+            <w:tcBorders>
+              <w:top w:val="single" w:sz="4" w:space="0" w:color="D6DCEA"/>
+              <w:left w:val="single" w:sz="4" w:space="0" w:color="D6DCEA"/>
+              <w:bottom w:val="single" w:sz="4" w:space="0" w:color="D6DCEA"/>
+              <w:right w:val="single" w:sz="4" w:space="0" w:color="D6DCEA"/>
+            </w:tcBorders>
+          </w:tcPr>
+          <w:p>
+            <w:pPr>
+              <w:pStyle w:val="Compact"/>
+              <w:widowControl/>
+              <w:spacing w:before="36" w:after="40"/>
+              <w:jc w:val="left"/>
+              <w:rPr>
+                <w:kern w:val="0"/>
+                <w:szCs w:val="24"/>
+                <w:lang w:val="en-US" w:eastAsia="en-US" w:bidi="ar-SA"/>
+              </w:rPr>
+            </w:pPr>
+            <w:r>
+              <w:rPr>
+                <w:kern w:val="0"/>
+                <w:sz w:val="18"/>
+                <w:szCs w:val="24"/>
+                <w:lang w:val="en-US" w:eastAsia="en-US" w:bidi="ar-SA"/>
+              </w:rPr>
+              <w:t>Код в кадровой системе, AD или «По Делу» — для обмена файлами</w:t>
             </w:r>
           </w:p>
         </w:tc>
@@ -1677,7 +1836,7 @@
         <w:pStyle w:val="Heading2"/>
         <w:rPr/>
       </w:pPr>
-      <w:bookmarkStart w:id="10" w:name="__RefHeading___Toc30469_1804324697"/>
+      <w:bookmarkStart w:id="10" w:name="__RefHeading___Toc24344_3125385251"/>
       <w:bookmarkStart w:id="11" w:name="действия-в-строке-сотрудника"/>
       <w:bookmarkEnd w:id="10"/>
       <w:r>
@@ -2082,7 +2241,7 @@
         <w:pStyle w:val="Heading2"/>
         <w:rPr/>
       </w:pPr>
-      <w:bookmarkStart w:id="13" w:name="__RefHeading___Toc30471_1804324697"/>
+      <w:bookmarkStart w:id="13" w:name="__RefHeading___Toc24346_3125385251"/>
       <w:bookmarkStart w:id="14" w:name="импорт-из-файла"/>
       <w:bookmarkEnd w:id="13"/>
       <w:r>
@@ -2168,27 +2327,13 @@
         <w:pStyle w:val="Compact"/>
         <w:numPr>
           <w:ilvl w:val="0"/>
-          <w:numId w:val="7"/>
-        </w:numPr>
-        <w:rPr/>
-      </w:pPr>
-      <w:r>
-        <w:rPr/>
-        <w:t>«Скачать шаблон» — книга с колонками: ФИО, Логин, Должность, Отдел, Руководитель, Норма дней, Перенос, Тип занятости, Email, Табельный номер.</w:t>
-      </w:r>
-    </w:p>
-    <w:p>
-      <w:pPr>
-        <w:pStyle w:val="Compact"/>
-        <w:numPr>
-          <w:ilvl w:val="0"/>
           <w:numId w:val="8"/>
         </w:numPr>
         <w:rPr/>
       </w:pPr>
       <w:r>
         <w:rPr/>
-        <w:t>Выберите или перетащите файл. Планировщик ничего не меняет, а показывает план: новые сотрудники, изменения «было → станет», строки без изменений и ошибки с номером строки и причиной.</w:t>
+        <w:t>«Скачать шаблон» — книга с колонками: ФИО, Логин, Должность, Отдел, Руководитель, Норма дней, Перенос, Тип занятости, Email, Табельный номер.</w:t>
       </w:r>
     </w:p>
     <w:p>
@@ -2202,7 +2347,7 @@
       </w:pPr>
       <w:r>
         <w:rPr/>
-        <w:t>Исправьте ошибки в файле и загрузите снова. «Применить» доступно, только когда ошибок нет.</w:t>
+        <w:t>Выберите или перетащите файл. Планировщик ничего не меняет, а показывает план: новые сотрудники, изменения «было → станет», строки без изменений и ошибки с номером строки и причиной.</w:t>
       </w:r>
     </w:p>
     <w:p>
@@ -2211,6 +2356,20 @@
         <w:numPr>
           <w:ilvl w:val="0"/>
           <w:numId w:val="10"/>
+        </w:numPr>
+        <w:rPr/>
+      </w:pPr>
+      <w:r>
+        <w:rPr/>
+        <w:t>Исправьте ошибки в файле и загрузите снова. «Применить» доступно, только когда ошибок нет.</w:t>
+      </w:r>
+    </w:p>
+    <w:p>
+      <w:pPr>
+        <w:pStyle w:val="Compact"/>
+        <w:numPr>
+          <w:ilvl w:val="0"/>
+          <w:numId w:val="11"/>
         </w:numPr>
         <w:rPr/>
       </w:pPr>
@@ -2866,7 +3025,7 @@
         <w:pStyle w:val="Heading1"/>
         <w:rPr/>
       </w:pPr>
-      <w:bookmarkStart w:id="17" w:name="__RefHeading___Toc30473_1804324697"/>
+      <w:bookmarkStart w:id="17" w:name="__RefHeading___Toc24348_3125385251"/>
       <w:bookmarkStart w:id="18" w:name="справочники"/>
       <w:bookmarkEnd w:id="17"/>
       <w:r>
@@ -2886,8 +3045,8 @@
         <w:pStyle w:val="Heading2"/>
         <w:rPr/>
       </w:pPr>
-      <w:bookmarkStart w:id="19" w:name="__RefHeading___Toc30475_1804324697"/>
-      <w:bookmarkStart w:id="20" w:name="отделы-и-проекты"/>
+      <w:bookmarkStart w:id="19" w:name="__RefHeading___Toc24350_3125385251"/>
+      <w:bookmarkStart w:id="20" w:name="подразделения-и-проекты"/>
       <w:bookmarkEnd w:id="19"/>
       <w:r>
         <w:rPr>
@@ -2898,7 +3057,7 @@
       <w:r>
         <w:rPr/>
         <w:tab/>
-        <w:t>Отделы и проекты</w:t>
+        <w:t>Подразделения и проекты</w:t>
       </w:r>
     </w:p>
     <w:p>
@@ -2908,29 +3067,443 @@
       </w:pPr>
       <w:r>
         <w:rPr/>
-        <w:t>Вкладки «Отделы» и «Проекты» показывают название, руководителя и численность. Отдел без руководителя отмечен «не назначен». Удалить можно только пустой отдел или проект: сначала переведите сотрудников.</w:t>
-      </w:r>
-    </w:p>
+        <w:t>Структура компании устроена так же, как в «По Делу»: подразделения образуют дерево — компания, дирекции, службы, отделы, группы. Вкладка «Подразделения» показывает дерево с отступом по уровню: цветная точка и подпись — вид уровня, затем руководитель и численность. Подразделение без руководителя отмечено «не назначен».</w:t>
+      </w:r>
+    </w:p>
+    <w:p>
+      <w:pPr>
+        <w:pStyle w:val="Compact"/>
+        <w:numPr>
+          <w:ilvl w:val="0"/>
+          <w:numId w:val="3"/>
+        </w:numPr>
+        <w:rPr/>
+      </w:pPr>
+      <w:r>
+        <w:rPr/>
+        <w:t>«+ Подразделение» создаёт подразделение; «+» в строке — вложенное в него.</w:t>
+      </w:r>
+    </w:p>
+    <w:p>
+      <w:pPr>
+        <w:pStyle w:val="Compact"/>
+        <w:numPr>
+          <w:ilvl w:val="0"/>
+          <w:numId w:val="3"/>
+        </w:numPr>
+        <w:rPr/>
+      </w:pPr>
+      <w:r>
+        <w:rPr/>
+        <w:t>В карточке подразделения: название, «Входит в» (вышестоящее подразделение; перенос — сменой этого поля), вид уровня, руководитель, порядок среди соседних и внешний ID.</w:t>
+      </w:r>
+    </w:p>
+    <w:p>
+      <w:pPr>
+        <w:pStyle w:val="Compact"/>
+        <w:numPr>
+          <w:ilvl w:val="0"/>
+          <w:numId w:val="3"/>
+        </w:numPr>
+        <w:rPr/>
+      </w:pPr>
+      <w:r>
+        <w:rPr/>
+        <w:t>Название уникально среди соседей, но одинаковые названия в разных ветках допустимы. В списках и фильтрах такие подразделения различаются подписью «Отдел продаж — Север»; если совпадают и родители — полным путём «Компания / Север / Отдел продаж».</w:t>
+      </w:r>
+    </w:p>
+    <w:p>
+      <w:pPr>
+        <w:pStyle w:val="Compact"/>
+        <w:numPr>
+          <w:ilvl w:val="0"/>
+          <w:numId w:val="3"/>
+        </w:numPr>
+        <w:rPr/>
+      </w:pPr>
+      <w:r>
+        <w:rPr/>
+        <w:t>Глубина структуры и виды уровней — «Профиль и настройки → Правила организации → Структура компании».</w:t>
+      </w:r>
+    </w:p>
+    <w:p>
+      <w:pPr>
+        <w:pStyle w:val="Compact"/>
+        <w:numPr>
+          <w:ilvl w:val="0"/>
+          <w:numId w:val="3"/>
+        </w:numPr>
+        <w:rPr/>
+      </w:pPr>
+      <w:r>
+        <w:rPr/>
+        <w:t>Удалить можно подразделение без сотрудников и без вложенных подразделений, а также проект без участников.</w:t>
+      </w:r>
+    </w:p>
+    <w:p>
+      <w:pPr>
+        <w:pStyle w:val="FirstParagraph"/>
+        <w:rPr/>
+      </w:pPr>
+      <w:r>
+        <w:rPr/>
+        <w:t>Фильтр по подразделению в графике, списке сотрудников и журналах показывает его вместе с вложенными. Руководитель подразделения выгружает отпуска своих подразделений и видит их аналитику.</w:t>
+      </w:r>
+    </w:p>
+    <w:p>
+      <w:pPr>
+        <w:pStyle w:val="Heading3"/>
+        <w:rPr/>
+      </w:pPr>
+      <w:bookmarkStart w:id="21" w:name="кто-согласует-заявку"/>
+      <w:r>
+        <w:rPr>
+          <w:rStyle w:val="SectionNumber"/>
+        </w:rPr>
+        <w:t>4.1.1</w:t>
+      </w:r>
+      <w:r>
+        <w:rPr/>
+        <w:tab/>
+        <w:t>Кто согласует заявку</w:t>
+      </w:r>
+    </w:p>
+    <w:p>
+      <w:pPr>
+        <w:pStyle w:val="FirstParagraph"/>
+        <w:rPr/>
+      </w:pPr>
+      <w:r>
+        <w:rPr/>
+        <w:t>Руководитель сотрудника определяется по правилу «По Делу»:</w:t>
+      </w:r>
+    </w:p>
+    <w:tbl>
+      <w:tblPr>
+        <w:tblStyle w:val="Table"/>
+        <w:tblW w:w="5000" w:type="pct"/>
+        <w:jc w:val="center"/>
+        <w:tblInd w:w="0" w:type="dxa"/>
+        <w:tblLayout w:type="fixed"/>
+        <w:tblCellMar>
+          <w:top w:w="0" w:type="dxa"/>
+          <w:left w:w="108" w:type="dxa"/>
+          <w:bottom w:w="0" w:type="dxa"/>
+          <w:right w:w="108" w:type="dxa"/>
+        </w:tblCellMar>
+        <w:tblLook w:val="0020" w:noHBand="0" w:noVBand="0" w:firstColumn="0" w:lastRow="0" w:lastColumn="0" w:firstRow="1"/>
+      </w:tblPr>
+      <w:tblGrid>
+        <w:gridCol w:w="4679"/>
+        <w:gridCol w:w="4680"/>
+      </w:tblGrid>
+      <w:tr>
+        <w:trPr>
+          <w:tblHeader w:val="true"/>
+        </w:trPr>
+        <w:tc>
+          <w:tcPr>
+            <w:tcW w:w="4679" w:type="dxa"/>
+            <w:tcBorders>
+              <w:top w:val="single" w:sz="4" w:space="0" w:color="D6DCEA"/>
+              <w:left w:val="single" w:sz="4" w:space="0" w:color="D6DCEA"/>
+              <w:bottom w:val="single" w:sz="6" w:space="0" w:color="000000"/>
+              <w:right w:val="single" w:sz="4" w:space="0" w:color="D6DCEA"/>
+            </w:tcBorders>
+            <w:shd w:color="auto" w:fill="EEF2FB" w:val="clear"/>
+            <w:vAlign w:val="bottom"/>
+          </w:tcPr>
+          <w:p>
+            <w:pPr>
+              <w:pStyle w:val="Compact"/>
+              <w:widowControl/>
+              <w:spacing w:before="36" w:after="40"/>
+              <w:jc w:val="left"/>
+              <w:rPr>
+                <w:kern w:val="0"/>
+                <w:szCs w:val="24"/>
+                <w:lang w:val="en-US" w:eastAsia="en-US" w:bidi="ar-SA"/>
+              </w:rPr>
+            </w:pPr>
+            <w:r>
+              <w:rPr>
+                <w:b/>
+                <w:kern w:val="0"/>
+                <w:sz w:val="18"/>
+                <w:szCs w:val="24"/>
+                <w:lang w:val="en-US" w:eastAsia="en-US" w:bidi="ar-SA"/>
+              </w:rPr>
+              <w:t>Ситуация</w:t>
+            </w:r>
+          </w:p>
+        </w:tc>
+        <w:tc>
+          <w:tcPr>
+            <w:tcW w:w="4680" w:type="dxa"/>
+            <w:tcBorders>
+              <w:top w:val="single" w:sz="4" w:space="0" w:color="D6DCEA"/>
+              <w:left w:val="single" w:sz="4" w:space="0" w:color="D6DCEA"/>
+              <w:bottom w:val="single" w:sz="6" w:space="0" w:color="000000"/>
+              <w:right w:val="single" w:sz="4" w:space="0" w:color="D6DCEA"/>
+            </w:tcBorders>
+            <w:shd w:color="auto" w:fill="EEF2FB" w:val="clear"/>
+            <w:vAlign w:val="bottom"/>
+          </w:tcPr>
+          <w:p>
+            <w:pPr>
+              <w:pStyle w:val="Compact"/>
+              <w:widowControl/>
+              <w:spacing w:before="36" w:after="40"/>
+              <w:jc w:val="left"/>
+              <w:rPr>
+                <w:kern w:val="0"/>
+                <w:szCs w:val="24"/>
+                <w:lang w:val="en-US" w:eastAsia="en-US" w:bidi="ar-SA"/>
+              </w:rPr>
+            </w:pPr>
+            <w:r>
+              <w:rPr>
+                <w:b/>
+                <w:kern w:val="0"/>
+                <w:sz w:val="18"/>
+                <w:szCs w:val="24"/>
+                <w:lang w:val="en-US" w:eastAsia="en-US" w:bidi="ar-SA"/>
+              </w:rPr>
+              <w:t>Руководитель</w:t>
+            </w:r>
+          </w:p>
+        </w:tc>
+      </w:tr>
+      <w:tr>
+        <w:trPr/>
+        <w:tc>
+          <w:tcPr>
+            <w:tcW w:w="4679" w:type="dxa"/>
+            <w:tcBorders>
+              <w:top w:val="single" w:sz="4" w:space="0" w:color="D6DCEA"/>
+              <w:left w:val="single" w:sz="4" w:space="0" w:color="D6DCEA"/>
+              <w:bottom w:val="single" w:sz="4" w:space="0" w:color="D6DCEA"/>
+              <w:right w:val="single" w:sz="4" w:space="0" w:color="D6DCEA"/>
+            </w:tcBorders>
+          </w:tcPr>
+          <w:p>
+            <w:pPr>
+              <w:pStyle w:val="Compact"/>
+              <w:widowControl/>
+              <w:spacing w:before="36" w:after="40"/>
+              <w:jc w:val="left"/>
+              <w:rPr>
+                <w:kern w:val="0"/>
+                <w:szCs w:val="24"/>
+                <w:lang w:val="en-US" w:eastAsia="en-US" w:bidi="ar-SA"/>
+              </w:rPr>
+            </w:pPr>
+            <w:r>
+              <w:rPr>
+                <w:kern w:val="0"/>
+                <w:sz w:val="18"/>
+                <w:szCs w:val="24"/>
+                <w:lang w:val="en-US" w:eastAsia="en-US" w:bidi="ar-SA"/>
+              </w:rPr>
+              <w:t>Отмечено «Первое лицо»</w:t>
+            </w:r>
+          </w:p>
+        </w:tc>
+        <w:tc>
+          <w:tcPr>
+            <w:tcW w:w="4680" w:type="dxa"/>
+            <w:tcBorders>
+              <w:top w:val="single" w:sz="4" w:space="0" w:color="D6DCEA"/>
+              <w:left w:val="single" w:sz="4" w:space="0" w:color="D6DCEA"/>
+              <w:bottom w:val="single" w:sz="4" w:space="0" w:color="D6DCEA"/>
+              <w:right w:val="single" w:sz="4" w:space="0" w:color="D6DCEA"/>
+            </w:tcBorders>
+          </w:tcPr>
+          <w:p>
+            <w:pPr>
+              <w:pStyle w:val="Compact"/>
+              <w:widowControl/>
+              <w:spacing w:before="36" w:after="40"/>
+              <w:jc w:val="left"/>
+              <w:rPr>
+                <w:kern w:val="0"/>
+                <w:szCs w:val="24"/>
+                <w:lang w:val="en-US" w:eastAsia="en-US" w:bidi="ar-SA"/>
+              </w:rPr>
+            </w:pPr>
+            <w:r>
+              <w:rPr>
+                <w:kern w:val="0"/>
+                <w:sz w:val="18"/>
+                <w:szCs w:val="24"/>
+                <w:lang w:val="en-US" w:eastAsia="en-US" w:bidi="ar-SA"/>
+              </w:rPr>
+              <w:t>Никто — заявки решает администратор</w:t>
+            </w:r>
+          </w:p>
+        </w:tc>
+      </w:tr>
+      <w:tr>
+        <w:trPr/>
+        <w:tc>
+          <w:tcPr>
+            <w:tcW w:w="4679" w:type="dxa"/>
+            <w:tcBorders>
+              <w:top w:val="single" w:sz="4" w:space="0" w:color="D6DCEA"/>
+              <w:left w:val="single" w:sz="4" w:space="0" w:color="D6DCEA"/>
+              <w:bottom w:val="single" w:sz="4" w:space="0" w:color="D6DCEA"/>
+              <w:right w:val="single" w:sz="4" w:space="0" w:color="D6DCEA"/>
+            </w:tcBorders>
+          </w:tcPr>
+          <w:p>
+            <w:pPr>
+              <w:pStyle w:val="Compact"/>
+              <w:widowControl/>
+              <w:spacing w:before="36" w:after="40"/>
+              <w:jc w:val="left"/>
+              <w:rPr>
+                <w:kern w:val="0"/>
+                <w:szCs w:val="24"/>
+                <w:lang w:val="en-US" w:eastAsia="en-US" w:bidi="ar-SA"/>
+              </w:rPr>
+            </w:pPr>
+            <w:r>
+              <w:rPr>
+                <w:kern w:val="0"/>
+                <w:sz w:val="18"/>
+                <w:szCs w:val="24"/>
+                <w:lang w:val="en-US" w:eastAsia="en-US" w:bidi="ar-SA"/>
+              </w:rPr>
+              <w:t>Указан руководитель в карточке</w:t>
+            </w:r>
+          </w:p>
+        </w:tc>
+        <w:tc>
+          <w:tcPr>
+            <w:tcW w:w="4680" w:type="dxa"/>
+            <w:tcBorders>
+              <w:top w:val="single" w:sz="4" w:space="0" w:color="D6DCEA"/>
+              <w:left w:val="single" w:sz="4" w:space="0" w:color="D6DCEA"/>
+              <w:bottom w:val="single" w:sz="4" w:space="0" w:color="D6DCEA"/>
+              <w:right w:val="single" w:sz="4" w:space="0" w:color="D6DCEA"/>
+            </w:tcBorders>
+          </w:tcPr>
+          <w:p>
+            <w:pPr>
+              <w:pStyle w:val="Compact"/>
+              <w:widowControl/>
+              <w:spacing w:before="36" w:after="40"/>
+              <w:jc w:val="left"/>
+              <w:rPr>
+                <w:kern w:val="0"/>
+                <w:szCs w:val="24"/>
+                <w:lang w:val="en-US" w:eastAsia="en-US" w:bidi="ar-SA"/>
+              </w:rPr>
+            </w:pPr>
+            <w:r>
+              <w:rPr>
+                <w:kern w:val="0"/>
+                <w:sz w:val="18"/>
+                <w:szCs w:val="24"/>
+                <w:lang w:val="en-US" w:eastAsia="en-US" w:bidi="ar-SA"/>
+              </w:rPr>
+              <w:t>Он</w:t>
+            </w:r>
+          </w:p>
+        </w:tc>
+      </w:tr>
+      <w:tr>
+        <w:trPr/>
+        <w:tc>
+          <w:tcPr>
+            <w:tcW w:w="4679" w:type="dxa"/>
+            <w:tcBorders>
+              <w:top w:val="single" w:sz="4" w:space="0" w:color="D6DCEA"/>
+              <w:left w:val="single" w:sz="4" w:space="0" w:color="D6DCEA"/>
+              <w:bottom w:val="single" w:sz="4" w:space="0" w:color="D6DCEA"/>
+              <w:right w:val="single" w:sz="4" w:space="0" w:color="D6DCEA"/>
+            </w:tcBorders>
+          </w:tcPr>
+          <w:p>
+            <w:pPr>
+              <w:pStyle w:val="Compact"/>
+              <w:widowControl/>
+              <w:spacing w:before="36" w:after="40"/>
+              <w:jc w:val="left"/>
+              <w:rPr>
+                <w:kern w:val="0"/>
+                <w:szCs w:val="24"/>
+                <w:lang w:val="en-US" w:eastAsia="en-US" w:bidi="ar-SA"/>
+              </w:rPr>
+            </w:pPr>
+            <w:r>
+              <w:rPr>
+                <w:kern w:val="0"/>
+                <w:sz w:val="18"/>
+                <w:szCs w:val="24"/>
+                <w:lang w:val="en-US" w:eastAsia="en-US" w:bidi="ar-SA"/>
+              </w:rPr>
+              <w:t>Руководитель не указан</w:t>
+            </w:r>
+          </w:p>
+        </w:tc>
+        <w:tc>
+          <w:tcPr>
+            <w:tcW w:w="4680" w:type="dxa"/>
+            <w:tcBorders>
+              <w:top w:val="single" w:sz="4" w:space="0" w:color="D6DCEA"/>
+              <w:left w:val="single" w:sz="4" w:space="0" w:color="D6DCEA"/>
+              <w:bottom w:val="single" w:sz="4" w:space="0" w:color="D6DCEA"/>
+              <w:right w:val="single" w:sz="4" w:space="0" w:color="D6DCEA"/>
+            </w:tcBorders>
+          </w:tcPr>
+          <w:p>
+            <w:pPr>
+              <w:pStyle w:val="Compact"/>
+              <w:widowControl/>
+              <w:spacing w:before="36" w:after="40"/>
+              <w:jc w:val="left"/>
+              <w:rPr>
+                <w:kern w:val="0"/>
+                <w:szCs w:val="24"/>
+                <w:lang w:val="en-US" w:eastAsia="en-US" w:bidi="ar-SA"/>
+              </w:rPr>
+            </w:pPr>
+            <w:r>
+              <w:rPr>
+                <w:kern w:val="0"/>
+                <w:sz w:val="18"/>
+                <w:szCs w:val="24"/>
+                <w:lang w:val="en-US" w:eastAsia="en-US" w:bidi="ar-SA"/>
+              </w:rPr>
+              <w:t>Руководитель подразделения сотрудника; если его нет или руководитель — сам сотрудник, первый руководитель выше по дереву</w:t>
+            </w:r>
+          </w:p>
+        </w:tc>
+      </w:tr>
+    </w:tbl>
     <w:p>
       <w:pPr>
         <w:pStyle w:val="BodyText"/>
         <w:rPr/>
       </w:pPr>
-      <w:bookmarkStart w:id="21" w:name="отделы-и-проекты"/>
-      <w:r>
-        <w:rPr/>
-        <w:t>Руководитель отдела выгружает отпуска своего отдела и видит его аналитику.</w:t>
-      </w:r>
-      <w:bookmarkEnd w:id="21"/>
+      <w:bookmarkStart w:id="22" w:name="подразделения-и-проекты"/>
+      <w:bookmarkStart w:id="23" w:name="кто-согласует-заявку"/>
+      <w:r>
+        <w:rPr/>
+        <w:t>Руководители своего и вышестоящих подразделений тоже вправе решить по заявке — например, директор, пока руководитель отдела в отпуске. Явного руководителя достаточно указывать там, где подчинение отличается от структуры: при переводе в другое подразделение и смене руководителя подразделения согласующий меняется сам.</w:t>
+      </w:r>
+      <w:bookmarkEnd w:id="22"/>
+      <w:bookmarkEnd w:id="23"/>
     </w:p>
     <w:p>
       <w:pPr>
         <w:pStyle w:val="Heading2"/>
         <w:rPr/>
       </w:pPr>
-      <w:bookmarkStart w:id="22" w:name="__RefHeading___Toc30477_1804324697"/>
-      <w:bookmarkStart w:id="23" w:name="производственный-календарь"/>
-      <w:bookmarkEnd w:id="22"/>
+      <w:bookmarkStart w:id="24" w:name="__RefHeading___Toc24352_3125385251"/>
+      <w:bookmarkStart w:id="25" w:name="производственный-календарь"/>
+      <w:bookmarkEnd w:id="24"/>
       <w:r>
         <w:rPr>
           <w:rStyle w:val="SectionNumber"/>
@@ -3014,7 +3587,7 @@
         <w:pStyle w:val="Compact"/>
         <w:numPr>
           <w:ilvl w:val="0"/>
-          <w:numId w:val="3"/>
+          <w:numId w:val="12"/>
         </w:numPr>
         <w:rPr/>
       </w:pPr>
@@ -3035,7 +3608,7 @@
         <w:pStyle w:val="Compact"/>
         <w:numPr>
           <w:ilvl w:val="0"/>
-          <w:numId w:val="3"/>
+          <w:numId w:val="13"/>
         </w:numPr>
         <w:rPr/>
       </w:pPr>
@@ -3132,23 +3705,23 @@
         <w:pStyle w:val="BodyText"/>
         <w:rPr/>
       </w:pPr>
-      <w:bookmarkStart w:id="24" w:name="справочники"/>
-      <w:bookmarkStart w:id="25" w:name="производственный-календарь"/>
+      <w:bookmarkStart w:id="26" w:name="справочники"/>
+      <w:bookmarkStart w:id="27" w:name="производственный-календарь"/>
       <w:r>
         <w:rPr/>
         <w:t>Если календарь года не загружен, дни отпуска считаются календарными — раздел покажет предупреждение. Календарь на следующий год вносите после публикации постановления Правительства о переносе выходных (обычно в сентябре).</w:t>
       </w:r>
-      <w:bookmarkEnd w:id="24"/>
-      <w:bookmarkEnd w:id="25"/>
+      <w:bookmarkEnd w:id="26"/>
+      <w:bookmarkEnd w:id="27"/>
     </w:p>
     <w:p>
       <w:pPr>
         <w:pStyle w:val="Heading1"/>
         <w:rPr/>
       </w:pPr>
-      <w:bookmarkStart w:id="26" w:name="__RefHeading___Toc30479_1804324697"/>
-      <w:bookmarkStart w:id="27" w:name="правила-организации"/>
-      <w:bookmarkEnd w:id="26"/>
+      <w:bookmarkStart w:id="28" w:name="__RefHeading___Toc24354_3125385251"/>
+      <w:bookmarkStart w:id="29" w:name="импорт-и-экспорт"/>
+      <w:bookmarkEnd w:id="28"/>
       <w:r>
         <w:rPr>
           <w:rStyle w:val="SectionNumber"/>
@@ -3158,675 +3731,7 @@
       <w:r>
         <w:rPr/>
         <w:tab/>
-        <w:t>Правила организации</w:t>
-      </w:r>
-    </w:p>
-    <w:p>
-      <w:pPr>
-        <w:pStyle w:val="FirstParagraph"/>
-        <w:rPr/>
-      </w:pPr>
-      <w:r>
-        <w:rPr/>
-        <w:t>«Профиль и настройки → Правила организации»:</w:t>
-      </w:r>
-    </w:p>
-    <w:tbl>
-      <w:tblPr>
-        <w:tblStyle w:val="Table"/>
-        <w:tblW w:w="5000" w:type="pct"/>
-        <w:jc w:val="center"/>
-        <w:tblInd w:w="0" w:type="dxa"/>
-        <w:tblLayout w:type="fixed"/>
-        <w:tblCellMar>
-          <w:top w:w="0" w:type="dxa"/>
-          <w:left w:w="108" w:type="dxa"/>
-          <w:bottom w:w="0" w:type="dxa"/>
-          <w:right w:w="108" w:type="dxa"/>
-        </w:tblCellMar>
-        <w:tblLook w:val="0020" w:noHBand="0" w:noVBand="0" w:firstColumn="0" w:lastRow="0" w:lastColumn="0" w:firstRow="1"/>
-      </w:tblPr>
-      <w:tblGrid>
-        <w:gridCol w:w="4679"/>
-        <w:gridCol w:w="4680"/>
-      </w:tblGrid>
-      <w:tr>
-        <w:trPr>
-          <w:tblHeader w:val="true"/>
-        </w:trPr>
-        <w:tc>
-          <w:tcPr>
-            <w:tcW w:w="4679" w:type="dxa"/>
-            <w:tcBorders>
-              <w:top w:val="single" w:sz="4" w:space="0" w:color="D6DCEA"/>
-              <w:left w:val="single" w:sz="4" w:space="0" w:color="D6DCEA"/>
-              <w:bottom w:val="single" w:sz="6" w:space="0" w:color="000000"/>
-              <w:right w:val="single" w:sz="4" w:space="0" w:color="D6DCEA"/>
-            </w:tcBorders>
-            <w:shd w:color="auto" w:fill="EEF2FB" w:val="clear"/>
-            <w:vAlign w:val="bottom"/>
-          </w:tcPr>
-          <w:p>
-            <w:pPr>
-              <w:pStyle w:val="Compact"/>
-              <w:widowControl/>
-              <w:spacing w:before="36" w:after="40"/>
-              <w:jc w:val="left"/>
-              <w:rPr>
-                <w:kern w:val="0"/>
-                <w:szCs w:val="24"/>
-                <w:lang w:val="en-US" w:eastAsia="en-US" w:bidi="ar-SA"/>
-              </w:rPr>
-            </w:pPr>
-            <w:r>
-              <w:rPr>
-                <w:b/>
-                <w:kern w:val="0"/>
-                <w:sz w:val="18"/>
-                <w:szCs w:val="24"/>
-                <w:lang w:val="en-US" w:eastAsia="en-US" w:bidi="ar-SA"/>
-              </w:rPr>
-              <w:t>Правило</w:t>
-            </w:r>
-          </w:p>
-        </w:tc>
-        <w:tc>
-          <w:tcPr>
-            <w:tcW w:w="4680" w:type="dxa"/>
-            <w:tcBorders>
-              <w:top w:val="single" w:sz="4" w:space="0" w:color="D6DCEA"/>
-              <w:left w:val="single" w:sz="4" w:space="0" w:color="D6DCEA"/>
-              <w:bottom w:val="single" w:sz="6" w:space="0" w:color="000000"/>
-              <w:right w:val="single" w:sz="4" w:space="0" w:color="D6DCEA"/>
-            </w:tcBorders>
-            <w:shd w:color="auto" w:fill="EEF2FB" w:val="clear"/>
-            <w:vAlign w:val="bottom"/>
-          </w:tcPr>
-          <w:p>
-            <w:pPr>
-              <w:pStyle w:val="Compact"/>
-              <w:widowControl/>
-              <w:spacing w:before="36" w:after="40"/>
-              <w:jc w:val="left"/>
-              <w:rPr>
-                <w:kern w:val="0"/>
-                <w:szCs w:val="24"/>
-                <w:lang w:val="en-US" w:eastAsia="en-US" w:bidi="ar-SA"/>
-              </w:rPr>
-            </w:pPr>
-            <w:r>
-              <w:rPr>
-                <w:b/>
-                <w:kern w:val="0"/>
-                <w:sz w:val="18"/>
-                <w:szCs w:val="24"/>
-                <w:lang w:val="en-US" w:eastAsia="en-US" w:bidi="ar-SA"/>
-              </w:rPr>
-              <w:t>Значение</w:t>
-            </w:r>
-          </w:p>
-        </w:tc>
-      </w:tr>
-      <w:tr>
-        <w:trPr/>
-        <w:tc>
-          <w:tcPr>
-            <w:tcW w:w="4679" w:type="dxa"/>
-            <w:tcBorders>
-              <w:top w:val="single" w:sz="4" w:space="0" w:color="D6DCEA"/>
-              <w:left w:val="single" w:sz="4" w:space="0" w:color="D6DCEA"/>
-              <w:bottom w:val="single" w:sz="4" w:space="0" w:color="D6DCEA"/>
-              <w:right w:val="single" w:sz="4" w:space="0" w:color="D6DCEA"/>
-            </w:tcBorders>
-          </w:tcPr>
-          <w:p>
-            <w:pPr>
-              <w:pStyle w:val="Compact"/>
-              <w:widowControl/>
-              <w:spacing w:before="36" w:after="40"/>
-              <w:jc w:val="left"/>
-              <w:rPr>
-                <w:kern w:val="0"/>
-                <w:szCs w:val="24"/>
-                <w:lang w:val="en-US" w:eastAsia="en-US" w:bidi="ar-SA"/>
-              </w:rPr>
-            </w:pPr>
-            <w:r>
-              <w:rPr>
-                <w:kern w:val="0"/>
-                <w:sz w:val="18"/>
-                <w:szCs w:val="24"/>
-                <w:lang w:val="en-US" w:eastAsia="en-US" w:bidi="ar-SA"/>
-              </w:rPr>
-              <w:t>Порог конфликта отдела</w:t>
-            </w:r>
-          </w:p>
-        </w:tc>
-        <w:tc>
-          <w:tcPr>
-            <w:tcW w:w="4680" w:type="dxa"/>
-            <w:tcBorders>
-              <w:top w:val="single" w:sz="4" w:space="0" w:color="D6DCEA"/>
-              <w:left w:val="single" w:sz="4" w:space="0" w:color="D6DCEA"/>
-              <w:bottom w:val="single" w:sz="4" w:space="0" w:color="D6DCEA"/>
-              <w:right w:val="single" w:sz="4" w:space="0" w:color="D6DCEA"/>
-            </w:tcBorders>
-          </w:tcPr>
-          <w:p>
-            <w:pPr>
-              <w:pStyle w:val="Compact"/>
-              <w:widowControl/>
-              <w:spacing w:before="36" w:after="40"/>
-              <w:jc w:val="left"/>
-              <w:rPr>
-                <w:kern w:val="0"/>
-                <w:szCs w:val="24"/>
-                <w:lang w:val="en-US" w:eastAsia="en-US" w:bidi="ar-SA"/>
-              </w:rPr>
-            </w:pPr>
-            <w:r>
-              <w:rPr>
-                <w:kern w:val="0"/>
-                <w:sz w:val="18"/>
-                <w:szCs w:val="24"/>
-                <w:lang w:val="en-US" w:eastAsia="en-US" w:bidi="ar-SA"/>
-              </w:rPr>
-              <w:t>Доля отдела в отпуске (20–80 %), начиная с которой день считается конфликтным: штриховка на графике, предупреждения в аналитике, исключение вариантов в подборе дат</w:t>
-            </w:r>
-          </w:p>
-        </w:tc>
-      </w:tr>
-      <w:tr>
-        <w:trPr/>
-        <w:tc>
-          <w:tcPr>
-            <w:tcW w:w="4679" w:type="dxa"/>
-            <w:tcBorders>
-              <w:top w:val="single" w:sz="4" w:space="0" w:color="D6DCEA"/>
-              <w:left w:val="single" w:sz="4" w:space="0" w:color="D6DCEA"/>
-              <w:bottom w:val="single" w:sz="4" w:space="0" w:color="D6DCEA"/>
-              <w:right w:val="single" w:sz="4" w:space="0" w:color="D6DCEA"/>
-            </w:tcBorders>
-          </w:tcPr>
-          <w:p>
-            <w:pPr>
-              <w:pStyle w:val="Compact"/>
-              <w:widowControl/>
-              <w:spacing w:before="36" w:after="40"/>
-              <w:jc w:val="left"/>
-              <w:rPr>
-                <w:kern w:val="0"/>
-                <w:szCs w:val="24"/>
-                <w:lang w:val="en-US" w:eastAsia="en-US" w:bidi="ar-SA"/>
-              </w:rPr>
-            </w:pPr>
-            <w:r>
-              <w:rPr>
-                <w:kern w:val="0"/>
-                <w:sz w:val="18"/>
-                <w:szCs w:val="24"/>
-                <w:lang w:val="en-US" w:eastAsia="en-US" w:bidi="ar-SA"/>
-              </w:rPr>
-              <w:t>Превышение остатка дней</w:t>
-            </w:r>
-          </w:p>
-        </w:tc>
-        <w:tc>
-          <w:tcPr>
-            <w:tcW w:w="4680" w:type="dxa"/>
-            <w:tcBorders>
-              <w:top w:val="single" w:sz="4" w:space="0" w:color="D6DCEA"/>
-              <w:left w:val="single" w:sz="4" w:space="0" w:color="D6DCEA"/>
-              <w:bottom w:val="single" w:sz="4" w:space="0" w:color="D6DCEA"/>
-              <w:right w:val="single" w:sz="4" w:space="0" w:color="D6DCEA"/>
-            </w:tcBorders>
-          </w:tcPr>
-          <w:p>
-            <w:pPr>
-              <w:pStyle w:val="Compact"/>
-              <w:widowControl/>
-              <w:spacing w:before="36" w:after="40"/>
-              <w:jc w:val="left"/>
-              <w:rPr>
-                <w:kern w:val="0"/>
-                <w:szCs w:val="24"/>
-                <w:lang w:val="en-US" w:eastAsia="en-US" w:bidi="ar-SA"/>
-              </w:rPr>
-            </w:pPr>
-            <w:r>
-              <w:rPr>
-                <w:kern w:val="0"/>
-                <w:sz w:val="18"/>
-                <w:szCs w:val="24"/>
-                <w:lang w:val="en-US" w:eastAsia="en-US" w:bidi="ar-SA"/>
-              </w:rPr>
-              <w:t>«Запрещено» — заявку сверх доступного отправить нельзя; «Предупреждение» — сотрудник видит предупреждение, решает руководитель</w:t>
-            </w:r>
-          </w:p>
-        </w:tc>
-      </w:tr>
-      <w:tr>
-        <w:trPr/>
-        <w:tc>
-          <w:tcPr>
-            <w:tcW w:w="4679" w:type="dxa"/>
-            <w:tcBorders>
-              <w:top w:val="single" w:sz="4" w:space="0" w:color="D6DCEA"/>
-              <w:left w:val="single" w:sz="4" w:space="0" w:color="D6DCEA"/>
-              <w:bottom w:val="single" w:sz="4" w:space="0" w:color="D6DCEA"/>
-              <w:right w:val="single" w:sz="4" w:space="0" w:color="D6DCEA"/>
-            </w:tcBorders>
-          </w:tcPr>
-          <w:p>
-            <w:pPr>
-              <w:pStyle w:val="Compact"/>
-              <w:widowControl/>
-              <w:spacing w:before="36" w:after="40"/>
-              <w:jc w:val="left"/>
-              <w:rPr>
-                <w:kern w:val="0"/>
-                <w:szCs w:val="24"/>
-                <w:lang w:val="en-US" w:eastAsia="en-US" w:bidi="ar-SA"/>
-              </w:rPr>
-            </w:pPr>
-            <w:r>
-              <w:rPr>
-                <w:kern w:val="0"/>
-                <w:sz w:val="18"/>
-                <w:szCs w:val="24"/>
-                <w:lang w:val="en-US" w:eastAsia="en-US" w:bidi="ar-SA"/>
-              </w:rPr>
-              <w:t>Норма дней для новых сотрудников</w:t>
-            </w:r>
-          </w:p>
-        </w:tc>
-        <w:tc>
-          <w:tcPr>
-            <w:tcW w:w="4680" w:type="dxa"/>
-            <w:tcBorders>
-              <w:top w:val="single" w:sz="4" w:space="0" w:color="D6DCEA"/>
-              <w:left w:val="single" w:sz="4" w:space="0" w:color="D6DCEA"/>
-              <w:bottom w:val="single" w:sz="4" w:space="0" w:color="D6DCEA"/>
-              <w:right w:val="single" w:sz="4" w:space="0" w:color="D6DCEA"/>
-            </w:tcBorders>
-          </w:tcPr>
-          <w:p>
-            <w:pPr>
-              <w:pStyle w:val="Compact"/>
-              <w:widowControl/>
-              <w:spacing w:before="36" w:after="40"/>
-              <w:jc w:val="left"/>
-              <w:rPr>
-                <w:kern w:val="0"/>
-                <w:szCs w:val="24"/>
-                <w:lang w:val="en-US" w:eastAsia="en-US" w:bidi="ar-SA"/>
-              </w:rPr>
-            </w:pPr>
-            <w:r>
-              <w:rPr>
-                <w:kern w:val="0"/>
-                <w:sz w:val="18"/>
-                <w:szCs w:val="24"/>
-                <w:lang w:val="en-US" w:eastAsia="en-US" w:bidi="ar-SA"/>
-              </w:rPr>
-              <w:t>Подставляется в карточку нового сотрудника</w:t>
-            </w:r>
-          </w:p>
-        </w:tc>
-      </w:tr>
-      <w:tr>
-        <w:trPr/>
-        <w:tc>
-          <w:tcPr>
-            <w:tcW w:w="4679" w:type="dxa"/>
-            <w:tcBorders>
-              <w:top w:val="single" w:sz="4" w:space="0" w:color="D6DCEA"/>
-              <w:left w:val="single" w:sz="4" w:space="0" w:color="D6DCEA"/>
-              <w:bottom w:val="single" w:sz="4" w:space="0" w:color="D6DCEA"/>
-              <w:right w:val="single" w:sz="4" w:space="0" w:color="D6DCEA"/>
-            </w:tcBorders>
-          </w:tcPr>
-          <w:p>
-            <w:pPr>
-              <w:pStyle w:val="Compact"/>
-              <w:widowControl/>
-              <w:spacing w:before="36" w:after="40"/>
-              <w:jc w:val="left"/>
-              <w:rPr>
-                <w:kern w:val="0"/>
-                <w:szCs w:val="24"/>
-                <w:lang w:val="en-US" w:eastAsia="en-US" w:bidi="ar-SA"/>
-              </w:rPr>
-            </w:pPr>
-            <w:r>
-              <w:rPr>
-                <w:kern w:val="0"/>
-                <w:sz w:val="18"/>
-                <w:szCs w:val="24"/>
-                <w:lang w:val="en-US" w:eastAsia="en-US" w:bidi="ar-SA"/>
-              </w:rPr>
-              <w:t>Эскалация, дней</w:t>
-            </w:r>
-          </w:p>
-        </w:tc>
-        <w:tc>
-          <w:tcPr>
-            <w:tcW w:w="4680" w:type="dxa"/>
-            <w:tcBorders>
-              <w:top w:val="single" w:sz="4" w:space="0" w:color="D6DCEA"/>
-              <w:left w:val="single" w:sz="4" w:space="0" w:color="D6DCEA"/>
-              <w:bottom w:val="single" w:sz="4" w:space="0" w:color="D6DCEA"/>
-              <w:right w:val="single" w:sz="4" w:space="0" w:color="D6DCEA"/>
-            </w:tcBorders>
-          </w:tcPr>
-          <w:p>
-            <w:pPr>
-              <w:pStyle w:val="Compact"/>
-              <w:widowControl/>
-              <w:spacing w:before="36" w:after="40"/>
-              <w:jc w:val="left"/>
-              <w:rPr>
-                <w:kern w:val="0"/>
-                <w:szCs w:val="24"/>
-                <w:lang w:val="en-US" w:eastAsia="en-US" w:bidi="ar-SA"/>
-              </w:rPr>
-            </w:pPr>
-            <w:r>
-              <w:rPr>
-                <w:kern w:val="0"/>
-                <w:sz w:val="18"/>
-                <w:szCs w:val="24"/>
-                <w:lang w:val="en-US" w:eastAsia="en-US" w:bidi="ar-SA"/>
-              </w:rPr>
-              <w:t>Заявка без решения дольше этого срока передаётся руководителю согласующего; 0 — не передаётся. Если выше никого нет, уведомление получает кадровая служба</w:t>
-            </w:r>
-          </w:p>
-        </w:tc>
-      </w:tr>
-      <w:tr>
-        <w:trPr/>
-        <w:tc>
-          <w:tcPr>
-            <w:tcW w:w="4679" w:type="dxa"/>
-            <w:tcBorders>
-              <w:top w:val="single" w:sz="4" w:space="0" w:color="D6DCEA"/>
-              <w:left w:val="single" w:sz="4" w:space="0" w:color="D6DCEA"/>
-              <w:bottom w:val="single" w:sz="4" w:space="0" w:color="D6DCEA"/>
-              <w:right w:val="single" w:sz="4" w:space="0" w:color="D6DCEA"/>
-            </w:tcBorders>
-          </w:tcPr>
-          <w:p>
-            <w:pPr>
-              <w:pStyle w:val="Compact"/>
-              <w:widowControl/>
-              <w:spacing w:before="36" w:after="40"/>
-              <w:jc w:val="left"/>
-              <w:rPr>
-                <w:kern w:val="0"/>
-                <w:szCs w:val="24"/>
-                <w:lang w:val="en-US" w:eastAsia="en-US" w:bidi="ar-SA"/>
-              </w:rPr>
-            </w:pPr>
-            <w:r>
-              <w:rPr>
-                <w:kern w:val="0"/>
-                <w:sz w:val="18"/>
-                <w:szCs w:val="24"/>
-                <w:lang w:val="en-US" w:eastAsia="en-US" w:bidi="ar-SA"/>
-              </w:rPr>
-              <w:t>Извещение о начале отпуска, дней</w:t>
-            </w:r>
-          </w:p>
-        </w:tc>
-        <w:tc>
-          <w:tcPr>
-            <w:tcW w:w="4680" w:type="dxa"/>
-            <w:tcBorders>
-              <w:top w:val="single" w:sz="4" w:space="0" w:color="D6DCEA"/>
-              <w:left w:val="single" w:sz="4" w:space="0" w:color="D6DCEA"/>
-              <w:bottom w:val="single" w:sz="4" w:space="0" w:color="D6DCEA"/>
-              <w:right w:val="single" w:sz="4" w:space="0" w:color="D6DCEA"/>
-            </w:tcBorders>
-          </w:tcPr>
-          <w:p>
-            <w:pPr>
-              <w:pStyle w:val="Compact"/>
-              <w:widowControl/>
-              <w:spacing w:before="36" w:after="40"/>
-              <w:jc w:val="left"/>
-              <w:rPr>
-                <w:kern w:val="0"/>
-                <w:szCs w:val="24"/>
-                <w:lang w:val="en-US" w:eastAsia="en-US" w:bidi="ar-SA"/>
-              </w:rPr>
-            </w:pPr>
-            <w:r>
-              <w:rPr>
-                <w:kern w:val="0"/>
-                <w:sz w:val="18"/>
-                <w:szCs w:val="24"/>
-                <w:lang w:val="en-US" w:eastAsia="en-US" w:bidi="ar-SA"/>
-              </w:rPr>
-              <w:t>За сколько дней до начала согласованного отпуска сотрудник получает извещение; не меньше 14 (ТК РФ, ст. 123)</w:t>
-            </w:r>
-          </w:p>
-        </w:tc>
-      </w:tr>
-      <w:tr>
-        <w:trPr/>
-        <w:tc>
-          <w:tcPr>
-            <w:tcW w:w="4679" w:type="dxa"/>
-            <w:tcBorders>
-              <w:top w:val="single" w:sz="4" w:space="0" w:color="D6DCEA"/>
-              <w:left w:val="single" w:sz="4" w:space="0" w:color="D6DCEA"/>
-              <w:bottom w:val="single" w:sz="4" w:space="0" w:color="D6DCEA"/>
-              <w:right w:val="single" w:sz="4" w:space="0" w:color="D6DCEA"/>
-            </w:tcBorders>
-          </w:tcPr>
-          <w:p>
-            <w:pPr>
-              <w:pStyle w:val="Compact"/>
-              <w:widowControl/>
-              <w:spacing w:before="36" w:after="40"/>
-              <w:jc w:val="left"/>
-              <w:rPr>
-                <w:kern w:val="0"/>
-                <w:szCs w:val="24"/>
-                <w:lang w:val="en-US" w:eastAsia="en-US" w:bidi="ar-SA"/>
-              </w:rPr>
-            </w:pPr>
-            <w:r>
-              <w:rPr>
-                <w:kern w:val="0"/>
-                <w:sz w:val="18"/>
-                <w:szCs w:val="24"/>
-                <w:lang w:val="en-US" w:eastAsia="en-US" w:bidi="ar-SA"/>
-              </w:rPr>
-              <w:t>Безопасность входа</w:t>
-            </w:r>
-          </w:p>
-        </w:tc>
-        <w:tc>
-          <w:tcPr>
-            <w:tcW w:w="4680" w:type="dxa"/>
-            <w:tcBorders>
-              <w:top w:val="single" w:sz="4" w:space="0" w:color="D6DCEA"/>
-              <w:left w:val="single" w:sz="4" w:space="0" w:color="D6DCEA"/>
-              <w:bottom w:val="single" w:sz="4" w:space="0" w:color="D6DCEA"/>
-              <w:right w:val="single" w:sz="4" w:space="0" w:color="D6DCEA"/>
-            </w:tcBorders>
-          </w:tcPr>
-          <w:p>
-            <w:pPr>
-              <w:pStyle w:val="Compact"/>
-              <w:widowControl/>
-              <w:spacing w:before="36" w:after="40"/>
-              <w:jc w:val="left"/>
-              <w:rPr>
-                <w:kern w:val="0"/>
-                <w:szCs w:val="24"/>
-                <w:lang w:val="en-US" w:eastAsia="en-US" w:bidi="ar-SA"/>
-              </w:rPr>
-            </w:pPr>
-            <w:r>
-              <w:rPr>
-                <w:kern w:val="0"/>
-                <w:sz w:val="18"/>
-                <w:szCs w:val="24"/>
-                <w:lang w:val="en-US" w:eastAsia="en-US" w:bidi="ar-SA"/>
-              </w:rPr>
-              <w:t>Минимальная длина пароля (8–64); неудачных попыток подряд до блокировки (0 — без блокировки, иначе от 3); время блокировки, минут; срок хранения журнала входов, дней</w:t>
-            </w:r>
-          </w:p>
-        </w:tc>
-      </w:tr>
-      <w:tr>
-        <w:trPr/>
-        <w:tc>
-          <w:tcPr>
-            <w:tcW w:w="4679" w:type="dxa"/>
-            <w:tcBorders>
-              <w:top w:val="single" w:sz="4" w:space="0" w:color="D6DCEA"/>
-              <w:left w:val="single" w:sz="4" w:space="0" w:color="D6DCEA"/>
-              <w:bottom w:val="single" w:sz="4" w:space="0" w:color="D6DCEA"/>
-              <w:right w:val="single" w:sz="4" w:space="0" w:color="D6DCEA"/>
-            </w:tcBorders>
-          </w:tcPr>
-          <w:p>
-            <w:pPr>
-              <w:pStyle w:val="Compact"/>
-              <w:widowControl/>
-              <w:spacing w:before="36" w:after="40"/>
-              <w:jc w:val="left"/>
-              <w:rPr>
-                <w:kern w:val="0"/>
-                <w:szCs w:val="24"/>
-                <w:lang w:val="en-US" w:eastAsia="en-US" w:bidi="ar-SA"/>
-              </w:rPr>
-            </w:pPr>
-            <w:r>
-              <w:rPr>
-                <w:kern w:val="0"/>
-                <w:sz w:val="18"/>
-                <w:szCs w:val="24"/>
-                <w:lang w:val="en-US" w:eastAsia="en-US" w:bidi="ar-SA"/>
-              </w:rPr>
-              <w:t>Реквизиты для формы Т-7</w:t>
-            </w:r>
-          </w:p>
-        </w:tc>
-        <w:tc>
-          <w:tcPr>
-            <w:tcW w:w="4680" w:type="dxa"/>
-            <w:tcBorders>
-              <w:top w:val="single" w:sz="4" w:space="0" w:color="D6DCEA"/>
-              <w:left w:val="single" w:sz="4" w:space="0" w:color="D6DCEA"/>
-              <w:bottom w:val="single" w:sz="4" w:space="0" w:color="D6DCEA"/>
-              <w:right w:val="single" w:sz="4" w:space="0" w:color="D6DCEA"/>
-            </w:tcBorders>
-          </w:tcPr>
-          <w:p>
-            <w:pPr>
-              <w:pStyle w:val="Compact"/>
-              <w:widowControl/>
-              <w:spacing w:before="36" w:after="40"/>
-              <w:jc w:val="left"/>
-              <w:rPr>
-                <w:kern w:val="0"/>
-                <w:szCs w:val="24"/>
-                <w:lang w:val="en-US" w:eastAsia="en-US" w:bidi="ar-SA"/>
-              </w:rPr>
-            </w:pPr>
-            <w:r>
-              <w:rPr>
-                <w:kern w:val="0"/>
-                <w:sz w:val="18"/>
-                <w:szCs w:val="24"/>
-                <w:lang w:val="en-US" w:eastAsia="en-US" w:bidi="ar-SA"/>
-              </w:rPr>
-              <w:t>Наименование организации, код ОКПО, должность и ФИО руководителя («УТВЕРЖДАЮ») и руководителя кадровой службы (подпись под графиком)</w:t>
-            </w:r>
-          </w:p>
-        </w:tc>
-      </w:tr>
-    </w:tbl>
-    <w:p>
-      <w:pPr>
-        <w:pStyle w:val="BodyText"/>
-        <w:rPr/>
-      </w:pPr>
-      <w:r>
-        <w:rPr/>
-        <w:t>Изменения правил попадают в журнал аудита.</w:t>
-      </w:r>
-    </w:p>
-    <w:p>
-      <w:pPr>
-        <w:pStyle w:val="BodyText"/>
-        <w:rPr/>
-      </w:pPr>
-      <w:r>
-        <w:rPr>
-          <w:b/>
-          <w:bCs/>
-        </w:rPr>
-        <w:t>Письма.</w:t>
-      </w:r>
-      <w:r>
-        <w:rPr/>
-        <w:t xml:space="preserve"> Если почта на сервере настроена, сотрудники получают письма о заявках и решениях, а руководители — по пятницам сводку об отпусках команды на следующей неделе. Кнопка «Проверочное письмо себе» в «Профиле и настройках» проверяет почту после развёртывания: результат и ответ почтового сервера при ошибке появятся сразу.</w:t>
-      </w:r>
-      <w:bookmarkEnd w:id="27"/>
-    </w:p>
-    <w:p>
-      <w:pPr>
-        <w:pStyle w:val="Heading1"/>
-        <w:rPr/>
-      </w:pPr>
-      <w:bookmarkStart w:id="28" w:name="__RefHeading___Toc30481_1804324697"/>
-      <w:bookmarkStart w:id="29" w:name="кадровый-учёт"/>
-      <w:bookmarkEnd w:id="28"/>
-      <w:r>
-        <w:rPr>
-          <w:rStyle w:val="SectionNumber"/>
-        </w:rPr>
-        <w:t>6</w:t>
-      </w:r>
-      <w:r>
-        <w:rPr/>
-        <w:tab/>
-        <w:t>Кадровый учёт</w:t>
-      </w:r>
-    </w:p>
-    <w:p>
-      <w:pPr>
-        <w:pStyle w:val="FirstParagraph"/>
-        <w:rPr/>
-      </w:pPr>
-      <w:r>
-        <w:rPr/>
-        <w:t>Раздел «Кадровый учёт» — кадровой службе и администратору. Две вкладки: «Планирование» и «Извещения».</w:t>
-      </w:r>
-    </w:p>
-    <w:p>
-      <w:pPr>
-        <w:pStyle w:val="Heading2"/>
-        <w:rPr/>
-      </w:pPr>
-      <w:bookmarkStart w:id="30" w:name="__RefHeading___Toc30483_1804324697"/>
-      <w:bookmarkStart w:id="31" w:name="планирование-и-утверждение-графика"/>
-      <w:bookmarkEnd w:id="30"/>
-      <w:r>
-        <w:rPr>
-          <w:rStyle w:val="SectionNumber"/>
-        </w:rPr>
-        <w:t>6.1</w:t>
-      </w:r>
-      <w:r>
-        <w:rPr/>
-        <w:tab/>
-        <w:t>Планирование и утверждение графика</w:t>
+        <w:t>Импорт и экспорт</w:t>
       </w:r>
     </w:p>
     <w:p>
@@ -3840,7 +3745,7 @@
           <wp:inline distT="0" distB="0" distL="0" distR="0">
             <wp:extent cx="5334000" cy="3333750"/>
             <wp:effectExtent l="0" t="0" r="0" b="0"/>
-            <wp:docPr id="5" name="Image5" descr="Кадровый учёт: планирование"/>
+            <wp:docPr id="5" name="Image5" descr="Импорт и экспорт: план загрузки сотрудников с коллизией"/>
             <wp:cNvGraphicFramePr>
               <a:graphicFrameLocks xmlns:a="http://schemas.openxmlformats.org/drawingml/2006/main" noChangeAspect="1"/>
             </wp:cNvGraphicFramePr>
@@ -3848,7 +3753,7 @@
               <a:graphicData uri="http://schemas.openxmlformats.org/drawingml/2006/picture">
                 <pic:pic xmlns:pic="http://schemas.openxmlformats.org/drawingml/2006/picture">
                   <pic:nvPicPr>
-                    <pic:cNvPr id="5" name="Image5" descr="Кадровый учёт: планирование"/>
+                    <pic:cNvPr id="5" name="Image5" descr="Импорт и экспорт: план загрузки сотрудников с коллизией"/>
                     <pic:cNvPicPr>
                       <a:picLocks noChangeAspect="1" noChangeArrowheads="1"/>
                     </pic:cNvPicPr>
@@ -3882,7 +3787,7 @@
       </w:pPr>
       <w:r>
         <w:rPr/>
-        <w:t>Кадровый учёт: планирование</w:t>
+        <w:t>Импорт и экспорт: план загрузки сотрудников с коллизией</w:t>
       </w:r>
     </w:p>
     <w:p>
@@ -3892,16 +3797,12 @@
       </w:pPr>
       <w:r>
         <w:rPr/>
-        <w:t>По ТК РФ (ст. 123) график отпусков на год утверждается не позднее чем за две недели до начала года. Порядок работы:</w:t>
-      </w:r>
-    </w:p>
-    <w:p>
-      <w:pPr>
-        <w:pStyle w:val="Compact"/>
-        <w:numPr>
-          <w:ilvl w:val="0"/>
-          <w:numId w:val="11"/>
-        </w:numPr>
+        <w:t>Страница «Импорт и экспорт» переносит структуру компании и сотрудников между планировщиком, «По Делу» и кадровыми системами. Файлы — те же, что выгружает и загружает «По Делу», поэтому оба инструмента работают с одной структурой. Любая загрузка сначала показывает, что изменится, и ничего не меняет; кнопка «Загрузить» применяет файл целиком одной транзакцией — при ошибке не меняется ничего. Выгрузки и загрузки попадают в журнал аудита.</w:t>
+      </w:r>
+    </w:p>
+    <w:p>
+      <w:pPr>
+        <w:pStyle w:val="BodyText"/>
         <w:rPr/>
       </w:pPr>
       <w:r>
@@ -3909,20 +3810,16 @@
           <w:b/>
           <w:bCs/>
         </w:rPr>
-        <w:t>Открыть планирование.</w:t>
-      </w:r>
-      <w:r>
-        <w:rPr/>
-        <w:t xml:space="preserve"> Выберите год (обычно следующий), срок и нажмите «Открыть планирование». Все штатные сотрудники получат приглашение — уведомление и письмо, а в «Моём отпуске» увидят свой прогресс. Срок можно изменить, кампанию — закрыть и открыть снова до утверждения графика.</w:t>
-      </w:r>
-    </w:p>
-    <w:p>
-      <w:pPr>
-        <w:pStyle w:val="Compact"/>
-        <w:numPr>
-          <w:ilvl w:val="0"/>
-          <w:numId w:val="12"/>
-        </w:numPr>
+        <w:t>Структура.</w:t>
+      </w:r>
+      <w:r>
+        <w:rPr/>
+        <w:t xml:space="preserve"> «Скачать структуру (JSON)» выгружает дерево подразделений с видом уровня, порядком, внешним ID и руководителями (по email), а также виды уровней и глубину. При загрузке подразделения сопоставляются по пути от верхнего уровня без учёта регистра: новые создаются, у найденных меняются вид и порядок. Подразделения, которых нет в файле, остаются как есть — загрузка ничего не удаляет, не переименовывает и не переносит. Руководитель назначается, если сотрудник с таким email уже есть, а у подразделения руководителя ещё нет; дополнительные руководители «По Делу» не переносятся — у подразделения планировщика один руководитель. «Применить виды уровней и глубину из файла» доступно администратору.</w:t>
+      </w:r>
+    </w:p>
+    <w:p>
+      <w:pPr>
+        <w:pStyle w:val="BodyText"/>
         <w:rPr/>
       </w:pPr>
       <w:r>
@@ -3930,20 +3827,26 @@
           <w:b/>
           <w:bCs/>
         </w:rPr>
-        <w:t>Следить за прогрессом.</w:t>
-      </w:r>
-      <w:r>
-        <w:rPr/>
-        <w:t xml:space="preserve"> Показатели: сколько сотрудников спланировали отпуск, сколько полностью (норма и часть не короче 14 календарных дней) и какая доля дней нормы запланирована. Таблица «По отделам» раскрывается до сотрудников с фильтром «Не запланировали / Частично / Полностью». В прогресс входят и согласованные отпуска, и заявки на согласовании.</w:t>
-      </w:r>
-    </w:p>
-    <w:p>
-      <w:pPr>
-        <w:pStyle w:val="Compact"/>
-        <w:numPr>
-          <w:ilvl w:val="0"/>
-          <w:numId w:val="13"/>
-        </w:numPr>
+        <w:t>Сотрудники.</w:t>
+      </w:r>
+      <w:r>
+        <w:rPr/>
+        <w:t xml:space="preserve"> «CSV для Excel» и «JSON» выгружают сотрудников со столбцами «По Делу» (email, логин, ФИО, должность, подразделение путём, явный руководитель, первое лицо, руководит, роль, полномочия, активен, внешний ID) и полями отпусков: табельный номер, норма дней, перенос, тип занятости. Пароли не выгружаются. «По Делу» загружает такой файл, пропуская поля отпусков.</w:t>
+      </w:r>
+    </w:p>
+    <w:p>
+      <w:pPr>
+        <w:pStyle w:val="BodyText"/>
+        <w:rPr/>
+      </w:pPr>
+      <w:r>
+        <w:rPr/>
+        <w:t>При загрузке сотрудник находится по email, затем по логину и по табельному номеру. Если в планировщике и в файле разные непустые значения — это коллизия: по умолчанию остаётся значение планировщика, для каждой можно выбрать «из файла», «объединить» (для списков) или «своё». «Проверить решения» показывает итог до загрузки. Пустое в планировщике заполняется из файла, пустое в файле ничего не стирает. Недостающие подразделения создаются по пути. Явный руководитель записывается, только если он отличается от руководителя по структуре. Новые сотрудники получают одноразовые пароли — они показываются один раз после загрузки. Кадровая служба не меняет из файла учётные записи администраторов и коллег по службе; роль администратора и полномочия кадровой службы («org.manage», «users.manage» в «По Делу») применяет только администратор.</w:t>
+      </w:r>
+    </w:p>
+    <w:p>
+      <w:pPr>
+        <w:pStyle w:val="BodyText"/>
         <w:rPr/>
       </w:pPr>
       <w:r>
@@ -3951,20 +3854,16 @@
           <w:b/>
           <w:bCs/>
         </w:rPr>
-        <w:t>Напомнить.</w:t>
-      </w:r>
-      <w:r>
-        <w:rPr/>
-        <w:t xml:space="preserve"> «Напомнить не спланировавшим» отправляет каждому, кто не спланировал полностью, напоминание с его цифрами — не чаще раза в час. За три дня до срока напоминание уходит автоматически.</w:t>
-      </w:r>
-    </w:p>
-    <w:p>
-      <w:pPr>
-        <w:pStyle w:val="Compact"/>
-        <w:numPr>
-          <w:ilvl w:val="0"/>
-          <w:numId w:val="14"/>
-        </w:numPr>
+        <w:t>Быстрый импорт CSV</w:t>
+      </w:r>
+      <w:r>
+        <w:rPr/>
+        <w:t xml:space="preserve"> — для выгрузок из AD и кадровых систем: строка «сотрудник → подразделение, руководитель». Столбцы: email или логин, ФИО, «Подразделение» путём «Компания / Служба / Отдел» (разделитель «/» или «&gt;»), должность, руководитель (email или логин), «Руководит» («да» — своим подразделением). Файл главнее: его значения заменяют значения планировщика без вопросов. Новых сотрудников создаёт только с отметкой «Создавать новых». Циклы подчинения (руководитель подчиняется своему сотруднику) — ошибка строки.</w:t>
+      </w:r>
+    </w:p>
+    <w:p>
+      <w:pPr>
+        <w:pStyle w:val="BodyText"/>
         <w:rPr/>
       </w:pPr>
       <w:r>
@@ -3972,20 +3871,637 @@
           <w:b/>
           <w:bCs/>
         </w:rPr>
-        <w:t>Утвердить.</w:t>
-      </w:r>
-      <w:r>
-        <w:rPr/>
-        <w:t xml:space="preserve"> В блоке «Утверждение графика» укажите номер и дату документа и, если есть, дату и номер мнения профсоюза, затем «Утвердить график». Перед утверждением планировщик предупреждает: заявки на согласовании в график не войдут, у кого нет табельного номера, какие реквизиты не заполнены. Утвердить можно один раз и до начала года; утверждение закрывает кампанию.</w:t>
-      </w:r>
-    </w:p>
-    <w:p>
-      <w:pPr>
-        <w:pStyle w:val="Compact"/>
-        <w:numPr>
-          <w:ilvl w:val="0"/>
-          <w:numId w:val="15"/>
-        </w:numPr>
+        <w:t>Остатки из Excel</w:t>
+      </w:r>
+      <w:r>
+        <w:rPr/>
+        <w:t xml:space="preserve"> — импорт сотрудников с нормой и переносом по шаблону планировщика, см. раздел «Импорт из файла» главы «Сотрудники».</w:t>
+      </w:r>
+      <w:bookmarkEnd w:id="29"/>
+    </w:p>
+    <w:p>
+      <w:pPr>
+        <w:pStyle w:val="Heading1"/>
+        <w:rPr/>
+      </w:pPr>
+      <w:bookmarkStart w:id="30" w:name="__RefHeading___Toc24356_3125385251"/>
+      <w:bookmarkStart w:id="31" w:name="правила-организации"/>
+      <w:bookmarkEnd w:id="30"/>
+      <w:r>
+        <w:rPr>
+          <w:rStyle w:val="SectionNumber"/>
+        </w:rPr>
+        <w:t>6</w:t>
+      </w:r>
+      <w:r>
+        <w:rPr/>
+        <w:tab/>
+        <w:t>Правила организации</w:t>
+      </w:r>
+    </w:p>
+    <w:p>
+      <w:pPr>
+        <w:pStyle w:val="FirstParagraph"/>
+        <w:rPr/>
+      </w:pPr>
+      <w:r>
+        <w:rPr/>
+        <w:t>«Профиль и настройки → Правила организации»:</w:t>
+      </w:r>
+    </w:p>
+    <w:tbl>
+      <w:tblPr>
+        <w:tblStyle w:val="Table"/>
+        <w:tblW w:w="5000" w:type="pct"/>
+        <w:jc w:val="center"/>
+        <w:tblInd w:w="0" w:type="dxa"/>
+        <w:tblLayout w:type="fixed"/>
+        <w:tblCellMar>
+          <w:top w:w="0" w:type="dxa"/>
+          <w:left w:w="108" w:type="dxa"/>
+          <w:bottom w:w="0" w:type="dxa"/>
+          <w:right w:w="108" w:type="dxa"/>
+        </w:tblCellMar>
+        <w:tblLook w:val="0020" w:noHBand="0" w:noVBand="0" w:firstColumn="0" w:lastRow="0" w:lastColumn="0" w:firstRow="1"/>
+      </w:tblPr>
+      <w:tblGrid>
+        <w:gridCol w:w="4679"/>
+        <w:gridCol w:w="4680"/>
+      </w:tblGrid>
+      <w:tr>
+        <w:trPr>
+          <w:tblHeader w:val="true"/>
+        </w:trPr>
+        <w:tc>
+          <w:tcPr>
+            <w:tcW w:w="4679" w:type="dxa"/>
+            <w:tcBorders>
+              <w:top w:val="single" w:sz="4" w:space="0" w:color="D6DCEA"/>
+              <w:left w:val="single" w:sz="4" w:space="0" w:color="D6DCEA"/>
+              <w:bottom w:val="single" w:sz="6" w:space="0" w:color="000000"/>
+              <w:right w:val="single" w:sz="4" w:space="0" w:color="D6DCEA"/>
+            </w:tcBorders>
+            <w:shd w:color="auto" w:fill="EEF2FB" w:val="clear"/>
+            <w:vAlign w:val="bottom"/>
+          </w:tcPr>
+          <w:p>
+            <w:pPr>
+              <w:pStyle w:val="Compact"/>
+              <w:widowControl/>
+              <w:spacing w:before="36" w:after="40"/>
+              <w:jc w:val="left"/>
+              <w:rPr>
+                <w:kern w:val="0"/>
+                <w:szCs w:val="24"/>
+                <w:lang w:val="en-US" w:eastAsia="en-US" w:bidi="ar-SA"/>
+              </w:rPr>
+            </w:pPr>
+            <w:r>
+              <w:rPr>
+                <w:b/>
+                <w:kern w:val="0"/>
+                <w:sz w:val="18"/>
+                <w:szCs w:val="24"/>
+                <w:lang w:val="en-US" w:eastAsia="en-US" w:bidi="ar-SA"/>
+              </w:rPr>
+              <w:t>Правило</w:t>
+            </w:r>
+          </w:p>
+        </w:tc>
+        <w:tc>
+          <w:tcPr>
+            <w:tcW w:w="4680" w:type="dxa"/>
+            <w:tcBorders>
+              <w:top w:val="single" w:sz="4" w:space="0" w:color="D6DCEA"/>
+              <w:left w:val="single" w:sz="4" w:space="0" w:color="D6DCEA"/>
+              <w:bottom w:val="single" w:sz="6" w:space="0" w:color="000000"/>
+              <w:right w:val="single" w:sz="4" w:space="0" w:color="D6DCEA"/>
+            </w:tcBorders>
+            <w:shd w:color="auto" w:fill="EEF2FB" w:val="clear"/>
+            <w:vAlign w:val="bottom"/>
+          </w:tcPr>
+          <w:p>
+            <w:pPr>
+              <w:pStyle w:val="Compact"/>
+              <w:widowControl/>
+              <w:spacing w:before="36" w:after="40"/>
+              <w:jc w:val="left"/>
+              <w:rPr>
+                <w:kern w:val="0"/>
+                <w:szCs w:val="24"/>
+                <w:lang w:val="en-US" w:eastAsia="en-US" w:bidi="ar-SA"/>
+              </w:rPr>
+            </w:pPr>
+            <w:r>
+              <w:rPr>
+                <w:b/>
+                <w:kern w:val="0"/>
+                <w:sz w:val="18"/>
+                <w:szCs w:val="24"/>
+                <w:lang w:val="en-US" w:eastAsia="en-US" w:bidi="ar-SA"/>
+              </w:rPr>
+              <w:t>Значение</w:t>
+            </w:r>
+          </w:p>
+        </w:tc>
+      </w:tr>
+      <w:tr>
+        <w:trPr/>
+        <w:tc>
+          <w:tcPr>
+            <w:tcW w:w="4679" w:type="dxa"/>
+            <w:tcBorders>
+              <w:top w:val="single" w:sz="4" w:space="0" w:color="D6DCEA"/>
+              <w:left w:val="single" w:sz="4" w:space="0" w:color="D6DCEA"/>
+              <w:bottom w:val="single" w:sz="4" w:space="0" w:color="D6DCEA"/>
+              <w:right w:val="single" w:sz="4" w:space="0" w:color="D6DCEA"/>
+            </w:tcBorders>
+          </w:tcPr>
+          <w:p>
+            <w:pPr>
+              <w:pStyle w:val="Compact"/>
+              <w:widowControl/>
+              <w:spacing w:before="36" w:after="40"/>
+              <w:jc w:val="left"/>
+              <w:rPr>
+                <w:kern w:val="0"/>
+                <w:szCs w:val="24"/>
+                <w:lang w:val="en-US" w:eastAsia="en-US" w:bidi="ar-SA"/>
+              </w:rPr>
+            </w:pPr>
+            <w:r>
+              <w:rPr>
+                <w:kern w:val="0"/>
+                <w:sz w:val="18"/>
+                <w:szCs w:val="24"/>
+                <w:lang w:val="en-US" w:eastAsia="en-US" w:bidi="ar-SA"/>
+              </w:rPr>
+              <w:t>Порог конфликта отдела</w:t>
+            </w:r>
+          </w:p>
+        </w:tc>
+        <w:tc>
+          <w:tcPr>
+            <w:tcW w:w="4680" w:type="dxa"/>
+            <w:tcBorders>
+              <w:top w:val="single" w:sz="4" w:space="0" w:color="D6DCEA"/>
+              <w:left w:val="single" w:sz="4" w:space="0" w:color="D6DCEA"/>
+              <w:bottom w:val="single" w:sz="4" w:space="0" w:color="D6DCEA"/>
+              <w:right w:val="single" w:sz="4" w:space="0" w:color="D6DCEA"/>
+            </w:tcBorders>
+          </w:tcPr>
+          <w:p>
+            <w:pPr>
+              <w:pStyle w:val="Compact"/>
+              <w:widowControl/>
+              <w:spacing w:before="36" w:after="40"/>
+              <w:jc w:val="left"/>
+              <w:rPr>
+                <w:kern w:val="0"/>
+                <w:szCs w:val="24"/>
+                <w:lang w:val="en-US" w:eastAsia="en-US" w:bidi="ar-SA"/>
+              </w:rPr>
+            </w:pPr>
+            <w:r>
+              <w:rPr>
+                <w:kern w:val="0"/>
+                <w:sz w:val="18"/>
+                <w:szCs w:val="24"/>
+                <w:lang w:val="en-US" w:eastAsia="en-US" w:bidi="ar-SA"/>
+              </w:rPr>
+              <w:t>Доля отдела в отпуске (20–80 %), начиная с которой день считается конфликтным: штриховка на графике, предупреждения в аналитике, исключение вариантов в подборе дат</w:t>
+            </w:r>
+          </w:p>
+        </w:tc>
+      </w:tr>
+      <w:tr>
+        <w:trPr/>
+        <w:tc>
+          <w:tcPr>
+            <w:tcW w:w="4679" w:type="dxa"/>
+            <w:tcBorders>
+              <w:top w:val="single" w:sz="4" w:space="0" w:color="D6DCEA"/>
+              <w:left w:val="single" w:sz="4" w:space="0" w:color="D6DCEA"/>
+              <w:bottom w:val="single" w:sz="4" w:space="0" w:color="D6DCEA"/>
+              <w:right w:val="single" w:sz="4" w:space="0" w:color="D6DCEA"/>
+            </w:tcBorders>
+          </w:tcPr>
+          <w:p>
+            <w:pPr>
+              <w:pStyle w:val="Compact"/>
+              <w:widowControl/>
+              <w:spacing w:before="36" w:after="40"/>
+              <w:jc w:val="left"/>
+              <w:rPr>
+                <w:kern w:val="0"/>
+                <w:szCs w:val="24"/>
+                <w:lang w:val="en-US" w:eastAsia="en-US" w:bidi="ar-SA"/>
+              </w:rPr>
+            </w:pPr>
+            <w:r>
+              <w:rPr>
+                <w:kern w:val="0"/>
+                <w:sz w:val="18"/>
+                <w:szCs w:val="24"/>
+                <w:lang w:val="en-US" w:eastAsia="en-US" w:bidi="ar-SA"/>
+              </w:rPr>
+              <w:t>Превышение остатка дней</w:t>
+            </w:r>
+          </w:p>
+        </w:tc>
+        <w:tc>
+          <w:tcPr>
+            <w:tcW w:w="4680" w:type="dxa"/>
+            <w:tcBorders>
+              <w:top w:val="single" w:sz="4" w:space="0" w:color="D6DCEA"/>
+              <w:left w:val="single" w:sz="4" w:space="0" w:color="D6DCEA"/>
+              <w:bottom w:val="single" w:sz="4" w:space="0" w:color="D6DCEA"/>
+              <w:right w:val="single" w:sz="4" w:space="0" w:color="D6DCEA"/>
+            </w:tcBorders>
+          </w:tcPr>
+          <w:p>
+            <w:pPr>
+              <w:pStyle w:val="Compact"/>
+              <w:widowControl/>
+              <w:spacing w:before="36" w:after="40"/>
+              <w:jc w:val="left"/>
+              <w:rPr>
+                <w:kern w:val="0"/>
+                <w:szCs w:val="24"/>
+                <w:lang w:val="en-US" w:eastAsia="en-US" w:bidi="ar-SA"/>
+              </w:rPr>
+            </w:pPr>
+            <w:r>
+              <w:rPr>
+                <w:kern w:val="0"/>
+                <w:sz w:val="18"/>
+                <w:szCs w:val="24"/>
+                <w:lang w:val="en-US" w:eastAsia="en-US" w:bidi="ar-SA"/>
+              </w:rPr>
+              <w:t>«Запрещено» — заявку сверх доступного отправить нельзя; «Предупреждение» — сотрудник видит предупреждение, решает руководитель</w:t>
+            </w:r>
+          </w:p>
+        </w:tc>
+      </w:tr>
+      <w:tr>
+        <w:trPr/>
+        <w:tc>
+          <w:tcPr>
+            <w:tcW w:w="4679" w:type="dxa"/>
+            <w:tcBorders>
+              <w:top w:val="single" w:sz="4" w:space="0" w:color="D6DCEA"/>
+              <w:left w:val="single" w:sz="4" w:space="0" w:color="D6DCEA"/>
+              <w:bottom w:val="single" w:sz="4" w:space="0" w:color="D6DCEA"/>
+              <w:right w:val="single" w:sz="4" w:space="0" w:color="D6DCEA"/>
+            </w:tcBorders>
+          </w:tcPr>
+          <w:p>
+            <w:pPr>
+              <w:pStyle w:val="Compact"/>
+              <w:widowControl/>
+              <w:spacing w:before="36" w:after="40"/>
+              <w:jc w:val="left"/>
+              <w:rPr>
+                <w:kern w:val="0"/>
+                <w:szCs w:val="24"/>
+                <w:lang w:val="en-US" w:eastAsia="en-US" w:bidi="ar-SA"/>
+              </w:rPr>
+            </w:pPr>
+            <w:r>
+              <w:rPr>
+                <w:kern w:val="0"/>
+                <w:sz w:val="18"/>
+                <w:szCs w:val="24"/>
+                <w:lang w:val="en-US" w:eastAsia="en-US" w:bidi="ar-SA"/>
+              </w:rPr>
+              <w:t>Норма дней для новых сотрудников</w:t>
+            </w:r>
+          </w:p>
+        </w:tc>
+        <w:tc>
+          <w:tcPr>
+            <w:tcW w:w="4680" w:type="dxa"/>
+            <w:tcBorders>
+              <w:top w:val="single" w:sz="4" w:space="0" w:color="D6DCEA"/>
+              <w:left w:val="single" w:sz="4" w:space="0" w:color="D6DCEA"/>
+              <w:bottom w:val="single" w:sz="4" w:space="0" w:color="D6DCEA"/>
+              <w:right w:val="single" w:sz="4" w:space="0" w:color="D6DCEA"/>
+            </w:tcBorders>
+          </w:tcPr>
+          <w:p>
+            <w:pPr>
+              <w:pStyle w:val="Compact"/>
+              <w:widowControl/>
+              <w:spacing w:before="36" w:after="40"/>
+              <w:jc w:val="left"/>
+              <w:rPr>
+                <w:kern w:val="0"/>
+                <w:szCs w:val="24"/>
+                <w:lang w:val="en-US" w:eastAsia="en-US" w:bidi="ar-SA"/>
+              </w:rPr>
+            </w:pPr>
+            <w:r>
+              <w:rPr>
+                <w:kern w:val="0"/>
+                <w:sz w:val="18"/>
+                <w:szCs w:val="24"/>
+                <w:lang w:val="en-US" w:eastAsia="en-US" w:bidi="ar-SA"/>
+              </w:rPr>
+              <w:t>Подставляется в карточку нового сотрудника</w:t>
+            </w:r>
+          </w:p>
+        </w:tc>
+      </w:tr>
+      <w:tr>
+        <w:trPr/>
+        <w:tc>
+          <w:tcPr>
+            <w:tcW w:w="4679" w:type="dxa"/>
+            <w:tcBorders>
+              <w:top w:val="single" w:sz="4" w:space="0" w:color="D6DCEA"/>
+              <w:left w:val="single" w:sz="4" w:space="0" w:color="D6DCEA"/>
+              <w:bottom w:val="single" w:sz="4" w:space="0" w:color="D6DCEA"/>
+              <w:right w:val="single" w:sz="4" w:space="0" w:color="D6DCEA"/>
+            </w:tcBorders>
+          </w:tcPr>
+          <w:p>
+            <w:pPr>
+              <w:pStyle w:val="Compact"/>
+              <w:widowControl/>
+              <w:spacing w:before="36" w:after="40"/>
+              <w:jc w:val="left"/>
+              <w:rPr>
+                <w:kern w:val="0"/>
+                <w:szCs w:val="24"/>
+                <w:lang w:val="en-US" w:eastAsia="en-US" w:bidi="ar-SA"/>
+              </w:rPr>
+            </w:pPr>
+            <w:r>
+              <w:rPr>
+                <w:kern w:val="0"/>
+                <w:sz w:val="18"/>
+                <w:szCs w:val="24"/>
+                <w:lang w:val="en-US" w:eastAsia="en-US" w:bidi="ar-SA"/>
+              </w:rPr>
+              <w:t>Эскалация, дней</w:t>
+            </w:r>
+          </w:p>
+        </w:tc>
+        <w:tc>
+          <w:tcPr>
+            <w:tcW w:w="4680" w:type="dxa"/>
+            <w:tcBorders>
+              <w:top w:val="single" w:sz="4" w:space="0" w:color="D6DCEA"/>
+              <w:left w:val="single" w:sz="4" w:space="0" w:color="D6DCEA"/>
+              <w:bottom w:val="single" w:sz="4" w:space="0" w:color="D6DCEA"/>
+              <w:right w:val="single" w:sz="4" w:space="0" w:color="D6DCEA"/>
+            </w:tcBorders>
+          </w:tcPr>
+          <w:p>
+            <w:pPr>
+              <w:pStyle w:val="Compact"/>
+              <w:widowControl/>
+              <w:spacing w:before="36" w:after="40"/>
+              <w:jc w:val="left"/>
+              <w:rPr>
+                <w:kern w:val="0"/>
+                <w:szCs w:val="24"/>
+                <w:lang w:val="en-US" w:eastAsia="en-US" w:bidi="ar-SA"/>
+              </w:rPr>
+            </w:pPr>
+            <w:r>
+              <w:rPr>
+                <w:kern w:val="0"/>
+                <w:sz w:val="18"/>
+                <w:szCs w:val="24"/>
+                <w:lang w:val="en-US" w:eastAsia="en-US" w:bidi="ar-SA"/>
+              </w:rPr>
+              <w:t>Заявка без решения дольше этого срока передаётся руководителю согласующего; 0 — не передаётся. Если выше никого нет, уведомление получает кадровая служба</w:t>
+            </w:r>
+          </w:p>
+        </w:tc>
+      </w:tr>
+      <w:tr>
+        <w:trPr/>
+        <w:tc>
+          <w:tcPr>
+            <w:tcW w:w="4679" w:type="dxa"/>
+            <w:tcBorders>
+              <w:top w:val="single" w:sz="4" w:space="0" w:color="D6DCEA"/>
+              <w:left w:val="single" w:sz="4" w:space="0" w:color="D6DCEA"/>
+              <w:bottom w:val="single" w:sz="4" w:space="0" w:color="D6DCEA"/>
+              <w:right w:val="single" w:sz="4" w:space="0" w:color="D6DCEA"/>
+            </w:tcBorders>
+          </w:tcPr>
+          <w:p>
+            <w:pPr>
+              <w:pStyle w:val="Compact"/>
+              <w:widowControl/>
+              <w:spacing w:before="36" w:after="40"/>
+              <w:jc w:val="left"/>
+              <w:rPr>
+                <w:kern w:val="0"/>
+                <w:szCs w:val="24"/>
+                <w:lang w:val="en-US" w:eastAsia="en-US" w:bidi="ar-SA"/>
+              </w:rPr>
+            </w:pPr>
+            <w:r>
+              <w:rPr>
+                <w:kern w:val="0"/>
+                <w:sz w:val="18"/>
+                <w:szCs w:val="24"/>
+                <w:lang w:val="en-US" w:eastAsia="en-US" w:bidi="ar-SA"/>
+              </w:rPr>
+              <w:t>Извещение о начале отпуска, дней</w:t>
+            </w:r>
+          </w:p>
+        </w:tc>
+        <w:tc>
+          <w:tcPr>
+            <w:tcW w:w="4680" w:type="dxa"/>
+            <w:tcBorders>
+              <w:top w:val="single" w:sz="4" w:space="0" w:color="D6DCEA"/>
+              <w:left w:val="single" w:sz="4" w:space="0" w:color="D6DCEA"/>
+              <w:bottom w:val="single" w:sz="4" w:space="0" w:color="D6DCEA"/>
+              <w:right w:val="single" w:sz="4" w:space="0" w:color="D6DCEA"/>
+            </w:tcBorders>
+          </w:tcPr>
+          <w:p>
+            <w:pPr>
+              <w:pStyle w:val="Compact"/>
+              <w:widowControl/>
+              <w:spacing w:before="36" w:after="40"/>
+              <w:jc w:val="left"/>
+              <w:rPr>
+                <w:kern w:val="0"/>
+                <w:szCs w:val="24"/>
+                <w:lang w:val="en-US" w:eastAsia="en-US" w:bidi="ar-SA"/>
+              </w:rPr>
+            </w:pPr>
+            <w:r>
+              <w:rPr>
+                <w:kern w:val="0"/>
+                <w:sz w:val="18"/>
+                <w:szCs w:val="24"/>
+                <w:lang w:val="en-US" w:eastAsia="en-US" w:bidi="ar-SA"/>
+              </w:rPr>
+              <w:t>За сколько дней до начала согласованного отпуска сотрудник получает извещение; не меньше 14 (ТК РФ, ст. 123)</w:t>
+            </w:r>
+          </w:p>
+        </w:tc>
+      </w:tr>
+      <w:tr>
+        <w:trPr/>
+        <w:tc>
+          <w:tcPr>
+            <w:tcW w:w="4679" w:type="dxa"/>
+            <w:tcBorders>
+              <w:top w:val="single" w:sz="4" w:space="0" w:color="D6DCEA"/>
+              <w:left w:val="single" w:sz="4" w:space="0" w:color="D6DCEA"/>
+              <w:bottom w:val="single" w:sz="4" w:space="0" w:color="D6DCEA"/>
+              <w:right w:val="single" w:sz="4" w:space="0" w:color="D6DCEA"/>
+            </w:tcBorders>
+          </w:tcPr>
+          <w:p>
+            <w:pPr>
+              <w:pStyle w:val="Compact"/>
+              <w:widowControl/>
+              <w:spacing w:before="36" w:after="40"/>
+              <w:jc w:val="left"/>
+              <w:rPr>
+                <w:kern w:val="0"/>
+                <w:szCs w:val="24"/>
+                <w:lang w:val="en-US" w:eastAsia="en-US" w:bidi="ar-SA"/>
+              </w:rPr>
+            </w:pPr>
+            <w:r>
+              <w:rPr>
+                <w:kern w:val="0"/>
+                <w:sz w:val="18"/>
+                <w:szCs w:val="24"/>
+                <w:lang w:val="en-US" w:eastAsia="en-US" w:bidi="ar-SA"/>
+              </w:rPr>
+              <w:t>Безопасность входа</w:t>
+            </w:r>
+          </w:p>
+        </w:tc>
+        <w:tc>
+          <w:tcPr>
+            <w:tcW w:w="4680" w:type="dxa"/>
+            <w:tcBorders>
+              <w:top w:val="single" w:sz="4" w:space="0" w:color="D6DCEA"/>
+              <w:left w:val="single" w:sz="4" w:space="0" w:color="D6DCEA"/>
+              <w:bottom w:val="single" w:sz="4" w:space="0" w:color="D6DCEA"/>
+              <w:right w:val="single" w:sz="4" w:space="0" w:color="D6DCEA"/>
+            </w:tcBorders>
+          </w:tcPr>
+          <w:p>
+            <w:pPr>
+              <w:pStyle w:val="Compact"/>
+              <w:widowControl/>
+              <w:spacing w:before="36" w:after="40"/>
+              <w:jc w:val="left"/>
+              <w:rPr>
+                <w:kern w:val="0"/>
+                <w:szCs w:val="24"/>
+                <w:lang w:val="en-US" w:eastAsia="en-US" w:bidi="ar-SA"/>
+              </w:rPr>
+            </w:pPr>
+            <w:r>
+              <w:rPr>
+                <w:kern w:val="0"/>
+                <w:sz w:val="18"/>
+                <w:szCs w:val="24"/>
+                <w:lang w:val="en-US" w:eastAsia="en-US" w:bidi="ar-SA"/>
+              </w:rPr>
+              <w:t>Минимальная длина пароля (8–64); неудачных попыток подряд до блокировки (0 — без блокировки, иначе от 3); время блокировки, минут; срок хранения журнала входов, дней</w:t>
+            </w:r>
+          </w:p>
+        </w:tc>
+      </w:tr>
+      <w:tr>
+        <w:trPr/>
+        <w:tc>
+          <w:tcPr>
+            <w:tcW w:w="4679" w:type="dxa"/>
+            <w:tcBorders>
+              <w:top w:val="single" w:sz="4" w:space="0" w:color="D6DCEA"/>
+              <w:left w:val="single" w:sz="4" w:space="0" w:color="D6DCEA"/>
+              <w:bottom w:val="single" w:sz="4" w:space="0" w:color="D6DCEA"/>
+              <w:right w:val="single" w:sz="4" w:space="0" w:color="D6DCEA"/>
+            </w:tcBorders>
+          </w:tcPr>
+          <w:p>
+            <w:pPr>
+              <w:pStyle w:val="Compact"/>
+              <w:widowControl/>
+              <w:spacing w:before="36" w:after="40"/>
+              <w:jc w:val="left"/>
+              <w:rPr>
+                <w:kern w:val="0"/>
+                <w:szCs w:val="24"/>
+                <w:lang w:val="en-US" w:eastAsia="en-US" w:bidi="ar-SA"/>
+              </w:rPr>
+            </w:pPr>
+            <w:r>
+              <w:rPr>
+                <w:kern w:val="0"/>
+                <w:sz w:val="18"/>
+                <w:szCs w:val="24"/>
+                <w:lang w:val="en-US" w:eastAsia="en-US" w:bidi="ar-SA"/>
+              </w:rPr>
+              <w:t>Реквизиты для формы Т-7</w:t>
+            </w:r>
+          </w:p>
+        </w:tc>
+        <w:tc>
+          <w:tcPr>
+            <w:tcW w:w="4680" w:type="dxa"/>
+            <w:tcBorders>
+              <w:top w:val="single" w:sz="4" w:space="0" w:color="D6DCEA"/>
+              <w:left w:val="single" w:sz="4" w:space="0" w:color="D6DCEA"/>
+              <w:bottom w:val="single" w:sz="4" w:space="0" w:color="D6DCEA"/>
+              <w:right w:val="single" w:sz="4" w:space="0" w:color="D6DCEA"/>
+            </w:tcBorders>
+          </w:tcPr>
+          <w:p>
+            <w:pPr>
+              <w:pStyle w:val="Compact"/>
+              <w:widowControl/>
+              <w:spacing w:before="36" w:after="40"/>
+              <w:jc w:val="left"/>
+              <w:rPr>
+                <w:kern w:val="0"/>
+                <w:szCs w:val="24"/>
+                <w:lang w:val="en-US" w:eastAsia="en-US" w:bidi="ar-SA"/>
+              </w:rPr>
+            </w:pPr>
+            <w:r>
+              <w:rPr>
+                <w:kern w:val="0"/>
+                <w:sz w:val="18"/>
+                <w:szCs w:val="24"/>
+                <w:lang w:val="en-US" w:eastAsia="en-US" w:bidi="ar-SA"/>
+              </w:rPr>
+              <w:t>Наименование организации, код ОКПО, должность и ФИО руководителя («УТВЕРЖДАЮ») и руководителя кадровой службы (подпись под графиком)</w:t>
+            </w:r>
+          </w:p>
+        </w:tc>
+      </w:tr>
+    </w:tbl>
+    <w:p>
+      <w:pPr>
+        <w:pStyle w:val="BodyText"/>
+        <w:rPr/>
+      </w:pPr>
+      <w:r>
+        <w:rPr/>
+        <w:t>Изменения правил попадают в журнал аудита.</w:t>
+      </w:r>
+    </w:p>
+    <w:p>
+      <w:pPr>
+        <w:pStyle w:val="BodyText"/>
         <w:rPr/>
       </w:pPr>
       <w:r>
@@ -3993,32 +4509,79 @@
           <w:b/>
           <w:bCs/>
         </w:rPr>
-        <w:t>Форма Т-7.</w:t>
-      </w:r>
-      <w:r>
-        <w:rPr/>
-        <w:t xml:space="preserve"> Кнопка «Форма Т-7» выгружает утверждённый график по унифицированной форме (ОКУД 0301020) в Excel; до утверждения — «Проект Т-7». Переносы после утверждения попадают в графы 8–9 (основание — согласованная заявка на перенос, дата предполагаемого отпуска), отмены — в примечание, начавшиеся отпуска — в графу «фактическая».</w:t>
+        <w:t>Структура компании</w:t>
+      </w:r>
+      <w:r>
+        <w:rPr/>
+        <w:t xml:space="preserve"> — наибольшая глубина дерева (2–30 уровней, меньше текущей нельзя) и виды уровней: название, цвет и код латиницей, как в «По Делу» (по умолчанию: компания, дирекция, направление, служба, отдел, сектор, группа, позиция). Вид, который носят подразделения, убрать нельзя.</w:t>
+      </w:r>
+    </w:p>
+    <w:p>
+      <w:pPr>
+        <w:pStyle w:val="BodyText"/>
+        <w:rPr/>
+      </w:pPr>
+      <w:r>
+        <w:rPr>
+          <w:b/>
+          <w:bCs/>
+        </w:rPr>
+        <w:t>Письма.</w:t>
+      </w:r>
+      <w:r>
+        <w:rPr/>
+        <w:t xml:space="preserve"> Если почта на сервере настроена, сотрудники получают письма о заявках и решениях, а руководители — по пятницам сводку об отпусках команды на следующей неделе. Кнопка «Проверочное письмо себе» в «Профиле и настройках» проверяет почту после развёртывания: результат и ответ почтового сервера при ошибке появятся сразу.</w:t>
       </w:r>
       <w:bookmarkEnd w:id="31"/>
     </w:p>
     <w:p>
       <w:pPr>
-        <w:pStyle w:val="Heading2"/>
-        <w:rPr/>
-      </w:pPr>
-      <w:bookmarkStart w:id="32" w:name="__RefHeading___Toc30485_1804324697"/>
-      <w:bookmarkStart w:id="33" w:name="извещения-о-начале-отпуска"/>
+        <w:pStyle w:val="Heading1"/>
+        <w:rPr/>
+      </w:pPr>
+      <w:bookmarkStart w:id="32" w:name="__RefHeading___Toc24358_3125385251"/>
+      <w:bookmarkStart w:id="33" w:name="кадровый-учёт"/>
       <w:bookmarkEnd w:id="32"/>
       <w:r>
         <w:rPr>
           <w:rStyle w:val="SectionNumber"/>
         </w:rPr>
-        <w:t>6.2</w:t>
+        <w:t>7</w:t>
       </w:r>
       <w:r>
         <w:rPr/>
         <w:tab/>
-        <w:t>Извещения о начале отпуска</w:t>
+        <w:t>Кадровый учёт</w:t>
+      </w:r>
+    </w:p>
+    <w:p>
+      <w:pPr>
+        <w:pStyle w:val="FirstParagraph"/>
+        <w:rPr/>
+      </w:pPr>
+      <w:r>
+        <w:rPr/>
+        <w:t>Раздел «Кадровый учёт» — кадровой службе и администратору. Две вкладки: «Планирование» и «Извещения».</w:t>
+      </w:r>
+    </w:p>
+    <w:p>
+      <w:pPr>
+        <w:pStyle w:val="Heading2"/>
+        <w:rPr/>
+      </w:pPr>
+      <w:bookmarkStart w:id="34" w:name="__RefHeading___Toc24360_3125385251"/>
+      <w:bookmarkStart w:id="35" w:name="планирование-и-утверждение-графика"/>
+      <w:bookmarkEnd w:id="34"/>
+      <w:r>
+        <w:rPr>
+          <w:rStyle w:val="SectionNumber"/>
+        </w:rPr>
+        <w:t>7.1</w:t>
+      </w:r>
+      <w:r>
+        <w:rPr/>
+        <w:tab/>
+        <w:t>Планирование и утверждение графика</w:t>
       </w:r>
     </w:p>
     <w:p>
@@ -4032,7 +4595,7 @@
           <wp:inline distT="0" distB="0" distL="0" distR="0">
             <wp:extent cx="5334000" cy="3333750"/>
             <wp:effectExtent l="0" t="0" r="0" b="0"/>
-            <wp:docPr id="6" name="Image6" descr="Кадровый учёт: журнал извещений"/>
+            <wp:docPr id="6" name="Image6" descr="Кадровый учёт: планирование"/>
             <wp:cNvGraphicFramePr>
               <a:graphicFrameLocks xmlns:a="http://schemas.openxmlformats.org/drawingml/2006/main" noChangeAspect="1"/>
             </wp:cNvGraphicFramePr>
@@ -4040,7 +4603,7 @@
               <a:graphicData uri="http://schemas.openxmlformats.org/drawingml/2006/picture">
                 <pic:pic xmlns:pic="http://schemas.openxmlformats.org/drawingml/2006/picture">
                   <pic:nvPicPr>
-                    <pic:cNvPr id="6" name="Image6" descr="Кадровый учёт: журнал извещений"/>
+                    <pic:cNvPr id="6" name="Image6" descr="Кадровый учёт: планирование"/>
                     <pic:cNvPicPr>
                       <a:picLocks noChangeAspect="1" noChangeArrowheads="1"/>
                     </pic:cNvPicPr>
@@ -4074,7 +4637,7 @@
       </w:pPr>
       <w:r>
         <w:rPr/>
-        <w:t>Кадровый учёт: журнал извещений</w:t>
+        <w:t>Кадровый учёт: планирование</w:t>
       </w:r>
     </w:p>
     <w:p>
@@ -4084,387 +4647,133 @@
       </w:pPr>
       <w:r>
         <w:rPr/>
-        <w:t>Планировщик сам извещает сотрудников о начале согласованного отпуска за две недели (срок — в правилах организации) — уведомление и письмо; сотрудник подтверждает ознакомление кнопкой «Ознакомлен». Отпуск, согласованный позже, получает извещение сразу с пометкой «позже 14 дней»: сотрудник вправе попросить перенос (ст. 124).</w:t>
-      </w:r>
-    </w:p>
-    <w:p>
-      <w:pPr>
-        <w:pStyle w:val="BodyText"/>
-        <w:rPr/>
-      </w:pPr>
-      <w:bookmarkStart w:id="34" w:name="кадровый-учёт"/>
-      <w:bookmarkStart w:id="35" w:name="извещения-о-начале-отпуска"/>
-      <w:r>
-        <w:rPr/>
-        <w:t>Журнал показывает извещения по дате начала отпуска с фильтрами по периоду, отделу и состоянию: «Ждёт ознакомления», «Нет подписи — скоро отпуск» (до начала три дня и меньше — пора напомнить лично), «Ознакомлен» с датой, «Отозвано» (отпуск перенесён или отменён, сотрудник уволен). Значок принтера открывает лист извещения для подписи на бумаге; «XLSX» выгружает журнал за период.</w:t>
-      </w:r>
-      <w:bookmarkEnd w:id="34"/>
+        <w:t>По ТК РФ (ст. 123) график отпусков на год утверждается не позднее чем за две недели до начала года. Порядок работы:</w:t>
+      </w:r>
+    </w:p>
+    <w:p>
+      <w:pPr>
+        <w:pStyle w:val="Compact"/>
+        <w:numPr>
+          <w:ilvl w:val="0"/>
+          <w:numId w:val="14"/>
+        </w:numPr>
+        <w:rPr/>
+      </w:pPr>
+      <w:r>
+        <w:rPr>
+          <w:b/>
+          <w:bCs/>
+        </w:rPr>
+        <w:t>Открыть планирование.</w:t>
+      </w:r>
+      <w:r>
+        <w:rPr/>
+        <w:t xml:space="preserve"> Выберите год (обычно следующий), срок и нажмите «Открыть планирование». Все штатные сотрудники получат приглашение — уведомление и письмо, а в «Моём отпуске» увидят свой прогресс. Срок можно изменить, кампанию — закрыть и открыть снова до утверждения графика.</w:t>
+      </w:r>
+    </w:p>
+    <w:p>
+      <w:pPr>
+        <w:pStyle w:val="Compact"/>
+        <w:numPr>
+          <w:ilvl w:val="0"/>
+          <w:numId w:val="15"/>
+        </w:numPr>
+        <w:rPr/>
+      </w:pPr>
+      <w:r>
+        <w:rPr>
+          <w:b/>
+          <w:bCs/>
+        </w:rPr>
+        <w:t>Следить за прогрессом.</w:t>
+      </w:r>
+      <w:r>
+        <w:rPr/>
+        <w:t xml:space="preserve"> Показатели: сколько сотрудников спланировали отпуск, сколько полностью (норма и часть не короче 14 календарных дней) и какая доля дней нормы запланирована. Таблица «По отделам» раскрывается до сотрудников с фильтром «Не запланировали / Частично / Полностью». В прогресс входят и согласованные отпуска, и заявки на согласовании.</w:t>
+      </w:r>
+    </w:p>
+    <w:p>
+      <w:pPr>
+        <w:pStyle w:val="Compact"/>
+        <w:numPr>
+          <w:ilvl w:val="0"/>
+          <w:numId w:val="16"/>
+        </w:numPr>
+        <w:rPr/>
+      </w:pPr>
+      <w:r>
+        <w:rPr>
+          <w:b/>
+          <w:bCs/>
+        </w:rPr>
+        <w:t>Напомнить.</w:t>
+      </w:r>
+      <w:r>
+        <w:rPr/>
+        <w:t xml:space="preserve"> «Напомнить не спланировавшим» отправляет каждому, кто не спланировал полностью, напоминание с его цифрами — не чаще раза в час. За три дня до срока напоминание уходит автоматически.</w:t>
+      </w:r>
+    </w:p>
+    <w:p>
+      <w:pPr>
+        <w:pStyle w:val="Compact"/>
+        <w:numPr>
+          <w:ilvl w:val="0"/>
+          <w:numId w:val="17"/>
+        </w:numPr>
+        <w:rPr/>
+      </w:pPr>
+      <w:r>
+        <w:rPr>
+          <w:b/>
+          <w:bCs/>
+        </w:rPr>
+        <w:t>Утвердить.</w:t>
+      </w:r>
+      <w:r>
+        <w:rPr/>
+        <w:t xml:space="preserve"> В блоке «Утверждение графика» укажите номер и дату документа и, если есть, дату и номер мнения профсоюза, затем «Утвердить график». Перед утверждением планировщик предупреждает: заявки на согласовании в график не войдут, у кого нет табельного номера, какие реквизиты не заполнены. Утвердить можно один раз и до начала года; утверждение закрывает кампанию.</w:t>
+      </w:r>
+    </w:p>
+    <w:p>
+      <w:pPr>
+        <w:pStyle w:val="Compact"/>
+        <w:numPr>
+          <w:ilvl w:val="0"/>
+          <w:numId w:val="18"/>
+        </w:numPr>
+        <w:rPr/>
+      </w:pPr>
+      <w:r>
+        <w:rPr>
+          <w:b/>
+          <w:bCs/>
+        </w:rPr>
+        <w:t>Форма Т-7.</w:t>
+      </w:r>
+      <w:r>
+        <w:rPr/>
+        <w:t xml:space="preserve"> Кнопка «Форма Т-7» выгружает утверждённый график по унифицированной форме (ОКУД 0301020) в Excel; до утверждения — «Проект Т-7». Переносы после утверждения попадают в графы 8–9 (основание — согласованная заявка на перенос, дата предполагаемого отпуска), отмены — в примечание, начавшиеся отпуска — в графу «фактическая».</w:t>
+      </w:r>
       <w:bookmarkEnd w:id="35"/>
     </w:p>
     <w:p>
       <w:pPr>
-        <w:pStyle w:val="Heading1"/>
-        <w:rPr/>
-      </w:pPr>
-      <w:bookmarkStart w:id="36" w:name="__RefHeading___Toc30487_1804324697"/>
-      <w:bookmarkStart w:id="37" w:name="выгрузки"/>
+        <w:pStyle w:val="Heading2"/>
+        <w:rPr/>
+      </w:pPr>
+      <w:bookmarkStart w:id="36" w:name="__RefHeading___Toc24362_3125385251"/>
+      <w:bookmarkStart w:id="37" w:name="извещения-о-начале-отпуска"/>
       <w:bookmarkEnd w:id="36"/>
       <w:r>
         <w:rPr>
           <w:rStyle w:val="SectionNumber"/>
         </w:rPr>
-        <w:t>7</w:t>
+        <w:t>7.2</w:t>
       </w:r>
       <w:r>
         <w:rPr/>
         <w:tab/>
-        <w:t>Выгрузки</w:t>
-      </w:r>
-    </w:p>
-    <w:p>
-      <w:pPr>
-        <w:pStyle w:val="FirstParagraph"/>
-        <w:rPr/>
-      </w:pPr>
-      <w:r>
-        <w:rPr/>
-        <w:t>Кнопка «Excel» на графике отпусков выгружает согласованные и ожидающие отпуска за год: сотрудник, должность, отдел, даты, календарные дни, дни отпуска без праздников, статус, тип и комментарий. Объём выгрузки зависит от прав:</w:t>
-      </w:r>
-    </w:p>
-    <w:tbl>
-      <w:tblPr>
-        <w:tblStyle w:val="Table"/>
-        <w:tblW w:w="7920" w:type="dxa"/>
-        <w:jc w:val="center"/>
-        <w:tblInd w:w="0" w:type="dxa"/>
-        <w:tblLayout w:type="fixed"/>
-        <w:tblCellMar>
-          <w:top w:w="0" w:type="dxa"/>
-          <w:left w:w="108" w:type="dxa"/>
-          <w:bottom w:w="0" w:type="dxa"/>
-          <w:right w:w="108" w:type="dxa"/>
-        </w:tblCellMar>
-        <w:tblLook w:val="0020" w:noHBand="0" w:noVBand="0" w:firstColumn="0" w:lastRow="0" w:lastColumn="0" w:firstRow="1"/>
-      </w:tblPr>
-      <w:tblGrid>
-        <w:gridCol w:w="3960"/>
-        <w:gridCol w:w="3959"/>
-      </w:tblGrid>
-      <w:tr>
-        <w:trPr>
-          <w:tblHeader w:val="true"/>
-        </w:trPr>
-        <w:tc>
-          <w:tcPr>
-            <w:tcW w:w="3960" w:type="dxa"/>
-            <w:tcBorders>
-              <w:top w:val="single" w:sz="4" w:space="0" w:color="D6DCEA"/>
-              <w:left w:val="single" w:sz="4" w:space="0" w:color="D6DCEA"/>
-              <w:bottom w:val="single" w:sz="6" w:space="0" w:color="000000"/>
-              <w:right w:val="single" w:sz="4" w:space="0" w:color="D6DCEA"/>
-            </w:tcBorders>
-            <w:shd w:color="auto" w:fill="EEF2FB" w:val="clear"/>
-            <w:vAlign w:val="bottom"/>
-          </w:tcPr>
-          <w:p>
-            <w:pPr>
-              <w:pStyle w:val="Compact"/>
-              <w:widowControl/>
-              <w:spacing w:before="36" w:after="40"/>
-              <w:jc w:val="left"/>
-              <w:rPr>
-                <w:kern w:val="0"/>
-                <w:szCs w:val="24"/>
-                <w:lang w:val="en-US" w:eastAsia="en-US" w:bidi="ar-SA"/>
-              </w:rPr>
-            </w:pPr>
-            <w:r>
-              <w:rPr>
-                <w:b/>
-                <w:kern w:val="0"/>
-                <w:sz w:val="18"/>
-                <w:szCs w:val="24"/>
-                <w:lang w:val="en-US" w:eastAsia="en-US" w:bidi="ar-SA"/>
-              </w:rPr>
-              <w:t>Кто</w:t>
-            </w:r>
-          </w:p>
-        </w:tc>
-        <w:tc>
-          <w:tcPr>
-            <w:tcW w:w="3959" w:type="dxa"/>
-            <w:tcBorders>
-              <w:top w:val="single" w:sz="4" w:space="0" w:color="D6DCEA"/>
-              <w:left w:val="single" w:sz="4" w:space="0" w:color="D6DCEA"/>
-              <w:bottom w:val="single" w:sz="6" w:space="0" w:color="000000"/>
-              <w:right w:val="single" w:sz="4" w:space="0" w:color="D6DCEA"/>
-            </w:tcBorders>
-            <w:shd w:color="auto" w:fill="EEF2FB" w:val="clear"/>
-            <w:vAlign w:val="bottom"/>
-          </w:tcPr>
-          <w:p>
-            <w:pPr>
-              <w:pStyle w:val="Compact"/>
-              <w:widowControl/>
-              <w:spacing w:before="36" w:after="40"/>
-              <w:jc w:val="left"/>
-              <w:rPr>
-                <w:kern w:val="0"/>
-                <w:szCs w:val="24"/>
-                <w:lang w:val="en-US" w:eastAsia="en-US" w:bidi="ar-SA"/>
-              </w:rPr>
-            </w:pPr>
-            <w:r>
-              <w:rPr>
-                <w:b/>
-                <w:kern w:val="0"/>
-                <w:sz w:val="18"/>
-                <w:szCs w:val="24"/>
-                <w:lang w:val="en-US" w:eastAsia="en-US" w:bidi="ar-SA"/>
-              </w:rPr>
-              <w:t>Что попадает в выгрузку</w:t>
-            </w:r>
-          </w:p>
-        </w:tc>
-      </w:tr>
-      <w:tr>
-        <w:trPr/>
-        <w:tc>
-          <w:tcPr>
-            <w:tcW w:w="3960" w:type="dxa"/>
-            <w:tcBorders>
-              <w:top w:val="single" w:sz="4" w:space="0" w:color="D6DCEA"/>
-              <w:left w:val="single" w:sz="4" w:space="0" w:color="D6DCEA"/>
-              <w:bottom w:val="single" w:sz="4" w:space="0" w:color="D6DCEA"/>
-              <w:right w:val="single" w:sz="4" w:space="0" w:color="D6DCEA"/>
-            </w:tcBorders>
-          </w:tcPr>
-          <w:p>
-            <w:pPr>
-              <w:pStyle w:val="Compact"/>
-              <w:widowControl/>
-              <w:spacing w:before="36" w:after="40"/>
-              <w:jc w:val="left"/>
-              <w:rPr>
-                <w:kern w:val="0"/>
-                <w:szCs w:val="24"/>
-                <w:lang w:val="en-US" w:eastAsia="en-US" w:bidi="ar-SA"/>
-              </w:rPr>
-            </w:pPr>
-            <w:r>
-              <w:rPr>
-                <w:kern w:val="0"/>
-                <w:sz w:val="18"/>
-                <w:szCs w:val="24"/>
-                <w:lang w:val="en-US" w:eastAsia="en-US" w:bidi="ar-SA"/>
-              </w:rPr>
-              <w:t>Администратор, кадровая служба</w:t>
-            </w:r>
-          </w:p>
-        </w:tc>
-        <w:tc>
-          <w:tcPr>
-            <w:tcW w:w="3959" w:type="dxa"/>
-            <w:tcBorders>
-              <w:top w:val="single" w:sz="4" w:space="0" w:color="D6DCEA"/>
-              <w:left w:val="single" w:sz="4" w:space="0" w:color="D6DCEA"/>
-              <w:bottom w:val="single" w:sz="4" w:space="0" w:color="D6DCEA"/>
-              <w:right w:val="single" w:sz="4" w:space="0" w:color="D6DCEA"/>
-            </w:tcBorders>
-          </w:tcPr>
-          <w:p>
-            <w:pPr>
-              <w:pStyle w:val="Compact"/>
-              <w:widowControl/>
-              <w:spacing w:before="36" w:after="40"/>
-              <w:jc w:val="left"/>
-              <w:rPr>
-                <w:kern w:val="0"/>
-                <w:szCs w:val="24"/>
-                <w:lang w:val="en-US" w:eastAsia="en-US" w:bidi="ar-SA"/>
-              </w:rPr>
-            </w:pPr>
-            <w:r>
-              <w:rPr>
-                <w:kern w:val="0"/>
-                <w:sz w:val="18"/>
-                <w:szCs w:val="24"/>
-                <w:lang w:val="en-US" w:eastAsia="en-US" w:bidi="ar-SA"/>
-              </w:rPr>
-              <w:t>Вся организация</w:t>
-            </w:r>
-          </w:p>
-        </w:tc>
-      </w:tr>
-      <w:tr>
-        <w:trPr/>
-        <w:tc>
-          <w:tcPr>
-            <w:tcW w:w="3960" w:type="dxa"/>
-            <w:tcBorders>
-              <w:top w:val="single" w:sz="4" w:space="0" w:color="D6DCEA"/>
-              <w:left w:val="single" w:sz="4" w:space="0" w:color="D6DCEA"/>
-              <w:bottom w:val="single" w:sz="4" w:space="0" w:color="D6DCEA"/>
-              <w:right w:val="single" w:sz="4" w:space="0" w:color="D6DCEA"/>
-            </w:tcBorders>
-          </w:tcPr>
-          <w:p>
-            <w:pPr>
-              <w:pStyle w:val="Compact"/>
-              <w:widowControl/>
-              <w:spacing w:before="36" w:after="40"/>
-              <w:jc w:val="left"/>
-              <w:rPr>
-                <w:kern w:val="0"/>
-                <w:szCs w:val="24"/>
-                <w:lang w:val="en-US" w:eastAsia="en-US" w:bidi="ar-SA"/>
-              </w:rPr>
-            </w:pPr>
-            <w:r>
-              <w:rPr>
-                <w:kern w:val="0"/>
-                <w:sz w:val="18"/>
-                <w:szCs w:val="24"/>
-                <w:lang w:val="en-US" w:eastAsia="en-US" w:bidi="ar-SA"/>
-              </w:rPr>
-              <w:t>Руководитель отдела</w:t>
-            </w:r>
-          </w:p>
-        </w:tc>
-        <w:tc>
-          <w:tcPr>
-            <w:tcW w:w="3959" w:type="dxa"/>
-            <w:tcBorders>
-              <w:top w:val="single" w:sz="4" w:space="0" w:color="D6DCEA"/>
-              <w:left w:val="single" w:sz="4" w:space="0" w:color="D6DCEA"/>
-              <w:bottom w:val="single" w:sz="4" w:space="0" w:color="D6DCEA"/>
-              <w:right w:val="single" w:sz="4" w:space="0" w:color="D6DCEA"/>
-            </w:tcBorders>
-          </w:tcPr>
-          <w:p>
-            <w:pPr>
-              <w:pStyle w:val="Compact"/>
-              <w:widowControl/>
-              <w:spacing w:before="36" w:after="40"/>
-              <w:jc w:val="left"/>
-              <w:rPr>
-                <w:kern w:val="0"/>
-                <w:szCs w:val="24"/>
-                <w:lang w:val="en-US" w:eastAsia="en-US" w:bidi="ar-SA"/>
-              </w:rPr>
-            </w:pPr>
-            <w:r>
-              <w:rPr>
-                <w:kern w:val="0"/>
-                <w:sz w:val="18"/>
-                <w:szCs w:val="24"/>
-                <w:lang w:val="en-US" w:eastAsia="en-US" w:bidi="ar-SA"/>
-              </w:rPr>
-              <w:t>Его отдел</w:t>
-            </w:r>
-          </w:p>
-        </w:tc>
-      </w:tr>
-      <w:tr>
-        <w:trPr/>
-        <w:tc>
-          <w:tcPr>
-            <w:tcW w:w="3960" w:type="dxa"/>
-            <w:tcBorders>
-              <w:top w:val="single" w:sz="4" w:space="0" w:color="D6DCEA"/>
-              <w:left w:val="single" w:sz="4" w:space="0" w:color="D6DCEA"/>
-              <w:bottom w:val="single" w:sz="4" w:space="0" w:color="D6DCEA"/>
-              <w:right w:val="single" w:sz="4" w:space="0" w:color="D6DCEA"/>
-            </w:tcBorders>
-          </w:tcPr>
-          <w:p>
-            <w:pPr>
-              <w:pStyle w:val="Compact"/>
-              <w:widowControl/>
-              <w:spacing w:before="36" w:after="40"/>
-              <w:jc w:val="left"/>
-              <w:rPr>
-                <w:kern w:val="0"/>
-                <w:szCs w:val="24"/>
-                <w:lang w:val="en-US" w:eastAsia="en-US" w:bidi="ar-SA"/>
-              </w:rPr>
-            </w:pPr>
-            <w:r>
-              <w:rPr>
-                <w:kern w:val="0"/>
-                <w:sz w:val="18"/>
-                <w:szCs w:val="24"/>
-                <w:lang w:val="en-US" w:eastAsia="en-US" w:bidi="ar-SA"/>
-              </w:rPr>
-              <w:t>Руководитель без отдела</w:t>
-            </w:r>
-          </w:p>
-        </w:tc>
-        <w:tc>
-          <w:tcPr>
-            <w:tcW w:w="3959" w:type="dxa"/>
-            <w:tcBorders>
-              <w:top w:val="single" w:sz="4" w:space="0" w:color="D6DCEA"/>
-              <w:left w:val="single" w:sz="4" w:space="0" w:color="D6DCEA"/>
-              <w:bottom w:val="single" w:sz="4" w:space="0" w:color="D6DCEA"/>
-              <w:right w:val="single" w:sz="4" w:space="0" w:color="D6DCEA"/>
-            </w:tcBorders>
-          </w:tcPr>
-          <w:p>
-            <w:pPr>
-              <w:pStyle w:val="Compact"/>
-              <w:widowControl/>
-              <w:spacing w:before="36" w:after="40"/>
-              <w:jc w:val="left"/>
-              <w:rPr>
-                <w:kern w:val="0"/>
-                <w:szCs w:val="24"/>
-                <w:lang w:val="en-US" w:eastAsia="en-US" w:bidi="ar-SA"/>
-              </w:rPr>
-            </w:pPr>
-            <w:r>
-              <w:rPr>
-                <w:kern w:val="0"/>
-                <w:sz w:val="18"/>
-                <w:szCs w:val="24"/>
-                <w:lang w:val="en-US" w:eastAsia="en-US" w:bidi="ar-SA"/>
-              </w:rPr>
-              <w:t>Его прямые подчинённые и он сам</w:t>
-            </w:r>
-          </w:p>
-        </w:tc>
-      </w:tr>
-    </w:tbl>
-    <w:p>
-      <w:pPr>
-        <w:pStyle w:val="BodyText"/>
-        <w:rPr/>
-      </w:pPr>
-      <w:bookmarkStart w:id="38" w:name="выгрузки"/>
-      <w:r>
-        <w:rPr/>
-        <w:t>Выгрузка не содержит логинов и паролей; каждая выгрузка фиксируется в журнале аудита.</w:t>
-      </w:r>
-      <w:bookmarkEnd w:id="38"/>
-    </w:p>
-    <w:p>
-      <w:pPr>
-        <w:pStyle w:val="Heading1"/>
-        <w:rPr/>
-      </w:pPr>
-      <w:bookmarkStart w:id="39" w:name="__RefHeading___Toc30489_1804324697"/>
-      <w:bookmarkStart w:id="40" w:name="журнал-аудита"/>
-      <w:bookmarkEnd w:id="39"/>
-      <w:r>
-        <w:rPr>
-          <w:rStyle w:val="SectionNumber"/>
-        </w:rPr>
-        <w:t>8</w:t>
-      </w:r>
-      <w:r>
-        <w:rPr/>
-        <w:tab/>
-        <w:t>Журнал аудита</w:t>
+        <w:t>Извещения о начале отпуска</w:t>
       </w:r>
     </w:p>
     <w:p>
@@ -4478,7 +4787,7 @@
           <wp:inline distT="0" distB="0" distL="0" distR="0">
             <wp:extent cx="5334000" cy="3333750"/>
             <wp:effectExtent l="0" t="0" r="0" b="0"/>
-            <wp:docPr id="7" name="Image7" descr="Журнал аудита"/>
+            <wp:docPr id="7" name="Image7" descr="Кадровый учёт: журнал извещений"/>
             <wp:cNvGraphicFramePr>
               <a:graphicFrameLocks xmlns:a="http://schemas.openxmlformats.org/drawingml/2006/main" noChangeAspect="1"/>
             </wp:cNvGraphicFramePr>
@@ -4486,7 +4795,7 @@
               <a:graphicData uri="http://schemas.openxmlformats.org/drawingml/2006/picture">
                 <pic:pic xmlns:pic="http://schemas.openxmlformats.org/drawingml/2006/picture">
                   <pic:nvPicPr>
-                    <pic:cNvPr id="7" name="Image7" descr="Журнал аудита"/>
+                    <pic:cNvPr id="7" name="Image7" descr="Кадровый учёт: журнал извещений"/>
                     <pic:cNvPicPr>
                       <a:picLocks noChangeAspect="1" noChangeArrowheads="1"/>
                     </pic:cNvPicPr>
@@ -4520,7 +4829,7 @@
       </w:pPr>
       <w:r>
         <w:rPr/>
-        <w:t>Журнал аудита</w:t>
+        <w:t>Кадровый учёт: журнал извещений</w:t>
       </w:r>
     </w:p>
     <w:p>
@@ -4530,7 +4839,7 @@
       </w:pPr>
       <w:r>
         <w:rPr/>
-        <w:t>Вкладка «Изменения» содержит каждое изменение данных: кто, когда, что сделал и с каким объектом. «Изменения (N)» раскрывает поля, которые поменялись: прежнее значение зачёркнуто, новое выделено. Фильтр вверху оставляет записи одного типа объектов: заявки, сотрудники, отделы, проекты, настройки, выгрузки.</w:t>
+        <w:t>Планировщик сам извещает сотрудников о начале согласованного отпуска за две недели (срок — в правилах организации) — уведомление и письмо; сотрудник подтверждает ознакомление кнопкой «Ознакомлен». Отпуск, согласованный позже, получает извещение сразу с пометкой «позже 14 дней»: сотрудник вправе попросить перенос (ст. 124).</w:t>
       </w:r>
     </w:p>
     <w:p>
@@ -4538,9 +4847,43 @@
         <w:pStyle w:val="BodyText"/>
         <w:rPr/>
       </w:pPr>
-      <w:r>
-        <w:rPr/>
-        <w:t>Журнал нельзя изменить или очистить из приложения: записи появляются в той же транзакции, что и изменение, поэтому журнал всегда соответствует данным.</w:t>
+      <w:bookmarkStart w:id="38" w:name="кадровый-учёт"/>
+      <w:bookmarkStart w:id="39" w:name="извещения-о-начале-отпуска"/>
+      <w:r>
+        <w:rPr/>
+        <w:t>Журнал показывает извещения по дате начала отпуска с фильтрами по периоду, отделу и состоянию: «Ждёт ознакомления», «Нет подписи — скоро отпуск» (до начала три дня и меньше — пора напомнить лично), «Ознакомлен» с датой, «Отозвано» (отпуск перенесён или отменён, сотрудник уволен). Значок принтера открывает лист извещения для подписи на бумаге; «XLSX» выгружает журнал за период.</w:t>
+      </w:r>
+      <w:bookmarkEnd w:id="38"/>
+      <w:bookmarkEnd w:id="39"/>
+    </w:p>
+    <w:p>
+      <w:pPr>
+        <w:pStyle w:val="Heading1"/>
+        <w:rPr/>
+      </w:pPr>
+      <w:bookmarkStart w:id="40" w:name="__RefHeading___Toc24364_3125385251"/>
+      <w:bookmarkStart w:id="41" w:name="выгрузки"/>
+      <w:bookmarkEnd w:id="40"/>
+      <w:r>
+        <w:rPr>
+          <w:rStyle w:val="SectionNumber"/>
+        </w:rPr>
+        <w:t>8</w:t>
+      </w:r>
+      <w:r>
+        <w:rPr/>
+        <w:tab/>
+        <w:t>Выгрузки</w:t>
+      </w:r>
+    </w:p>
+    <w:p>
+      <w:pPr>
+        <w:pStyle w:val="FirstParagraph"/>
+        <w:rPr/>
+      </w:pPr>
+      <w:r>
+        <w:rPr/>
+        <w:t>Кнопка «Excel» на графике отпусков выгружает согласованные и ожидающие отпуска за год: сотрудник, должность, отдел, даты, календарные дни, дни отпуска без праздников, статус, тип и комментарий. Объём выгрузки зависит от прав:</w:t>
       </w:r>
     </w:p>
     <w:tbl>
@@ -4598,7 +4941,7 @@
                 <w:szCs w:val="24"/>
                 <w:lang w:val="en-US" w:eastAsia="en-US" w:bidi="ar-SA"/>
               </w:rPr>
-              <w:t>Действие</w:t>
+              <w:t>Кто</w:t>
             </w:r>
           </w:p>
         </w:tc>
@@ -4634,7 +4977,7 @@
                 <w:szCs w:val="24"/>
                 <w:lang w:val="en-US" w:eastAsia="en-US" w:bidi="ar-SA"/>
               </w:rPr>
-              <w:t>Запись журнала</w:t>
+              <w:t>Что попадает в выгрузку</w:t>
             </w:r>
           </w:p>
         </w:tc>
@@ -4670,7 +5013,7 @@
                 <w:szCs w:val="24"/>
                 <w:lang w:val="en-US" w:eastAsia="en-US" w:bidi="ar-SA"/>
               </w:rPr>
-              <w:t>Заявки</w:t>
+              <w:t>Администратор, кадровая служба</w:t>
             </w:r>
           </w:p>
         </w:tc>
@@ -4703,7 +5046,7 @@
                 <w:szCs w:val="24"/>
                 <w:lang w:val="en-US" w:eastAsia="en-US" w:bidi="ar-SA"/>
               </w:rPr>
-              <w:t>Создана, изменена или перенесена, согласована, отклонена, отменена, запрошено удаление, удалена</w:t>
+              <w:t>Вся организация</w:t>
             </w:r>
           </w:p>
         </w:tc>
@@ -4739,7 +5082,7 @@
                 <w:szCs w:val="24"/>
                 <w:lang w:val="en-US" w:eastAsia="en-US" w:bidi="ar-SA"/>
               </w:rPr>
-              <w:t>Сотрудники</w:t>
+              <w:t>Руководитель подразделения</w:t>
             </w:r>
           </w:p>
         </w:tc>
@@ -4772,7 +5115,7 @@
                 <w:szCs w:val="24"/>
                 <w:lang w:val="en-US" w:eastAsia="en-US" w:bidi="ar-SA"/>
               </w:rPr>
-              <w:t>Добавлен, изменён, уволен; сброшен пароль; изменены личные настройки; изменён график работы, поставлено или снято исключение</w:t>
+              <w:t>Его подразделения с вложенными, его подчинённые и он сам</w:t>
             </w:r>
           </w:p>
         </w:tc>
@@ -4808,7 +5151,7 @@
                 <w:szCs w:val="24"/>
                 <w:lang w:val="en-US" w:eastAsia="en-US" w:bidi="ar-SA"/>
               </w:rPr>
-              <w:t>Импорт</w:t>
+              <w:t>Руководитель без подразделения</w:t>
             </w:r>
           </w:p>
         </w:tc>
@@ -4841,352 +5184,7 @@
                 <w:szCs w:val="24"/>
                 <w:lang w:val="en-US" w:eastAsia="en-US" w:bidi="ar-SA"/>
               </w:rPr>
-              <w:t>Итог импорта; каждая созданная и изменённая запись — отдельно, с источником</w:t>
-            </w:r>
-          </w:p>
-        </w:tc>
-      </w:tr>
-      <w:tr>
-        <w:trPr/>
-        <w:tc>
-          <w:tcPr>
-            <w:tcW w:w="4679" w:type="dxa"/>
-            <w:tcBorders>
-              <w:top w:val="single" w:sz="4" w:space="0" w:color="D6DCEA"/>
-              <w:left w:val="single" w:sz="4" w:space="0" w:color="D6DCEA"/>
-              <w:bottom w:val="single" w:sz="4" w:space="0" w:color="D6DCEA"/>
-              <w:right w:val="single" w:sz="4" w:space="0" w:color="D6DCEA"/>
-            </w:tcBorders>
-          </w:tcPr>
-          <w:p>
-            <w:pPr>
-              <w:pStyle w:val="Compact"/>
-              <w:widowControl/>
-              <w:spacing w:before="36" w:after="40"/>
-              <w:jc w:val="left"/>
-              <w:rPr>
-                <w:kern w:val="0"/>
-                <w:szCs w:val="24"/>
-                <w:lang w:val="en-US" w:eastAsia="en-US" w:bidi="ar-SA"/>
-              </w:rPr>
-            </w:pPr>
-            <w:r>
-              <w:rPr>
-                <w:kern w:val="0"/>
-                <w:sz w:val="18"/>
-                <w:szCs w:val="24"/>
-                <w:lang w:val="en-US" w:eastAsia="en-US" w:bidi="ar-SA"/>
-              </w:rPr>
-              <w:t>Справочники</w:t>
-            </w:r>
-          </w:p>
-        </w:tc>
-        <w:tc>
-          <w:tcPr>
-            <w:tcW w:w="4680" w:type="dxa"/>
-            <w:tcBorders>
-              <w:top w:val="single" w:sz="4" w:space="0" w:color="D6DCEA"/>
-              <w:left w:val="single" w:sz="4" w:space="0" w:color="D6DCEA"/>
-              <w:bottom w:val="single" w:sz="4" w:space="0" w:color="D6DCEA"/>
-              <w:right w:val="single" w:sz="4" w:space="0" w:color="D6DCEA"/>
-            </w:tcBorders>
-          </w:tcPr>
-          <w:p>
-            <w:pPr>
-              <w:pStyle w:val="Compact"/>
-              <w:widowControl/>
-              <w:spacing w:before="36" w:after="40"/>
-              <w:jc w:val="left"/>
-              <w:rPr>
-                <w:kern w:val="0"/>
-                <w:szCs w:val="24"/>
-                <w:lang w:val="en-US" w:eastAsia="en-US" w:bidi="ar-SA"/>
-              </w:rPr>
-            </w:pPr>
-            <w:r>
-              <w:rPr>
-                <w:kern w:val="0"/>
-                <w:sz w:val="18"/>
-                <w:szCs w:val="24"/>
-                <w:lang w:val="en-US" w:eastAsia="en-US" w:bidi="ar-SA"/>
-              </w:rPr>
-              <w:t>Создан, изменён, удалён отдел или проект</w:t>
-            </w:r>
-          </w:p>
-        </w:tc>
-      </w:tr>
-      <w:tr>
-        <w:trPr/>
-        <w:tc>
-          <w:tcPr>
-            <w:tcW w:w="4679" w:type="dxa"/>
-            <w:tcBorders>
-              <w:top w:val="single" w:sz="4" w:space="0" w:color="D6DCEA"/>
-              <w:left w:val="single" w:sz="4" w:space="0" w:color="D6DCEA"/>
-              <w:bottom w:val="single" w:sz="4" w:space="0" w:color="D6DCEA"/>
-              <w:right w:val="single" w:sz="4" w:space="0" w:color="D6DCEA"/>
-            </w:tcBorders>
-          </w:tcPr>
-          <w:p>
-            <w:pPr>
-              <w:pStyle w:val="Compact"/>
-              <w:widowControl/>
-              <w:spacing w:before="36" w:after="40"/>
-              <w:jc w:val="left"/>
-              <w:rPr>
-                <w:kern w:val="0"/>
-                <w:szCs w:val="24"/>
-                <w:lang w:val="en-US" w:eastAsia="en-US" w:bidi="ar-SA"/>
-              </w:rPr>
-            </w:pPr>
-            <w:r>
-              <w:rPr>
-                <w:kern w:val="0"/>
-                <w:sz w:val="18"/>
-                <w:szCs w:val="24"/>
-                <w:lang w:val="en-US" w:eastAsia="en-US" w:bidi="ar-SA"/>
-              </w:rPr>
-              <w:t>Безопасность</w:t>
-            </w:r>
-          </w:p>
-        </w:tc>
-        <w:tc>
-          <w:tcPr>
-            <w:tcW w:w="4680" w:type="dxa"/>
-            <w:tcBorders>
-              <w:top w:val="single" w:sz="4" w:space="0" w:color="D6DCEA"/>
-              <w:left w:val="single" w:sz="4" w:space="0" w:color="D6DCEA"/>
-              <w:bottom w:val="single" w:sz="4" w:space="0" w:color="D6DCEA"/>
-              <w:right w:val="single" w:sz="4" w:space="0" w:color="D6DCEA"/>
-            </w:tcBorders>
-          </w:tcPr>
-          <w:p>
-            <w:pPr>
-              <w:pStyle w:val="Compact"/>
-              <w:widowControl/>
-              <w:spacing w:before="36" w:after="40"/>
-              <w:jc w:val="left"/>
-              <w:rPr>
-                <w:kern w:val="0"/>
-                <w:szCs w:val="24"/>
-                <w:lang w:val="en-US" w:eastAsia="en-US" w:bidi="ar-SA"/>
-              </w:rPr>
-            </w:pPr>
-            <w:r>
-              <w:rPr>
-                <w:kern w:val="0"/>
-                <w:sz w:val="18"/>
-                <w:szCs w:val="24"/>
-                <w:lang w:val="en-US" w:eastAsia="en-US" w:bidi="ar-SA"/>
-              </w:rPr>
-              <w:t>Снята блокировка входа; завершены сеансы сотрудника</w:t>
-            </w:r>
-          </w:p>
-        </w:tc>
-      </w:tr>
-      <w:tr>
-        <w:trPr/>
-        <w:tc>
-          <w:tcPr>
-            <w:tcW w:w="4679" w:type="dxa"/>
-            <w:tcBorders>
-              <w:top w:val="single" w:sz="4" w:space="0" w:color="D6DCEA"/>
-              <w:left w:val="single" w:sz="4" w:space="0" w:color="D6DCEA"/>
-              <w:bottom w:val="single" w:sz="4" w:space="0" w:color="D6DCEA"/>
-              <w:right w:val="single" w:sz="4" w:space="0" w:color="D6DCEA"/>
-            </w:tcBorders>
-          </w:tcPr>
-          <w:p>
-            <w:pPr>
-              <w:pStyle w:val="Compact"/>
-              <w:widowControl/>
-              <w:spacing w:before="36" w:after="40"/>
-              <w:jc w:val="left"/>
-              <w:rPr>
-                <w:kern w:val="0"/>
-                <w:szCs w:val="24"/>
-                <w:lang w:val="en-US" w:eastAsia="en-US" w:bidi="ar-SA"/>
-              </w:rPr>
-            </w:pPr>
-            <w:r>
-              <w:rPr>
-                <w:kern w:val="0"/>
-                <w:sz w:val="18"/>
-                <w:szCs w:val="24"/>
-                <w:lang w:val="en-US" w:eastAsia="en-US" w:bidi="ar-SA"/>
-              </w:rPr>
-              <w:t>Согласование</w:t>
-            </w:r>
-          </w:p>
-        </w:tc>
-        <w:tc>
-          <w:tcPr>
-            <w:tcW w:w="4680" w:type="dxa"/>
-            <w:tcBorders>
-              <w:top w:val="single" w:sz="4" w:space="0" w:color="D6DCEA"/>
-              <w:left w:val="single" w:sz="4" w:space="0" w:color="D6DCEA"/>
-              <w:bottom w:val="single" w:sz="4" w:space="0" w:color="D6DCEA"/>
-              <w:right w:val="single" w:sz="4" w:space="0" w:color="D6DCEA"/>
-            </w:tcBorders>
-          </w:tcPr>
-          <w:p>
-            <w:pPr>
-              <w:pStyle w:val="Compact"/>
-              <w:widowControl/>
-              <w:spacing w:before="36" w:after="40"/>
-              <w:jc w:val="left"/>
-              <w:rPr>
-                <w:kern w:val="0"/>
-                <w:szCs w:val="24"/>
-                <w:lang w:val="en-US" w:eastAsia="en-US" w:bidi="ar-SA"/>
-              </w:rPr>
-            </w:pPr>
-            <w:r>
-              <w:rPr>
-                <w:kern w:val="0"/>
-                <w:sz w:val="18"/>
-                <w:szCs w:val="24"/>
-                <w:lang w:val="en-US" w:eastAsia="en-US" w:bidi="ar-SA"/>
-              </w:rPr>
-              <w:t>Назначено и отменено замещение; заявка передана вышестоящему (эскалация)</w:t>
-            </w:r>
-          </w:p>
-        </w:tc>
-      </w:tr>
-      <w:tr>
-        <w:trPr/>
-        <w:tc>
-          <w:tcPr>
-            <w:tcW w:w="4679" w:type="dxa"/>
-            <w:tcBorders>
-              <w:top w:val="single" w:sz="4" w:space="0" w:color="D6DCEA"/>
-              <w:left w:val="single" w:sz="4" w:space="0" w:color="D6DCEA"/>
-              <w:bottom w:val="single" w:sz="4" w:space="0" w:color="D6DCEA"/>
-              <w:right w:val="single" w:sz="4" w:space="0" w:color="D6DCEA"/>
-            </w:tcBorders>
-          </w:tcPr>
-          <w:p>
-            <w:pPr>
-              <w:pStyle w:val="Compact"/>
-              <w:widowControl/>
-              <w:spacing w:before="36" w:after="40"/>
-              <w:jc w:val="left"/>
-              <w:rPr>
-                <w:kern w:val="0"/>
-                <w:szCs w:val="24"/>
-                <w:lang w:val="en-US" w:eastAsia="en-US" w:bidi="ar-SA"/>
-              </w:rPr>
-            </w:pPr>
-            <w:r>
-              <w:rPr>
-                <w:kern w:val="0"/>
-                <w:sz w:val="18"/>
-                <w:szCs w:val="24"/>
-                <w:lang w:val="en-US" w:eastAsia="en-US" w:bidi="ar-SA"/>
-              </w:rPr>
-              <w:t>Кадровый учёт</w:t>
-            </w:r>
-          </w:p>
-        </w:tc>
-        <w:tc>
-          <w:tcPr>
-            <w:tcW w:w="4680" w:type="dxa"/>
-            <w:tcBorders>
-              <w:top w:val="single" w:sz="4" w:space="0" w:color="D6DCEA"/>
-              <w:left w:val="single" w:sz="4" w:space="0" w:color="D6DCEA"/>
-              <w:bottom w:val="single" w:sz="4" w:space="0" w:color="D6DCEA"/>
-              <w:right w:val="single" w:sz="4" w:space="0" w:color="D6DCEA"/>
-            </w:tcBorders>
-          </w:tcPr>
-          <w:p>
-            <w:pPr>
-              <w:pStyle w:val="Compact"/>
-              <w:widowControl/>
-              <w:spacing w:before="36" w:after="40"/>
-              <w:jc w:val="left"/>
-              <w:rPr>
-                <w:kern w:val="0"/>
-                <w:szCs w:val="24"/>
-                <w:lang w:val="en-US" w:eastAsia="en-US" w:bidi="ar-SA"/>
-              </w:rPr>
-            </w:pPr>
-            <w:r>
-              <w:rPr>
-                <w:kern w:val="0"/>
-                <w:sz w:val="18"/>
-                <w:szCs w:val="24"/>
-                <w:lang w:val="en-US" w:eastAsia="en-US" w:bidi="ar-SA"/>
-              </w:rPr>
-              <w:t>Открыто, изменено и закрыто планирование; напоминание о планировании; утверждён график отпусков; ознакомление с извещением</w:t>
-            </w:r>
-          </w:p>
-        </w:tc>
-      </w:tr>
-      <w:tr>
-        <w:trPr/>
-        <w:tc>
-          <w:tcPr>
-            <w:tcW w:w="4679" w:type="dxa"/>
-            <w:tcBorders>
-              <w:top w:val="single" w:sz="4" w:space="0" w:color="D6DCEA"/>
-              <w:left w:val="single" w:sz="4" w:space="0" w:color="D6DCEA"/>
-              <w:bottom w:val="single" w:sz="4" w:space="0" w:color="D6DCEA"/>
-              <w:right w:val="single" w:sz="4" w:space="0" w:color="D6DCEA"/>
-            </w:tcBorders>
-          </w:tcPr>
-          <w:p>
-            <w:pPr>
-              <w:pStyle w:val="Compact"/>
-              <w:widowControl/>
-              <w:spacing w:before="36" w:after="40"/>
-              <w:jc w:val="left"/>
-              <w:rPr>
-                <w:kern w:val="0"/>
-                <w:szCs w:val="24"/>
-                <w:lang w:val="en-US" w:eastAsia="en-US" w:bidi="ar-SA"/>
-              </w:rPr>
-            </w:pPr>
-            <w:r>
-              <w:rPr>
-                <w:kern w:val="0"/>
-                <w:sz w:val="18"/>
-                <w:szCs w:val="24"/>
-                <w:lang w:val="en-US" w:eastAsia="en-US" w:bidi="ar-SA"/>
-              </w:rPr>
-              <w:t>Прочее</w:t>
-            </w:r>
-          </w:p>
-        </w:tc>
-        <w:tc>
-          <w:tcPr>
-            <w:tcW w:w="4680" w:type="dxa"/>
-            <w:tcBorders>
-              <w:top w:val="single" w:sz="4" w:space="0" w:color="D6DCEA"/>
-              <w:left w:val="single" w:sz="4" w:space="0" w:color="D6DCEA"/>
-              <w:bottom w:val="single" w:sz="4" w:space="0" w:color="D6DCEA"/>
-              <w:right w:val="single" w:sz="4" w:space="0" w:color="D6DCEA"/>
-            </w:tcBorders>
-          </w:tcPr>
-          <w:p>
-            <w:pPr>
-              <w:pStyle w:val="Compact"/>
-              <w:widowControl/>
-              <w:spacing w:before="36" w:after="40"/>
-              <w:jc w:val="left"/>
-              <w:rPr>
-                <w:kern w:val="0"/>
-                <w:szCs w:val="24"/>
-                <w:lang w:val="en-US" w:eastAsia="en-US" w:bidi="ar-SA"/>
-              </w:rPr>
-            </w:pPr>
-            <w:r>
-              <w:rPr>
-                <w:kern w:val="0"/>
-                <w:sz w:val="18"/>
-                <w:szCs w:val="24"/>
-                <w:lang w:val="en-US" w:eastAsia="en-US" w:bidi="ar-SA"/>
-              </w:rPr>
-              <w:t>Изменены правила организации; загружен или изменён производственный календарь; выгрузка в Excel (график, журнал извещений, форма Т-7)</w:t>
+              <w:t>Его подчинённые и он сам</w:t>
             </w:r>
           </w:p>
         </w:tc>
@@ -5197,16 +5195,31 @@
         <w:pStyle w:val="BodyText"/>
         <w:rPr/>
       </w:pPr>
+      <w:bookmarkStart w:id="42" w:name="выгрузки"/>
+      <w:r>
+        <w:rPr/>
+        <w:t>Выгрузка не содержит логинов и паролей; каждая выгрузка фиксируется в журнале аудита.</w:t>
+      </w:r>
+      <w:bookmarkEnd w:id="42"/>
+    </w:p>
+    <w:p>
+      <w:pPr>
+        <w:pStyle w:val="Heading1"/>
+        <w:rPr/>
+      </w:pPr>
+      <w:bookmarkStart w:id="43" w:name="__RefHeading___Toc24366_3125385251"/>
+      <w:bookmarkStart w:id="44" w:name="журнал-аудита"/>
+      <w:bookmarkEnd w:id="43"/>
       <w:r>
         <w:rPr>
-          <w:b/>
-          <w:bCs/>
+          <w:rStyle w:val="SectionNumber"/>
         </w:rPr>
-        <w:t>Журнал входов</w:t>
-      </w:r>
-      <w:r>
-        <w:rPr/>
-        <w:t xml:space="preserve"> — вкладка «Входы»: каждая попытка входа с временем, сотрудником и логином, результатом, браузером и адресом. Результаты: вход, единый вход, неверный пароль, неизвестный логин, блокировка, отказ по частоте, пароль отключён, единый вход — сотрудник не найден, повтор токена — сеанс завершён. Фильтры — логин, результат («Только неудачные»), период. Записи старше срока хранения (правило организации, по умолчанию год) удаляются автоматически.</w:t>
+        <w:t>9</w:t>
+      </w:r>
+      <w:r>
+        <w:rPr/>
+        <w:tab/>
+        <w:t>Журнал аудита</w:t>
       </w:r>
     </w:p>
     <w:p>
@@ -5220,7 +5233,7 @@
           <wp:inline distT="0" distB="0" distL="0" distR="0">
             <wp:extent cx="5334000" cy="3333750"/>
             <wp:effectExtent l="0" t="0" r="0" b="0"/>
-            <wp:docPr id="8" name="Image8" descr="Журнал входов"/>
+            <wp:docPr id="8" name="Image8" descr="Журнал аудита"/>
             <wp:cNvGraphicFramePr>
               <a:graphicFrameLocks xmlns:a="http://schemas.openxmlformats.org/drawingml/2006/main" noChangeAspect="1"/>
             </wp:cNvGraphicFramePr>
@@ -5228,7 +5241,7 @@
               <a:graphicData uri="http://schemas.openxmlformats.org/drawingml/2006/picture">
                 <pic:pic xmlns:pic="http://schemas.openxmlformats.org/drawingml/2006/picture">
                   <pic:nvPicPr>
-                    <pic:cNvPr id="8" name="Image8" descr="Журнал входов"/>
+                    <pic:cNvPr id="8" name="Image8" descr="Журнал аудита"/>
                     <pic:cNvPicPr>
                       <a:picLocks noChangeAspect="1" noChangeArrowheads="1"/>
                     </pic:cNvPicPr>
@@ -5260,36 +5273,752 @@
         <w:pStyle w:val="ImageCaption"/>
         <w:rPr/>
       </w:pPr>
-      <w:bookmarkStart w:id="41" w:name="журнал-аудита"/>
-      <w:r>
-        <w:rPr/>
-        <w:t>Журнал входов</w:t>
-      </w:r>
-      <w:bookmarkEnd w:id="41"/>
-    </w:p>
-    <w:p>
-      <w:pPr>
-        <w:pStyle w:val="Heading1"/>
-        <w:rPr/>
-      </w:pPr>
-      <w:bookmarkStart w:id="42" w:name="__RefHeading___Toc30491_1804324697"/>
-      <w:bookmarkStart w:id="43" w:name="типовые-операции"/>
-      <w:bookmarkEnd w:id="42"/>
-      <w:r>
-        <w:rPr>
-          <w:rStyle w:val="SectionNumber"/>
-        </w:rPr>
-        <w:t>9</w:t>
-      </w:r>
-      <w:r>
-        <w:rPr/>
-        <w:tab/>
-        <w:t>Типовые операции</w:t>
-      </w:r>
-    </w:p>
-    <w:p>
-      <w:pPr>
-        <w:pStyle w:val="FirstParagraph"/>
+      <w:r>
+        <w:rPr/>
+        <w:t>Журнал аудита</w:t>
+      </w:r>
+    </w:p>
+    <w:p>
+      <w:pPr>
+        <w:pStyle w:val="BodyText"/>
+        <w:rPr/>
+      </w:pPr>
+      <w:r>
+        <w:rPr/>
+        <w:t>Вкладка «Изменения» содержит каждое изменение данных: кто, когда, что сделал и с каким объектом. «Изменения (N)» раскрывает поля, которые поменялись: прежнее значение зачёркнуто, новое выделено. Фильтр вверху оставляет записи одного типа объектов: заявки, сотрудники, отделы, проекты, настройки, выгрузки.</w:t>
+      </w:r>
+    </w:p>
+    <w:p>
+      <w:pPr>
+        <w:pStyle w:val="BodyText"/>
+        <w:rPr/>
+      </w:pPr>
+      <w:r>
+        <w:rPr/>
+        <w:t>Журнал нельзя изменить или очистить из приложения: записи появляются в той же транзакции, что и изменение, поэтому журнал всегда соответствует данным.</w:t>
+      </w:r>
+    </w:p>
+    <w:tbl>
+      <w:tblPr>
+        <w:tblStyle w:val="Table"/>
+        <w:tblW w:w="5000" w:type="pct"/>
+        <w:jc w:val="center"/>
+        <w:tblInd w:w="0" w:type="dxa"/>
+        <w:tblLayout w:type="fixed"/>
+        <w:tblCellMar>
+          <w:top w:w="0" w:type="dxa"/>
+          <w:left w:w="108" w:type="dxa"/>
+          <w:bottom w:w="0" w:type="dxa"/>
+          <w:right w:w="108" w:type="dxa"/>
+        </w:tblCellMar>
+        <w:tblLook w:val="0020" w:noHBand="0" w:noVBand="0" w:firstColumn="0" w:lastRow="0" w:lastColumn="0" w:firstRow="1"/>
+      </w:tblPr>
+      <w:tblGrid>
+        <w:gridCol w:w="4679"/>
+        <w:gridCol w:w="4680"/>
+      </w:tblGrid>
+      <w:tr>
+        <w:trPr>
+          <w:tblHeader w:val="true"/>
+        </w:trPr>
+        <w:tc>
+          <w:tcPr>
+            <w:tcW w:w="4679" w:type="dxa"/>
+            <w:tcBorders>
+              <w:top w:val="single" w:sz="4" w:space="0" w:color="D6DCEA"/>
+              <w:left w:val="single" w:sz="4" w:space="0" w:color="D6DCEA"/>
+              <w:bottom w:val="single" w:sz="6" w:space="0" w:color="000000"/>
+              <w:right w:val="single" w:sz="4" w:space="0" w:color="D6DCEA"/>
+            </w:tcBorders>
+            <w:shd w:color="auto" w:fill="EEF2FB" w:val="clear"/>
+            <w:vAlign w:val="bottom"/>
+          </w:tcPr>
+          <w:p>
+            <w:pPr>
+              <w:pStyle w:val="Compact"/>
+              <w:widowControl/>
+              <w:spacing w:before="36" w:after="40"/>
+              <w:jc w:val="left"/>
+              <w:rPr>
+                <w:kern w:val="0"/>
+                <w:szCs w:val="24"/>
+                <w:lang w:val="en-US" w:eastAsia="en-US" w:bidi="ar-SA"/>
+              </w:rPr>
+            </w:pPr>
+            <w:r>
+              <w:rPr>
+                <w:b/>
+                <w:kern w:val="0"/>
+                <w:sz w:val="18"/>
+                <w:szCs w:val="24"/>
+                <w:lang w:val="en-US" w:eastAsia="en-US" w:bidi="ar-SA"/>
+              </w:rPr>
+              <w:t>Действие</w:t>
+            </w:r>
+          </w:p>
+        </w:tc>
+        <w:tc>
+          <w:tcPr>
+            <w:tcW w:w="4680" w:type="dxa"/>
+            <w:tcBorders>
+              <w:top w:val="single" w:sz="4" w:space="0" w:color="D6DCEA"/>
+              <w:left w:val="single" w:sz="4" w:space="0" w:color="D6DCEA"/>
+              <w:bottom w:val="single" w:sz="6" w:space="0" w:color="000000"/>
+              <w:right w:val="single" w:sz="4" w:space="0" w:color="D6DCEA"/>
+            </w:tcBorders>
+            <w:shd w:color="auto" w:fill="EEF2FB" w:val="clear"/>
+            <w:vAlign w:val="bottom"/>
+          </w:tcPr>
+          <w:p>
+            <w:pPr>
+              <w:pStyle w:val="Compact"/>
+              <w:widowControl/>
+              <w:spacing w:before="36" w:after="40"/>
+              <w:jc w:val="left"/>
+              <w:rPr>
+                <w:kern w:val="0"/>
+                <w:szCs w:val="24"/>
+                <w:lang w:val="en-US" w:eastAsia="en-US" w:bidi="ar-SA"/>
+              </w:rPr>
+            </w:pPr>
+            <w:r>
+              <w:rPr>
+                <w:b/>
+                <w:kern w:val="0"/>
+                <w:sz w:val="18"/>
+                <w:szCs w:val="24"/>
+                <w:lang w:val="en-US" w:eastAsia="en-US" w:bidi="ar-SA"/>
+              </w:rPr>
+              <w:t>Запись журнала</w:t>
+            </w:r>
+          </w:p>
+        </w:tc>
+      </w:tr>
+      <w:tr>
+        <w:trPr/>
+        <w:tc>
+          <w:tcPr>
+            <w:tcW w:w="4679" w:type="dxa"/>
+            <w:tcBorders>
+              <w:top w:val="single" w:sz="4" w:space="0" w:color="D6DCEA"/>
+              <w:left w:val="single" w:sz="4" w:space="0" w:color="D6DCEA"/>
+              <w:bottom w:val="single" w:sz="4" w:space="0" w:color="D6DCEA"/>
+              <w:right w:val="single" w:sz="4" w:space="0" w:color="D6DCEA"/>
+            </w:tcBorders>
+          </w:tcPr>
+          <w:p>
+            <w:pPr>
+              <w:pStyle w:val="Compact"/>
+              <w:widowControl/>
+              <w:spacing w:before="36" w:after="40"/>
+              <w:jc w:val="left"/>
+              <w:rPr>
+                <w:kern w:val="0"/>
+                <w:szCs w:val="24"/>
+                <w:lang w:val="en-US" w:eastAsia="en-US" w:bidi="ar-SA"/>
+              </w:rPr>
+            </w:pPr>
+            <w:r>
+              <w:rPr>
+                <w:kern w:val="0"/>
+                <w:sz w:val="18"/>
+                <w:szCs w:val="24"/>
+                <w:lang w:val="en-US" w:eastAsia="en-US" w:bidi="ar-SA"/>
+              </w:rPr>
+              <w:t>Заявки</w:t>
+            </w:r>
+          </w:p>
+        </w:tc>
+        <w:tc>
+          <w:tcPr>
+            <w:tcW w:w="4680" w:type="dxa"/>
+            <w:tcBorders>
+              <w:top w:val="single" w:sz="4" w:space="0" w:color="D6DCEA"/>
+              <w:left w:val="single" w:sz="4" w:space="0" w:color="D6DCEA"/>
+              <w:bottom w:val="single" w:sz="4" w:space="0" w:color="D6DCEA"/>
+              <w:right w:val="single" w:sz="4" w:space="0" w:color="D6DCEA"/>
+            </w:tcBorders>
+          </w:tcPr>
+          <w:p>
+            <w:pPr>
+              <w:pStyle w:val="Compact"/>
+              <w:widowControl/>
+              <w:spacing w:before="36" w:after="40"/>
+              <w:jc w:val="left"/>
+              <w:rPr>
+                <w:kern w:val="0"/>
+                <w:szCs w:val="24"/>
+                <w:lang w:val="en-US" w:eastAsia="en-US" w:bidi="ar-SA"/>
+              </w:rPr>
+            </w:pPr>
+            <w:r>
+              <w:rPr>
+                <w:kern w:val="0"/>
+                <w:sz w:val="18"/>
+                <w:szCs w:val="24"/>
+                <w:lang w:val="en-US" w:eastAsia="en-US" w:bidi="ar-SA"/>
+              </w:rPr>
+              <w:t>Создана, изменена или перенесена, согласована, отклонена, отменена, запрошено удаление, удалена</w:t>
+            </w:r>
+          </w:p>
+        </w:tc>
+      </w:tr>
+      <w:tr>
+        <w:trPr/>
+        <w:tc>
+          <w:tcPr>
+            <w:tcW w:w="4679" w:type="dxa"/>
+            <w:tcBorders>
+              <w:top w:val="single" w:sz="4" w:space="0" w:color="D6DCEA"/>
+              <w:left w:val="single" w:sz="4" w:space="0" w:color="D6DCEA"/>
+              <w:bottom w:val="single" w:sz="4" w:space="0" w:color="D6DCEA"/>
+              <w:right w:val="single" w:sz="4" w:space="0" w:color="D6DCEA"/>
+            </w:tcBorders>
+          </w:tcPr>
+          <w:p>
+            <w:pPr>
+              <w:pStyle w:val="Compact"/>
+              <w:widowControl/>
+              <w:spacing w:before="36" w:after="40"/>
+              <w:jc w:val="left"/>
+              <w:rPr>
+                <w:kern w:val="0"/>
+                <w:szCs w:val="24"/>
+                <w:lang w:val="en-US" w:eastAsia="en-US" w:bidi="ar-SA"/>
+              </w:rPr>
+            </w:pPr>
+            <w:r>
+              <w:rPr>
+                <w:kern w:val="0"/>
+                <w:sz w:val="18"/>
+                <w:szCs w:val="24"/>
+                <w:lang w:val="en-US" w:eastAsia="en-US" w:bidi="ar-SA"/>
+              </w:rPr>
+              <w:t>Сотрудники</w:t>
+            </w:r>
+          </w:p>
+        </w:tc>
+        <w:tc>
+          <w:tcPr>
+            <w:tcW w:w="4680" w:type="dxa"/>
+            <w:tcBorders>
+              <w:top w:val="single" w:sz="4" w:space="0" w:color="D6DCEA"/>
+              <w:left w:val="single" w:sz="4" w:space="0" w:color="D6DCEA"/>
+              <w:bottom w:val="single" w:sz="4" w:space="0" w:color="D6DCEA"/>
+              <w:right w:val="single" w:sz="4" w:space="0" w:color="D6DCEA"/>
+            </w:tcBorders>
+          </w:tcPr>
+          <w:p>
+            <w:pPr>
+              <w:pStyle w:val="Compact"/>
+              <w:widowControl/>
+              <w:spacing w:before="36" w:after="40"/>
+              <w:jc w:val="left"/>
+              <w:rPr>
+                <w:kern w:val="0"/>
+                <w:szCs w:val="24"/>
+                <w:lang w:val="en-US" w:eastAsia="en-US" w:bidi="ar-SA"/>
+              </w:rPr>
+            </w:pPr>
+            <w:r>
+              <w:rPr>
+                <w:kern w:val="0"/>
+                <w:sz w:val="18"/>
+                <w:szCs w:val="24"/>
+                <w:lang w:val="en-US" w:eastAsia="en-US" w:bidi="ar-SA"/>
+              </w:rPr>
+              <w:t>Добавлен, изменён, уволен; сброшен пароль; изменены личные настройки; изменён график работы, поставлено или снято исключение</w:t>
+            </w:r>
+          </w:p>
+        </w:tc>
+      </w:tr>
+      <w:tr>
+        <w:trPr/>
+        <w:tc>
+          <w:tcPr>
+            <w:tcW w:w="4679" w:type="dxa"/>
+            <w:tcBorders>
+              <w:top w:val="single" w:sz="4" w:space="0" w:color="D6DCEA"/>
+              <w:left w:val="single" w:sz="4" w:space="0" w:color="D6DCEA"/>
+              <w:bottom w:val="single" w:sz="4" w:space="0" w:color="D6DCEA"/>
+              <w:right w:val="single" w:sz="4" w:space="0" w:color="D6DCEA"/>
+            </w:tcBorders>
+          </w:tcPr>
+          <w:p>
+            <w:pPr>
+              <w:pStyle w:val="Compact"/>
+              <w:widowControl/>
+              <w:spacing w:before="36" w:after="40"/>
+              <w:jc w:val="left"/>
+              <w:rPr>
+                <w:kern w:val="0"/>
+                <w:szCs w:val="24"/>
+                <w:lang w:val="en-US" w:eastAsia="en-US" w:bidi="ar-SA"/>
+              </w:rPr>
+            </w:pPr>
+            <w:r>
+              <w:rPr>
+                <w:kern w:val="0"/>
+                <w:sz w:val="18"/>
+                <w:szCs w:val="24"/>
+                <w:lang w:val="en-US" w:eastAsia="en-US" w:bidi="ar-SA"/>
+              </w:rPr>
+              <w:t>Импорт</w:t>
+            </w:r>
+          </w:p>
+        </w:tc>
+        <w:tc>
+          <w:tcPr>
+            <w:tcW w:w="4680" w:type="dxa"/>
+            <w:tcBorders>
+              <w:top w:val="single" w:sz="4" w:space="0" w:color="D6DCEA"/>
+              <w:left w:val="single" w:sz="4" w:space="0" w:color="D6DCEA"/>
+              <w:bottom w:val="single" w:sz="4" w:space="0" w:color="D6DCEA"/>
+              <w:right w:val="single" w:sz="4" w:space="0" w:color="D6DCEA"/>
+            </w:tcBorders>
+          </w:tcPr>
+          <w:p>
+            <w:pPr>
+              <w:pStyle w:val="Compact"/>
+              <w:widowControl/>
+              <w:spacing w:before="36" w:after="40"/>
+              <w:jc w:val="left"/>
+              <w:rPr>
+                <w:kern w:val="0"/>
+                <w:szCs w:val="24"/>
+                <w:lang w:val="en-US" w:eastAsia="en-US" w:bidi="ar-SA"/>
+              </w:rPr>
+            </w:pPr>
+            <w:r>
+              <w:rPr>
+                <w:kern w:val="0"/>
+                <w:sz w:val="18"/>
+                <w:szCs w:val="24"/>
+                <w:lang w:val="en-US" w:eastAsia="en-US" w:bidi="ar-SA"/>
+              </w:rPr>
+              <w:t>Итог импорта; каждая созданная и изменённая запись — отдельно, с источником</w:t>
+            </w:r>
+          </w:p>
+        </w:tc>
+      </w:tr>
+      <w:tr>
+        <w:trPr/>
+        <w:tc>
+          <w:tcPr>
+            <w:tcW w:w="4679" w:type="dxa"/>
+            <w:tcBorders>
+              <w:top w:val="single" w:sz="4" w:space="0" w:color="D6DCEA"/>
+              <w:left w:val="single" w:sz="4" w:space="0" w:color="D6DCEA"/>
+              <w:bottom w:val="single" w:sz="4" w:space="0" w:color="D6DCEA"/>
+              <w:right w:val="single" w:sz="4" w:space="0" w:color="D6DCEA"/>
+            </w:tcBorders>
+          </w:tcPr>
+          <w:p>
+            <w:pPr>
+              <w:pStyle w:val="Compact"/>
+              <w:widowControl/>
+              <w:spacing w:before="36" w:after="40"/>
+              <w:jc w:val="left"/>
+              <w:rPr>
+                <w:kern w:val="0"/>
+                <w:szCs w:val="24"/>
+                <w:lang w:val="en-US" w:eastAsia="en-US" w:bidi="ar-SA"/>
+              </w:rPr>
+            </w:pPr>
+            <w:r>
+              <w:rPr>
+                <w:kern w:val="0"/>
+                <w:sz w:val="18"/>
+                <w:szCs w:val="24"/>
+                <w:lang w:val="en-US" w:eastAsia="en-US" w:bidi="ar-SA"/>
+              </w:rPr>
+              <w:t>Справочники</w:t>
+            </w:r>
+          </w:p>
+        </w:tc>
+        <w:tc>
+          <w:tcPr>
+            <w:tcW w:w="4680" w:type="dxa"/>
+            <w:tcBorders>
+              <w:top w:val="single" w:sz="4" w:space="0" w:color="D6DCEA"/>
+              <w:left w:val="single" w:sz="4" w:space="0" w:color="D6DCEA"/>
+              <w:bottom w:val="single" w:sz="4" w:space="0" w:color="D6DCEA"/>
+              <w:right w:val="single" w:sz="4" w:space="0" w:color="D6DCEA"/>
+            </w:tcBorders>
+          </w:tcPr>
+          <w:p>
+            <w:pPr>
+              <w:pStyle w:val="Compact"/>
+              <w:widowControl/>
+              <w:spacing w:before="36" w:after="40"/>
+              <w:jc w:val="left"/>
+              <w:rPr>
+                <w:kern w:val="0"/>
+                <w:szCs w:val="24"/>
+                <w:lang w:val="en-US" w:eastAsia="en-US" w:bidi="ar-SA"/>
+              </w:rPr>
+            </w:pPr>
+            <w:r>
+              <w:rPr>
+                <w:kern w:val="0"/>
+                <w:sz w:val="18"/>
+                <w:szCs w:val="24"/>
+                <w:lang w:val="en-US" w:eastAsia="en-US" w:bidi="ar-SA"/>
+              </w:rPr>
+              <w:t>Создано, изменено, удалено подразделение или проект; загружена структура</w:t>
+            </w:r>
+          </w:p>
+        </w:tc>
+      </w:tr>
+      <w:tr>
+        <w:trPr/>
+        <w:tc>
+          <w:tcPr>
+            <w:tcW w:w="4679" w:type="dxa"/>
+            <w:tcBorders>
+              <w:top w:val="single" w:sz="4" w:space="0" w:color="D6DCEA"/>
+              <w:left w:val="single" w:sz="4" w:space="0" w:color="D6DCEA"/>
+              <w:bottom w:val="single" w:sz="4" w:space="0" w:color="D6DCEA"/>
+              <w:right w:val="single" w:sz="4" w:space="0" w:color="D6DCEA"/>
+            </w:tcBorders>
+          </w:tcPr>
+          <w:p>
+            <w:pPr>
+              <w:pStyle w:val="Compact"/>
+              <w:widowControl/>
+              <w:spacing w:before="36" w:after="40"/>
+              <w:jc w:val="left"/>
+              <w:rPr>
+                <w:kern w:val="0"/>
+                <w:szCs w:val="24"/>
+                <w:lang w:val="en-US" w:eastAsia="en-US" w:bidi="ar-SA"/>
+              </w:rPr>
+            </w:pPr>
+            <w:r>
+              <w:rPr>
+                <w:kern w:val="0"/>
+                <w:sz w:val="18"/>
+                <w:szCs w:val="24"/>
+                <w:lang w:val="en-US" w:eastAsia="en-US" w:bidi="ar-SA"/>
+              </w:rPr>
+              <w:t>Импорт и экспорт</w:t>
+            </w:r>
+          </w:p>
+        </w:tc>
+        <w:tc>
+          <w:tcPr>
+            <w:tcW w:w="4680" w:type="dxa"/>
+            <w:tcBorders>
+              <w:top w:val="single" w:sz="4" w:space="0" w:color="D6DCEA"/>
+              <w:left w:val="single" w:sz="4" w:space="0" w:color="D6DCEA"/>
+              <w:bottom w:val="single" w:sz="4" w:space="0" w:color="D6DCEA"/>
+              <w:right w:val="single" w:sz="4" w:space="0" w:color="D6DCEA"/>
+            </w:tcBorders>
+          </w:tcPr>
+          <w:p>
+            <w:pPr>
+              <w:pStyle w:val="Compact"/>
+              <w:widowControl/>
+              <w:spacing w:before="36" w:after="40"/>
+              <w:jc w:val="left"/>
+              <w:rPr>
+                <w:kern w:val="0"/>
+                <w:szCs w:val="24"/>
+                <w:lang w:val="en-US" w:eastAsia="en-US" w:bidi="ar-SA"/>
+              </w:rPr>
+            </w:pPr>
+            <w:r>
+              <w:rPr>
+                <w:kern w:val="0"/>
+                <w:sz w:val="18"/>
+                <w:szCs w:val="24"/>
+                <w:lang w:val="en-US" w:eastAsia="en-US" w:bidi="ar-SA"/>
+              </w:rPr>
+              <w:t>Выгрузка структуры и сотрудников; каждая созданная и изменённая при загрузке запись — отдельно, с источником</w:t>
+            </w:r>
+          </w:p>
+        </w:tc>
+      </w:tr>
+      <w:tr>
+        <w:trPr/>
+        <w:tc>
+          <w:tcPr>
+            <w:tcW w:w="4679" w:type="dxa"/>
+            <w:tcBorders>
+              <w:top w:val="single" w:sz="4" w:space="0" w:color="D6DCEA"/>
+              <w:left w:val="single" w:sz="4" w:space="0" w:color="D6DCEA"/>
+              <w:bottom w:val="single" w:sz="4" w:space="0" w:color="D6DCEA"/>
+              <w:right w:val="single" w:sz="4" w:space="0" w:color="D6DCEA"/>
+            </w:tcBorders>
+          </w:tcPr>
+          <w:p>
+            <w:pPr>
+              <w:pStyle w:val="Compact"/>
+              <w:widowControl/>
+              <w:spacing w:before="36" w:after="40"/>
+              <w:jc w:val="left"/>
+              <w:rPr>
+                <w:kern w:val="0"/>
+                <w:szCs w:val="24"/>
+                <w:lang w:val="en-US" w:eastAsia="en-US" w:bidi="ar-SA"/>
+              </w:rPr>
+            </w:pPr>
+            <w:r>
+              <w:rPr>
+                <w:kern w:val="0"/>
+                <w:sz w:val="18"/>
+                <w:szCs w:val="24"/>
+                <w:lang w:val="en-US" w:eastAsia="en-US" w:bidi="ar-SA"/>
+              </w:rPr>
+              <w:t>Безопасность</w:t>
+            </w:r>
+          </w:p>
+        </w:tc>
+        <w:tc>
+          <w:tcPr>
+            <w:tcW w:w="4680" w:type="dxa"/>
+            <w:tcBorders>
+              <w:top w:val="single" w:sz="4" w:space="0" w:color="D6DCEA"/>
+              <w:left w:val="single" w:sz="4" w:space="0" w:color="D6DCEA"/>
+              <w:bottom w:val="single" w:sz="4" w:space="0" w:color="D6DCEA"/>
+              <w:right w:val="single" w:sz="4" w:space="0" w:color="D6DCEA"/>
+            </w:tcBorders>
+          </w:tcPr>
+          <w:p>
+            <w:pPr>
+              <w:pStyle w:val="Compact"/>
+              <w:widowControl/>
+              <w:spacing w:before="36" w:after="40"/>
+              <w:jc w:val="left"/>
+              <w:rPr>
+                <w:kern w:val="0"/>
+                <w:szCs w:val="24"/>
+                <w:lang w:val="en-US" w:eastAsia="en-US" w:bidi="ar-SA"/>
+              </w:rPr>
+            </w:pPr>
+            <w:r>
+              <w:rPr>
+                <w:kern w:val="0"/>
+                <w:sz w:val="18"/>
+                <w:szCs w:val="24"/>
+                <w:lang w:val="en-US" w:eastAsia="en-US" w:bidi="ar-SA"/>
+              </w:rPr>
+              <w:t>Снята блокировка входа; завершены сеансы сотрудника</w:t>
+            </w:r>
+          </w:p>
+        </w:tc>
+      </w:tr>
+      <w:tr>
+        <w:trPr/>
+        <w:tc>
+          <w:tcPr>
+            <w:tcW w:w="4679" w:type="dxa"/>
+            <w:tcBorders>
+              <w:top w:val="single" w:sz="4" w:space="0" w:color="D6DCEA"/>
+              <w:left w:val="single" w:sz="4" w:space="0" w:color="D6DCEA"/>
+              <w:bottom w:val="single" w:sz="4" w:space="0" w:color="D6DCEA"/>
+              <w:right w:val="single" w:sz="4" w:space="0" w:color="D6DCEA"/>
+            </w:tcBorders>
+          </w:tcPr>
+          <w:p>
+            <w:pPr>
+              <w:pStyle w:val="Compact"/>
+              <w:widowControl/>
+              <w:spacing w:before="36" w:after="40"/>
+              <w:jc w:val="left"/>
+              <w:rPr>
+                <w:kern w:val="0"/>
+                <w:szCs w:val="24"/>
+                <w:lang w:val="en-US" w:eastAsia="en-US" w:bidi="ar-SA"/>
+              </w:rPr>
+            </w:pPr>
+            <w:r>
+              <w:rPr>
+                <w:kern w:val="0"/>
+                <w:sz w:val="18"/>
+                <w:szCs w:val="24"/>
+                <w:lang w:val="en-US" w:eastAsia="en-US" w:bidi="ar-SA"/>
+              </w:rPr>
+              <w:t>Согласование</w:t>
+            </w:r>
+          </w:p>
+        </w:tc>
+        <w:tc>
+          <w:tcPr>
+            <w:tcW w:w="4680" w:type="dxa"/>
+            <w:tcBorders>
+              <w:top w:val="single" w:sz="4" w:space="0" w:color="D6DCEA"/>
+              <w:left w:val="single" w:sz="4" w:space="0" w:color="D6DCEA"/>
+              <w:bottom w:val="single" w:sz="4" w:space="0" w:color="D6DCEA"/>
+              <w:right w:val="single" w:sz="4" w:space="0" w:color="D6DCEA"/>
+            </w:tcBorders>
+          </w:tcPr>
+          <w:p>
+            <w:pPr>
+              <w:pStyle w:val="Compact"/>
+              <w:widowControl/>
+              <w:spacing w:before="36" w:after="40"/>
+              <w:jc w:val="left"/>
+              <w:rPr>
+                <w:kern w:val="0"/>
+                <w:szCs w:val="24"/>
+                <w:lang w:val="en-US" w:eastAsia="en-US" w:bidi="ar-SA"/>
+              </w:rPr>
+            </w:pPr>
+            <w:r>
+              <w:rPr>
+                <w:kern w:val="0"/>
+                <w:sz w:val="18"/>
+                <w:szCs w:val="24"/>
+                <w:lang w:val="en-US" w:eastAsia="en-US" w:bidi="ar-SA"/>
+              </w:rPr>
+              <w:t>Назначено и отменено замещение; заявка передана вышестоящему (эскалация)</w:t>
+            </w:r>
+          </w:p>
+        </w:tc>
+      </w:tr>
+      <w:tr>
+        <w:trPr/>
+        <w:tc>
+          <w:tcPr>
+            <w:tcW w:w="4679" w:type="dxa"/>
+            <w:tcBorders>
+              <w:top w:val="single" w:sz="4" w:space="0" w:color="D6DCEA"/>
+              <w:left w:val="single" w:sz="4" w:space="0" w:color="D6DCEA"/>
+              <w:bottom w:val="single" w:sz="4" w:space="0" w:color="D6DCEA"/>
+              <w:right w:val="single" w:sz="4" w:space="0" w:color="D6DCEA"/>
+            </w:tcBorders>
+          </w:tcPr>
+          <w:p>
+            <w:pPr>
+              <w:pStyle w:val="Compact"/>
+              <w:widowControl/>
+              <w:spacing w:before="36" w:after="40"/>
+              <w:jc w:val="left"/>
+              <w:rPr>
+                <w:kern w:val="0"/>
+                <w:szCs w:val="24"/>
+                <w:lang w:val="en-US" w:eastAsia="en-US" w:bidi="ar-SA"/>
+              </w:rPr>
+            </w:pPr>
+            <w:r>
+              <w:rPr>
+                <w:kern w:val="0"/>
+                <w:sz w:val="18"/>
+                <w:szCs w:val="24"/>
+                <w:lang w:val="en-US" w:eastAsia="en-US" w:bidi="ar-SA"/>
+              </w:rPr>
+              <w:t>Кадровый учёт</w:t>
+            </w:r>
+          </w:p>
+        </w:tc>
+        <w:tc>
+          <w:tcPr>
+            <w:tcW w:w="4680" w:type="dxa"/>
+            <w:tcBorders>
+              <w:top w:val="single" w:sz="4" w:space="0" w:color="D6DCEA"/>
+              <w:left w:val="single" w:sz="4" w:space="0" w:color="D6DCEA"/>
+              <w:bottom w:val="single" w:sz="4" w:space="0" w:color="D6DCEA"/>
+              <w:right w:val="single" w:sz="4" w:space="0" w:color="D6DCEA"/>
+            </w:tcBorders>
+          </w:tcPr>
+          <w:p>
+            <w:pPr>
+              <w:pStyle w:val="Compact"/>
+              <w:widowControl/>
+              <w:spacing w:before="36" w:after="40"/>
+              <w:jc w:val="left"/>
+              <w:rPr>
+                <w:kern w:val="0"/>
+                <w:szCs w:val="24"/>
+                <w:lang w:val="en-US" w:eastAsia="en-US" w:bidi="ar-SA"/>
+              </w:rPr>
+            </w:pPr>
+            <w:r>
+              <w:rPr>
+                <w:kern w:val="0"/>
+                <w:sz w:val="18"/>
+                <w:szCs w:val="24"/>
+                <w:lang w:val="en-US" w:eastAsia="en-US" w:bidi="ar-SA"/>
+              </w:rPr>
+              <w:t>Открыто, изменено и закрыто планирование; напоминание о планировании; утверждён график отпусков; ознакомление с извещением</w:t>
+            </w:r>
+          </w:p>
+        </w:tc>
+      </w:tr>
+      <w:tr>
+        <w:trPr/>
+        <w:tc>
+          <w:tcPr>
+            <w:tcW w:w="4679" w:type="dxa"/>
+            <w:tcBorders>
+              <w:top w:val="single" w:sz="4" w:space="0" w:color="D6DCEA"/>
+              <w:left w:val="single" w:sz="4" w:space="0" w:color="D6DCEA"/>
+              <w:bottom w:val="single" w:sz="4" w:space="0" w:color="D6DCEA"/>
+              <w:right w:val="single" w:sz="4" w:space="0" w:color="D6DCEA"/>
+            </w:tcBorders>
+          </w:tcPr>
+          <w:p>
+            <w:pPr>
+              <w:pStyle w:val="Compact"/>
+              <w:widowControl/>
+              <w:spacing w:before="36" w:after="40"/>
+              <w:jc w:val="left"/>
+              <w:rPr>
+                <w:kern w:val="0"/>
+                <w:szCs w:val="24"/>
+                <w:lang w:val="en-US" w:eastAsia="en-US" w:bidi="ar-SA"/>
+              </w:rPr>
+            </w:pPr>
+            <w:r>
+              <w:rPr>
+                <w:kern w:val="0"/>
+                <w:sz w:val="18"/>
+                <w:szCs w:val="24"/>
+                <w:lang w:val="en-US" w:eastAsia="en-US" w:bidi="ar-SA"/>
+              </w:rPr>
+              <w:t>Прочее</w:t>
+            </w:r>
+          </w:p>
+        </w:tc>
+        <w:tc>
+          <w:tcPr>
+            <w:tcW w:w="4680" w:type="dxa"/>
+            <w:tcBorders>
+              <w:top w:val="single" w:sz="4" w:space="0" w:color="D6DCEA"/>
+              <w:left w:val="single" w:sz="4" w:space="0" w:color="D6DCEA"/>
+              <w:bottom w:val="single" w:sz="4" w:space="0" w:color="D6DCEA"/>
+              <w:right w:val="single" w:sz="4" w:space="0" w:color="D6DCEA"/>
+            </w:tcBorders>
+          </w:tcPr>
+          <w:p>
+            <w:pPr>
+              <w:pStyle w:val="Compact"/>
+              <w:widowControl/>
+              <w:spacing w:before="36" w:after="40"/>
+              <w:jc w:val="left"/>
+              <w:rPr>
+                <w:kern w:val="0"/>
+                <w:szCs w:val="24"/>
+                <w:lang w:val="en-US" w:eastAsia="en-US" w:bidi="ar-SA"/>
+              </w:rPr>
+            </w:pPr>
+            <w:r>
+              <w:rPr>
+                <w:kern w:val="0"/>
+                <w:sz w:val="18"/>
+                <w:szCs w:val="24"/>
+                <w:lang w:val="en-US" w:eastAsia="en-US" w:bidi="ar-SA"/>
+              </w:rPr>
+              <w:t>Изменены правила организации; загружен или изменён производственный календарь; выгрузка в Excel (график, журнал извещений, форма Т-7)</w:t>
+            </w:r>
+          </w:p>
+        </w:tc>
+      </w:tr>
+    </w:tbl>
+    <w:p>
+      <w:pPr>
+        <w:pStyle w:val="BodyText"/>
         <w:rPr/>
       </w:pPr>
       <w:r>
@@ -5297,16 +6026,94 @@
           <w:b/>
           <w:bCs/>
         </w:rPr>
-        <w:t>Сотрудник перешёл в другой отдел.</w:t>
-      </w:r>
-      <w:r>
-        <w:rPr/>
-        <w:t xml:space="preserve"> Откройте карточку, смените отдел и руководителя. Отпуска и история сохраняются; аналитика пересчитывается автоматически.</w:t>
-      </w:r>
-    </w:p>
-    <w:p>
-      <w:pPr>
-        <w:pStyle w:val="BodyText"/>
+        <w:t>Журнал входов</w:t>
+      </w:r>
+      <w:r>
+        <w:rPr/>
+        <w:t xml:space="preserve"> — вкладка «Входы»: каждая попытка входа с временем, сотрудником и логином, результатом, браузером и адресом. Результаты: вход, единый вход, неверный пароль, неизвестный логин, блокировка, отказ по частоте, пароль отключён, единый вход — сотрудник не найден, повтор токена — сеанс завершён. Фильтры — логин, результат («Только неудачные»), период. Записи старше срока хранения (правило организации, по умолчанию год) удаляются автоматически.</w:t>
+      </w:r>
+    </w:p>
+    <w:p>
+      <w:pPr>
+        <w:pStyle w:val="CaptionedFigure"/>
+        <w:rPr/>
+      </w:pPr>
+      <w:r>
+        <w:rPr/>
+        <w:drawing>
+          <wp:inline distT="0" distB="0" distL="0" distR="0">
+            <wp:extent cx="5334000" cy="3333750"/>
+            <wp:effectExtent l="0" t="0" r="0" b="0"/>
+            <wp:docPr id="9" name="Image9" descr="Журнал входов"/>
+            <wp:cNvGraphicFramePr>
+              <a:graphicFrameLocks xmlns:a="http://schemas.openxmlformats.org/drawingml/2006/main" noChangeAspect="1"/>
+            </wp:cNvGraphicFramePr>
+            <a:graphic xmlns:a="http://schemas.openxmlformats.org/drawingml/2006/main">
+              <a:graphicData uri="http://schemas.openxmlformats.org/drawingml/2006/picture">
+                <pic:pic xmlns:pic="http://schemas.openxmlformats.org/drawingml/2006/picture">
+                  <pic:nvPicPr>
+                    <pic:cNvPr id="9" name="Image9" descr="Журнал входов"/>
+                    <pic:cNvPicPr>
+                      <a:picLocks noChangeAspect="1" noChangeArrowheads="1"/>
+                    </pic:cNvPicPr>
+                  </pic:nvPicPr>
+                  <pic:blipFill>
+                    <a:blip r:embed="rId10"/>
+                    <a:stretch>
+                      <a:fillRect/>
+                    </a:stretch>
+                  </pic:blipFill>
+                  <pic:spPr bwMode="auto">
+                    <a:xfrm>
+                      <a:off x="0" y="0"/>
+                      <a:ext cx="5334000" cy="3333750"/>
+                    </a:xfrm>
+                    <a:prstGeom prst="rect">
+                      <a:avLst/>
+                    </a:prstGeom>
+                  </pic:spPr>
+                </pic:pic>
+              </a:graphicData>
+            </a:graphic>
+          </wp:inline>
+        </w:drawing>
+      </w:r>
+    </w:p>
+    <w:p>
+      <w:pPr>
+        <w:pStyle w:val="ImageCaption"/>
+        <w:rPr/>
+      </w:pPr>
+      <w:bookmarkStart w:id="45" w:name="журнал-аудита"/>
+      <w:r>
+        <w:rPr/>
+        <w:t>Журнал входов</w:t>
+      </w:r>
+      <w:bookmarkEnd w:id="45"/>
+    </w:p>
+    <w:p>
+      <w:pPr>
+        <w:pStyle w:val="Heading1"/>
+        <w:rPr/>
+      </w:pPr>
+      <w:bookmarkStart w:id="46" w:name="__RefHeading___Toc24368_3125385251"/>
+      <w:bookmarkStart w:id="47" w:name="типовые-операции"/>
+      <w:bookmarkEnd w:id="46"/>
+      <w:r>
+        <w:rPr>
+          <w:rStyle w:val="SectionNumber"/>
+        </w:rPr>
+        <w:t>10</w:t>
+      </w:r>
+      <w:r>
+        <w:rPr/>
+        <w:tab/>
+        <w:t>Типовые операции</w:t>
+      </w:r>
+    </w:p>
+    <w:p>
+      <w:pPr>
+        <w:pStyle w:val="FirstParagraph"/>
         <w:rPr/>
       </w:pPr>
       <w:r>
@@ -5314,11 +6121,45 @@
           <w:b/>
           <w:bCs/>
         </w:rPr>
-        <w:t>Новый руководитель отдела.</w:t>
-      </w:r>
-      <w:r>
-        <w:rPr/>
-        <w:t xml:space="preserve"> «Справочники → Отделы» → карандаш → руководитель. Затем в карточках сотрудников отдела поменяйте поле «Руководитель», чтобы заявки шли новому согласующему.</w:t>
+        <w:t>Сотрудник перешёл в другое подразделение.</w:t>
+      </w:r>
+      <w:r>
+        <w:rPr/>
+        <w:t xml:space="preserve"> Откройте карточку и смените подразделение. Если руководитель в карточке не указан, согласующим сразу станет руководитель нового подразделения. Отпуска и история сохраняются; аналитика пересчитывается автоматически.</w:t>
+      </w:r>
+    </w:p>
+    <w:p>
+      <w:pPr>
+        <w:pStyle w:val="BodyText"/>
+        <w:rPr/>
+      </w:pPr>
+      <w:r>
+        <w:rPr>
+          <w:b/>
+          <w:bCs/>
+        </w:rPr>
+        <w:t>Новый руководитель подразделения.</w:t>
+      </w:r>
+      <w:r>
+        <w:rPr/>
+        <w:t xml:space="preserve"> «Справочники → Подразделения» → карандаш → руководитель. Заявки сотрудников без явного руководителя сразу пойдут новому руководителю; у кого руководитель указан в карточке — смените его там.</w:t>
+      </w:r>
+    </w:p>
+    <w:p>
+      <w:pPr>
+        <w:pStyle w:val="BodyText"/>
+        <w:rPr/>
+      </w:pPr>
+      <w:r>
+        <w:rPr>
+          <w:b/>
+          <w:bCs/>
+        </w:rPr>
+        <w:t>Структура изменилась в «По Делу».</w:t>
+      </w:r>
+      <w:r>
+        <w:rPr/>
+        <w:t xml:space="preserve"> Выгрузите там структуру и сотрудников, загрузите файлы на странице «Импорт и экспорт» и проверьте план: новые подразделения создадутся, переводы появятся коллизиями «Подразделение».</w:t>
       </w:r>
     </w:p>
     <w:p>
@@ -5501,12 +6342,12 @@
         <w:rPr/>
         <w:t xml:space="preserve"> Проверьте email в карточке и что сотрудник не отключил письма в «Профиле и настройках».</w:t>
       </w:r>
-      <w:bookmarkEnd w:id="43"/>
+      <w:bookmarkEnd w:id="47"/>
     </w:p>
     <w:sectPr>
-      <w:footerReference w:type="even" r:id="rId10"/>
-      <w:footerReference w:type="default" r:id="rId11"/>
-      <w:footerReference w:type="first" r:id="rId12"/>
+      <w:footerReference w:type="even" r:id="rId11"/>
+      <w:footerReference w:type="default" r:id="rId12"/>
+      <w:footerReference w:type="first" r:id="rId13"/>
       <w:type w:val="nextPage"/>
       <w:pgSz w:w="12240" w:h="15840"/>
       <w:pgMar w:left="1440" w:right="1440" w:gutter="0" w:header="0" w:top="1440" w:footer="720" w:bottom="1440"/>
@@ -5547,7 +6388,7 @@
         <w:color w:val="8A92A6"/>
         <w:sz w:val="16"/>
       </w:rPr>
-      <w:t xml:space="preserve">Планировщик отпусков 1.0.0 · Руководство администратора · стр. </w:t>
+      <w:t xml:space="preserve">Планировщик отпусков 1.1.0 · Руководство администратора · стр. </w:t>
     </w:r>
     <w:r>
       <w:rPr/>
@@ -5563,7 +6404,7 @@
     </w:r>
     <w:r>
       <w:rPr/>
-      <w:t>17</w:t>
+      <w:t>21</w:t>
     </w:r>
     <w:r>
       <w:rPr/>
@@ -5586,7 +6427,7 @@
         <w:color w:val="8A92A6"/>
         <w:sz w:val="16"/>
       </w:rPr>
-      <w:t xml:space="preserve">Планировщик отпусков 1.0.0 · Руководство администратора · стр. </w:t>
+      <w:t xml:space="preserve">Планировщик отпусков 1.1.0 · Руководство администратора · стр. </w:t>
     </w:r>
     <w:r>
       <w:rPr/>
@@ -5602,7 +6443,7 @@
     </w:r>
     <w:r>
       <w:rPr/>
-      <w:t>17</w:t>
+      <w:t>21</w:t>
     </w:r>
     <w:r>
       <w:rPr/>
@@ -5990,6 +6831,142 @@
   </w:abstractNum>
   <w:abstractNum w:abstractNumId="4">
     <w:lvl w:ilvl="0">
+      <w:numFmt w:val="bullet"/>
+      <w:lvlText w:val=""/>
+      <w:lvlJc w:val="left"/>
+      <w:pPr>
+        <w:tabs>
+          <w:tab w:val="num" w:pos="0"/>
+        </w:tabs>
+        <w:ind w:left="720" w:hanging="480"/>
+      </w:pPr>
+      <w:rPr>
+        <w:rFonts w:ascii="Symbol" w:hAnsi="Symbol" w:cs="Symbol" w:hint="default"/>
+      </w:rPr>
+    </w:lvl>
+    <w:lvl w:ilvl="1">
+      <w:start w:val="0"/>
+      <w:numFmt w:val="bullet"/>
+      <w:lvlText w:val=""/>
+      <w:lvlJc w:val="left"/>
+      <w:pPr>
+        <w:tabs>
+          <w:tab w:val="num" w:pos="0"/>
+        </w:tabs>
+        <w:ind w:left="1440" w:hanging="480"/>
+      </w:pPr>
+      <w:rPr>
+        <w:rFonts w:ascii="Symbol" w:hAnsi="Symbol" w:cs="Symbol" w:hint="default"/>
+      </w:rPr>
+    </w:lvl>
+    <w:lvl w:ilvl="2">
+      <w:start w:val="0"/>
+      <w:numFmt w:val="bullet"/>
+      <w:lvlText w:val=""/>
+      <w:lvlJc w:val="left"/>
+      <w:pPr>
+        <w:tabs>
+          <w:tab w:val="num" w:pos="0"/>
+        </w:tabs>
+        <w:ind w:left="2160" w:hanging="480"/>
+      </w:pPr>
+      <w:rPr>
+        <w:rFonts w:ascii="Symbol" w:hAnsi="Symbol" w:cs="Symbol" w:hint="default"/>
+      </w:rPr>
+    </w:lvl>
+    <w:lvl w:ilvl="3">
+      <w:start w:val="0"/>
+      <w:numFmt w:val="bullet"/>
+      <w:lvlText w:val=""/>
+      <w:lvlJc w:val="left"/>
+      <w:pPr>
+        <w:tabs>
+          <w:tab w:val="num" w:pos="0"/>
+        </w:tabs>
+        <w:ind w:left="2880" w:hanging="480"/>
+      </w:pPr>
+      <w:rPr>
+        <w:rFonts w:ascii="Symbol" w:hAnsi="Symbol" w:cs="Symbol" w:hint="default"/>
+      </w:rPr>
+    </w:lvl>
+    <w:lvl w:ilvl="4">
+      <w:start w:val="0"/>
+      <w:numFmt w:val="bullet"/>
+      <w:lvlText w:val=""/>
+      <w:lvlJc w:val="left"/>
+      <w:pPr>
+        <w:tabs>
+          <w:tab w:val="num" w:pos="0"/>
+        </w:tabs>
+        <w:ind w:left="3600" w:hanging="480"/>
+      </w:pPr>
+      <w:rPr>
+        <w:rFonts w:ascii="Symbol" w:hAnsi="Symbol" w:cs="Symbol" w:hint="default"/>
+      </w:rPr>
+    </w:lvl>
+    <w:lvl w:ilvl="5">
+      <w:start w:val="0"/>
+      <w:numFmt w:val="bullet"/>
+      <w:lvlText w:val=""/>
+      <w:lvlJc w:val="left"/>
+      <w:pPr>
+        <w:tabs>
+          <w:tab w:val="num" w:pos="0"/>
+        </w:tabs>
+        <w:ind w:left="4320" w:hanging="480"/>
+      </w:pPr>
+      <w:rPr>
+        <w:rFonts w:ascii="Symbol" w:hAnsi="Symbol" w:cs="Symbol" w:hint="default"/>
+      </w:rPr>
+    </w:lvl>
+    <w:lvl w:ilvl="6">
+      <w:start w:val="0"/>
+      <w:numFmt w:val="bullet"/>
+      <w:lvlText w:val=""/>
+      <w:lvlJc w:val="left"/>
+      <w:pPr>
+        <w:tabs>
+          <w:tab w:val="num" w:pos="0"/>
+        </w:tabs>
+        <w:ind w:left="5040" w:hanging="480"/>
+      </w:pPr>
+      <w:rPr>
+        <w:rFonts w:ascii="Symbol" w:hAnsi="Symbol" w:cs="Symbol" w:hint="default"/>
+      </w:rPr>
+    </w:lvl>
+    <w:lvl w:ilvl="7">
+      <w:start w:val="0"/>
+      <w:numFmt w:val="bullet"/>
+      <w:lvlText w:val=""/>
+      <w:lvlJc w:val="left"/>
+      <w:pPr>
+        <w:tabs>
+          <w:tab w:val="num" w:pos="0"/>
+        </w:tabs>
+        <w:ind w:left="5760" w:hanging="480"/>
+      </w:pPr>
+      <w:rPr>
+        <w:rFonts w:ascii="Symbol" w:hAnsi="Symbol" w:cs="Symbol" w:hint="default"/>
+      </w:rPr>
+    </w:lvl>
+    <w:lvl w:ilvl="8">
+      <w:start w:val="0"/>
+      <w:numFmt w:val="bullet"/>
+      <w:lvlText w:val=""/>
+      <w:lvlJc w:val="left"/>
+      <w:pPr>
+        <w:tabs>
+          <w:tab w:val="num" w:pos="0"/>
+        </w:tabs>
+        <w:ind w:left="6480" w:hanging="480"/>
+      </w:pPr>
+      <w:rPr>
+        <w:rFonts w:ascii="Symbol" w:hAnsi="Symbol" w:cs="Symbol" w:hint="default"/>
+      </w:rPr>
+    </w:lvl>
+  </w:abstractNum>
+  <w:abstractNum w:abstractNumId="5">
+    <w:lvl w:ilvl="0">
       <w:start w:val="1"/>
       <w:numFmt w:val="decimal"/>
       <w:lvlText w:val="%1."/>
@@ -6107,7 +7084,7 @@
       <w:rPr/>
     </w:lvl>
   </w:abstractNum>
-  <w:abstractNum w:abstractNumId="5">
+  <w:abstractNum w:abstractNumId="6">
     <w:lvl w:ilvl="0">
       <w:start w:val="1"/>
       <w:numFmt w:val="none"/>
@@ -6242,10 +7219,7 @@
     <w:abstractNumId w:val="5"/>
   </w:num>
   <w:num w:numId="6">
-    <w:abstractNumId w:val="1"/>
-    <w:lvlOverride w:ilvl="0">
-      <w:startOverride w:val="1"/>
-    </w:lvlOverride>
+    <w:abstractNumId w:val="6"/>
   </w:num>
   <w:num w:numId="7">
     <w:abstractNumId w:val="1"/>
@@ -6255,6 +7229,9 @@
   </w:num>
   <w:num w:numId="8">
     <w:abstractNumId w:val="1"/>
+    <w:lvlOverride w:ilvl="0">
+      <w:startOverride w:val="1"/>
+    </w:lvlOverride>
   </w:num>
   <w:num w:numId="9">
     <w:abstractNumId w:val="1"/>
@@ -6264,20 +7241,29 @@
   </w:num>
   <w:num w:numId="11">
     <w:abstractNumId w:val="1"/>
+  </w:num>
+  <w:num w:numId="12">
+    <w:abstractNumId w:val="3"/>
+  </w:num>
+  <w:num w:numId="13">
+    <w:abstractNumId w:val="3"/>
+  </w:num>
+  <w:num w:numId="14">
+    <w:abstractNumId w:val="1"/>
     <w:lvlOverride w:ilvl="0">
       <w:startOverride w:val="1"/>
     </w:lvlOverride>
   </w:num>
-  <w:num w:numId="12">
+  <w:num w:numId="15">
     <w:abstractNumId w:val="1"/>
   </w:num>
-  <w:num w:numId="13">
+  <w:num w:numId="16">
     <w:abstractNumId w:val="1"/>
   </w:num>
-  <w:num w:numId="14">
+  <w:num w:numId="17">
     <w:abstractNumId w:val="1"/>
   </w:num>
-  <w:num w:numId="15">
+  <w:num w:numId="18">
     <w:abstractNumId w:val="1"/>
   </w:num>
 </w:numbering>
